--- a/docx/fr/BUFRCREX_CodeFlag_fr_03.docx
+++ b/docx/fr/BUFRCREX_CodeFlag_fr_03.docx
@@ -8,17 +8,17 @@
       </w:pPr>
       <w:r>
         <w:rPr>
-          <w:rFonts w:ascii="Arial" w:hAnsi="Arial"/>
+          <w:rFonts w:ascii="Verdana" w:hAnsi="Verdana"/>
           <w:b/>
           <w:sz w:val="22"/>
         </w:rPr>
-        <w:t>BUFR/CREX Code/Flag Tables — Class 03</w:t>
+        <w:t>Classe 03</w:t>
       </w:r>
     </w:p>
     <w:p>
       <w:r>
         <w:rPr>
-          <w:rFonts w:ascii="Arial" w:hAnsi="Arial"/>
+          <w:rFonts w:ascii="Verdana" w:hAnsi="Verdana"/>
           <w:b/>
           <w:sz w:val="18"/>
         </w:rPr>
@@ -31,6 +31,20 @@
         <w:tblW w:type="auto" w:w="0"/>
         <w:jc w:val="center"/>
         <w:tblLook w:firstColumn="1" w:firstRow="1" w:lastColumn="0" w:lastRow="0" w:noHBand="0" w:noVBand="1" w:val="04A0"/>
+        <w:tblBorders>
+          <w:top w:val="single" w:sz="4" w:space="0" w:color="595959"/>
+          <w:left w:val="single" w:sz="4" w:space="0" w:color="595959"/>
+          <w:bottom w:val="single" w:sz="4" w:space="0" w:color="595959"/>
+          <w:right w:val="single" w:sz="4" w:space="0" w:color="595959"/>
+          <w:insideH w:val="single" w:sz="4" w:space="0" w:color="595959"/>
+          <w:insideV w:val="single" w:sz="4" w:space="0" w:color="595959"/>
+        </w:tblBorders>
+        <w:tblCellMar>
+          <w:top w:w="85" w:type="dxa"/>
+          <w:left w:w="85" w:type="dxa"/>
+          <w:bottom w:w="85" w:type="dxa"/>
+          <w:right w:w="85" w:type="dxa"/>
+        </w:tblCellMar>
       </w:tblPr>
       <w:tblGrid>
         <w:gridCol w:w="5046"/>
@@ -40,61 +54,52 @@
       <w:tr>
         <w:tc>
           <w:tcPr>
-            <w:tcW w:type="dxa" w:w="5046"/>
-            <w:shd w:val="clear" w:color="auto" w:fill="D9E2F3"/>
-          </w:tcPr>
-          <w:p>
-            <w:pPr>
-              <w:jc w:val="center"/>
-            </w:pPr>
-            <w:r/>
-            <w:r>
-              <w:rPr>
-                <w:rFonts w:ascii="Arial" w:hAnsi="Arial"/>
-                <w:b/>
-                <w:sz w:val="16"/>
-              </w:rPr>
-              <w:t>Code Figure</w:t>
-            </w:r>
-          </w:p>
-        </w:tc>
-        <w:tc>
-          <w:tcPr>
-            <w:tcW w:type="dxa" w:w="5046"/>
-            <w:shd w:val="clear" w:color="auto" w:fill="D9E2F3"/>
-          </w:tcPr>
-          <w:p>
-            <w:pPr>
-              <w:jc w:val="center"/>
-            </w:pPr>
-            <w:r/>
-            <w:r>
-              <w:rPr>
-                <w:rFonts w:ascii="Arial" w:hAnsi="Arial"/>
-                <w:b/>
-                <w:sz w:val="16"/>
-              </w:rPr>
-              <w:t>Entry Name</w:t>
-            </w:r>
-          </w:p>
-        </w:tc>
-        <w:tc>
-          <w:tcPr>
-            <w:tcW w:type="dxa" w:w="5046"/>
-            <w:shd w:val="clear" w:color="auto" w:fill="D9E2F3"/>
-          </w:tcPr>
-          <w:p>
-            <w:pPr>
-              <w:jc w:val="center"/>
-            </w:pPr>
-            <w:r/>
-            <w:r>
-              <w:rPr>
-                <w:rFonts w:ascii="Arial" w:hAnsi="Arial"/>
-                <w:b/>
-                <w:sz w:val="16"/>
-              </w:rPr>
-              <w:t>Note</w:t>
+            <w:tcW w:type="dxa" w:w="1134"/>
+            <w:shd w:val="clear" w:color="auto" w:fill="D9D9D9"/>
+          </w:tcPr>
+          <w:p>
+            <w:r/>
+            <w:r>
+              <w:rPr>
+                <w:rFonts w:ascii="Verdana" w:hAnsi="Verdana"/>
+                <w:b w:val="0"/>
+                <w:sz w:val="16"/>
+              </w:rPr>
+              <w:t>CHIFFRE DU CODE</w:t>
+            </w:r>
+          </w:p>
+        </w:tc>
+        <w:tc>
+          <w:tcPr>
+            <w:tcW w:type="dxa" w:w="5046"/>
+            <w:shd w:val="clear" w:color="auto" w:fill="D9D9D9"/>
+          </w:tcPr>
+          <w:p>
+            <w:r/>
+            <w:r>
+              <w:rPr>
+                <w:rFonts w:ascii="Verdana" w:hAnsi="Verdana"/>
+                <w:b w:val="0"/>
+                <w:sz w:val="16"/>
+              </w:rPr>
+              <w:t>SIGNIFICATION</w:t>
+            </w:r>
+          </w:p>
+        </w:tc>
+        <w:tc>
+          <w:tcPr>
+            <w:tcW w:type="dxa" w:w="5046"/>
+            <w:shd w:val="clear" w:color="auto" w:fill="D9D9D9"/>
+          </w:tcPr>
+          <w:p>
+            <w:r/>
+            <w:r>
+              <w:rPr>
+                <w:rFonts w:ascii="Verdana" w:hAnsi="Verdana"/>
+                <w:b w:val="0"/>
+                <w:sz w:val="16"/>
+              </w:rPr>
+              <w:t>NOTE</w:t>
             </w:r>
           </w:p>
         </w:tc>
@@ -108,7 +113,7 @@
             <w:r/>
             <w:r>
               <w:rPr>
-                <w:rFonts w:ascii="Arial" w:hAnsi="Arial"/>
+                <w:rFonts w:ascii="Verdana" w:hAnsi="Verdana"/>
                 <w:b w:val="0"/>
                 <w:sz w:val="16"/>
               </w:rPr>
@@ -124,7 +129,7 @@
             <w:r/>
             <w:r>
               <w:rPr>
-                <w:rFonts w:ascii="Arial" w:hAnsi="Arial"/>
+                <w:rFonts w:ascii="Verdana" w:hAnsi="Verdana"/>
                 <w:b w:val="0"/>
                 <w:sz w:val="16"/>
               </w:rPr>
@@ -140,7 +145,7 @@
             <w:r/>
             <w:r>
               <w:rPr>
-                <w:rFonts w:ascii="Arial" w:hAnsi="Arial"/>
+                <w:rFonts w:ascii="Verdana" w:hAnsi="Verdana"/>
                 <w:b w:val="0"/>
                 <w:sz w:val="16"/>
               </w:rPr>
@@ -157,7 +162,7 @@
             <w:r/>
             <w:r>
               <w:rPr>
-                <w:rFonts w:ascii="Arial" w:hAnsi="Arial"/>
+                <w:rFonts w:ascii="Verdana" w:hAnsi="Verdana"/>
                 <w:b w:val="0"/>
                 <w:sz w:val="16"/>
               </w:rPr>
@@ -173,7 +178,7 @@
             <w:r/>
             <w:r>
               <w:rPr>
-                <w:rFonts w:ascii="Arial" w:hAnsi="Arial"/>
+                <w:rFonts w:ascii="Verdana" w:hAnsi="Verdana"/>
                 <w:b w:val="0"/>
                 <w:sz w:val="16"/>
               </w:rPr>
@@ -189,7 +194,7 @@
             <w:r/>
             <w:r>
               <w:rPr>
-                <w:rFonts w:ascii="Arial" w:hAnsi="Arial"/>
+                <w:rFonts w:ascii="Verdana" w:hAnsi="Verdana"/>
                 <w:b w:val="0"/>
                 <w:sz w:val="16"/>
               </w:rPr>
@@ -206,7 +211,7 @@
             <w:r/>
             <w:r>
               <w:rPr>
-                <w:rFonts w:ascii="Arial" w:hAnsi="Arial"/>
+                <w:rFonts w:ascii="Verdana" w:hAnsi="Verdana"/>
                 <w:b w:val="0"/>
                 <w:sz w:val="16"/>
               </w:rPr>
@@ -222,7 +227,7 @@
             <w:r/>
             <w:r>
               <w:rPr>
-                <w:rFonts w:ascii="Arial" w:hAnsi="Arial"/>
+                <w:rFonts w:ascii="Verdana" w:hAnsi="Verdana"/>
                 <w:b w:val="0"/>
                 <w:sz w:val="16"/>
               </w:rPr>
@@ -238,7 +243,7 @@
             <w:r/>
             <w:r>
               <w:rPr>
-                <w:rFonts w:ascii="Arial" w:hAnsi="Arial"/>
+                <w:rFonts w:ascii="Verdana" w:hAnsi="Verdana"/>
                 <w:b w:val="0"/>
                 <w:sz w:val="16"/>
               </w:rPr>
@@ -255,7 +260,7 @@
             <w:r/>
             <w:r>
               <w:rPr>
-                <w:rFonts w:ascii="Arial" w:hAnsi="Arial"/>
+                <w:rFonts w:ascii="Verdana" w:hAnsi="Verdana"/>
                 <w:b w:val="0"/>
                 <w:sz w:val="16"/>
               </w:rPr>
@@ -271,7 +276,7 @@
             <w:r/>
             <w:r>
               <w:rPr>
-                <w:rFonts w:ascii="Arial" w:hAnsi="Arial"/>
+                <w:rFonts w:ascii="Verdana" w:hAnsi="Verdana"/>
                 <w:b w:val="0"/>
                 <w:sz w:val="16"/>
               </w:rPr>
@@ -287,7 +292,7 @@
             <w:r/>
             <w:r>
               <w:rPr>
-                <w:rFonts w:ascii="Arial" w:hAnsi="Arial"/>
+                <w:rFonts w:ascii="Verdana" w:hAnsi="Verdana"/>
                 <w:b w:val="0"/>
                 <w:sz w:val="16"/>
               </w:rPr>
@@ -304,7 +309,7 @@
             <w:r/>
             <w:r>
               <w:rPr>
-                <w:rFonts w:ascii="Arial" w:hAnsi="Arial"/>
+                <w:rFonts w:ascii="Verdana" w:hAnsi="Verdana"/>
                 <w:b w:val="0"/>
                 <w:sz w:val="16"/>
               </w:rPr>
@@ -320,7 +325,7 @@
             <w:r/>
             <w:r>
               <w:rPr>
-                <w:rFonts w:ascii="Arial" w:hAnsi="Arial"/>
+                <w:rFonts w:ascii="Verdana" w:hAnsi="Verdana"/>
                 <w:b w:val="0"/>
                 <w:sz w:val="16"/>
               </w:rPr>
@@ -336,7 +341,7 @@
             <w:r/>
             <w:r>
               <w:rPr>
-                <w:rFonts w:ascii="Arial" w:hAnsi="Arial"/>
+                <w:rFonts w:ascii="Verdana" w:hAnsi="Verdana"/>
                 <w:b w:val="0"/>
                 <w:sz w:val="16"/>
               </w:rPr>
@@ -353,7 +358,7 @@
             <w:r/>
             <w:r>
               <w:rPr>
-                <w:rFonts w:ascii="Arial" w:hAnsi="Arial"/>
+                <w:rFonts w:ascii="Verdana" w:hAnsi="Verdana"/>
                 <w:b w:val="0"/>
                 <w:sz w:val="16"/>
               </w:rPr>
@@ -369,7 +374,7 @@
             <w:r/>
             <w:r>
               <w:rPr>
-                <w:rFonts w:ascii="Arial" w:hAnsi="Arial"/>
+                <w:rFonts w:ascii="Verdana" w:hAnsi="Verdana"/>
                 <w:b w:val="0"/>
                 <w:sz w:val="16"/>
               </w:rPr>
@@ -385,7 +390,7 @@
             <w:r/>
             <w:r>
               <w:rPr>
-                <w:rFonts w:ascii="Arial" w:hAnsi="Arial"/>
+                <w:rFonts w:ascii="Verdana" w:hAnsi="Verdana"/>
                 <w:b w:val="0"/>
                 <w:sz w:val="16"/>
               </w:rPr>
@@ -402,7 +407,7 @@
             <w:r/>
             <w:r>
               <w:rPr>
-                <w:rFonts w:ascii="Arial" w:hAnsi="Arial"/>
+                <w:rFonts w:ascii="Verdana" w:hAnsi="Verdana"/>
                 <w:b w:val="0"/>
                 <w:sz w:val="16"/>
               </w:rPr>
@@ -418,7 +423,7 @@
             <w:r/>
             <w:r>
               <w:rPr>
-                <w:rFonts w:ascii="Arial" w:hAnsi="Arial"/>
+                <w:rFonts w:ascii="Verdana" w:hAnsi="Verdana"/>
                 <w:b w:val="0"/>
                 <w:sz w:val="16"/>
               </w:rPr>
@@ -434,7 +439,7 @@
             <w:r/>
             <w:r>
               <w:rPr>
-                <w:rFonts w:ascii="Arial" w:hAnsi="Arial"/>
+                <w:rFonts w:ascii="Verdana" w:hAnsi="Verdana"/>
                 <w:b w:val="0"/>
                 <w:sz w:val="16"/>
               </w:rPr>
@@ -451,7 +456,7 @@
             <w:r/>
             <w:r>
               <w:rPr>
-                <w:rFonts w:ascii="Arial" w:hAnsi="Arial"/>
+                <w:rFonts w:ascii="Verdana" w:hAnsi="Verdana"/>
                 <w:b w:val="0"/>
                 <w:sz w:val="16"/>
               </w:rPr>
@@ -467,7 +472,7 @@
             <w:r/>
             <w:r>
               <w:rPr>
-                <w:rFonts w:ascii="Arial" w:hAnsi="Arial"/>
+                <w:rFonts w:ascii="Verdana" w:hAnsi="Verdana"/>
                 <w:b w:val="0"/>
                 <w:sz w:val="16"/>
               </w:rPr>
@@ -483,7 +488,7 @@
             <w:r/>
             <w:r>
               <w:rPr>
-                <w:rFonts w:ascii="Arial" w:hAnsi="Arial"/>
+                <w:rFonts w:ascii="Verdana" w:hAnsi="Verdana"/>
                 <w:b w:val="0"/>
                 <w:sz w:val="16"/>
               </w:rPr>
@@ -500,7 +505,7 @@
             <w:r/>
             <w:r>
               <w:rPr>
-                <w:rFonts w:ascii="Arial" w:hAnsi="Arial"/>
+                <w:rFonts w:ascii="Verdana" w:hAnsi="Verdana"/>
                 <w:b w:val="0"/>
                 <w:sz w:val="16"/>
               </w:rPr>
@@ -516,7 +521,7 @@
             <w:r/>
             <w:r>
               <w:rPr>
-                <w:rFonts w:ascii="Arial" w:hAnsi="Arial"/>
+                <w:rFonts w:ascii="Verdana" w:hAnsi="Verdana"/>
                 <w:b w:val="0"/>
                 <w:sz w:val="16"/>
               </w:rPr>
@@ -532,7 +537,7 @@
             <w:r/>
             <w:r>
               <w:rPr>
-                <w:rFonts w:ascii="Arial" w:hAnsi="Arial"/>
+                <w:rFonts w:ascii="Verdana" w:hAnsi="Verdana"/>
                 <w:b w:val="0"/>
                 <w:sz w:val="16"/>
               </w:rPr>
@@ -549,7 +554,7 @@
             <w:r/>
             <w:r>
               <w:rPr>
-                <w:rFonts w:ascii="Arial" w:hAnsi="Arial"/>
+                <w:rFonts w:ascii="Verdana" w:hAnsi="Verdana"/>
                 <w:b w:val="0"/>
                 <w:sz w:val="16"/>
               </w:rPr>
@@ -565,7 +570,7 @@
             <w:r/>
             <w:r>
               <w:rPr>
-                <w:rFonts w:ascii="Arial" w:hAnsi="Arial"/>
+                <w:rFonts w:ascii="Verdana" w:hAnsi="Verdana"/>
                 <w:b w:val="0"/>
                 <w:sz w:val="16"/>
               </w:rPr>
@@ -581,7 +586,7 @@
             <w:r/>
             <w:r>
               <w:rPr>
-                <w:rFonts w:ascii="Arial" w:hAnsi="Arial"/>
+                <w:rFonts w:ascii="Verdana" w:hAnsi="Verdana"/>
                 <w:b w:val="0"/>
                 <w:sz w:val="16"/>
               </w:rPr>
@@ -598,7 +603,7 @@
             <w:r/>
             <w:r>
               <w:rPr>
-                <w:rFonts w:ascii="Arial" w:hAnsi="Arial"/>
+                <w:rFonts w:ascii="Verdana" w:hAnsi="Verdana"/>
                 <w:b w:val="0"/>
                 <w:sz w:val="16"/>
               </w:rPr>
@@ -614,7 +619,7 @@
             <w:r/>
             <w:r>
               <w:rPr>
-                <w:rFonts w:ascii="Arial" w:hAnsi="Arial"/>
+                <w:rFonts w:ascii="Verdana" w:hAnsi="Verdana"/>
                 <w:b w:val="0"/>
                 <w:sz w:val="16"/>
               </w:rPr>
@@ -630,7 +635,7 @@
             <w:r/>
             <w:r>
               <w:rPr>
-                <w:rFonts w:ascii="Arial" w:hAnsi="Arial"/>
+                <w:rFonts w:ascii="Verdana" w:hAnsi="Verdana"/>
                 <w:b w:val="0"/>
                 <w:sz w:val="16"/>
               </w:rPr>
@@ -647,7 +652,7 @@
             <w:r/>
             <w:r>
               <w:rPr>
-                <w:rFonts w:ascii="Arial" w:hAnsi="Arial"/>
+                <w:rFonts w:ascii="Verdana" w:hAnsi="Verdana"/>
                 <w:b w:val="0"/>
                 <w:sz w:val="16"/>
               </w:rPr>
@@ -663,7 +668,7 @@
             <w:r/>
             <w:r>
               <w:rPr>
-                <w:rFonts w:ascii="Arial" w:hAnsi="Arial"/>
+                <w:rFonts w:ascii="Verdana" w:hAnsi="Verdana"/>
                 <w:b w:val="0"/>
                 <w:sz w:val="16"/>
               </w:rPr>
@@ -679,7 +684,7 @@
             <w:r/>
             <w:r>
               <w:rPr>
-                <w:rFonts w:ascii="Arial" w:hAnsi="Arial"/>
+                <w:rFonts w:ascii="Verdana" w:hAnsi="Verdana"/>
                 <w:b w:val="0"/>
                 <w:sz w:val="16"/>
               </w:rPr>
@@ -692,7 +697,7 @@
     <w:p>
       <w:r>
         <w:rPr>
-          <w:rFonts w:ascii="Arial" w:hAnsi="Arial"/>
+          <w:rFonts w:ascii="Verdana" w:hAnsi="Verdana"/>
           <w:b/>
           <w:sz w:val="18"/>
         </w:rPr>
@@ -705,6 +710,20 @@
         <w:tblW w:type="auto" w:w="0"/>
         <w:jc w:val="center"/>
         <w:tblLook w:firstColumn="1" w:firstRow="1" w:lastColumn="0" w:lastRow="0" w:noHBand="0" w:noVBand="1" w:val="04A0"/>
+        <w:tblBorders>
+          <w:top w:val="single" w:sz="4" w:space="0" w:color="595959"/>
+          <w:left w:val="single" w:sz="4" w:space="0" w:color="595959"/>
+          <w:bottom w:val="single" w:sz="4" w:space="0" w:color="595959"/>
+          <w:right w:val="single" w:sz="4" w:space="0" w:color="595959"/>
+          <w:insideH w:val="single" w:sz="4" w:space="0" w:color="595959"/>
+          <w:insideV w:val="single" w:sz="4" w:space="0" w:color="595959"/>
+        </w:tblBorders>
+        <w:tblCellMar>
+          <w:top w:w="85" w:type="dxa"/>
+          <w:left w:w="85" w:type="dxa"/>
+          <w:bottom w:w="85" w:type="dxa"/>
+          <w:right w:w="85" w:type="dxa"/>
+        </w:tblCellMar>
       </w:tblPr>
       <w:tblGrid>
         <w:gridCol w:w="5046"/>
@@ -714,61 +733,52 @@
       <w:tr>
         <w:tc>
           <w:tcPr>
-            <w:tcW w:type="dxa" w:w="5046"/>
-            <w:shd w:val="clear" w:color="auto" w:fill="D9E2F3"/>
-          </w:tcPr>
-          <w:p>
-            <w:pPr>
-              <w:jc w:val="center"/>
-            </w:pPr>
-            <w:r/>
-            <w:r>
-              <w:rPr>
-                <w:rFonts w:ascii="Arial" w:hAnsi="Arial"/>
-                <w:b/>
-                <w:sz w:val="16"/>
-              </w:rPr>
-              <w:t>Code Figure</w:t>
-            </w:r>
-          </w:p>
-        </w:tc>
-        <w:tc>
-          <w:tcPr>
-            <w:tcW w:type="dxa" w:w="5046"/>
-            <w:shd w:val="clear" w:color="auto" w:fill="D9E2F3"/>
-          </w:tcPr>
-          <w:p>
-            <w:pPr>
-              <w:jc w:val="center"/>
-            </w:pPr>
-            <w:r/>
-            <w:r>
-              <w:rPr>
-                <w:rFonts w:ascii="Arial" w:hAnsi="Arial"/>
-                <w:b/>
-                <w:sz w:val="16"/>
-              </w:rPr>
-              <w:t>Entry Name</w:t>
-            </w:r>
-          </w:p>
-        </w:tc>
-        <w:tc>
-          <w:tcPr>
-            <w:tcW w:type="dxa" w:w="5046"/>
-            <w:shd w:val="clear" w:color="auto" w:fill="D9E2F3"/>
-          </w:tcPr>
-          <w:p>
-            <w:pPr>
-              <w:jc w:val="center"/>
-            </w:pPr>
-            <w:r/>
-            <w:r>
-              <w:rPr>
-                <w:rFonts w:ascii="Arial" w:hAnsi="Arial"/>
-                <w:b/>
-                <w:sz w:val="16"/>
-              </w:rPr>
-              <w:t>Note</w:t>
+            <w:tcW w:type="dxa" w:w="1134"/>
+            <w:shd w:val="clear" w:color="auto" w:fill="D9D9D9"/>
+          </w:tcPr>
+          <w:p>
+            <w:r/>
+            <w:r>
+              <w:rPr>
+                <w:rFonts w:ascii="Verdana" w:hAnsi="Verdana"/>
+                <w:b w:val="0"/>
+                <w:sz w:val="16"/>
+              </w:rPr>
+              <w:t>CHIFFRE DU CODE</w:t>
+            </w:r>
+          </w:p>
+        </w:tc>
+        <w:tc>
+          <w:tcPr>
+            <w:tcW w:type="dxa" w:w="5046"/>
+            <w:shd w:val="clear" w:color="auto" w:fill="D9D9D9"/>
+          </w:tcPr>
+          <w:p>
+            <w:r/>
+            <w:r>
+              <w:rPr>
+                <w:rFonts w:ascii="Verdana" w:hAnsi="Verdana"/>
+                <w:b w:val="0"/>
+                <w:sz w:val="16"/>
+              </w:rPr>
+              <w:t>SIGNIFICATION</w:t>
+            </w:r>
+          </w:p>
+        </w:tc>
+        <w:tc>
+          <w:tcPr>
+            <w:tcW w:type="dxa" w:w="5046"/>
+            <w:shd w:val="clear" w:color="auto" w:fill="D9D9D9"/>
+          </w:tcPr>
+          <w:p>
+            <w:r/>
+            <w:r>
+              <w:rPr>
+                <w:rFonts w:ascii="Verdana" w:hAnsi="Verdana"/>
+                <w:b w:val="0"/>
+                <w:sz w:val="16"/>
+              </w:rPr>
+              <w:t>NOTE</w:t>
             </w:r>
           </w:p>
         </w:tc>
@@ -782,7 +792,7 @@
             <w:r/>
             <w:r>
               <w:rPr>
-                <w:rFonts w:ascii="Arial" w:hAnsi="Arial"/>
+                <w:rFonts w:ascii="Verdana" w:hAnsi="Verdana"/>
                 <w:b w:val="0"/>
                 <w:sz w:val="16"/>
               </w:rPr>
@@ -798,7 +808,7 @@
             <w:r/>
             <w:r>
               <w:rPr>
-                <w:rFonts w:ascii="Arial" w:hAnsi="Arial"/>
+                <w:rFonts w:ascii="Verdana" w:hAnsi="Verdana"/>
                 <w:b w:val="0"/>
                 <w:sz w:val="16"/>
               </w:rPr>
@@ -814,7 +824,7 @@
             <w:r/>
             <w:r>
               <w:rPr>
-                <w:rFonts w:ascii="Arial" w:hAnsi="Arial"/>
+                <w:rFonts w:ascii="Verdana" w:hAnsi="Verdana"/>
                 <w:b w:val="0"/>
                 <w:sz w:val="16"/>
               </w:rPr>
@@ -831,7 +841,7 @@
             <w:r/>
             <w:r>
               <w:rPr>
-                <w:rFonts w:ascii="Arial" w:hAnsi="Arial"/>
+                <w:rFonts w:ascii="Verdana" w:hAnsi="Verdana"/>
                 <w:b w:val="0"/>
                 <w:sz w:val="16"/>
               </w:rPr>
@@ -847,7 +857,7 @@
             <w:r/>
             <w:r>
               <w:rPr>
-                <w:rFonts w:ascii="Arial" w:hAnsi="Arial"/>
+                <w:rFonts w:ascii="Verdana" w:hAnsi="Verdana"/>
                 <w:b w:val="0"/>
                 <w:sz w:val="16"/>
               </w:rPr>
@@ -863,7 +873,7 @@
             <w:r/>
             <w:r>
               <w:rPr>
-                <w:rFonts w:ascii="Arial" w:hAnsi="Arial"/>
+                <w:rFonts w:ascii="Verdana" w:hAnsi="Verdana"/>
                 <w:b w:val="0"/>
                 <w:sz w:val="16"/>
               </w:rPr>
@@ -880,7 +890,7 @@
             <w:r/>
             <w:r>
               <w:rPr>
-                <w:rFonts w:ascii="Arial" w:hAnsi="Arial"/>
+                <w:rFonts w:ascii="Verdana" w:hAnsi="Verdana"/>
                 <w:b w:val="0"/>
                 <w:sz w:val="16"/>
               </w:rPr>
@@ -896,7 +906,7 @@
             <w:r/>
             <w:r>
               <w:rPr>
-                <w:rFonts w:ascii="Arial" w:hAnsi="Arial"/>
+                <w:rFonts w:ascii="Verdana" w:hAnsi="Verdana"/>
                 <w:b w:val="0"/>
                 <w:sz w:val="16"/>
               </w:rPr>
@@ -912,7 +922,7 @@
             <w:r/>
             <w:r>
               <w:rPr>
-                <w:rFonts w:ascii="Arial" w:hAnsi="Arial"/>
+                <w:rFonts w:ascii="Verdana" w:hAnsi="Verdana"/>
                 <w:b w:val="0"/>
                 <w:sz w:val="16"/>
               </w:rPr>
@@ -929,7 +939,7 @@
             <w:r/>
             <w:r>
               <w:rPr>
-                <w:rFonts w:ascii="Arial" w:hAnsi="Arial"/>
+                <w:rFonts w:ascii="Verdana" w:hAnsi="Verdana"/>
                 <w:b w:val="0"/>
                 <w:sz w:val="16"/>
               </w:rPr>
@@ -945,7 +955,7 @@
             <w:r/>
             <w:r>
               <w:rPr>
-                <w:rFonts w:ascii="Arial" w:hAnsi="Arial"/>
+                <w:rFonts w:ascii="Verdana" w:hAnsi="Verdana"/>
                 <w:b w:val="0"/>
                 <w:sz w:val="16"/>
               </w:rPr>
@@ -961,7 +971,7 @@
             <w:r/>
             <w:r>
               <w:rPr>
-                <w:rFonts w:ascii="Arial" w:hAnsi="Arial"/>
+                <w:rFonts w:ascii="Verdana" w:hAnsi="Verdana"/>
                 <w:b w:val="0"/>
                 <w:sz w:val="16"/>
               </w:rPr>
@@ -978,7 +988,7 @@
             <w:r/>
             <w:r>
               <w:rPr>
-                <w:rFonts w:ascii="Arial" w:hAnsi="Arial"/>
+                <w:rFonts w:ascii="Verdana" w:hAnsi="Verdana"/>
                 <w:b w:val="0"/>
                 <w:sz w:val="16"/>
               </w:rPr>
@@ -994,7 +1004,7 @@
             <w:r/>
             <w:r>
               <w:rPr>
-                <w:rFonts w:ascii="Arial" w:hAnsi="Arial"/>
+                <w:rFonts w:ascii="Verdana" w:hAnsi="Verdana"/>
                 <w:b w:val="0"/>
                 <w:sz w:val="16"/>
               </w:rPr>
@@ -1010,7 +1020,7 @@
             <w:r/>
             <w:r>
               <w:rPr>
-                <w:rFonts w:ascii="Arial" w:hAnsi="Arial"/>
+                <w:rFonts w:ascii="Verdana" w:hAnsi="Verdana"/>
                 <w:b w:val="0"/>
                 <w:sz w:val="16"/>
               </w:rPr>
@@ -1027,7 +1037,7 @@
             <w:r/>
             <w:r>
               <w:rPr>
-                <w:rFonts w:ascii="Arial" w:hAnsi="Arial"/>
+                <w:rFonts w:ascii="Verdana" w:hAnsi="Verdana"/>
                 <w:b w:val="0"/>
                 <w:sz w:val="16"/>
               </w:rPr>
@@ -1043,7 +1053,7 @@
             <w:r/>
             <w:r>
               <w:rPr>
-                <w:rFonts w:ascii="Arial" w:hAnsi="Arial"/>
+                <w:rFonts w:ascii="Verdana" w:hAnsi="Verdana"/>
                 <w:b w:val="0"/>
                 <w:sz w:val="16"/>
               </w:rPr>
@@ -1059,7 +1069,7 @@
             <w:r/>
             <w:r>
               <w:rPr>
-                <w:rFonts w:ascii="Arial" w:hAnsi="Arial"/>
+                <w:rFonts w:ascii="Verdana" w:hAnsi="Verdana"/>
                 <w:b w:val="0"/>
                 <w:sz w:val="16"/>
               </w:rPr>
@@ -1076,7 +1086,7 @@
             <w:r/>
             <w:r>
               <w:rPr>
-                <w:rFonts w:ascii="Arial" w:hAnsi="Arial"/>
+                <w:rFonts w:ascii="Verdana" w:hAnsi="Verdana"/>
                 <w:b w:val="0"/>
                 <w:sz w:val="16"/>
               </w:rPr>
@@ -1092,7 +1102,7 @@
             <w:r/>
             <w:r>
               <w:rPr>
-                <w:rFonts w:ascii="Arial" w:hAnsi="Arial"/>
+                <w:rFonts w:ascii="Verdana" w:hAnsi="Verdana"/>
                 <w:b w:val="0"/>
                 <w:sz w:val="16"/>
               </w:rPr>
@@ -1108,7 +1118,7 @@
             <w:r/>
             <w:r>
               <w:rPr>
-                <w:rFonts w:ascii="Arial" w:hAnsi="Arial"/>
+                <w:rFonts w:ascii="Verdana" w:hAnsi="Verdana"/>
                 <w:b w:val="0"/>
                 <w:sz w:val="16"/>
               </w:rPr>
@@ -1125,7 +1135,7 @@
             <w:r/>
             <w:r>
               <w:rPr>
-                <w:rFonts w:ascii="Arial" w:hAnsi="Arial"/>
+                <w:rFonts w:ascii="Verdana" w:hAnsi="Verdana"/>
                 <w:b w:val="0"/>
                 <w:sz w:val="16"/>
               </w:rPr>
@@ -1141,7 +1151,7 @@
             <w:r/>
             <w:r>
               <w:rPr>
-                <w:rFonts w:ascii="Arial" w:hAnsi="Arial"/>
+                <w:rFonts w:ascii="Verdana" w:hAnsi="Verdana"/>
                 <w:b w:val="0"/>
                 <w:sz w:val="16"/>
               </w:rPr>
@@ -1157,7 +1167,7 @@
             <w:r/>
             <w:r>
               <w:rPr>
-                <w:rFonts w:ascii="Arial" w:hAnsi="Arial"/>
+                <w:rFonts w:ascii="Verdana" w:hAnsi="Verdana"/>
                 <w:b w:val="0"/>
                 <w:sz w:val="16"/>
               </w:rPr>
@@ -1174,7 +1184,7 @@
             <w:r/>
             <w:r>
               <w:rPr>
-                <w:rFonts w:ascii="Arial" w:hAnsi="Arial"/>
+                <w:rFonts w:ascii="Verdana" w:hAnsi="Verdana"/>
                 <w:b w:val="0"/>
                 <w:sz w:val="16"/>
               </w:rPr>
@@ -1190,7 +1200,7 @@
             <w:r/>
             <w:r>
               <w:rPr>
-                <w:rFonts w:ascii="Arial" w:hAnsi="Arial"/>
+                <w:rFonts w:ascii="Verdana" w:hAnsi="Verdana"/>
                 <w:b w:val="0"/>
                 <w:sz w:val="16"/>
               </w:rPr>
@@ -1206,7 +1216,7 @@
             <w:r/>
             <w:r>
               <w:rPr>
-                <w:rFonts w:ascii="Arial" w:hAnsi="Arial"/>
+                <w:rFonts w:ascii="Verdana" w:hAnsi="Verdana"/>
                 <w:b w:val="0"/>
                 <w:sz w:val="16"/>
               </w:rPr>
@@ -1219,7 +1229,7 @@
     <w:p>
       <w:r>
         <w:rPr>
-          <w:rFonts w:ascii="Arial" w:hAnsi="Arial"/>
+          <w:rFonts w:ascii="Verdana" w:hAnsi="Verdana"/>
           <w:b/>
           <w:sz w:val="18"/>
         </w:rPr>
@@ -1232,6 +1242,20 @@
         <w:tblW w:type="auto" w:w="0"/>
         <w:jc w:val="center"/>
         <w:tblLook w:firstColumn="1" w:firstRow="1" w:lastColumn="0" w:lastRow="0" w:noHBand="0" w:noVBand="1" w:val="04A0"/>
+        <w:tblBorders>
+          <w:top w:val="single" w:sz="4" w:space="0" w:color="595959"/>
+          <w:left w:val="single" w:sz="4" w:space="0" w:color="595959"/>
+          <w:bottom w:val="single" w:sz="4" w:space="0" w:color="595959"/>
+          <w:right w:val="single" w:sz="4" w:space="0" w:color="595959"/>
+          <w:insideH w:val="single" w:sz="4" w:space="0" w:color="595959"/>
+          <w:insideV w:val="single" w:sz="4" w:space="0" w:color="595959"/>
+        </w:tblBorders>
+        <w:tblCellMar>
+          <w:top w:w="85" w:type="dxa"/>
+          <w:left w:w="85" w:type="dxa"/>
+          <w:bottom w:w="85" w:type="dxa"/>
+          <w:right w:w="85" w:type="dxa"/>
+        </w:tblCellMar>
       </w:tblPr>
       <w:tblGrid>
         <w:gridCol w:w="5046"/>
@@ -1241,61 +1265,52 @@
       <w:tr>
         <w:tc>
           <w:tcPr>
-            <w:tcW w:type="dxa" w:w="5046"/>
-            <w:shd w:val="clear" w:color="auto" w:fill="D9E2F3"/>
-          </w:tcPr>
-          <w:p>
-            <w:pPr>
-              <w:jc w:val="center"/>
-            </w:pPr>
-            <w:r/>
-            <w:r>
-              <w:rPr>
-                <w:rFonts w:ascii="Arial" w:hAnsi="Arial"/>
-                <w:b/>
-                <w:sz w:val="16"/>
-              </w:rPr>
-              <w:t>Code Figure</w:t>
-            </w:r>
-          </w:p>
-        </w:tc>
-        <w:tc>
-          <w:tcPr>
-            <w:tcW w:type="dxa" w:w="5046"/>
-            <w:shd w:val="clear" w:color="auto" w:fill="D9E2F3"/>
-          </w:tcPr>
-          <w:p>
-            <w:pPr>
-              <w:jc w:val="center"/>
-            </w:pPr>
-            <w:r/>
-            <w:r>
-              <w:rPr>
-                <w:rFonts w:ascii="Arial" w:hAnsi="Arial"/>
-                <w:b/>
-                <w:sz w:val="16"/>
-              </w:rPr>
-              <w:t>Entry Name</w:t>
-            </w:r>
-          </w:p>
-        </w:tc>
-        <w:tc>
-          <w:tcPr>
-            <w:tcW w:type="dxa" w:w="5046"/>
-            <w:shd w:val="clear" w:color="auto" w:fill="D9E2F3"/>
-          </w:tcPr>
-          <w:p>
-            <w:pPr>
-              <w:jc w:val="center"/>
-            </w:pPr>
-            <w:r/>
-            <w:r>
-              <w:rPr>
-                <w:rFonts w:ascii="Arial" w:hAnsi="Arial"/>
-                <w:b/>
-                <w:sz w:val="16"/>
-              </w:rPr>
-              <w:t>Note</w:t>
+            <w:tcW w:type="dxa" w:w="1134"/>
+            <w:shd w:val="clear" w:color="auto" w:fill="D9D9D9"/>
+          </w:tcPr>
+          <w:p>
+            <w:r/>
+            <w:r>
+              <w:rPr>
+                <w:rFonts w:ascii="Verdana" w:hAnsi="Verdana"/>
+                <w:b w:val="0"/>
+                <w:sz w:val="16"/>
+              </w:rPr>
+              <w:t>CHIFFRE DU CODE</w:t>
+            </w:r>
+          </w:p>
+        </w:tc>
+        <w:tc>
+          <w:tcPr>
+            <w:tcW w:type="dxa" w:w="5046"/>
+            <w:shd w:val="clear" w:color="auto" w:fill="D9D9D9"/>
+          </w:tcPr>
+          <w:p>
+            <w:r/>
+            <w:r>
+              <w:rPr>
+                <w:rFonts w:ascii="Verdana" w:hAnsi="Verdana"/>
+                <w:b w:val="0"/>
+                <w:sz w:val="16"/>
+              </w:rPr>
+              <w:t>SIGNIFICATION</w:t>
+            </w:r>
+          </w:p>
+        </w:tc>
+        <w:tc>
+          <w:tcPr>
+            <w:tcW w:type="dxa" w:w="5046"/>
+            <w:shd w:val="clear" w:color="auto" w:fill="D9D9D9"/>
+          </w:tcPr>
+          <w:p>
+            <w:r/>
+            <w:r>
+              <w:rPr>
+                <w:rFonts w:ascii="Verdana" w:hAnsi="Verdana"/>
+                <w:b w:val="0"/>
+                <w:sz w:val="16"/>
+              </w:rPr>
+              <w:t>NOTE</w:t>
             </w:r>
           </w:p>
         </w:tc>
@@ -1309,7 +1324,7 @@
             <w:r/>
             <w:r>
               <w:rPr>
-                <w:rFonts w:ascii="Arial" w:hAnsi="Arial"/>
+                <w:rFonts w:ascii="Verdana" w:hAnsi="Verdana"/>
                 <w:b w:val="0"/>
                 <w:sz w:val="16"/>
               </w:rPr>
@@ -1325,7 +1340,7 @@
             <w:r/>
             <w:r>
               <w:rPr>
-                <w:rFonts w:ascii="Arial" w:hAnsi="Arial"/>
+                <w:rFonts w:ascii="Verdana" w:hAnsi="Verdana"/>
                 <w:b w:val="0"/>
                 <w:sz w:val="16"/>
               </w:rPr>
@@ -1341,7 +1356,7 @@
             <w:r/>
             <w:r>
               <w:rPr>
-                <w:rFonts w:ascii="Arial" w:hAnsi="Arial"/>
+                <w:rFonts w:ascii="Verdana" w:hAnsi="Verdana"/>
                 <w:b w:val="0"/>
                 <w:sz w:val="16"/>
               </w:rPr>
@@ -1358,7 +1373,7 @@
             <w:r/>
             <w:r>
               <w:rPr>
-                <w:rFonts w:ascii="Arial" w:hAnsi="Arial"/>
+                <w:rFonts w:ascii="Verdana" w:hAnsi="Verdana"/>
                 <w:b w:val="0"/>
                 <w:sz w:val="16"/>
               </w:rPr>
@@ -1374,7 +1389,7 @@
             <w:r/>
             <w:r>
               <w:rPr>
-                <w:rFonts w:ascii="Arial" w:hAnsi="Arial"/>
+                <w:rFonts w:ascii="Verdana" w:hAnsi="Verdana"/>
                 <w:b w:val="0"/>
                 <w:sz w:val="16"/>
               </w:rPr>
@@ -1390,7 +1405,7 @@
             <w:r/>
             <w:r>
               <w:rPr>
-                <w:rFonts w:ascii="Arial" w:hAnsi="Arial"/>
+                <w:rFonts w:ascii="Verdana" w:hAnsi="Verdana"/>
                 <w:b w:val="0"/>
                 <w:sz w:val="16"/>
               </w:rPr>
@@ -1407,7 +1422,7 @@
             <w:r/>
             <w:r>
               <w:rPr>
-                <w:rFonts w:ascii="Arial" w:hAnsi="Arial"/>
+                <w:rFonts w:ascii="Verdana" w:hAnsi="Verdana"/>
                 <w:b w:val="0"/>
                 <w:sz w:val="16"/>
               </w:rPr>
@@ -1423,7 +1438,7 @@
             <w:r/>
             <w:r>
               <w:rPr>
-                <w:rFonts w:ascii="Arial" w:hAnsi="Arial"/>
+                <w:rFonts w:ascii="Verdana" w:hAnsi="Verdana"/>
                 <w:b w:val="0"/>
                 <w:sz w:val="16"/>
               </w:rPr>
@@ -1439,7 +1454,7 @@
             <w:r/>
             <w:r>
               <w:rPr>
-                <w:rFonts w:ascii="Arial" w:hAnsi="Arial"/>
+                <w:rFonts w:ascii="Verdana" w:hAnsi="Verdana"/>
                 <w:b w:val="0"/>
                 <w:sz w:val="16"/>
               </w:rPr>
@@ -1456,7 +1471,7 @@
             <w:r/>
             <w:r>
               <w:rPr>
-                <w:rFonts w:ascii="Arial" w:hAnsi="Arial"/>
+                <w:rFonts w:ascii="Verdana" w:hAnsi="Verdana"/>
                 <w:b w:val="0"/>
                 <w:sz w:val="16"/>
               </w:rPr>
@@ -1472,7 +1487,7 @@
             <w:r/>
             <w:r>
               <w:rPr>
-                <w:rFonts w:ascii="Arial" w:hAnsi="Arial"/>
+                <w:rFonts w:ascii="Verdana" w:hAnsi="Verdana"/>
                 <w:b w:val="0"/>
                 <w:sz w:val="16"/>
               </w:rPr>
@@ -1488,7 +1503,7 @@
             <w:r/>
             <w:r>
               <w:rPr>
-                <w:rFonts w:ascii="Arial" w:hAnsi="Arial"/>
+                <w:rFonts w:ascii="Verdana" w:hAnsi="Verdana"/>
                 <w:b w:val="0"/>
                 <w:sz w:val="16"/>
               </w:rPr>
@@ -1505,7 +1520,7 @@
             <w:r/>
             <w:r>
               <w:rPr>
-                <w:rFonts w:ascii="Arial" w:hAnsi="Arial"/>
+                <w:rFonts w:ascii="Verdana" w:hAnsi="Verdana"/>
                 <w:b w:val="0"/>
                 <w:sz w:val="16"/>
               </w:rPr>
@@ -1521,7 +1536,7 @@
             <w:r/>
             <w:r>
               <w:rPr>
-                <w:rFonts w:ascii="Arial" w:hAnsi="Arial"/>
+                <w:rFonts w:ascii="Verdana" w:hAnsi="Verdana"/>
                 <w:b w:val="0"/>
                 <w:sz w:val="16"/>
               </w:rPr>
@@ -1537,7 +1552,7 @@
             <w:r/>
             <w:r>
               <w:rPr>
-                <w:rFonts w:ascii="Arial" w:hAnsi="Arial"/>
+                <w:rFonts w:ascii="Verdana" w:hAnsi="Verdana"/>
                 <w:b w:val="0"/>
                 <w:sz w:val="16"/>
               </w:rPr>
@@ -1554,7 +1569,7 @@
             <w:r/>
             <w:r>
               <w:rPr>
-                <w:rFonts w:ascii="Arial" w:hAnsi="Arial"/>
+                <w:rFonts w:ascii="Verdana" w:hAnsi="Verdana"/>
                 <w:b w:val="0"/>
                 <w:sz w:val="16"/>
               </w:rPr>
@@ -1570,7 +1585,7 @@
             <w:r/>
             <w:r>
               <w:rPr>
-                <w:rFonts w:ascii="Arial" w:hAnsi="Arial"/>
+                <w:rFonts w:ascii="Verdana" w:hAnsi="Verdana"/>
                 <w:b w:val="0"/>
                 <w:sz w:val="16"/>
               </w:rPr>
@@ -1586,7 +1601,7 @@
             <w:r/>
             <w:r>
               <w:rPr>
-                <w:rFonts w:ascii="Arial" w:hAnsi="Arial"/>
+                <w:rFonts w:ascii="Verdana" w:hAnsi="Verdana"/>
                 <w:b w:val="0"/>
                 <w:sz w:val="16"/>
               </w:rPr>
@@ -1603,7 +1618,7 @@
             <w:r/>
             <w:r>
               <w:rPr>
-                <w:rFonts w:ascii="Arial" w:hAnsi="Arial"/>
+                <w:rFonts w:ascii="Verdana" w:hAnsi="Verdana"/>
                 <w:b w:val="0"/>
                 <w:sz w:val="16"/>
               </w:rPr>
@@ -1619,7 +1634,7 @@
             <w:r/>
             <w:r>
               <w:rPr>
-                <w:rFonts w:ascii="Arial" w:hAnsi="Arial"/>
+                <w:rFonts w:ascii="Verdana" w:hAnsi="Verdana"/>
                 <w:b w:val="0"/>
                 <w:sz w:val="16"/>
               </w:rPr>
@@ -1635,7 +1650,7 @@
             <w:r/>
             <w:r>
               <w:rPr>
-                <w:rFonts w:ascii="Arial" w:hAnsi="Arial"/>
+                <w:rFonts w:ascii="Verdana" w:hAnsi="Verdana"/>
                 <w:b w:val="0"/>
                 <w:sz w:val="16"/>
               </w:rPr>
@@ -1652,7 +1667,7 @@
             <w:r/>
             <w:r>
               <w:rPr>
-                <w:rFonts w:ascii="Arial" w:hAnsi="Arial"/>
+                <w:rFonts w:ascii="Verdana" w:hAnsi="Verdana"/>
                 <w:b w:val="0"/>
                 <w:sz w:val="16"/>
               </w:rPr>
@@ -1668,7 +1683,7 @@
             <w:r/>
             <w:r>
               <w:rPr>
-                <w:rFonts w:ascii="Arial" w:hAnsi="Arial"/>
+                <w:rFonts w:ascii="Verdana" w:hAnsi="Verdana"/>
                 <w:b w:val="0"/>
                 <w:sz w:val="16"/>
               </w:rPr>
@@ -1684,7 +1699,7 @@
             <w:r/>
             <w:r>
               <w:rPr>
-                <w:rFonts w:ascii="Arial" w:hAnsi="Arial"/>
+                <w:rFonts w:ascii="Verdana" w:hAnsi="Verdana"/>
                 <w:b w:val="0"/>
                 <w:sz w:val="16"/>
               </w:rPr>
@@ -1701,7 +1716,7 @@
             <w:r/>
             <w:r>
               <w:rPr>
-                <w:rFonts w:ascii="Arial" w:hAnsi="Arial"/>
+                <w:rFonts w:ascii="Verdana" w:hAnsi="Verdana"/>
                 <w:b w:val="0"/>
                 <w:sz w:val="16"/>
               </w:rPr>
@@ -1717,7 +1732,7 @@
             <w:r/>
             <w:r>
               <w:rPr>
-                <w:rFonts w:ascii="Arial" w:hAnsi="Arial"/>
+                <w:rFonts w:ascii="Verdana" w:hAnsi="Verdana"/>
                 <w:b w:val="0"/>
                 <w:sz w:val="16"/>
               </w:rPr>
@@ -1733,7 +1748,7 @@
             <w:r/>
             <w:r>
               <w:rPr>
-                <w:rFonts w:ascii="Arial" w:hAnsi="Arial"/>
+                <w:rFonts w:ascii="Verdana" w:hAnsi="Verdana"/>
                 <w:b w:val="0"/>
                 <w:sz w:val="16"/>
               </w:rPr>
@@ -1750,7 +1765,7 @@
             <w:r/>
             <w:r>
               <w:rPr>
-                <w:rFonts w:ascii="Arial" w:hAnsi="Arial"/>
+                <w:rFonts w:ascii="Verdana" w:hAnsi="Verdana"/>
                 <w:b w:val="0"/>
                 <w:sz w:val="16"/>
               </w:rPr>
@@ -1766,7 +1781,7 @@
             <w:r/>
             <w:r>
               <w:rPr>
-                <w:rFonts w:ascii="Arial" w:hAnsi="Arial"/>
+                <w:rFonts w:ascii="Verdana" w:hAnsi="Verdana"/>
                 <w:b w:val="0"/>
                 <w:sz w:val="16"/>
               </w:rPr>
@@ -1782,7 +1797,7 @@
             <w:r/>
             <w:r>
               <w:rPr>
-                <w:rFonts w:ascii="Arial" w:hAnsi="Arial"/>
+                <w:rFonts w:ascii="Verdana" w:hAnsi="Verdana"/>
                 <w:b w:val="0"/>
                 <w:sz w:val="16"/>
               </w:rPr>
@@ -1799,7 +1814,7 @@
             <w:r/>
             <w:r>
               <w:rPr>
-                <w:rFonts w:ascii="Arial" w:hAnsi="Arial"/>
+                <w:rFonts w:ascii="Verdana" w:hAnsi="Verdana"/>
                 <w:b w:val="0"/>
                 <w:sz w:val="16"/>
               </w:rPr>
@@ -1815,7 +1830,7 @@
             <w:r/>
             <w:r>
               <w:rPr>
-                <w:rFonts w:ascii="Arial" w:hAnsi="Arial"/>
+                <w:rFonts w:ascii="Verdana" w:hAnsi="Verdana"/>
                 <w:b w:val="0"/>
                 <w:sz w:val="16"/>
               </w:rPr>
@@ -1831,7 +1846,7 @@
             <w:r/>
             <w:r>
               <w:rPr>
-                <w:rFonts w:ascii="Arial" w:hAnsi="Arial"/>
+                <w:rFonts w:ascii="Verdana" w:hAnsi="Verdana"/>
                 <w:b w:val="0"/>
                 <w:sz w:val="16"/>
               </w:rPr>
@@ -1848,7 +1863,7 @@
             <w:r/>
             <w:r>
               <w:rPr>
-                <w:rFonts w:ascii="Arial" w:hAnsi="Arial"/>
+                <w:rFonts w:ascii="Verdana" w:hAnsi="Verdana"/>
                 <w:b w:val="0"/>
                 <w:sz w:val="16"/>
               </w:rPr>
@@ -1864,7 +1879,7 @@
             <w:r/>
             <w:r>
               <w:rPr>
-                <w:rFonts w:ascii="Arial" w:hAnsi="Arial"/>
+                <w:rFonts w:ascii="Verdana" w:hAnsi="Verdana"/>
                 <w:b w:val="0"/>
                 <w:sz w:val="16"/>
               </w:rPr>
@@ -1880,7 +1895,7 @@
             <w:r/>
             <w:r>
               <w:rPr>
-                <w:rFonts w:ascii="Arial" w:hAnsi="Arial"/>
+                <w:rFonts w:ascii="Verdana" w:hAnsi="Verdana"/>
                 <w:b w:val="0"/>
                 <w:sz w:val="16"/>
               </w:rPr>
@@ -1893,7 +1908,7 @@
     <w:p>
       <w:r>
         <w:rPr>
-          <w:rFonts w:ascii="Arial" w:hAnsi="Arial"/>
+          <w:rFonts w:ascii="Verdana" w:hAnsi="Verdana"/>
           <w:b/>
           <w:sz w:val="18"/>
         </w:rPr>
@@ -1906,6 +1921,20 @@
         <w:tblW w:type="auto" w:w="0"/>
         <w:jc w:val="center"/>
         <w:tblLook w:firstColumn="1" w:firstRow="1" w:lastColumn="0" w:lastRow="0" w:noHBand="0" w:noVBand="1" w:val="04A0"/>
+        <w:tblBorders>
+          <w:top w:val="single" w:sz="4" w:space="0" w:color="595959"/>
+          <w:left w:val="single" w:sz="4" w:space="0" w:color="595959"/>
+          <w:bottom w:val="single" w:sz="4" w:space="0" w:color="595959"/>
+          <w:right w:val="single" w:sz="4" w:space="0" w:color="595959"/>
+          <w:insideH w:val="single" w:sz="4" w:space="0" w:color="595959"/>
+          <w:insideV w:val="single" w:sz="4" w:space="0" w:color="595959"/>
+        </w:tblBorders>
+        <w:tblCellMar>
+          <w:top w:w="85" w:type="dxa"/>
+          <w:left w:w="85" w:type="dxa"/>
+          <w:bottom w:w="85" w:type="dxa"/>
+          <w:right w:w="85" w:type="dxa"/>
+        </w:tblCellMar>
       </w:tblPr>
       <w:tblGrid>
         <w:gridCol w:w="5046"/>
@@ -1915,61 +1944,52 @@
       <w:tr>
         <w:tc>
           <w:tcPr>
-            <w:tcW w:type="dxa" w:w="5046"/>
-            <w:shd w:val="clear" w:color="auto" w:fill="D9E2F3"/>
-          </w:tcPr>
-          <w:p>
-            <w:pPr>
-              <w:jc w:val="center"/>
-            </w:pPr>
-            <w:r/>
-            <w:r>
-              <w:rPr>
-                <w:rFonts w:ascii="Arial" w:hAnsi="Arial"/>
-                <w:b/>
-                <w:sz w:val="16"/>
-              </w:rPr>
-              <w:t>Code Figure</w:t>
-            </w:r>
-          </w:p>
-        </w:tc>
-        <w:tc>
-          <w:tcPr>
-            <w:tcW w:type="dxa" w:w="5046"/>
-            <w:shd w:val="clear" w:color="auto" w:fill="D9E2F3"/>
-          </w:tcPr>
-          <w:p>
-            <w:pPr>
-              <w:jc w:val="center"/>
-            </w:pPr>
-            <w:r/>
-            <w:r>
-              <w:rPr>
-                <w:rFonts w:ascii="Arial" w:hAnsi="Arial"/>
-                <w:b/>
-                <w:sz w:val="16"/>
-              </w:rPr>
-              <w:t>Entry Name</w:t>
-            </w:r>
-          </w:p>
-        </w:tc>
-        <w:tc>
-          <w:tcPr>
-            <w:tcW w:type="dxa" w:w="5046"/>
-            <w:shd w:val="clear" w:color="auto" w:fill="D9E2F3"/>
-          </w:tcPr>
-          <w:p>
-            <w:pPr>
-              <w:jc w:val="center"/>
-            </w:pPr>
-            <w:r/>
-            <w:r>
-              <w:rPr>
-                <w:rFonts w:ascii="Arial" w:hAnsi="Arial"/>
-                <w:b/>
-                <w:sz w:val="16"/>
-              </w:rPr>
-              <w:t>Note</w:t>
+            <w:tcW w:type="dxa" w:w="1134"/>
+            <w:shd w:val="clear" w:color="auto" w:fill="D9D9D9"/>
+          </w:tcPr>
+          <w:p>
+            <w:r/>
+            <w:r>
+              <w:rPr>
+                <w:rFonts w:ascii="Verdana" w:hAnsi="Verdana"/>
+                <w:b w:val="0"/>
+                <w:sz w:val="16"/>
+              </w:rPr>
+              <w:t>CHIFFRE DU CODE</w:t>
+            </w:r>
+          </w:p>
+        </w:tc>
+        <w:tc>
+          <w:tcPr>
+            <w:tcW w:type="dxa" w:w="5046"/>
+            <w:shd w:val="clear" w:color="auto" w:fill="D9D9D9"/>
+          </w:tcPr>
+          <w:p>
+            <w:r/>
+            <w:r>
+              <w:rPr>
+                <w:rFonts w:ascii="Verdana" w:hAnsi="Verdana"/>
+                <w:b w:val="0"/>
+                <w:sz w:val="16"/>
+              </w:rPr>
+              <w:t>SIGNIFICATION</w:t>
+            </w:r>
+          </w:p>
+        </w:tc>
+        <w:tc>
+          <w:tcPr>
+            <w:tcW w:type="dxa" w:w="5046"/>
+            <w:shd w:val="clear" w:color="auto" w:fill="D9D9D9"/>
+          </w:tcPr>
+          <w:p>
+            <w:r/>
+            <w:r>
+              <w:rPr>
+                <w:rFonts w:ascii="Verdana" w:hAnsi="Verdana"/>
+                <w:b w:val="0"/>
+                <w:sz w:val="16"/>
+              </w:rPr>
+              <w:t>NOTE</w:t>
             </w:r>
           </w:p>
         </w:tc>
@@ -1983,7 +2003,7 @@
             <w:r/>
             <w:r>
               <w:rPr>
-                <w:rFonts w:ascii="Arial" w:hAnsi="Arial"/>
+                <w:rFonts w:ascii="Verdana" w:hAnsi="Verdana"/>
                 <w:b w:val="0"/>
                 <w:sz w:val="16"/>
               </w:rPr>
@@ -1999,7 +2019,7 @@
             <w:r/>
             <w:r>
               <w:rPr>
-                <w:rFonts w:ascii="Arial" w:hAnsi="Arial"/>
+                <w:rFonts w:ascii="Verdana" w:hAnsi="Verdana"/>
                 <w:b w:val="0"/>
                 <w:sz w:val="16"/>
               </w:rPr>
@@ -2015,7 +2035,7 @@
             <w:r/>
             <w:r>
               <w:rPr>
-                <w:rFonts w:ascii="Arial" w:hAnsi="Arial"/>
+                <w:rFonts w:ascii="Verdana" w:hAnsi="Verdana"/>
                 <w:b w:val="0"/>
                 <w:sz w:val="16"/>
               </w:rPr>
@@ -2032,7 +2052,7 @@
             <w:r/>
             <w:r>
               <w:rPr>
-                <w:rFonts w:ascii="Arial" w:hAnsi="Arial"/>
+                <w:rFonts w:ascii="Verdana" w:hAnsi="Verdana"/>
                 <w:b w:val="0"/>
                 <w:sz w:val="16"/>
               </w:rPr>
@@ -2048,7 +2068,7 @@
             <w:r/>
             <w:r>
               <w:rPr>
-                <w:rFonts w:ascii="Arial" w:hAnsi="Arial"/>
+                <w:rFonts w:ascii="Verdana" w:hAnsi="Verdana"/>
                 <w:b w:val="0"/>
                 <w:sz w:val="16"/>
               </w:rPr>
@@ -2064,7 +2084,7 @@
             <w:r/>
             <w:r>
               <w:rPr>
-                <w:rFonts w:ascii="Arial" w:hAnsi="Arial"/>
+                <w:rFonts w:ascii="Verdana" w:hAnsi="Verdana"/>
                 <w:b w:val="0"/>
                 <w:sz w:val="16"/>
               </w:rPr>
@@ -2081,7 +2101,7 @@
             <w:r/>
             <w:r>
               <w:rPr>
-                <w:rFonts w:ascii="Arial" w:hAnsi="Arial"/>
+                <w:rFonts w:ascii="Verdana" w:hAnsi="Verdana"/>
                 <w:b w:val="0"/>
                 <w:sz w:val="16"/>
               </w:rPr>
@@ -2097,7 +2117,7 @@
             <w:r/>
             <w:r>
               <w:rPr>
-                <w:rFonts w:ascii="Arial" w:hAnsi="Arial"/>
+                <w:rFonts w:ascii="Verdana" w:hAnsi="Verdana"/>
                 <w:b w:val="0"/>
                 <w:sz w:val="16"/>
               </w:rPr>
@@ -2113,7 +2133,7 @@
             <w:r/>
             <w:r>
               <w:rPr>
-                <w:rFonts w:ascii="Arial" w:hAnsi="Arial"/>
+                <w:rFonts w:ascii="Verdana" w:hAnsi="Verdana"/>
                 <w:b w:val="0"/>
                 <w:sz w:val="16"/>
               </w:rPr>
@@ -2130,7 +2150,7 @@
             <w:r/>
             <w:r>
               <w:rPr>
-                <w:rFonts w:ascii="Arial" w:hAnsi="Arial"/>
+                <w:rFonts w:ascii="Verdana" w:hAnsi="Verdana"/>
                 <w:b w:val="0"/>
                 <w:sz w:val="16"/>
               </w:rPr>
@@ -2146,7 +2166,7 @@
             <w:r/>
             <w:r>
               <w:rPr>
-                <w:rFonts w:ascii="Arial" w:hAnsi="Arial"/>
+                <w:rFonts w:ascii="Verdana" w:hAnsi="Verdana"/>
                 <w:b w:val="0"/>
                 <w:sz w:val="16"/>
               </w:rPr>
@@ -2162,7 +2182,7 @@
             <w:r/>
             <w:r>
               <w:rPr>
-                <w:rFonts w:ascii="Arial" w:hAnsi="Arial"/>
+                <w:rFonts w:ascii="Verdana" w:hAnsi="Verdana"/>
                 <w:b w:val="0"/>
                 <w:sz w:val="16"/>
               </w:rPr>
@@ -2179,7 +2199,7 @@
             <w:r/>
             <w:r>
               <w:rPr>
-                <w:rFonts w:ascii="Arial" w:hAnsi="Arial"/>
+                <w:rFonts w:ascii="Verdana" w:hAnsi="Verdana"/>
                 <w:b w:val="0"/>
                 <w:sz w:val="16"/>
               </w:rPr>
@@ -2195,7 +2215,7 @@
             <w:r/>
             <w:r>
               <w:rPr>
-                <w:rFonts w:ascii="Arial" w:hAnsi="Arial"/>
+                <w:rFonts w:ascii="Verdana" w:hAnsi="Verdana"/>
                 <w:b w:val="0"/>
                 <w:sz w:val="16"/>
               </w:rPr>
@@ -2211,7 +2231,7 @@
             <w:r/>
             <w:r>
               <w:rPr>
-                <w:rFonts w:ascii="Arial" w:hAnsi="Arial"/>
+                <w:rFonts w:ascii="Verdana" w:hAnsi="Verdana"/>
                 <w:b w:val="0"/>
                 <w:sz w:val="16"/>
               </w:rPr>
@@ -2224,7 +2244,7 @@
     <w:p>
       <w:r>
         <w:rPr>
-          <w:rFonts w:ascii="Arial" w:hAnsi="Arial"/>
+          <w:rFonts w:ascii="Verdana" w:hAnsi="Verdana"/>
           <w:b/>
           <w:sz w:val="18"/>
         </w:rPr>
@@ -2237,6 +2257,20 @@
         <w:tblW w:type="auto" w:w="0"/>
         <w:jc w:val="center"/>
         <w:tblLook w:firstColumn="1" w:firstRow="1" w:lastColumn="0" w:lastRow="0" w:noHBand="0" w:noVBand="1" w:val="04A0"/>
+        <w:tblBorders>
+          <w:top w:val="single" w:sz="4" w:space="0" w:color="595959"/>
+          <w:left w:val="single" w:sz="4" w:space="0" w:color="595959"/>
+          <w:bottom w:val="single" w:sz="4" w:space="0" w:color="595959"/>
+          <w:right w:val="single" w:sz="4" w:space="0" w:color="595959"/>
+          <w:insideH w:val="single" w:sz="4" w:space="0" w:color="595959"/>
+          <w:insideV w:val="single" w:sz="4" w:space="0" w:color="595959"/>
+        </w:tblBorders>
+        <w:tblCellMar>
+          <w:top w:w="85" w:type="dxa"/>
+          <w:left w:w="85" w:type="dxa"/>
+          <w:bottom w:w="85" w:type="dxa"/>
+          <w:right w:w="85" w:type="dxa"/>
+        </w:tblCellMar>
       </w:tblPr>
       <w:tblGrid>
         <w:gridCol w:w="5046"/>
@@ -2246,61 +2280,52 @@
       <w:tr>
         <w:tc>
           <w:tcPr>
-            <w:tcW w:type="dxa" w:w="5046"/>
-            <w:shd w:val="clear" w:color="auto" w:fill="D9E2F3"/>
-          </w:tcPr>
-          <w:p>
-            <w:pPr>
-              <w:jc w:val="center"/>
-            </w:pPr>
-            <w:r/>
-            <w:r>
-              <w:rPr>
-                <w:rFonts w:ascii="Arial" w:hAnsi="Arial"/>
-                <w:b/>
-                <w:sz w:val="16"/>
-              </w:rPr>
-              <w:t>Code Figure</w:t>
-            </w:r>
-          </w:p>
-        </w:tc>
-        <w:tc>
-          <w:tcPr>
-            <w:tcW w:type="dxa" w:w="5046"/>
-            <w:shd w:val="clear" w:color="auto" w:fill="D9E2F3"/>
-          </w:tcPr>
-          <w:p>
-            <w:pPr>
-              <w:jc w:val="center"/>
-            </w:pPr>
-            <w:r/>
-            <w:r>
-              <w:rPr>
-                <w:rFonts w:ascii="Arial" w:hAnsi="Arial"/>
-                <w:b/>
-                <w:sz w:val="16"/>
-              </w:rPr>
-              <w:t>Entry Name</w:t>
-            </w:r>
-          </w:p>
-        </w:tc>
-        <w:tc>
-          <w:tcPr>
-            <w:tcW w:type="dxa" w:w="5046"/>
-            <w:shd w:val="clear" w:color="auto" w:fill="D9E2F3"/>
-          </w:tcPr>
-          <w:p>
-            <w:pPr>
-              <w:jc w:val="center"/>
-            </w:pPr>
-            <w:r/>
-            <w:r>
-              <w:rPr>
-                <w:rFonts w:ascii="Arial" w:hAnsi="Arial"/>
-                <w:b/>
-                <w:sz w:val="16"/>
-              </w:rPr>
-              <w:t>Note</w:t>
+            <w:tcW w:type="dxa" w:w="1134"/>
+            <w:shd w:val="clear" w:color="auto" w:fill="D9D9D9"/>
+          </w:tcPr>
+          <w:p>
+            <w:r/>
+            <w:r>
+              <w:rPr>
+                <w:rFonts w:ascii="Verdana" w:hAnsi="Verdana"/>
+                <w:b w:val="0"/>
+                <w:sz w:val="16"/>
+              </w:rPr>
+              <w:t>CHIFFRE DU CODE</w:t>
+            </w:r>
+          </w:p>
+        </w:tc>
+        <w:tc>
+          <w:tcPr>
+            <w:tcW w:type="dxa" w:w="5046"/>
+            <w:shd w:val="clear" w:color="auto" w:fill="D9D9D9"/>
+          </w:tcPr>
+          <w:p>
+            <w:r/>
+            <w:r>
+              <w:rPr>
+                <w:rFonts w:ascii="Verdana" w:hAnsi="Verdana"/>
+                <w:b w:val="0"/>
+                <w:sz w:val="16"/>
+              </w:rPr>
+              <w:t>SIGNIFICATION</w:t>
+            </w:r>
+          </w:p>
+        </w:tc>
+        <w:tc>
+          <w:tcPr>
+            <w:tcW w:type="dxa" w:w="5046"/>
+            <w:shd w:val="clear" w:color="auto" w:fill="D9D9D9"/>
+          </w:tcPr>
+          <w:p>
+            <w:r/>
+            <w:r>
+              <w:rPr>
+                <w:rFonts w:ascii="Verdana" w:hAnsi="Verdana"/>
+                <w:b w:val="0"/>
+                <w:sz w:val="16"/>
+              </w:rPr>
+              <w:t>NOTE</w:t>
             </w:r>
           </w:p>
         </w:tc>
@@ -2314,7 +2339,7 @@
             <w:r/>
             <w:r>
               <w:rPr>
-                <w:rFonts w:ascii="Arial" w:hAnsi="Arial"/>
+                <w:rFonts w:ascii="Verdana" w:hAnsi="Verdana"/>
                 <w:b w:val="0"/>
                 <w:sz w:val="16"/>
               </w:rPr>
@@ -2330,7 +2355,7 @@
             <w:r/>
             <w:r>
               <w:rPr>
-                <w:rFonts w:ascii="Arial" w:hAnsi="Arial"/>
+                <w:rFonts w:ascii="Verdana" w:hAnsi="Verdana"/>
                 <w:b w:val="0"/>
                 <w:sz w:val="16"/>
               </w:rPr>
@@ -2346,7 +2371,7 @@
             <w:r/>
             <w:r>
               <w:rPr>
-                <w:rFonts w:ascii="Arial" w:hAnsi="Arial"/>
+                <w:rFonts w:ascii="Verdana" w:hAnsi="Verdana"/>
                 <w:b w:val="0"/>
                 <w:sz w:val="16"/>
               </w:rPr>
@@ -2363,7 +2388,7 @@
             <w:r/>
             <w:r>
               <w:rPr>
-                <w:rFonts w:ascii="Arial" w:hAnsi="Arial"/>
+                <w:rFonts w:ascii="Verdana" w:hAnsi="Verdana"/>
                 <w:b w:val="0"/>
                 <w:sz w:val="16"/>
               </w:rPr>
@@ -2379,7 +2404,7 @@
             <w:r/>
             <w:r>
               <w:rPr>
-                <w:rFonts w:ascii="Arial" w:hAnsi="Arial"/>
+                <w:rFonts w:ascii="Verdana" w:hAnsi="Verdana"/>
                 <w:b w:val="0"/>
                 <w:sz w:val="16"/>
               </w:rPr>
@@ -2395,7 +2420,7 @@
             <w:r/>
             <w:r>
               <w:rPr>
-                <w:rFonts w:ascii="Arial" w:hAnsi="Arial"/>
+                <w:rFonts w:ascii="Verdana" w:hAnsi="Verdana"/>
                 <w:b w:val="0"/>
                 <w:sz w:val="16"/>
               </w:rPr>
@@ -2413,7 +2438,7 @@
             <w:r/>
             <w:r>
               <w:rPr>
-                <w:rFonts w:ascii="Arial" w:hAnsi="Arial"/>
+                <w:rFonts w:ascii="Verdana" w:hAnsi="Verdana"/>
                 <w:b w:val="0"/>
                 <w:sz w:val="16"/>
               </w:rPr>
@@ -2429,7 +2454,7 @@
             <w:r/>
             <w:r>
               <w:rPr>
-                <w:rFonts w:ascii="Arial" w:hAnsi="Arial"/>
+                <w:rFonts w:ascii="Verdana" w:hAnsi="Verdana"/>
                 <w:b w:val="0"/>
                 <w:sz w:val="16"/>
               </w:rPr>
@@ -2445,7 +2470,7 @@
             <w:r/>
             <w:r>
               <w:rPr>
-                <w:rFonts w:ascii="Arial" w:hAnsi="Arial"/>
+                <w:rFonts w:ascii="Verdana" w:hAnsi="Verdana"/>
                 <w:b w:val="0"/>
                 <w:sz w:val="16"/>
               </w:rPr>
@@ -2462,7 +2487,7 @@
             <w:r/>
             <w:r>
               <w:rPr>
-                <w:rFonts w:ascii="Arial" w:hAnsi="Arial"/>
+                <w:rFonts w:ascii="Verdana" w:hAnsi="Verdana"/>
                 <w:b w:val="0"/>
                 <w:sz w:val="16"/>
               </w:rPr>
@@ -2478,7 +2503,7 @@
             <w:r/>
             <w:r>
               <w:rPr>
-                <w:rFonts w:ascii="Arial" w:hAnsi="Arial"/>
+                <w:rFonts w:ascii="Verdana" w:hAnsi="Verdana"/>
                 <w:b w:val="0"/>
                 <w:sz w:val="16"/>
               </w:rPr>
@@ -2494,7 +2519,7 @@
             <w:r/>
             <w:r>
               <w:rPr>
-                <w:rFonts w:ascii="Arial" w:hAnsi="Arial"/>
+                <w:rFonts w:ascii="Verdana" w:hAnsi="Verdana"/>
                 <w:b w:val="0"/>
                 <w:sz w:val="16"/>
               </w:rPr>
@@ -2511,7 +2536,7 @@
             <w:r/>
             <w:r>
               <w:rPr>
-                <w:rFonts w:ascii="Arial" w:hAnsi="Arial"/>
+                <w:rFonts w:ascii="Verdana" w:hAnsi="Verdana"/>
                 <w:b w:val="0"/>
                 <w:sz w:val="16"/>
               </w:rPr>
@@ -2527,7 +2552,7 @@
             <w:r/>
             <w:r>
               <w:rPr>
-                <w:rFonts w:ascii="Arial" w:hAnsi="Arial"/>
+                <w:rFonts w:ascii="Verdana" w:hAnsi="Verdana"/>
                 <w:b w:val="0"/>
                 <w:sz w:val="16"/>
               </w:rPr>
@@ -2543,7 +2568,7 @@
             <w:r/>
             <w:r>
               <w:rPr>
-                <w:rFonts w:ascii="Arial" w:hAnsi="Arial"/>
+                <w:rFonts w:ascii="Verdana" w:hAnsi="Verdana"/>
                 <w:b w:val="0"/>
                 <w:sz w:val="16"/>
               </w:rPr>
@@ -2560,7 +2585,7 @@
             <w:r/>
             <w:r>
               <w:rPr>
-                <w:rFonts w:ascii="Arial" w:hAnsi="Arial"/>
+                <w:rFonts w:ascii="Verdana" w:hAnsi="Verdana"/>
                 <w:b w:val="0"/>
                 <w:sz w:val="16"/>
               </w:rPr>
@@ -2576,7 +2601,7 @@
             <w:r/>
             <w:r>
               <w:rPr>
-                <w:rFonts w:ascii="Arial" w:hAnsi="Arial"/>
+                <w:rFonts w:ascii="Verdana" w:hAnsi="Verdana"/>
                 <w:b w:val="0"/>
                 <w:sz w:val="16"/>
               </w:rPr>
@@ -2592,7 +2617,7 @@
             <w:r/>
             <w:r>
               <w:rPr>
-                <w:rFonts w:ascii="Arial" w:hAnsi="Arial"/>
+                <w:rFonts w:ascii="Verdana" w:hAnsi="Verdana"/>
                 <w:b w:val="0"/>
                 <w:sz w:val="16"/>
               </w:rPr>
@@ -2609,7 +2634,7 @@
             <w:r/>
             <w:r>
               <w:rPr>
-                <w:rFonts w:ascii="Arial" w:hAnsi="Arial"/>
+                <w:rFonts w:ascii="Verdana" w:hAnsi="Verdana"/>
                 <w:b w:val="0"/>
                 <w:sz w:val="16"/>
               </w:rPr>
@@ -2625,7 +2650,7 @@
             <w:r/>
             <w:r>
               <w:rPr>
-                <w:rFonts w:ascii="Arial" w:hAnsi="Arial"/>
+                <w:rFonts w:ascii="Verdana" w:hAnsi="Verdana"/>
                 <w:b w:val="0"/>
                 <w:sz w:val="16"/>
               </w:rPr>
@@ -2641,7 +2666,7 @@
             <w:r/>
             <w:r>
               <w:rPr>
-                <w:rFonts w:ascii="Arial" w:hAnsi="Arial"/>
+                <w:rFonts w:ascii="Verdana" w:hAnsi="Verdana"/>
                 <w:b w:val="0"/>
                 <w:sz w:val="16"/>
               </w:rPr>
@@ -2658,7 +2683,7 @@
             <w:r/>
             <w:r>
               <w:rPr>
-                <w:rFonts w:ascii="Arial" w:hAnsi="Arial"/>
+                <w:rFonts w:ascii="Verdana" w:hAnsi="Verdana"/>
                 <w:b w:val="0"/>
                 <w:sz w:val="16"/>
               </w:rPr>
@@ -2674,7 +2699,7 @@
             <w:r/>
             <w:r>
               <w:rPr>
-                <w:rFonts w:ascii="Arial" w:hAnsi="Arial"/>
+                <w:rFonts w:ascii="Verdana" w:hAnsi="Verdana"/>
                 <w:b w:val="0"/>
                 <w:sz w:val="16"/>
               </w:rPr>
@@ -2690,7 +2715,7 @@
             <w:r/>
             <w:r>
               <w:rPr>
-                <w:rFonts w:ascii="Arial" w:hAnsi="Arial"/>
+                <w:rFonts w:ascii="Verdana" w:hAnsi="Verdana"/>
                 <w:b w:val="0"/>
                 <w:sz w:val="16"/>
               </w:rPr>
@@ -2707,7 +2732,7 @@
             <w:r/>
             <w:r>
               <w:rPr>
-                <w:rFonts w:ascii="Arial" w:hAnsi="Arial"/>
+                <w:rFonts w:ascii="Verdana" w:hAnsi="Verdana"/>
                 <w:b w:val="0"/>
                 <w:sz w:val="16"/>
               </w:rPr>
@@ -2723,7 +2748,7 @@
             <w:r/>
             <w:r>
               <w:rPr>
-                <w:rFonts w:ascii="Arial" w:hAnsi="Arial"/>
+                <w:rFonts w:ascii="Verdana" w:hAnsi="Verdana"/>
                 <w:b w:val="0"/>
                 <w:sz w:val="16"/>
               </w:rPr>
@@ -2739,7 +2764,7 @@
             <w:r/>
             <w:r>
               <w:rPr>
-                <w:rFonts w:ascii="Arial" w:hAnsi="Arial"/>
+                <w:rFonts w:ascii="Verdana" w:hAnsi="Verdana"/>
                 <w:b w:val="0"/>
                 <w:sz w:val="16"/>
               </w:rPr>
@@ -2756,7 +2781,7 @@
             <w:r/>
             <w:r>
               <w:rPr>
-                <w:rFonts w:ascii="Arial" w:hAnsi="Arial"/>
+                <w:rFonts w:ascii="Verdana" w:hAnsi="Verdana"/>
                 <w:b w:val="0"/>
                 <w:sz w:val="16"/>
               </w:rPr>
@@ -2772,7 +2797,7 @@
             <w:r/>
             <w:r>
               <w:rPr>
-                <w:rFonts w:ascii="Arial" w:hAnsi="Arial"/>
+                <w:rFonts w:ascii="Verdana" w:hAnsi="Verdana"/>
                 <w:b w:val="0"/>
                 <w:sz w:val="16"/>
               </w:rPr>
@@ -2788,7 +2813,7 @@
             <w:r/>
             <w:r>
               <w:rPr>
-                <w:rFonts w:ascii="Arial" w:hAnsi="Arial"/>
+                <w:rFonts w:ascii="Verdana" w:hAnsi="Verdana"/>
                 <w:b w:val="0"/>
                 <w:sz w:val="16"/>
               </w:rPr>
@@ -2805,7 +2830,7 @@
             <w:r/>
             <w:r>
               <w:rPr>
-                <w:rFonts w:ascii="Arial" w:hAnsi="Arial"/>
+                <w:rFonts w:ascii="Verdana" w:hAnsi="Verdana"/>
                 <w:b w:val="0"/>
                 <w:sz w:val="16"/>
               </w:rPr>
@@ -2821,7 +2846,7 @@
             <w:r/>
             <w:r>
               <w:rPr>
-                <w:rFonts w:ascii="Arial" w:hAnsi="Arial"/>
+                <w:rFonts w:ascii="Verdana" w:hAnsi="Verdana"/>
                 <w:b w:val="0"/>
                 <w:sz w:val="16"/>
               </w:rPr>
@@ -2837,7 +2862,7 @@
             <w:r/>
             <w:r>
               <w:rPr>
-                <w:rFonts w:ascii="Arial" w:hAnsi="Arial"/>
+                <w:rFonts w:ascii="Verdana" w:hAnsi="Verdana"/>
                 <w:b w:val="0"/>
                 <w:sz w:val="16"/>
               </w:rPr>
@@ -2854,7 +2879,7 @@
             <w:r/>
             <w:r>
               <w:rPr>
-                <w:rFonts w:ascii="Arial" w:hAnsi="Arial"/>
+                <w:rFonts w:ascii="Verdana" w:hAnsi="Verdana"/>
                 <w:b w:val="0"/>
                 <w:sz w:val="16"/>
               </w:rPr>
@@ -2870,7 +2895,7 @@
             <w:r/>
             <w:r>
               <w:rPr>
-                <w:rFonts w:ascii="Arial" w:hAnsi="Arial"/>
+                <w:rFonts w:ascii="Verdana" w:hAnsi="Verdana"/>
                 <w:b w:val="0"/>
                 <w:sz w:val="16"/>
               </w:rPr>
@@ -2886,7 +2911,7 @@
             <w:r/>
             <w:r>
               <w:rPr>
-                <w:rFonts w:ascii="Arial" w:hAnsi="Arial"/>
+                <w:rFonts w:ascii="Verdana" w:hAnsi="Verdana"/>
                 <w:b w:val="0"/>
                 <w:sz w:val="16"/>
               </w:rPr>
@@ -2903,7 +2928,7 @@
             <w:r/>
             <w:r>
               <w:rPr>
-                <w:rFonts w:ascii="Arial" w:hAnsi="Arial"/>
+                <w:rFonts w:ascii="Verdana" w:hAnsi="Verdana"/>
                 <w:b w:val="0"/>
                 <w:sz w:val="16"/>
               </w:rPr>
@@ -2919,7 +2944,7 @@
             <w:r/>
             <w:r>
               <w:rPr>
-                <w:rFonts w:ascii="Arial" w:hAnsi="Arial"/>
+                <w:rFonts w:ascii="Verdana" w:hAnsi="Verdana"/>
                 <w:b w:val="0"/>
                 <w:sz w:val="16"/>
               </w:rPr>
@@ -2935,7 +2960,7 @@
             <w:r/>
             <w:r>
               <w:rPr>
-                <w:rFonts w:ascii="Arial" w:hAnsi="Arial"/>
+                <w:rFonts w:ascii="Verdana" w:hAnsi="Verdana"/>
                 <w:b w:val="0"/>
                 <w:sz w:val="16"/>
               </w:rPr>
@@ -2948,7 +2973,7 @@
     <w:p>
       <w:r>
         <w:rPr>
-          <w:rFonts w:ascii="Arial" w:hAnsi="Arial"/>
+          <w:rFonts w:ascii="Verdana" w:hAnsi="Verdana"/>
           <w:b/>
           <w:sz w:val="18"/>
         </w:rPr>
@@ -2961,6 +2986,20 @@
         <w:tblW w:type="auto" w:w="0"/>
         <w:jc w:val="center"/>
         <w:tblLook w:firstColumn="1" w:firstRow="1" w:lastColumn="0" w:lastRow="0" w:noHBand="0" w:noVBand="1" w:val="04A0"/>
+        <w:tblBorders>
+          <w:top w:val="single" w:sz="4" w:space="0" w:color="595959"/>
+          <w:left w:val="single" w:sz="4" w:space="0" w:color="595959"/>
+          <w:bottom w:val="single" w:sz="4" w:space="0" w:color="595959"/>
+          <w:right w:val="single" w:sz="4" w:space="0" w:color="595959"/>
+          <w:insideH w:val="single" w:sz="4" w:space="0" w:color="595959"/>
+          <w:insideV w:val="single" w:sz="4" w:space="0" w:color="595959"/>
+        </w:tblBorders>
+        <w:tblCellMar>
+          <w:top w:w="85" w:type="dxa"/>
+          <w:left w:w="85" w:type="dxa"/>
+          <w:bottom w:w="85" w:type="dxa"/>
+          <w:right w:w="85" w:type="dxa"/>
+        </w:tblCellMar>
       </w:tblPr>
       <w:tblGrid>
         <w:gridCol w:w="5046"/>
@@ -2970,61 +3009,52 @@
       <w:tr>
         <w:tc>
           <w:tcPr>
-            <w:tcW w:type="dxa" w:w="5046"/>
-            <w:shd w:val="clear" w:color="auto" w:fill="D9E2F3"/>
-          </w:tcPr>
-          <w:p>
-            <w:pPr>
-              <w:jc w:val="center"/>
-            </w:pPr>
-            <w:r/>
-            <w:r>
-              <w:rPr>
-                <w:rFonts w:ascii="Arial" w:hAnsi="Arial"/>
-                <w:b/>
-                <w:sz w:val="16"/>
-              </w:rPr>
-              <w:t>Code Figure</w:t>
-            </w:r>
-          </w:p>
-        </w:tc>
-        <w:tc>
-          <w:tcPr>
-            <w:tcW w:type="dxa" w:w="5046"/>
-            <w:shd w:val="clear" w:color="auto" w:fill="D9E2F3"/>
-          </w:tcPr>
-          <w:p>
-            <w:pPr>
-              <w:jc w:val="center"/>
-            </w:pPr>
-            <w:r/>
-            <w:r>
-              <w:rPr>
-                <w:rFonts w:ascii="Arial" w:hAnsi="Arial"/>
-                <w:b/>
-                <w:sz w:val="16"/>
-              </w:rPr>
-              <w:t>Entry Name</w:t>
-            </w:r>
-          </w:p>
-        </w:tc>
-        <w:tc>
-          <w:tcPr>
-            <w:tcW w:type="dxa" w:w="5046"/>
-            <w:shd w:val="clear" w:color="auto" w:fill="D9E2F3"/>
-          </w:tcPr>
-          <w:p>
-            <w:pPr>
-              <w:jc w:val="center"/>
-            </w:pPr>
-            <w:r/>
-            <w:r>
-              <w:rPr>
-                <w:rFonts w:ascii="Arial" w:hAnsi="Arial"/>
-                <w:b/>
-                <w:sz w:val="16"/>
-              </w:rPr>
-              <w:t>Note</w:t>
+            <w:tcW w:type="dxa" w:w="1134"/>
+            <w:shd w:val="clear" w:color="auto" w:fill="D9D9D9"/>
+          </w:tcPr>
+          <w:p>
+            <w:r/>
+            <w:r>
+              <w:rPr>
+                <w:rFonts w:ascii="Verdana" w:hAnsi="Verdana"/>
+                <w:b w:val="0"/>
+                <w:sz w:val="16"/>
+              </w:rPr>
+              <w:t>CHIFFRE DU CODE</w:t>
+            </w:r>
+          </w:p>
+        </w:tc>
+        <w:tc>
+          <w:tcPr>
+            <w:tcW w:type="dxa" w:w="5046"/>
+            <w:shd w:val="clear" w:color="auto" w:fill="D9D9D9"/>
+          </w:tcPr>
+          <w:p>
+            <w:r/>
+            <w:r>
+              <w:rPr>
+                <w:rFonts w:ascii="Verdana" w:hAnsi="Verdana"/>
+                <w:b w:val="0"/>
+                <w:sz w:val="16"/>
+              </w:rPr>
+              <w:t>SIGNIFICATION</w:t>
+            </w:r>
+          </w:p>
+        </w:tc>
+        <w:tc>
+          <w:tcPr>
+            <w:tcW w:type="dxa" w:w="5046"/>
+            <w:shd w:val="clear" w:color="auto" w:fill="D9D9D9"/>
+          </w:tcPr>
+          <w:p>
+            <w:r/>
+            <w:r>
+              <w:rPr>
+                <w:rFonts w:ascii="Verdana" w:hAnsi="Verdana"/>
+                <w:b w:val="0"/>
+                <w:sz w:val="16"/>
+              </w:rPr>
+              <w:t>NOTE</w:t>
             </w:r>
           </w:p>
         </w:tc>
@@ -3038,7 +3068,7 @@
             <w:r/>
             <w:r>
               <w:rPr>
-                <w:rFonts w:ascii="Arial" w:hAnsi="Arial"/>
+                <w:rFonts w:ascii="Verdana" w:hAnsi="Verdana"/>
                 <w:b w:val="0"/>
                 <w:sz w:val="16"/>
               </w:rPr>
@@ -3054,7 +3084,7 @@
             <w:r/>
             <w:r>
               <w:rPr>
-                <w:rFonts w:ascii="Arial" w:hAnsi="Arial"/>
+                <w:rFonts w:ascii="Verdana" w:hAnsi="Verdana"/>
                 <w:b w:val="0"/>
                 <w:sz w:val="16"/>
               </w:rPr>
@@ -3070,7 +3100,7 @@
             <w:r/>
             <w:r>
               <w:rPr>
-                <w:rFonts w:ascii="Arial" w:hAnsi="Arial"/>
+                <w:rFonts w:ascii="Verdana" w:hAnsi="Verdana"/>
                 <w:b w:val="0"/>
                 <w:sz w:val="16"/>
               </w:rPr>
@@ -3087,7 +3117,7 @@
             <w:r/>
             <w:r>
               <w:rPr>
-                <w:rFonts w:ascii="Arial" w:hAnsi="Arial"/>
+                <w:rFonts w:ascii="Verdana" w:hAnsi="Verdana"/>
                 <w:b w:val="0"/>
                 <w:sz w:val="16"/>
               </w:rPr>
@@ -3103,7 +3133,7 @@
             <w:r/>
             <w:r>
               <w:rPr>
-                <w:rFonts w:ascii="Arial" w:hAnsi="Arial"/>
+                <w:rFonts w:ascii="Verdana" w:hAnsi="Verdana"/>
                 <w:b w:val="0"/>
                 <w:sz w:val="16"/>
               </w:rPr>
@@ -3119,7 +3149,7 @@
             <w:r/>
             <w:r>
               <w:rPr>
-                <w:rFonts w:ascii="Arial" w:hAnsi="Arial"/>
+                <w:rFonts w:ascii="Verdana" w:hAnsi="Verdana"/>
                 <w:b w:val="0"/>
                 <w:sz w:val="16"/>
               </w:rPr>
@@ -3136,7 +3166,7 @@
             <w:r/>
             <w:r>
               <w:rPr>
-                <w:rFonts w:ascii="Arial" w:hAnsi="Arial"/>
+                <w:rFonts w:ascii="Verdana" w:hAnsi="Verdana"/>
                 <w:b w:val="0"/>
                 <w:sz w:val="16"/>
               </w:rPr>
@@ -3152,7 +3182,7 @@
             <w:r/>
             <w:r>
               <w:rPr>
-                <w:rFonts w:ascii="Arial" w:hAnsi="Arial"/>
+                <w:rFonts w:ascii="Verdana" w:hAnsi="Verdana"/>
                 <w:b w:val="0"/>
                 <w:sz w:val="16"/>
               </w:rPr>
@@ -3168,7 +3198,7 @@
             <w:r/>
             <w:r>
               <w:rPr>
-                <w:rFonts w:ascii="Arial" w:hAnsi="Arial"/>
+                <w:rFonts w:ascii="Verdana" w:hAnsi="Verdana"/>
                 <w:b w:val="0"/>
                 <w:sz w:val="16"/>
               </w:rPr>
@@ -3185,7 +3215,7 @@
             <w:r/>
             <w:r>
               <w:rPr>
-                <w:rFonts w:ascii="Arial" w:hAnsi="Arial"/>
+                <w:rFonts w:ascii="Verdana" w:hAnsi="Verdana"/>
                 <w:b w:val="0"/>
                 <w:sz w:val="16"/>
               </w:rPr>
@@ -3201,7 +3231,7 @@
             <w:r/>
             <w:r>
               <w:rPr>
-                <w:rFonts w:ascii="Arial" w:hAnsi="Arial"/>
+                <w:rFonts w:ascii="Verdana" w:hAnsi="Verdana"/>
                 <w:b w:val="0"/>
                 <w:sz w:val="16"/>
               </w:rPr>
@@ -3217,7 +3247,7 @@
             <w:r/>
             <w:r>
               <w:rPr>
-                <w:rFonts w:ascii="Arial" w:hAnsi="Arial"/>
+                <w:rFonts w:ascii="Verdana" w:hAnsi="Verdana"/>
                 <w:b w:val="0"/>
                 <w:sz w:val="16"/>
               </w:rPr>
@@ -3230,7 +3260,7 @@
     <w:p>
       <w:r>
         <w:rPr>
-          <w:rFonts w:ascii="Arial" w:hAnsi="Arial"/>
+          <w:rFonts w:ascii="Verdana" w:hAnsi="Verdana"/>
           <w:b/>
           <w:sz w:val="18"/>
         </w:rPr>
@@ -3243,6 +3273,20 @@
         <w:tblW w:type="auto" w:w="0"/>
         <w:jc w:val="center"/>
         <w:tblLook w:firstColumn="1" w:firstRow="1" w:lastColumn="0" w:lastRow="0" w:noHBand="0" w:noVBand="1" w:val="04A0"/>
+        <w:tblBorders>
+          <w:top w:val="single" w:sz="4" w:space="0" w:color="595959"/>
+          <w:left w:val="single" w:sz="4" w:space="0" w:color="595959"/>
+          <w:bottom w:val="single" w:sz="4" w:space="0" w:color="595959"/>
+          <w:right w:val="single" w:sz="4" w:space="0" w:color="595959"/>
+          <w:insideH w:val="single" w:sz="4" w:space="0" w:color="595959"/>
+          <w:insideV w:val="single" w:sz="4" w:space="0" w:color="595959"/>
+        </w:tblBorders>
+        <w:tblCellMar>
+          <w:top w:w="85" w:type="dxa"/>
+          <w:left w:w="85" w:type="dxa"/>
+          <w:bottom w:w="85" w:type="dxa"/>
+          <w:right w:w="85" w:type="dxa"/>
+        </w:tblCellMar>
       </w:tblPr>
       <w:tblGrid>
         <w:gridCol w:w="5046"/>
@@ -3252,61 +3296,52 @@
       <w:tr>
         <w:tc>
           <w:tcPr>
-            <w:tcW w:type="dxa" w:w="5046"/>
-            <w:shd w:val="clear" w:color="auto" w:fill="D9E2F3"/>
-          </w:tcPr>
-          <w:p>
-            <w:pPr>
-              <w:jc w:val="center"/>
-            </w:pPr>
-            <w:r/>
-            <w:r>
-              <w:rPr>
-                <w:rFonts w:ascii="Arial" w:hAnsi="Arial"/>
-                <w:b/>
-                <w:sz w:val="16"/>
-              </w:rPr>
-              <w:t>Code Figure</w:t>
-            </w:r>
-          </w:p>
-        </w:tc>
-        <w:tc>
-          <w:tcPr>
-            <w:tcW w:type="dxa" w:w="5046"/>
-            <w:shd w:val="clear" w:color="auto" w:fill="D9E2F3"/>
-          </w:tcPr>
-          <w:p>
-            <w:pPr>
-              <w:jc w:val="center"/>
-            </w:pPr>
-            <w:r/>
-            <w:r>
-              <w:rPr>
-                <w:rFonts w:ascii="Arial" w:hAnsi="Arial"/>
-                <w:b/>
-                <w:sz w:val="16"/>
-              </w:rPr>
-              <w:t>Entry Name</w:t>
-            </w:r>
-          </w:p>
-        </w:tc>
-        <w:tc>
-          <w:tcPr>
-            <w:tcW w:type="dxa" w:w="5046"/>
-            <w:shd w:val="clear" w:color="auto" w:fill="D9E2F3"/>
-          </w:tcPr>
-          <w:p>
-            <w:pPr>
-              <w:jc w:val="center"/>
-            </w:pPr>
-            <w:r/>
-            <w:r>
-              <w:rPr>
-                <w:rFonts w:ascii="Arial" w:hAnsi="Arial"/>
-                <w:b/>
-                <w:sz w:val="16"/>
-              </w:rPr>
-              <w:t>Note</w:t>
+            <w:tcW w:type="dxa" w:w="1134"/>
+            <w:shd w:val="clear" w:color="auto" w:fill="D9D9D9"/>
+          </w:tcPr>
+          <w:p>
+            <w:r/>
+            <w:r>
+              <w:rPr>
+                <w:rFonts w:ascii="Verdana" w:hAnsi="Verdana"/>
+                <w:b w:val="0"/>
+                <w:sz w:val="16"/>
+              </w:rPr>
+              <w:t>CHIFFRE DU CODE</w:t>
+            </w:r>
+          </w:p>
+        </w:tc>
+        <w:tc>
+          <w:tcPr>
+            <w:tcW w:type="dxa" w:w="5046"/>
+            <w:shd w:val="clear" w:color="auto" w:fill="D9D9D9"/>
+          </w:tcPr>
+          <w:p>
+            <w:r/>
+            <w:r>
+              <w:rPr>
+                <w:rFonts w:ascii="Verdana" w:hAnsi="Verdana"/>
+                <w:b w:val="0"/>
+                <w:sz w:val="16"/>
+              </w:rPr>
+              <w:t>SIGNIFICATION</w:t>
+            </w:r>
+          </w:p>
+        </w:tc>
+        <w:tc>
+          <w:tcPr>
+            <w:tcW w:type="dxa" w:w="5046"/>
+            <w:shd w:val="clear" w:color="auto" w:fill="D9D9D9"/>
+          </w:tcPr>
+          <w:p>
+            <w:r/>
+            <w:r>
+              <w:rPr>
+                <w:rFonts w:ascii="Verdana" w:hAnsi="Verdana"/>
+                <w:b w:val="0"/>
+                <w:sz w:val="16"/>
+              </w:rPr>
+              <w:t>NOTE</w:t>
             </w:r>
           </w:p>
         </w:tc>
@@ -3320,7 +3355,7 @@
             <w:r/>
             <w:r>
               <w:rPr>
-                <w:rFonts w:ascii="Arial" w:hAnsi="Arial"/>
+                <w:rFonts w:ascii="Verdana" w:hAnsi="Verdana"/>
                 <w:b w:val="0"/>
                 <w:sz w:val="16"/>
               </w:rPr>
@@ -3336,7 +3371,7 @@
             <w:r/>
             <w:r>
               <w:rPr>
-                <w:rFonts w:ascii="Arial" w:hAnsi="Arial"/>
+                <w:rFonts w:ascii="Verdana" w:hAnsi="Verdana"/>
                 <w:b w:val="0"/>
                 <w:sz w:val="16"/>
               </w:rPr>
@@ -3352,7 +3387,7 @@
             <w:r/>
             <w:r>
               <w:rPr>
-                <w:rFonts w:ascii="Arial" w:hAnsi="Arial"/>
+                <w:rFonts w:ascii="Verdana" w:hAnsi="Verdana"/>
                 <w:b w:val="0"/>
                 <w:sz w:val="16"/>
               </w:rPr>
@@ -3369,7 +3404,7 @@
             <w:r/>
             <w:r>
               <w:rPr>
-                <w:rFonts w:ascii="Arial" w:hAnsi="Arial"/>
+                <w:rFonts w:ascii="Verdana" w:hAnsi="Verdana"/>
                 <w:b w:val="0"/>
                 <w:sz w:val="16"/>
               </w:rPr>
@@ -3385,7 +3420,7 @@
             <w:r/>
             <w:r>
               <w:rPr>
-                <w:rFonts w:ascii="Arial" w:hAnsi="Arial"/>
+                <w:rFonts w:ascii="Verdana" w:hAnsi="Verdana"/>
                 <w:b w:val="0"/>
                 <w:sz w:val="16"/>
               </w:rPr>
@@ -3401,7 +3436,7 @@
             <w:r/>
             <w:r>
               <w:rPr>
-                <w:rFonts w:ascii="Arial" w:hAnsi="Arial"/>
+                <w:rFonts w:ascii="Verdana" w:hAnsi="Verdana"/>
                 <w:b w:val="0"/>
                 <w:sz w:val="16"/>
               </w:rPr>
@@ -3418,7 +3453,7 @@
             <w:r/>
             <w:r>
               <w:rPr>
-                <w:rFonts w:ascii="Arial" w:hAnsi="Arial"/>
+                <w:rFonts w:ascii="Verdana" w:hAnsi="Verdana"/>
                 <w:b w:val="0"/>
                 <w:sz w:val="16"/>
               </w:rPr>
@@ -3434,7 +3469,7 @@
             <w:r/>
             <w:r>
               <w:rPr>
-                <w:rFonts w:ascii="Arial" w:hAnsi="Arial"/>
+                <w:rFonts w:ascii="Verdana" w:hAnsi="Verdana"/>
                 <w:b w:val="0"/>
                 <w:sz w:val="16"/>
               </w:rPr>
@@ -3450,7 +3485,7 @@
             <w:r/>
             <w:r>
               <w:rPr>
-                <w:rFonts w:ascii="Arial" w:hAnsi="Arial"/>
+                <w:rFonts w:ascii="Verdana" w:hAnsi="Verdana"/>
                 <w:b w:val="0"/>
                 <w:sz w:val="16"/>
               </w:rPr>
@@ -3467,7 +3502,7 @@
             <w:r/>
             <w:r>
               <w:rPr>
-                <w:rFonts w:ascii="Arial" w:hAnsi="Arial"/>
+                <w:rFonts w:ascii="Verdana" w:hAnsi="Verdana"/>
                 <w:b w:val="0"/>
                 <w:sz w:val="16"/>
               </w:rPr>
@@ -3483,7 +3518,7 @@
             <w:r/>
             <w:r>
               <w:rPr>
-                <w:rFonts w:ascii="Arial" w:hAnsi="Arial"/>
+                <w:rFonts w:ascii="Verdana" w:hAnsi="Verdana"/>
                 <w:b w:val="0"/>
                 <w:sz w:val="16"/>
               </w:rPr>
@@ -3499,7 +3534,7 @@
             <w:r/>
             <w:r>
               <w:rPr>
-                <w:rFonts w:ascii="Arial" w:hAnsi="Arial"/>
+                <w:rFonts w:ascii="Verdana" w:hAnsi="Verdana"/>
                 <w:b w:val="0"/>
                 <w:sz w:val="16"/>
               </w:rPr>
@@ -3512,7 +3547,7 @@
     <w:p>
       <w:r>
         <w:rPr>
-          <w:rFonts w:ascii="Arial" w:hAnsi="Arial"/>
+          <w:rFonts w:ascii="Verdana" w:hAnsi="Verdana"/>
           <w:b/>
           <w:sz w:val="18"/>
         </w:rPr>
@@ -3525,6 +3560,20 @@
         <w:tblW w:type="auto" w:w="0"/>
         <w:jc w:val="center"/>
         <w:tblLook w:firstColumn="1" w:firstRow="1" w:lastColumn="0" w:lastRow="0" w:noHBand="0" w:noVBand="1" w:val="04A0"/>
+        <w:tblBorders>
+          <w:top w:val="single" w:sz="4" w:space="0" w:color="595959"/>
+          <w:left w:val="single" w:sz="4" w:space="0" w:color="595959"/>
+          <w:bottom w:val="single" w:sz="4" w:space="0" w:color="595959"/>
+          <w:right w:val="single" w:sz="4" w:space="0" w:color="595959"/>
+          <w:insideH w:val="single" w:sz="4" w:space="0" w:color="595959"/>
+          <w:insideV w:val="single" w:sz="4" w:space="0" w:color="595959"/>
+        </w:tblBorders>
+        <w:tblCellMar>
+          <w:top w:w="85" w:type="dxa"/>
+          <w:left w:w="85" w:type="dxa"/>
+          <w:bottom w:w="85" w:type="dxa"/>
+          <w:right w:w="85" w:type="dxa"/>
+        </w:tblCellMar>
       </w:tblPr>
       <w:tblGrid>
         <w:gridCol w:w="5046"/>
@@ -3534,61 +3583,52 @@
       <w:tr>
         <w:tc>
           <w:tcPr>
-            <w:tcW w:type="dxa" w:w="5046"/>
-            <w:shd w:val="clear" w:color="auto" w:fill="D9E2F3"/>
-          </w:tcPr>
-          <w:p>
-            <w:pPr>
-              <w:jc w:val="center"/>
-            </w:pPr>
-            <w:r/>
-            <w:r>
-              <w:rPr>
-                <w:rFonts w:ascii="Arial" w:hAnsi="Arial"/>
-                <w:b/>
-                <w:sz w:val="16"/>
-              </w:rPr>
-              <w:t>Code Figure</w:t>
-            </w:r>
-          </w:p>
-        </w:tc>
-        <w:tc>
-          <w:tcPr>
-            <w:tcW w:type="dxa" w:w="5046"/>
-            <w:shd w:val="clear" w:color="auto" w:fill="D9E2F3"/>
-          </w:tcPr>
-          <w:p>
-            <w:pPr>
-              <w:jc w:val="center"/>
-            </w:pPr>
-            <w:r/>
-            <w:r>
-              <w:rPr>
-                <w:rFonts w:ascii="Arial" w:hAnsi="Arial"/>
-                <w:b/>
-                <w:sz w:val="16"/>
-              </w:rPr>
-              <w:t>Entry Name</w:t>
-            </w:r>
-          </w:p>
-        </w:tc>
-        <w:tc>
-          <w:tcPr>
-            <w:tcW w:type="dxa" w:w="5046"/>
-            <w:shd w:val="clear" w:color="auto" w:fill="D9E2F3"/>
-          </w:tcPr>
-          <w:p>
-            <w:pPr>
-              <w:jc w:val="center"/>
-            </w:pPr>
-            <w:r/>
-            <w:r>
-              <w:rPr>
-                <w:rFonts w:ascii="Arial" w:hAnsi="Arial"/>
-                <w:b/>
-                <w:sz w:val="16"/>
-              </w:rPr>
-              <w:t>Note</w:t>
+            <w:tcW w:type="dxa" w:w="1134"/>
+            <w:shd w:val="clear" w:color="auto" w:fill="D9D9D9"/>
+          </w:tcPr>
+          <w:p>
+            <w:r/>
+            <w:r>
+              <w:rPr>
+                <w:rFonts w:ascii="Verdana" w:hAnsi="Verdana"/>
+                <w:b w:val="0"/>
+                <w:sz w:val="16"/>
+              </w:rPr>
+              <w:t>CHIFFRE DU CODE</w:t>
+            </w:r>
+          </w:p>
+        </w:tc>
+        <w:tc>
+          <w:tcPr>
+            <w:tcW w:type="dxa" w:w="5046"/>
+            <w:shd w:val="clear" w:color="auto" w:fill="D9D9D9"/>
+          </w:tcPr>
+          <w:p>
+            <w:r/>
+            <w:r>
+              <w:rPr>
+                <w:rFonts w:ascii="Verdana" w:hAnsi="Verdana"/>
+                <w:b w:val="0"/>
+                <w:sz w:val="16"/>
+              </w:rPr>
+              <w:t>SIGNIFICATION</w:t>
+            </w:r>
+          </w:p>
+        </w:tc>
+        <w:tc>
+          <w:tcPr>
+            <w:tcW w:type="dxa" w:w="5046"/>
+            <w:shd w:val="clear" w:color="auto" w:fill="D9D9D9"/>
+          </w:tcPr>
+          <w:p>
+            <w:r/>
+            <w:r>
+              <w:rPr>
+                <w:rFonts w:ascii="Verdana" w:hAnsi="Verdana"/>
+                <w:b w:val="0"/>
+                <w:sz w:val="16"/>
+              </w:rPr>
+              <w:t>NOTE</w:t>
             </w:r>
           </w:p>
         </w:tc>
@@ -3602,7 +3642,7 @@
             <w:r/>
             <w:r>
               <w:rPr>
-                <w:rFonts w:ascii="Arial" w:hAnsi="Arial"/>
+                <w:rFonts w:ascii="Verdana" w:hAnsi="Verdana"/>
                 <w:b w:val="0"/>
                 <w:sz w:val="16"/>
               </w:rPr>
@@ -3618,7 +3658,7 @@
             <w:r/>
             <w:r>
               <w:rPr>
-                <w:rFonts w:ascii="Arial" w:hAnsi="Arial"/>
+                <w:rFonts w:ascii="Verdana" w:hAnsi="Verdana"/>
                 <w:b w:val="0"/>
                 <w:sz w:val="16"/>
               </w:rPr>
@@ -3634,7 +3674,7 @@
             <w:r/>
             <w:r>
               <w:rPr>
-                <w:rFonts w:ascii="Arial" w:hAnsi="Arial"/>
+                <w:rFonts w:ascii="Verdana" w:hAnsi="Verdana"/>
                 <w:b w:val="0"/>
                 <w:sz w:val="16"/>
               </w:rPr>
@@ -3651,7 +3691,7 @@
             <w:r/>
             <w:r>
               <w:rPr>
-                <w:rFonts w:ascii="Arial" w:hAnsi="Arial"/>
+                <w:rFonts w:ascii="Verdana" w:hAnsi="Verdana"/>
                 <w:b w:val="0"/>
                 <w:sz w:val="16"/>
               </w:rPr>
@@ -3667,7 +3707,7 @@
             <w:r/>
             <w:r>
               <w:rPr>
-                <w:rFonts w:ascii="Arial" w:hAnsi="Arial"/>
+                <w:rFonts w:ascii="Verdana" w:hAnsi="Verdana"/>
                 <w:b w:val="0"/>
                 <w:sz w:val="16"/>
               </w:rPr>
@@ -3683,7 +3723,7 @@
             <w:r/>
             <w:r>
               <w:rPr>
-                <w:rFonts w:ascii="Arial" w:hAnsi="Arial"/>
+                <w:rFonts w:ascii="Verdana" w:hAnsi="Verdana"/>
                 <w:b w:val="0"/>
                 <w:sz w:val="16"/>
               </w:rPr>
@@ -3700,7 +3740,7 @@
             <w:r/>
             <w:r>
               <w:rPr>
-                <w:rFonts w:ascii="Arial" w:hAnsi="Arial"/>
+                <w:rFonts w:ascii="Verdana" w:hAnsi="Verdana"/>
                 <w:b w:val="0"/>
                 <w:sz w:val="16"/>
               </w:rPr>
@@ -3716,7 +3756,7 @@
             <w:r/>
             <w:r>
               <w:rPr>
-                <w:rFonts w:ascii="Arial" w:hAnsi="Arial"/>
+                <w:rFonts w:ascii="Verdana" w:hAnsi="Verdana"/>
                 <w:b w:val="0"/>
                 <w:sz w:val="16"/>
               </w:rPr>
@@ -3732,7 +3772,7 @@
             <w:r/>
             <w:r>
               <w:rPr>
-                <w:rFonts w:ascii="Arial" w:hAnsi="Arial"/>
+                <w:rFonts w:ascii="Verdana" w:hAnsi="Verdana"/>
                 <w:b w:val="0"/>
                 <w:sz w:val="16"/>
               </w:rPr>
@@ -3749,7 +3789,7 @@
             <w:r/>
             <w:r>
               <w:rPr>
-                <w:rFonts w:ascii="Arial" w:hAnsi="Arial"/>
+                <w:rFonts w:ascii="Verdana" w:hAnsi="Verdana"/>
                 <w:b w:val="0"/>
                 <w:sz w:val="16"/>
               </w:rPr>
@@ -3765,7 +3805,7 @@
             <w:r/>
             <w:r>
               <w:rPr>
-                <w:rFonts w:ascii="Arial" w:hAnsi="Arial"/>
+                <w:rFonts w:ascii="Verdana" w:hAnsi="Verdana"/>
                 <w:b w:val="0"/>
                 <w:sz w:val="16"/>
               </w:rPr>
@@ -3781,7 +3821,7 @@
             <w:r/>
             <w:r>
               <w:rPr>
-                <w:rFonts w:ascii="Arial" w:hAnsi="Arial"/>
+                <w:rFonts w:ascii="Verdana" w:hAnsi="Verdana"/>
                 <w:b w:val="0"/>
                 <w:sz w:val="16"/>
               </w:rPr>
@@ -3798,7 +3838,7 @@
             <w:r/>
             <w:r>
               <w:rPr>
-                <w:rFonts w:ascii="Arial" w:hAnsi="Arial"/>
+                <w:rFonts w:ascii="Verdana" w:hAnsi="Verdana"/>
                 <w:b w:val="0"/>
                 <w:sz w:val="16"/>
               </w:rPr>
@@ -3814,7 +3854,7 @@
             <w:r/>
             <w:r>
               <w:rPr>
-                <w:rFonts w:ascii="Arial" w:hAnsi="Arial"/>
+                <w:rFonts w:ascii="Verdana" w:hAnsi="Verdana"/>
                 <w:b w:val="0"/>
                 <w:sz w:val="16"/>
               </w:rPr>
@@ -3830,7 +3870,7 @@
             <w:r/>
             <w:r>
               <w:rPr>
-                <w:rFonts w:ascii="Arial" w:hAnsi="Arial"/>
+                <w:rFonts w:ascii="Verdana" w:hAnsi="Verdana"/>
                 <w:b w:val="0"/>
                 <w:sz w:val="16"/>
               </w:rPr>
@@ -3847,7 +3887,7 @@
             <w:r/>
             <w:r>
               <w:rPr>
-                <w:rFonts w:ascii="Arial" w:hAnsi="Arial"/>
+                <w:rFonts w:ascii="Verdana" w:hAnsi="Verdana"/>
                 <w:b w:val="0"/>
                 <w:sz w:val="16"/>
               </w:rPr>
@@ -3863,7 +3903,7 @@
             <w:r/>
             <w:r>
               <w:rPr>
-                <w:rFonts w:ascii="Arial" w:hAnsi="Arial"/>
+                <w:rFonts w:ascii="Verdana" w:hAnsi="Verdana"/>
                 <w:b w:val="0"/>
                 <w:sz w:val="16"/>
               </w:rPr>
@@ -3879,7 +3919,7 @@
             <w:r/>
             <w:r>
               <w:rPr>
-                <w:rFonts w:ascii="Arial" w:hAnsi="Arial"/>
+                <w:rFonts w:ascii="Verdana" w:hAnsi="Verdana"/>
                 <w:b w:val="0"/>
                 <w:sz w:val="16"/>
               </w:rPr>
@@ -3896,7 +3936,7 @@
             <w:r/>
             <w:r>
               <w:rPr>
-                <w:rFonts w:ascii="Arial" w:hAnsi="Arial"/>
+                <w:rFonts w:ascii="Verdana" w:hAnsi="Verdana"/>
                 <w:b w:val="0"/>
                 <w:sz w:val="16"/>
               </w:rPr>
@@ -3912,7 +3952,7 @@
             <w:r/>
             <w:r>
               <w:rPr>
-                <w:rFonts w:ascii="Arial" w:hAnsi="Arial"/>
+                <w:rFonts w:ascii="Verdana" w:hAnsi="Verdana"/>
                 <w:b w:val="0"/>
                 <w:sz w:val="16"/>
               </w:rPr>
@@ -3928,7 +3968,7 @@
             <w:r/>
             <w:r>
               <w:rPr>
-                <w:rFonts w:ascii="Arial" w:hAnsi="Arial"/>
+                <w:rFonts w:ascii="Verdana" w:hAnsi="Verdana"/>
                 <w:b w:val="0"/>
                 <w:sz w:val="16"/>
               </w:rPr>
@@ -3945,7 +3985,7 @@
             <w:r/>
             <w:r>
               <w:rPr>
-                <w:rFonts w:ascii="Arial" w:hAnsi="Arial"/>
+                <w:rFonts w:ascii="Verdana" w:hAnsi="Verdana"/>
                 <w:b w:val="0"/>
                 <w:sz w:val="16"/>
               </w:rPr>
@@ -3961,7 +4001,7 @@
             <w:r/>
             <w:r>
               <w:rPr>
-                <w:rFonts w:ascii="Arial" w:hAnsi="Arial"/>
+                <w:rFonts w:ascii="Verdana" w:hAnsi="Verdana"/>
                 <w:b w:val="0"/>
                 <w:sz w:val="16"/>
               </w:rPr>
@@ -3977,7 +4017,7 @@
             <w:r/>
             <w:r>
               <w:rPr>
-                <w:rFonts w:ascii="Arial" w:hAnsi="Arial"/>
+                <w:rFonts w:ascii="Verdana" w:hAnsi="Verdana"/>
                 <w:b w:val="0"/>
                 <w:sz w:val="16"/>
               </w:rPr>
@@ -3994,7 +4034,7 @@
             <w:r/>
             <w:r>
               <w:rPr>
-                <w:rFonts w:ascii="Arial" w:hAnsi="Arial"/>
+                <w:rFonts w:ascii="Verdana" w:hAnsi="Verdana"/>
                 <w:b w:val="0"/>
                 <w:sz w:val="16"/>
               </w:rPr>
@@ -4010,7 +4050,7 @@
             <w:r/>
             <w:r>
               <w:rPr>
-                <w:rFonts w:ascii="Arial" w:hAnsi="Arial"/>
+                <w:rFonts w:ascii="Verdana" w:hAnsi="Verdana"/>
                 <w:b w:val="0"/>
                 <w:sz w:val="16"/>
               </w:rPr>
@@ -4026,7 +4066,7 @@
             <w:r/>
             <w:r>
               <w:rPr>
-                <w:rFonts w:ascii="Arial" w:hAnsi="Arial"/>
+                <w:rFonts w:ascii="Verdana" w:hAnsi="Verdana"/>
                 <w:b w:val="0"/>
                 <w:sz w:val="16"/>
               </w:rPr>
@@ -4043,7 +4083,7 @@
             <w:r/>
             <w:r>
               <w:rPr>
-                <w:rFonts w:ascii="Arial" w:hAnsi="Arial"/>
+                <w:rFonts w:ascii="Verdana" w:hAnsi="Verdana"/>
                 <w:b w:val="0"/>
                 <w:sz w:val="16"/>
               </w:rPr>
@@ -4059,7 +4099,7 @@
             <w:r/>
             <w:r>
               <w:rPr>
-                <w:rFonts w:ascii="Arial" w:hAnsi="Arial"/>
+                <w:rFonts w:ascii="Verdana" w:hAnsi="Verdana"/>
                 <w:b w:val="0"/>
                 <w:sz w:val="16"/>
               </w:rPr>
@@ -4075,7 +4115,7 @@
             <w:r/>
             <w:r>
               <w:rPr>
-                <w:rFonts w:ascii="Arial" w:hAnsi="Arial"/>
+                <w:rFonts w:ascii="Verdana" w:hAnsi="Verdana"/>
                 <w:b w:val="0"/>
                 <w:sz w:val="16"/>
               </w:rPr>
@@ -4088,7 +4128,7 @@
     <w:p>
       <w:r>
         <w:rPr>
-          <w:rFonts w:ascii="Arial" w:hAnsi="Arial"/>
+          <w:rFonts w:ascii="Verdana" w:hAnsi="Verdana"/>
           <w:b/>
           <w:sz w:val="18"/>
         </w:rPr>
@@ -4101,6 +4141,20 @@
         <w:tblW w:type="auto" w:w="0"/>
         <w:jc w:val="center"/>
         <w:tblLook w:firstColumn="1" w:firstRow="1" w:lastColumn="0" w:lastRow="0" w:noHBand="0" w:noVBand="1" w:val="04A0"/>
+        <w:tblBorders>
+          <w:top w:val="single" w:sz="4" w:space="0" w:color="595959"/>
+          <w:left w:val="single" w:sz="4" w:space="0" w:color="595959"/>
+          <w:bottom w:val="single" w:sz="4" w:space="0" w:color="595959"/>
+          <w:right w:val="single" w:sz="4" w:space="0" w:color="595959"/>
+          <w:insideH w:val="single" w:sz="4" w:space="0" w:color="595959"/>
+          <w:insideV w:val="single" w:sz="4" w:space="0" w:color="595959"/>
+        </w:tblBorders>
+        <w:tblCellMar>
+          <w:top w:w="85" w:type="dxa"/>
+          <w:left w:w="85" w:type="dxa"/>
+          <w:bottom w:w="85" w:type="dxa"/>
+          <w:right w:w="85" w:type="dxa"/>
+        </w:tblCellMar>
       </w:tblPr>
       <w:tblGrid>
         <w:gridCol w:w="5046"/>
@@ -4110,61 +4164,52 @@
       <w:tr>
         <w:tc>
           <w:tcPr>
-            <w:tcW w:type="dxa" w:w="5046"/>
-            <w:shd w:val="clear" w:color="auto" w:fill="D9E2F3"/>
-          </w:tcPr>
-          <w:p>
-            <w:pPr>
-              <w:jc w:val="center"/>
-            </w:pPr>
-            <w:r/>
-            <w:r>
-              <w:rPr>
-                <w:rFonts w:ascii="Arial" w:hAnsi="Arial"/>
-                <w:b/>
-                <w:sz w:val="16"/>
-              </w:rPr>
-              <w:t>Code Figure</w:t>
-            </w:r>
-          </w:p>
-        </w:tc>
-        <w:tc>
-          <w:tcPr>
-            <w:tcW w:type="dxa" w:w="5046"/>
-            <w:shd w:val="clear" w:color="auto" w:fill="D9E2F3"/>
-          </w:tcPr>
-          <w:p>
-            <w:pPr>
-              <w:jc w:val="center"/>
-            </w:pPr>
-            <w:r/>
-            <w:r>
-              <w:rPr>
-                <w:rFonts w:ascii="Arial" w:hAnsi="Arial"/>
-                <w:b/>
-                <w:sz w:val="16"/>
-              </w:rPr>
-              <w:t>Entry Name</w:t>
-            </w:r>
-          </w:p>
-        </w:tc>
-        <w:tc>
-          <w:tcPr>
-            <w:tcW w:type="dxa" w:w="5046"/>
-            <w:shd w:val="clear" w:color="auto" w:fill="D9E2F3"/>
-          </w:tcPr>
-          <w:p>
-            <w:pPr>
-              <w:jc w:val="center"/>
-            </w:pPr>
-            <w:r/>
-            <w:r>
-              <w:rPr>
-                <w:rFonts w:ascii="Arial" w:hAnsi="Arial"/>
-                <w:b/>
-                <w:sz w:val="16"/>
-              </w:rPr>
-              <w:t>Note</w:t>
+            <w:tcW w:type="dxa" w:w="1134"/>
+            <w:shd w:val="clear" w:color="auto" w:fill="D9D9D9"/>
+          </w:tcPr>
+          <w:p>
+            <w:r/>
+            <w:r>
+              <w:rPr>
+                <w:rFonts w:ascii="Verdana" w:hAnsi="Verdana"/>
+                <w:b w:val="0"/>
+                <w:sz w:val="16"/>
+              </w:rPr>
+              <w:t>CHIFFRE DU CODE</w:t>
+            </w:r>
+          </w:p>
+        </w:tc>
+        <w:tc>
+          <w:tcPr>
+            <w:tcW w:type="dxa" w:w="5046"/>
+            <w:shd w:val="clear" w:color="auto" w:fill="D9D9D9"/>
+          </w:tcPr>
+          <w:p>
+            <w:r/>
+            <w:r>
+              <w:rPr>
+                <w:rFonts w:ascii="Verdana" w:hAnsi="Verdana"/>
+                <w:b w:val="0"/>
+                <w:sz w:val="16"/>
+              </w:rPr>
+              <w:t>SIGNIFICATION</w:t>
+            </w:r>
+          </w:p>
+        </w:tc>
+        <w:tc>
+          <w:tcPr>
+            <w:tcW w:type="dxa" w:w="5046"/>
+            <w:shd w:val="clear" w:color="auto" w:fill="D9D9D9"/>
+          </w:tcPr>
+          <w:p>
+            <w:r/>
+            <w:r>
+              <w:rPr>
+                <w:rFonts w:ascii="Verdana" w:hAnsi="Verdana"/>
+                <w:b w:val="0"/>
+                <w:sz w:val="16"/>
+              </w:rPr>
+              <w:t>NOTE</w:t>
             </w:r>
           </w:p>
         </w:tc>
@@ -4178,7 +4223,7 @@
             <w:r/>
             <w:r>
               <w:rPr>
-                <w:rFonts w:ascii="Arial" w:hAnsi="Arial"/>
+                <w:rFonts w:ascii="Verdana" w:hAnsi="Verdana"/>
                 <w:b w:val="0"/>
                 <w:sz w:val="16"/>
               </w:rPr>
@@ -4194,7 +4239,7 @@
             <w:r/>
             <w:r>
               <w:rPr>
-                <w:rFonts w:ascii="Arial" w:hAnsi="Arial"/>
+                <w:rFonts w:ascii="Verdana" w:hAnsi="Verdana"/>
                 <w:b w:val="0"/>
                 <w:sz w:val="16"/>
               </w:rPr>
@@ -4210,7 +4255,7 @@
             <w:r/>
             <w:r>
               <w:rPr>
-                <w:rFonts w:ascii="Arial" w:hAnsi="Arial"/>
+                <w:rFonts w:ascii="Verdana" w:hAnsi="Verdana"/>
                 <w:b w:val="0"/>
                 <w:sz w:val="16"/>
               </w:rPr>
@@ -4227,7 +4272,7 @@
             <w:r/>
             <w:r>
               <w:rPr>
-                <w:rFonts w:ascii="Arial" w:hAnsi="Arial"/>
+                <w:rFonts w:ascii="Verdana" w:hAnsi="Verdana"/>
                 <w:b w:val="0"/>
                 <w:sz w:val="16"/>
               </w:rPr>
@@ -4243,7 +4288,7 @@
             <w:r/>
             <w:r>
               <w:rPr>
-                <w:rFonts w:ascii="Arial" w:hAnsi="Arial"/>
+                <w:rFonts w:ascii="Verdana" w:hAnsi="Verdana"/>
                 <w:b w:val="0"/>
                 <w:sz w:val="16"/>
               </w:rPr>
@@ -4259,7 +4304,7 @@
             <w:r/>
             <w:r>
               <w:rPr>
-                <w:rFonts w:ascii="Arial" w:hAnsi="Arial"/>
+                <w:rFonts w:ascii="Verdana" w:hAnsi="Verdana"/>
                 <w:b w:val="0"/>
                 <w:sz w:val="16"/>
               </w:rPr>
@@ -4276,7 +4321,7 @@
             <w:r/>
             <w:r>
               <w:rPr>
-                <w:rFonts w:ascii="Arial" w:hAnsi="Arial"/>
+                <w:rFonts w:ascii="Verdana" w:hAnsi="Verdana"/>
                 <w:b w:val="0"/>
                 <w:sz w:val="16"/>
               </w:rPr>
@@ -4292,7 +4337,7 @@
             <w:r/>
             <w:r>
               <w:rPr>
-                <w:rFonts w:ascii="Arial" w:hAnsi="Arial"/>
+                <w:rFonts w:ascii="Verdana" w:hAnsi="Verdana"/>
                 <w:b w:val="0"/>
                 <w:sz w:val="16"/>
               </w:rPr>
@@ -4308,7 +4353,7 @@
             <w:r/>
             <w:r>
               <w:rPr>
-                <w:rFonts w:ascii="Arial" w:hAnsi="Arial"/>
+                <w:rFonts w:ascii="Verdana" w:hAnsi="Verdana"/>
                 <w:b w:val="0"/>
                 <w:sz w:val="16"/>
               </w:rPr>
@@ -4325,7 +4370,7 @@
             <w:r/>
             <w:r>
               <w:rPr>
-                <w:rFonts w:ascii="Arial" w:hAnsi="Arial"/>
+                <w:rFonts w:ascii="Verdana" w:hAnsi="Verdana"/>
                 <w:b w:val="0"/>
                 <w:sz w:val="16"/>
               </w:rPr>
@@ -4341,7 +4386,7 @@
             <w:r/>
             <w:r>
               <w:rPr>
-                <w:rFonts w:ascii="Arial" w:hAnsi="Arial"/>
+                <w:rFonts w:ascii="Verdana" w:hAnsi="Verdana"/>
                 <w:b w:val="0"/>
                 <w:sz w:val="16"/>
               </w:rPr>
@@ -4357,7 +4402,7 @@
             <w:r/>
             <w:r>
               <w:rPr>
-                <w:rFonts w:ascii="Arial" w:hAnsi="Arial"/>
+                <w:rFonts w:ascii="Verdana" w:hAnsi="Verdana"/>
                 <w:b w:val="0"/>
                 <w:sz w:val="16"/>
               </w:rPr>
@@ -4374,7 +4419,7 @@
             <w:r/>
             <w:r>
               <w:rPr>
-                <w:rFonts w:ascii="Arial" w:hAnsi="Arial"/>
+                <w:rFonts w:ascii="Verdana" w:hAnsi="Verdana"/>
                 <w:b w:val="0"/>
                 <w:sz w:val="16"/>
               </w:rPr>
@@ -4390,7 +4435,7 @@
             <w:r/>
             <w:r>
               <w:rPr>
-                <w:rFonts w:ascii="Arial" w:hAnsi="Arial"/>
+                <w:rFonts w:ascii="Verdana" w:hAnsi="Verdana"/>
                 <w:b w:val="0"/>
                 <w:sz w:val="16"/>
               </w:rPr>
@@ -4406,7 +4451,7 @@
             <w:r/>
             <w:r>
               <w:rPr>
-                <w:rFonts w:ascii="Arial" w:hAnsi="Arial"/>
+                <w:rFonts w:ascii="Verdana" w:hAnsi="Verdana"/>
                 <w:b w:val="0"/>
                 <w:sz w:val="16"/>
               </w:rPr>
@@ -4423,7 +4468,7 @@
             <w:r/>
             <w:r>
               <w:rPr>
-                <w:rFonts w:ascii="Arial" w:hAnsi="Arial"/>
+                <w:rFonts w:ascii="Verdana" w:hAnsi="Verdana"/>
                 <w:b w:val="0"/>
                 <w:sz w:val="16"/>
               </w:rPr>
@@ -4439,7 +4484,7 @@
             <w:r/>
             <w:r>
               <w:rPr>
-                <w:rFonts w:ascii="Arial" w:hAnsi="Arial"/>
+                <w:rFonts w:ascii="Verdana" w:hAnsi="Verdana"/>
                 <w:b w:val="0"/>
                 <w:sz w:val="16"/>
               </w:rPr>
@@ -4455,7 +4500,7 @@
             <w:r/>
             <w:r>
               <w:rPr>
-                <w:rFonts w:ascii="Arial" w:hAnsi="Arial"/>
+                <w:rFonts w:ascii="Verdana" w:hAnsi="Verdana"/>
                 <w:b w:val="0"/>
                 <w:sz w:val="16"/>
               </w:rPr>
@@ -4468,7 +4513,7 @@
     <w:p>
       <w:r>
         <w:rPr>
-          <w:rFonts w:ascii="Arial" w:hAnsi="Arial"/>
+          <w:rFonts w:ascii="Verdana" w:hAnsi="Verdana"/>
           <w:b/>
           <w:sz w:val="18"/>
         </w:rPr>
@@ -4481,6 +4526,20 @@
         <w:tblW w:type="auto" w:w="0"/>
         <w:jc w:val="center"/>
         <w:tblLook w:firstColumn="1" w:firstRow="1" w:lastColumn="0" w:lastRow="0" w:noHBand="0" w:noVBand="1" w:val="04A0"/>
+        <w:tblBorders>
+          <w:top w:val="single" w:sz="4" w:space="0" w:color="595959"/>
+          <w:left w:val="single" w:sz="4" w:space="0" w:color="595959"/>
+          <w:bottom w:val="single" w:sz="4" w:space="0" w:color="595959"/>
+          <w:right w:val="single" w:sz="4" w:space="0" w:color="595959"/>
+          <w:insideH w:val="single" w:sz="4" w:space="0" w:color="595959"/>
+          <w:insideV w:val="single" w:sz="4" w:space="0" w:color="595959"/>
+        </w:tblBorders>
+        <w:tblCellMar>
+          <w:top w:w="85" w:type="dxa"/>
+          <w:left w:w="85" w:type="dxa"/>
+          <w:bottom w:w="85" w:type="dxa"/>
+          <w:right w:w="85" w:type="dxa"/>
+        </w:tblCellMar>
       </w:tblPr>
       <w:tblGrid>
         <w:gridCol w:w="5046"/>
@@ -4490,61 +4549,52 @@
       <w:tr>
         <w:tc>
           <w:tcPr>
-            <w:tcW w:type="dxa" w:w="5046"/>
-            <w:shd w:val="clear" w:color="auto" w:fill="D9E2F3"/>
-          </w:tcPr>
-          <w:p>
-            <w:pPr>
-              <w:jc w:val="center"/>
-            </w:pPr>
-            <w:r/>
-            <w:r>
-              <w:rPr>
-                <w:rFonts w:ascii="Arial" w:hAnsi="Arial"/>
-                <w:b/>
-                <w:sz w:val="16"/>
-              </w:rPr>
-              <w:t>Code Figure</w:t>
-            </w:r>
-          </w:p>
-        </w:tc>
-        <w:tc>
-          <w:tcPr>
-            <w:tcW w:type="dxa" w:w="5046"/>
-            <w:shd w:val="clear" w:color="auto" w:fill="D9E2F3"/>
-          </w:tcPr>
-          <w:p>
-            <w:pPr>
-              <w:jc w:val="center"/>
-            </w:pPr>
-            <w:r/>
-            <w:r>
-              <w:rPr>
-                <w:rFonts w:ascii="Arial" w:hAnsi="Arial"/>
-                <w:b/>
-                <w:sz w:val="16"/>
-              </w:rPr>
-              <w:t>Entry Name</w:t>
-            </w:r>
-          </w:p>
-        </w:tc>
-        <w:tc>
-          <w:tcPr>
-            <w:tcW w:type="dxa" w:w="5046"/>
-            <w:shd w:val="clear" w:color="auto" w:fill="D9E2F3"/>
-          </w:tcPr>
-          <w:p>
-            <w:pPr>
-              <w:jc w:val="center"/>
-            </w:pPr>
-            <w:r/>
-            <w:r>
-              <w:rPr>
-                <w:rFonts w:ascii="Arial" w:hAnsi="Arial"/>
-                <w:b/>
-                <w:sz w:val="16"/>
-              </w:rPr>
-              <w:t>Note</w:t>
+            <w:tcW w:type="dxa" w:w="1134"/>
+            <w:shd w:val="clear" w:color="auto" w:fill="D9D9D9"/>
+          </w:tcPr>
+          <w:p>
+            <w:r/>
+            <w:r>
+              <w:rPr>
+                <w:rFonts w:ascii="Verdana" w:hAnsi="Verdana"/>
+                <w:b w:val="0"/>
+                <w:sz w:val="16"/>
+              </w:rPr>
+              <w:t>CHIFFRE DU CODE</w:t>
+            </w:r>
+          </w:p>
+        </w:tc>
+        <w:tc>
+          <w:tcPr>
+            <w:tcW w:type="dxa" w:w="5046"/>
+            <w:shd w:val="clear" w:color="auto" w:fill="D9D9D9"/>
+          </w:tcPr>
+          <w:p>
+            <w:r/>
+            <w:r>
+              <w:rPr>
+                <w:rFonts w:ascii="Verdana" w:hAnsi="Verdana"/>
+                <w:b w:val="0"/>
+                <w:sz w:val="16"/>
+              </w:rPr>
+              <w:t>SIGNIFICATION</w:t>
+            </w:r>
+          </w:p>
+        </w:tc>
+        <w:tc>
+          <w:tcPr>
+            <w:tcW w:type="dxa" w:w="5046"/>
+            <w:shd w:val="clear" w:color="auto" w:fill="D9D9D9"/>
+          </w:tcPr>
+          <w:p>
+            <w:r/>
+            <w:r>
+              <w:rPr>
+                <w:rFonts w:ascii="Verdana" w:hAnsi="Verdana"/>
+                <w:b w:val="0"/>
+                <w:sz w:val="16"/>
+              </w:rPr>
+              <w:t>NOTE</w:t>
             </w:r>
           </w:p>
         </w:tc>
@@ -4558,7 +4608,7 @@
             <w:r/>
             <w:r>
               <w:rPr>
-                <w:rFonts w:ascii="Arial" w:hAnsi="Arial"/>
+                <w:rFonts w:ascii="Verdana" w:hAnsi="Verdana"/>
                 <w:b w:val="0"/>
                 <w:sz w:val="16"/>
               </w:rPr>
@@ -4574,7 +4624,7 @@
             <w:r/>
             <w:r>
               <w:rPr>
-                <w:rFonts w:ascii="Arial" w:hAnsi="Arial"/>
+                <w:rFonts w:ascii="Verdana" w:hAnsi="Verdana"/>
                 <w:b w:val="0"/>
                 <w:sz w:val="16"/>
               </w:rPr>
@@ -4590,7 +4640,7 @@
             <w:r/>
             <w:r>
               <w:rPr>
-                <w:rFonts w:ascii="Arial" w:hAnsi="Arial"/>
+                <w:rFonts w:ascii="Verdana" w:hAnsi="Verdana"/>
                 <w:b w:val="0"/>
                 <w:sz w:val="16"/>
               </w:rPr>
@@ -4607,7 +4657,7 @@
             <w:r/>
             <w:r>
               <w:rPr>
-                <w:rFonts w:ascii="Arial" w:hAnsi="Arial"/>
+                <w:rFonts w:ascii="Verdana" w:hAnsi="Verdana"/>
                 <w:b w:val="0"/>
                 <w:sz w:val="16"/>
               </w:rPr>
@@ -4623,7 +4673,7 @@
             <w:r/>
             <w:r>
               <w:rPr>
-                <w:rFonts w:ascii="Arial" w:hAnsi="Arial"/>
+                <w:rFonts w:ascii="Verdana" w:hAnsi="Verdana"/>
                 <w:b w:val="0"/>
                 <w:sz w:val="16"/>
               </w:rPr>
@@ -4639,7 +4689,7 @@
             <w:r/>
             <w:r>
               <w:rPr>
-                <w:rFonts w:ascii="Arial" w:hAnsi="Arial"/>
+                <w:rFonts w:ascii="Verdana" w:hAnsi="Verdana"/>
                 <w:b w:val="0"/>
                 <w:sz w:val="16"/>
               </w:rPr>
@@ -4656,7 +4706,7 @@
             <w:r/>
             <w:r>
               <w:rPr>
-                <w:rFonts w:ascii="Arial" w:hAnsi="Arial"/>
+                <w:rFonts w:ascii="Verdana" w:hAnsi="Verdana"/>
                 <w:b w:val="0"/>
                 <w:sz w:val="16"/>
               </w:rPr>
@@ -4672,7 +4722,7 @@
             <w:r/>
             <w:r>
               <w:rPr>
-                <w:rFonts w:ascii="Arial" w:hAnsi="Arial"/>
+                <w:rFonts w:ascii="Verdana" w:hAnsi="Verdana"/>
                 <w:b w:val="0"/>
                 <w:sz w:val="16"/>
               </w:rPr>
@@ -4688,7 +4738,7 @@
             <w:r/>
             <w:r>
               <w:rPr>
-                <w:rFonts w:ascii="Arial" w:hAnsi="Arial"/>
+                <w:rFonts w:ascii="Verdana" w:hAnsi="Verdana"/>
                 <w:b w:val="0"/>
                 <w:sz w:val="16"/>
               </w:rPr>
@@ -4705,7 +4755,7 @@
             <w:r/>
             <w:r>
               <w:rPr>
-                <w:rFonts w:ascii="Arial" w:hAnsi="Arial"/>
+                <w:rFonts w:ascii="Verdana" w:hAnsi="Verdana"/>
                 <w:b w:val="0"/>
                 <w:sz w:val="16"/>
               </w:rPr>
@@ -4721,7 +4771,7 @@
             <w:r/>
             <w:r>
               <w:rPr>
-                <w:rFonts w:ascii="Arial" w:hAnsi="Arial"/>
+                <w:rFonts w:ascii="Verdana" w:hAnsi="Verdana"/>
                 <w:b w:val="0"/>
                 <w:sz w:val="16"/>
               </w:rPr>
@@ -4737,7 +4787,7 @@
             <w:r/>
             <w:r>
               <w:rPr>
-                <w:rFonts w:ascii="Arial" w:hAnsi="Arial"/>
+                <w:rFonts w:ascii="Verdana" w:hAnsi="Verdana"/>
                 <w:b w:val="0"/>
                 <w:sz w:val="16"/>
               </w:rPr>
@@ -4754,7 +4804,7 @@
             <w:r/>
             <w:r>
               <w:rPr>
-                <w:rFonts w:ascii="Arial" w:hAnsi="Arial"/>
+                <w:rFonts w:ascii="Verdana" w:hAnsi="Verdana"/>
                 <w:b w:val="0"/>
                 <w:sz w:val="16"/>
               </w:rPr>
@@ -4770,7 +4820,7 @@
             <w:r/>
             <w:r>
               <w:rPr>
-                <w:rFonts w:ascii="Arial" w:hAnsi="Arial"/>
+                <w:rFonts w:ascii="Verdana" w:hAnsi="Verdana"/>
                 <w:b w:val="0"/>
                 <w:sz w:val="16"/>
               </w:rPr>
@@ -4786,7 +4836,7 @@
             <w:r/>
             <w:r>
               <w:rPr>
-                <w:rFonts w:ascii="Arial" w:hAnsi="Arial"/>
+                <w:rFonts w:ascii="Verdana" w:hAnsi="Verdana"/>
                 <w:b w:val="0"/>
                 <w:sz w:val="16"/>
               </w:rPr>
@@ -4803,7 +4853,7 @@
             <w:r/>
             <w:r>
               <w:rPr>
-                <w:rFonts w:ascii="Arial" w:hAnsi="Arial"/>
+                <w:rFonts w:ascii="Verdana" w:hAnsi="Verdana"/>
                 <w:b w:val="0"/>
                 <w:sz w:val="16"/>
               </w:rPr>
@@ -4819,7 +4869,7 @@
             <w:r/>
             <w:r>
               <w:rPr>
-                <w:rFonts w:ascii="Arial" w:hAnsi="Arial"/>
+                <w:rFonts w:ascii="Verdana" w:hAnsi="Verdana"/>
                 <w:b w:val="0"/>
                 <w:sz w:val="16"/>
               </w:rPr>
@@ -4835,7 +4885,7 @@
             <w:r/>
             <w:r>
               <w:rPr>
-                <w:rFonts w:ascii="Arial" w:hAnsi="Arial"/>
+                <w:rFonts w:ascii="Verdana" w:hAnsi="Verdana"/>
                 <w:b w:val="0"/>
                 <w:sz w:val="16"/>
               </w:rPr>
@@ -4852,7 +4902,7 @@
             <w:r/>
             <w:r>
               <w:rPr>
-                <w:rFonts w:ascii="Arial" w:hAnsi="Arial"/>
+                <w:rFonts w:ascii="Verdana" w:hAnsi="Verdana"/>
                 <w:b w:val="0"/>
                 <w:sz w:val="16"/>
               </w:rPr>
@@ -4868,7 +4918,7 @@
             <w:r/>
             <w:r>
               <w:rPr>
-                <w:rFonts w:ascii="Arial" w:hAnsi="Arial"/>
+                <w:rFonts w:ascii="Verdana" w:hAnsi="Verdana"/>
                 <w:b w:val="0"/>
                 <w:sz w:val="16"/>
               </w:rPr>
@@ -4884,7 +4934,7 @@
             <w:r/>
             <w:r>
               <w:rPr>
-                <w:rFonts w:ascii="Arial" w:hAnsi="Arial"/>
+                <w:rFonts w:ascii="Verdana" w:hAnsi="Verdana"/>
                 <w:b w:val="0"/>
                 <w:sz w:val="16"/>
               </w:rPr>
@@ -4901,7 +4951,7 @@
             <w:r/>
             <w:r>
               <w:rPr>
-                <w:rFonts w:ascii="Arial" w:hAnsi="Arial"/>
+                <w:rFonts w:ascii="Verdana" w:hAnsi="Verdana"/>
                 <w:b w:val="0"/>
                 <w:sz w:val="16"/>
               </w:rPr>
@@ -4917,7 +4967,7 @@
             <w:r/>
             <w:r>
               <w:rPr>
-                <w:rFonts w:ascii="Arial" w:hAnsi="Arial"/>
+                <w:rFonts w:ascii="Verdana" w:hAnsi="Verdana"/>
                 <w:b w:val="0"/>
                 <w:sz w:val="16"/>
               </w:rPr>
@@ -4933,7 +4983,7 @@
             <w:r/>
             <w:r>
               <w:rPr>
-                <w:rFonts w:ascii="Arial" w:hAnsi="Arial"/>
+                <w:rFonts w:ascii="Verdana" w:hAnsi="Verdana"/>
                 <w:b w:val="0"/>
                 <w:sz w:val="16"/>
               </w:rPr>
@@ -4950,7 +5000,7 @@
             <w:r/>
             <w:r>
               <w:rPr>
-                <w:rFonts w:ascii="Arial" w:hAnsi="Arial"/>
+                <w:rFonts w:ascii="Verdana" w:hAnsi="Verdana"/>
                 <w:b w:val="0"/>
                 <w:sz w:val="16"/>
               </w:rPr>
@@ -4966,7 +5016,7 @@
             <w:r/>
             <w:r>
               <w:rPr>
-                <w:rFonts w:ascii="Arial" w:hAnsi="Arial"/>
+                <w:rFonts w:ascii="Verdana" w:hAnsi="Verdana"/>
                 <w:b w:val="0"/>
                 <w:sz w:val="16"/>
               </w:rPr>
@@ -4982,7 +5032,7 @@
             <w:r/>
             <w:r>
               <w:rPr>
-                <w:rFonts w:ascii="Arial" w:hAnsi="Arial"/>
+                <w:rFonts w:ascii="Verdana" w:hAnsi="Verdana"/>
                 <w:b w:val="0"/>
                 <w:sz w:val="16"/>
               </w:rPr>
@@ -4999,7 +5049,7 @@
             <w:r/>
             <w:r>
               <w:rPr>
-                <w:rFonts w:ascii="Arial" w:hAnsi="Arial"/>
+                <w:rFonts w:ascii="Verdana" w:hAnsi="Verdana"/>
                 <w:b w:val="0"/>
                 <w:sz w:val="16"/>
               </w:rPr>
@@ -5015,7 +5065,7 @@
             <w:r/>
             <w:r>
               <w:rPr>
-                <w:rFonts w:ascii="Arial" w:hAnsi="Arial"/>
+                <w:rFonts w:ascii="Verdana" w:hAnsi="Verdana"/>
                 <w:b w:val="0"/>
                 <w:sz w:val="16"/>
               </w:rPr>
@@ -5031,7 +5081,7 @@
             <w:r/>
             <w:r>
               <w:rPr>
-                <w:rFonts w:ascii="Arial" w:hAnsi="Arial"/>
+                <w:rFonts w:ascii="Verdana" w:hAnsi="Verdana"/>
                 <w:b w:val="0"/>
                 <w:sz w:val="16"/>
               </w:rPr>
@@ -5048,7 +5098,7 @@
             <w:r/>
             <w:r>
               <w:rPr>
-                <w:rFonts w:ascii="Arial" w:hAnsi="Arial"/>
+                <w:rFonts w:ascii="Verdana" w:hAnsi="Verdana"/>
                 <w:b w:val="0"/>
                 <w:sz w:val="16"/>
               </w:rPr>
@@ -5064,7 +5114,7 @@
             <w:r/>
             <w:r>
               <w:rPr>
-                <w:rFonts w:ascii="Arial" w:hAnsi="Arial"/>
+                <w:rFonts w:ascii="Verdana" w:hAnsi="Verdana"/>
                 <w:b w:val="0"/>
                 <w:sz w:val="16"/>
               </w:rPr>
@@ -5080,7 +5130,7 @@
             <w:r/>
             <w:r>
               <w:rPr>
-                <w:rFonts w:ascii="Arial" w:hAnsi="Arial"/>
+                <w:rFonts w:ascii="Verdana" w:hAnsi="Verdana"/>
                 <w:b w:val="0"/>
                 <w:sz w:val="16"/>
               </w:rPr>
@@ -5097,7 +5147,7 @@
             <w:r/>
             <w:r>
               <w:rPr>
-                <w:rFonts w:ascii="Arial" w:hAnsi="Arial"/>
+                <w:rFonts w:ascii="Verdana" w:hAnsi="Verdana"/>
                 <w:b w:val="0"/>
                 <w:sz w:val="16"/>
               </w:rPr>
@@ -5113,7 +5163,7 @@
             <w:r/>
             <w:r>
               <w:rPr>
-                <w:rFonts w:ascii="Arial" w:hAnsi="Arial"/>
+                <w:rFonts w:ascii="Verdana" w:hAnsi="Verdana"/>
                 <w:b w:val="0"/>
                 <w:sz w:val="16"/>
               </w:rPr>
@@ -5129,7 +5179,7 @@
             <w:r/>
             <w:r>
               <w:rPr>
-                <w:rFonts w:ascii="Arial" w:hAnsi="Arial"/>
+                <w:rFonts w:ascii="Verdana" w:hAnsi="Verdana"/>
                 <w:b w:val="0"/>
                 <w:sz w:val="16"/>
               </w:rPr>
@@ -5146,7 +5196,7 @@
             <w:r/>
             <w:r>
               <w:rPr>
-                <w:rFonts w:ascii="Arial" w:hAnsi="Arial"/>
+                <w:rFonts w:ascii="Verdana" w:hAnsi="Verdana"/>
                 <w:b w:val="0"/>
                 <w:sz w:val="16"/>
               </w:rPr>
@@ -5162,7 +5212,7 @@
             <w:r/>
             <w:r>
               <w:rPr>
-                <w:rFonts w:ascii="Arial" w:hAnsi="Arial"/>
+                <w:rFonts w:ascii="Verdana" w:hAnsi="Verdana"/>
                 <w:b w:val="0"/>
                 <w:sz w:val="16"/>
               </w:rPr>
@@ -5178,7 +5228,7 @@
             <w:r/>
             <w:r>
               <w:rPr>
-                <w:rFonts w:ascii="Arial" w:hAnsi="Arial"/>
+                <w:rFonts w:ascii="Verdana" w:hAnsi="Verdana"/>
                 <w:b w:val="0"/>
                 <w:sz w:val="16"/>
               </w:rPr>
@@ -5195,7 +5245,7 @@
             <w:r/>
             <w:r>
               <w:rPr>
-                <w:rFonts w:ascii="Arial" w:hAnsi="Arial"/>
+                <w:rFonts w:ascii="Verdana" w:hAnsi="Verdana"/>
                 <w:b w:val="0"/>
                 <w:sz w:val="16"/>
               </w:rPr>
@@ -5211,7 +5261,7 @@
             <w:r/>
             <w:r>
               <w:rPr>
-                <w:rFonts w:ascii="Arial" w:hAnsi="Arial"/>
+                <w:rFonts w:ascii="Verdana" w:hAnsi="Verdana"/>
                 <w:b w:val="0"/>
                 <w:sz w:val="16"/>
               </w:rPr>
@@ -5227,7 +5277,7 @@
             <w:r/>
             <w:r>
               <w:rPr>
-                <w:rFonts w:ascii="Arial" w:hAnsi="Arial"/>
+                <w:rFonts w:ascii="Verdana" w:hAnsi="Verdana"/>
                 <w:b w:val="0"/>
                 <w:sz w:val="16"/>
               </w:rPr>
@@ -5244,7 +5294,7 @@
             <w:r/>
             <w:r>
               <w:rPr>
-                <w:rFonts w:ascii="Arial" w:hAnsi="Arial"/>
+                <w:rFonts w:ascii="Verdana" w:hAnsi="Verdana"/>
                 <w:b w:val="0"/>
                 <w:sz w:val="16"/>
               </w:rPr>
@@ -5260,7 +5310,7 @@
             <w:r/>
             <w:r>
               <w:rPr>
-                <w:rFonts w:ascii="Arial" w:hAnsi="Arial"/>
+                <w:rFonts w:ascii="Verdana" w:hAnsi="Verdana"/>
                 <w:b w:val="0"/>
                 <w:sz w:val="16"/>
               </w:rPr>
@@ -5276,7 +5326,7 @@
             <w:r/>
             <w:r>
               <w:rPr>
-                <w:rFonts w:ascii="Arial" w:hAnsi="Arial"/>
+                <w:rFonts w:ascii="Verdana" w:hAnsi="Verdana"/>
                 <w:b w:val="0"/>
                 <w:sz w:val="16"/>
               </w:rPr>
@@ -5293,7 +5343,7 @@
             <w:r/>
             <w:r>
               <w:rPr>
-                <w:rFonts w:ascii="Arial" w:hAnsi="Arial"/>
+                <w:rFonts w:ascii="Verdana" w:hAnsi="Verdana"/>
                 <w:b w:val="0"/>
                 <w:sz w:val="16"/>
               </w:rPr>
@@ -5309,7 +5359,7 @@
             <w:r/>
             <w:r>
               <w:rPr>
-                <w:rFonts w:ascii="Arial" w:hAnsi="Arial"/>
+                <w:rFonts w:ascii="Verdana" w:hAnsi="Verdana"/>
                 <w:b w:val="0"/>
                 <w:sz w:val="16"/>
               </w:rPr>
@@ -5325,7 +5375,7 @@
             <w:r/>
             <w:r>
               <w:rPr>
-                <w:rFonts w:ascii="Arial" w:hAnsi="Arial"/>
+                <w:rFonts w:ascii="Verdana" w:hAnsi="Verdana"/>
                 <w:b w:val="0"/>
                 <w:sz w:val="16"/>
               </w:rPr>
@@ -5342,7 +5392,7 @@
             <w:r/>
             <w:r>
               <w:rPr>
-                <w:rFonts w:ascii="Arial" w:hAnsi="Arial"/>
+                <w:rFonts w:ascii="Verdana" w:hAnsi="Verdana"/>
                 <w:b w:val="0"/>
                 <w:sz w:val="16"/>
               </w:rPr>
@@ -5358,7 +5408,7 @@
             <w:r/>
             <w:r>
               <w:rPr>
-                <w:rFonts w:ascii="Arial" w:hAnsi="Arial"/>
+                <w:rFonts w:ascii="Verdana" w:hAnsi="Verdana"/>
                 <w:b w:val="0"/>
                 <w:sz w:val="16"/>
               </w:rPr>
@@ -5374,7 +5424,7 @@
             <w:r/>
             <w:r>
               <w:rPr>
-                <w:rFonts w:ascii="Arial" w:hAnsi="Arial"/>
+                <w:rFonts w:ascii="Verdana" w:hAnsi="Verdana"/>
                 <w:b w:val="0"/>
                 <w:sz w:val="16"/>
               </w:rPr>
@@ -5391,7 +5441,7 @@
             <w:r/>
             <w:r>
               <w:rPr>
-                <w:rFonts w:ascii="Arial" w:hAnsi="Arial"/>
+                <w:rFonts w:ascii="Verdana" w:hAnsi="Verdana"/>
                 <w:b w:val="0"/>
                 <w:sz w:val="16"/>
               </w:rPr>
@@ -5407,7 +5457,7 @@
             <w:r/>
             <w:r>
               <w:rPr>
-                <w:rFonts w:ascii="Arial" w:hAnsi="Arial"/>
+                <w:rFonts w:ascii="Verdana" w:hAnsi="Verdana"/>
                 <w:b w:val="0"/>
                 <w:sz w:val="16"/>
               </w:rPr>
@@ -5423,7 +5473,7 @@
             <w:r/>
             <w:r>
               <w:rPr>
-                <w:rFonts w:ascii="Arial" w:hAnsi="Arial"/>
+                <w:rFonts w:ascii="Verdana" w:hAnsi="Verdana"/>
                 <w:b w:val="0"/>
                 <w:sz w:val="16"/>
               </w:rPr>
@@ -5440,7 +5490,7 @@
             <w:r/>
             <w:r>
               <w:rPr>
-                <w:rFonts w:ascii="Arial" w:hAnsi="Arial"/>
+                <w:rFonts w:ascii="Verdana" w:hAnsi="Verdana"/>
                 <w:b w:val="0"/>
                 <w:sz w:val="16"/>
               </w:rPr>
@@ -5456,7 +5506,7 @@
             <w:r/>
             <w:r>
               <w:rPr>
-                <w:rFonts w:ascii="Arial" w:hAnsi="Arial"/>
+                <w:rFonts w:ascii="Verdana" w:hAnsi="Verdana"/>
                 <w:b w:val="0"/>
                 <w:sz w:val="16"/>
               </w:rPr>
@@ -5472,7 +5522,7 @@
             <w:r/>
             <w:r>
               <w:rPr>
-                <w:rFonts w:ascii="Arial" w:hAnsi="Arial"/>
+                <w:rFonts w:ascii="Verdana" w:hAnsi="Verdana"/>
                 <w:b w:val="0"/>
                 <w:sz w:val="16"/>
               </w:rPr>
@@ -5489,7 +5539,7 @@
             <w:r/>
             <w:r>
               <w:rPr>
-                <w:rFonts w:ascii="Arial" w:hAnsi="Arial"/>
+                <w:rFonts w:ascii="Verdana" w:hAnsi="Verdana"/>
                 <w:b w:val="0"/>
                 <w:sz w:val="16"/>
               </w:rPr>
@@ -5505,7 +5555,7 @@
             <w:r/>
             <w:r>
               <w:rPr>
-                <w:rFonts w:ascii="Arial" w:hAnsi="Arial"/>
+                <w:rFonts w:ascii="Verdana" w:hAnsi="Verdana"/>
                 <w:b w:val="0"/>
                 <w:sz w:val="16"/>
               </w:rPr>
@@ -5521,7 +5571,7 @@
             <w:r/>
             <w:r>
               <w:rPr>
-                <w:rFonts w:ascii="Arial" w:hAnsi="Arial"/>
+                <w:rFonts w:ascii="Verdana" w:hAnsi="Verdana"/>
                 <w:b w:val="0"/>
                 <w:sz w:val="16"/>
               </w:rPr>
@@ -5538,7 +5588,7 @@
             <w:r/>
             <w:r>
               <w:rPr>
-                <w:rFonts w:ascii="Arial" w:hAnsi="Arial"/>
+                <w:rFonts w:ascii="Verdana" w:hAnsi="Verdana"/>
                 <w:b w:val="0"/>
                 <w:sz w:val="16"/>
               </w:rPr>
@@ -5554,7 +5604,7 @@
             <w:r/>
             <w:r>
               <w:rPr>
-                <w:rFonts w:ascii="Arial" w:hAnsi="Arial"/>
+                <w:rFonts w:ascii="Verdana" w:hAnsi="Verdana"/>
                 <w:b w:val="0"/>
                 <w:sz w:val="16"/>
               </w:rPr>
@@ -5570,7 +5620,7 @@
             <w:r/>
             <w:r>
               <w:rPr>
-                <w:rFonts w:ascii="Arial" w:hAnsi="Arial"/>
+                <w:rFonts w:ascii="Verdana" w:hAnsi="Verdana"/>
                 <w:b w:val="0"/>
                 <w:sz w:val="16"/>
               </w:rPr>
@@ -5587,7 +5637,7 @@
             <w:r/>
             <w:r>
               <w:rPr>
-                <w:rFonts w:ascii="Arial" w:hAnsi="Arial"/>
+                <w:rFonts w:ascii="Verdana" w:hAnsi="Verdana"/>
                 <w:b w:val="0"/>
                 <w:sz w:val="16"/>
               </w:rPr>
@@ -5603,7 +5653,7 @@
             <w:r/>
             <w:r>
               <w:rPr>
-                <w:rFonts w:ascii="Arial" w:hAnsi="Arial"/>
+                <w:rFonts w:ascii="Verdana" w:hAnsi="Verdana"/>
                 <w:b w:val="0"/>
                 <w:sz w:val="16"/>
               </w:rPr>
@@ -5619,7 +5669,7 @@
             <w:r/>
             <w:r>
               <w:rPr>
-                <w:rFonts w:ascii="Arial" w:hAnsi="Arial"/>
+                <w:rFonts w:ascii="Verdana" w:hAnsi="Verdana"/>
                 <w:b w:val="0"/>
                 <w:sz w:val="16"/>
               </w:rPr>
@@ -5636,7 +5686,7 @@
             <w:r/>
             <w:r>
               <w:rPr>
-                <w:rFonts w:ascii="Arial" w:hAnsi="Arial"/>
+                <w:rFonts w:ascii="Verdana" w:hAnsi="Verdana"/>
                 <w:b w:val="0"/>
                 <w:sz w:val="16"/>
               </w:rPr>
@@ -5652,7 +5702,7 @@
             <w:r/>
             <w:r>
               <w:rPr>
-                <w:rFonts w:ascii="Arial" w:hAnsi="Arial"/>
+                <w:rFonts w:ascii="Verdana" w:hAnsi="Verdana"/>
                 <w:b w:val="0"/>
                 <w:sz w:val="16"/>
               </w:rPr>
@@ -5668,7 +5718,7 @@
             <w:r/>
             <w:r>
               <w:rPr>
-                <w:rFonts w:ascii="Arial" w:hAnsi="Arial"/>
+                <w:rFonts w:ascii="Verdana" w:hAnsi="Verdana"/>
                 <w:b w:val="0"/>
                 <w:sz w:val="16"/>
               </w:rPr>
@@ -5685,7 +5735,7 @@
             <w:r/>
             <w:r>
               <w:rPr>
-                <w:rFonts w:ascii="Arial" w:hAnsi="Arial"/>
+                <w:rFonts w:ascii="Verdana" w:hAnsi="Verdana"/>
                 <w:b w:val="0"/>
                 <w:sz w:val="16"/>
               </w:rPr>
@@ -5701,7 +5751,7 @@
             <w:r/>
             <w:r>
               <w:rPr>
-                <w:rFonts w:ascii="Arial" w:hAnsi="Arial"/>
+                <w:rFonts w:ascii="Verdana" w:hAnsi="Verdana"/>
                 <w:b w:val="0"/>
                 <w:sz w:val="16"/>
               </w:rPr>
@@ -5717,7 +5767,7 @@
             <w:r/>
             <w:r>
               <w:rPr>
-                <w:rFonts w:ascii="Arial" w:hAnsi="Arial"/>
+                <w:rFonts w:ascii="Verdana" w:hAnsi="Verdana"/>
                 <w:b w:val="0"/>
                 <w:sz w:val="16"/>
               </w:rPr>
@@ -5730,7 +5780,7 @@
     <w:p>
       <w:r>
         <w:rPr>
-          <w:rFonts w:ascii="Arial" w:hAnsi="Arial"/>
+          <w:rFonts w:ascii="Verdana" w:hAnsi="Verdana"/>
           <w:b/>
           <w:sz w:val="18"/>
         </w:rPr>
@@ -5743,6 +5793,20 @@
         <w:tblW w:type="auto" w:w="0"/>
         <w:jc w:val="center"/>
         <w:tblLook w:firstColumn="1" w:firstRow="1" w:lastColumn="0" w:lastRow="0" w:noHBand="0" w:noVBand="1" w:val="04A0"/>
+        <w:tblBorders>
+          <w:top w:val="single" w:sz="4" w:space="0" w:color="595959"/>
+          <w:left w:val="single" w:sz="4" w:space="0" w:color="595959"/>
+          <w:bottom w:val="single" w:sz="4" w:space="0" w:color="595959"/>
+          <w:right w:val="single" w:sz="4" w:space="0" w:color="595959"/>
+          <w:insideH w:val="single" w:sz="4" w:space="0" w:color="595959"/>
+          <w:insideV w:val="single" w:sz="4" w:space="0" w:color="595959"/>
+        </w:tblBorders>
+        <w:tblCellMar>
+          <w:top w:w="85" w:type="dxa"/>
+          <w:left w:w="85" w:type="dxa"/>
+          <w:bottom w:w="85" w:type="dxa"/>
+          <w:right w:w="85" w:type="dxa"/>
+        </w:tblCellMar>
       </w:tblPr>
       <w:tblGrid>
         <w:gridCol w:w="5046"/>
@@ -5752,61 +5816,52 @@
       <w:tr>
         <w:tc>
           <w:tcPr>
-            <w:tcW w:type="dxa" w:w="5046"/>
-            <w:shd w:val="clear" w:color="auto" w:fill="D9E2F3"/>
-          </w:tcPr>
-          <w:p>
-            <w:pPr>
-              <w:jc w:val="center"/>
-            </w:pPr>
-            <w:r/>
-            <w:r>
-              <w:rPr>
-                <w:rFonts w:ascii="Arial" w:hAnsi="Arial"/>
-                <w:b/>
-                <w:sz w:val="16"/>
-              </w:rPr>
-              <w:t>Code Figure</w:t>
-            </w:r>
-          </w:p>
-        </w:tc>
-        <w:tc>
-          <w:tcPr>
-            <w:tcW w:type="dxa" w:w="5046"/>
-            <w:shd w:val="clear" w:color="auto" w:fill="D9E2F3"/>
-          </w:tcPr>
-          <w:p>
-            <w:pPr>
-              <w:jc w:val="center"/>
-            </w:pPr>
-            <w:r/>
-            <w:r>
-              <w:rPr>
-                <w:rFonts w:ascii="Arial" w:hAnsi="Arial"/>
-                <w:b/>
-                <w:sz w:val="16"/>
-              </w:rPr>
-              <w:t>Entry Name</w:t>
-            </w:r>
-          </w:p>
-        </w:tc>
-        <w:tc>
-          <w:tcPr>
-            <w:tcW w:type="dxa" w:w="5046"/>
-            <w:shd w:val="clear" w:color="auto" w:fill="D9E2F3"/>
-          </w:tcPr>
-          <w:p>
-            <w:pPr>
-              <w:jc w:val="center"/>
-            </w:pPr>
-            <w:r/>
-            <w:r>
-              <w:rPr>
-                <w:rFonts w:ascii="Arial" w:hAnsi="Arial"/>
-                <w:b/>
-                <w:sz w:val="16"/>
-              </w:rPr>
-              <w:t>Note</w:t>
+            <w:tcW w:type="dxa" w:w="1134"/>
+            <w:shd w:val="clear" w:color="auto" w:fill="D9D9D9"/>
+          </w:tcPr>
+          <w:p>
+            <w:r/>
+            <w:r>
+              <w:rPr>
+                <w:rFonts w:ascii="Verdana" w:hAnsi="Verdana"/>
+                <w:b w:val="0"/>
+                <w:sz w:val="16"/>
+              </w:rPr>
+              <w:t>CHIFFRE DU CODE</w:t>
+            </w:r>
+          </w:p>
+        </w:tc>
+        <w:tc>
+          <w:tcPr>
+            <w:tcW w:type="dxa" w:w="5046"/>
+            <w:shd w:val="clear" w:color="auto" w:fill="D9D9D9"/>
+          </w:tcPr>
+          <w:p>
+            <w:r/>
+            <w:r>
+              <w:rPr>
+                <w:rFonts w:ascii="Verdana" w:hAnsi="Verdana"/>
+                <w:b w:val="0"/>
+                <w:sz w:val="16"/>
+              </w:rPr>
+              <w:t>SIGNIFICATION</w:t>
+            </w:r>
+          </w:p>
+        </w:tc>
+        <w:tc>
+          <w:tcPr>
+            <w:tcW w:type="dxa" w:w="5046"/>
+            <w:shd w:val="clear" w:color="auto" w:fill="D9D9D9"/>
+          </w:tcPr>
+          <w:p>
+            <w:r/>
+            <w:r>
+              <w:rPr>
+                <w:rFonts w:ascii="Verdana" w:hAnsi="Verdana"/>
+                <w:b w:val="0"/>
+                <w:sz w:val="16"/>
+              </w:rPr>
+              <w:t>NOTE</w:t>
             </w:r>
           </w:p>
         </w:tc>
@@ -5820,7 +5875,7 @@
             <w:r/>
             <w:r>
               <w:rPr>
-                <w:rFonts w:ascii="Arial" w:hAnsi="Arial"/>
+                <w:rFonts w:ascii="Verdana" w:hAnsi="Verdana"/>
                 <w:b w:val="0"/>
                 <w:sz w:val="16"/>
               </w:rPr>
@@ -5836,7 +5891,7 @@
             <w:r/>
             <w:r>
               <w:rPr>
-                <w:rFonts w:ascii="Arial" w:hAnsi="Arial"/>
+                <w:rFonts w:ascii="Verdana" w:hAnsi="Verdana"/>
                 <w:b w:val="0"/>
                 <w:sz w:val="16"/>
               </w:rPr>
@@ -5852,7 +5907,7 @@
             <w:r/>
             <w:r>
               <w:rPr>
-                <w:rFonts w:ascii="Arial" w:hAnsi="Arial"/>
+                <w:rFonts w:ascii="Verdana" w:hAnsi="Verdana"/>
                 <w:b w:val="0"/>
                 <w:sz w:val="16"/>
               </w:rPr>
@@ -5869,7 +5924,7 @@
             <w:r/>
             <w:r>
               <w:rPr>
-                <w:rFonts w:ascii="Arial" w:hAnsi="Arial"/>
+                <w:rFonts w:ascii="Verdana" w:hAnsi="Verdana"/>
                 <w:b w:val="0"/>
                 <w:sz w:val="16"/>
               </w:rPr>
@@ -5885,7 +5940,7 @@
             <w:r/>
             <w:r>
               <w:rPr>
-                <w:rFonts w:ascii="Arial" w:hAnsi="Arial"/>
+                <w:rFonts w:ascii="Verdana" w:hAnsi="Verdana"/>
                 <w:b w:val="0"/>
                 <w:sz w:val="16"/>
               </w:rPr>
@@ -5901,7 +5956,7 @@
             <w:r/>
             <w:r>
               <w:rPr>
-                <w:rFonts w:ascii="Arial" w:hAnsi="Arial"/>
+                <w:rFonts w:ascii="Verdana" w:hAnsi="Verdana"/>
                 <w:b w:val="0"/>
                 <w:sz w:val="16"/>
               </w:rPr>
@@ -5918,7 +5973,7 @@
             <w:r/>
             <w:r>
               <w:rPr>
-                <w:rFonts w:ascii="Arial" w:hAnsi="Arial"/>
+                <w:rFonts w:ascii="Verdana" w:hAnsi="Verdana"/>
                 <w:b w:val="0"/>
                 <w:sz w:val="16"/>
               </w:rPr>
@@ -5934,7 +5989,7 @@
             <w:r/>
             <w:r>
               <w:rPr>
-                <w:rFonts w:ascii="Arial" w:hAnsi="Arial"/>
+                <w:rFonts w:ascii="Verdana" w:hAnsi="Verdana"/>
                 <w:b w:val="0"/>
                 <w:sz w:val="16"/>
               </w:rPr>
@@ -5950,7 +6005,7 @@
             <w:r/>
             <w:r>
               <w:rPr>
-                <w:rFonts w:ascii="Arial" w:hAnsi="Arial"/>
+                <w:rFonts w:ascii="Verdana" w:hAnsi="Verdana"/>
                 <w:b w:val="0"/>
                 <w:sz w:val="16"/>
               </w:rPr>
@@ -5967,7 +6022,7 @@
             <w:r/>
             <w:r>
               <w:rPr>
-                <w:rFonts w:ascii="Arial" w:hAnsi="Arial"/>
+                <w:rFonts w:ascii="Verdana" w:hAnsi="Verdana"/>
                 <w:b w:val="0"/>
                 <w:sz w:val="16"/>
               </w:rPr>
@@ -5983,7 +6038,7 @@
             <w:r/>
             <w:r>
               <w:rPr>
-                <w:rFonts w:ascii="Arial" w:hAnsi="Arial"/>
+                <w:rFonts w:ascii="Verdana" w:hAnsi="Verdana"/>
                 <w:b w:val="0"/>
                 <w:sz w:val="16"/>
               </w:rPr>
@@ -5999,7 +6054,7 @@
             <w:r/>
             <w:r>
               <w:rPr>
-                <w:rFonts w:ascii="Arial" w:hAnsi="Arial"/>
+                <w:rFonts w:ascii="Verdana" w:hAnsi="Verdana"/>
                 <w:b w:val="0"/>
                 <w:sz w:val="16"/>
               </w:rPr>
@@ -6016,7 +6071,7 @@
             <w:r/>
             <w:r>
               <w:rPr>
-                <w:rFonts w:ascii="Arial" w:hAnsi="Arial"/>
+                <w:rFonts w:ascii="Verdana" w:hAnsi="Verdana"/>
                 <w:b w:val="0"/>
                 <w:sz w:val="16"/>
               </w:rPr>
@@ -6032,7 +6087,7 @@
             <w:r/>
             <w:r>
               <w:rPr>
-                <w:rFonts w:ascii="Arial" w:hAnsi="Arial"/>
+                <w:rFonts w:ascii="Verdana" w:hAnsi="Verdana"/>
                 <w:b w:val="0"/>
                 <w:sz w:val="16"/>
               </w:rPr>
@@ -6048,7 +6103,7 @@
             <w:r/>
             <w:r>
               <w:rPr>
-                <w:rFonts w:ascii="Arial" w:hAnsi="Arial"/>
+                <w:rFonts w:ascii="Verdana" w:hAnsi="Verdana"/>
                 <w:b w:val="0"/>
                 <w:sz w:val="16"/>
               </w:rPr>
@@ -6065,7 +6120,7 @@
             <w:r/>
             <w:r>
               <w:rPr>
-                <w:rFonts w:ascii="Arial" w:hAnsi="Arial"/>
+                <w:rFonts w:ascii="Verdana" w:hAnsi="Verdana"/>
                 <w:b w:val="0"/>
                 <w:sz w:val="16"/>
               </w:rPr>
@@ -6081,7 +6136,7 @@
             <w:r/>
             <w:r>
               <w:rPr>
-                <w:rFonts w:ascii="Arial" w:hAnsi="Arial"/>
+                <w:rFonts w:ascii="Verdana" w:hAnsi="Verdana"/>
                 <w:b w:val="0"/>
                 <w:sz w:val="16"/>
               </w:rPr>
@@ -6097,7 +6152,7 @@
             <w:r/>
             <w:r>
               <w:rPr>
-                <w:rFonts w:ascii="Arial" w:hAnsi="Arial"/>
+                <w:rFonts w:ascii="Verdana" w:hAnsi="Verdana"/>
                 <w:b w:val="0"/>
                 <w:sz w:val="16"/>
               </w:rPr>
@@ -6114,7 +6169,7 @@
             <w:r/>
             <w:r>
               <w:rPr>
-                <w:rFonts w:ascii="Arial" w:hAnsi="Arial"/>
+                <w:rFonts w:ascii="Verdana" w:hAnsi="Verdana"/>
                 <w:b w:val="0"/>
                 <w:sz w:val="16"/>
               </w:rPr>
@@ -6130,7 +6185,7 @@
             <w:r/>
             <w:r>
               <w:rPr>
-                <w:rFonts w:ascii="Arial" w:hAnsi="Arial"/>
+                <w:rFonts w:ascii="Verdana" w:hAnsi="Verdana"/>
                 <w:b w:val="0"/>
                 <w:sz w:val="16"/>
               </w:rPr>
@@ -6146,7 +6201,7 @@
             <w:r/>
             <w:r>
               <w:rPr>
-                <w:rFonts w:ascii="Arial" w:hAnsi="Arial"/>
+                <w:rFonts w:ascii="Verdana" w:hAnsi="Verdana"/>
                 <w:b w:val="0"/>
                 <w:sz w:val="16"/>
               </w:rPr>
@@ -6163,7 +6218,7 @@
             <w:r/>
             <w:r>
               <w:rPr>
-                <w:rFonts w:ascii="Arial" w:hAnsi="Arial"/>
+                <w:rFonts w:ascii="Verdana" w:hAnsi="Verdana"/>
                 <w:b w:val="0"/>
                 <w:sz w:val="16"/>
               </w:rPr>
@@ -6179,7 +6234,7 @@
             <w:r/>
             <w:r>
               <w:rPr>
-                <w:rFonts w:ascii="Arial" w:hAnsi="Arial"/>
+                <w:rFonts w:ascii="Verdana" w:hAnsi="Verdana"/>
                 <w:b w:val="0"/>
                 <w:sz w:val="16"/>
               </w:rPr>
@@ -6195,7 +6250,7 @@
             <w:r/>
             <w:r>
               <w:rPr>
-                <w:rFonts w:ascii="Arial" w:hAnsi="Arial"/>
+                <w:rFonts w:ascii="Verdana" w:hAnsi="Verdana"/>
                 <w:b w:val="0"/>
                 <w:sz w:val="16"/>
               </w:rPr>
@@ -6212,7 +6267,7 @@
             <w:r/>
             <w:r>
               <w:rPr>
-                <w:rFonts w:ascii="Arial" w:hAnsi="Arial"/>
+                <w:rFonts w:ascii="Verdana" w:hAnsi="Verdana"/>
                 <w:b w:val="0"/>
                 <w:sz w:val="16"/>
               </w:rPr>
@@ -6228,7 +6283,7 @@
             <w:r/>
             <w:r>
               <w:rPr>
-                <w:rFonts w:ascii="Arial" w:hAnsi="Arial"/>
+                <w:rFonts w:ascii="Verdana" w:hAnsi="Verdana"/>
                 <w:b w:val="0"/>
                 <w:sz w:val="16"/>
               </w:rPr>
@@ -6244,7 +6299,7 @@
             <w:r/>
             <w:r>
               <w:rPr>
-                <w:rFonts w:ascii="Arial" w:hAnsi="Arial"/>
+                <w:rFonts w:ascii="Verdana" w:hAnsi="Verdana"/>
                 <w:b w:val="0"/>
                 <w:sz w:val="16"/>
               </w:rPr>
@@ -6257,7 +6312,7 @@
     <w:p>
       <w:r>
         <w:rPr>
-          <w:rFonts w:ascii="Arial" w:hAnsi="Arial"/>
+          <w:rFonts w:ascii="Verdana" w:hAnsi="Verdana"/>
           <w:b/>
           <w:sz w:val="18"/>
         </w:rPr>
@@ -6270,6 +6325,20 @@
         <w:tblW w:type="auto" w:w="0"/>
         <w:jc w:val="center"/>
         <w:tblLook w:firstColumn="1" w:firstRow="1" w:lastColumn="0" w:lastRow="0" w:noHBand="0" w:noVBand="1" w:val="04A0"/>
+        <w:tblBorders>
+          <w:top w:val="single" w:sz="4" w:space="0" w:color="595959"/>
+          <w:left w:val="single" w:sz="4" w:space="0" w:color="595959"/>
+          <w:bottom w:val="single" w:sz="4" w:space="0" w:color="595959"/>
+          <w:right w:val="single" w:sz="4" w:space="0" w:color="595959"/>
+          <w:insideH w:val="single" w:sz="4" w:space="0" w:color="595959"/>
+          <w:insideV w:val="single" w:sz="4" w:space="0" w:color="595959"/>
+        </w:tblBorders>
+        <w:tblCellMar>
+          <w:top w:w="85" w:type="dxa"/>
+          <w:left w:w="85" w:type="dxa"/>
+          <w:bottom w:w="85" w:type="dxa"/>
+          <w:right w:w="85" w:type="dxa"/>
+        </w:tblCellMar>
       </w:tblPr>
       <w:tblGrid>
         <w:gridCol w:w="5046"/>
@@ -6279,61 +6348,52 @@
       <w:tr>
         <w:tc>
           <w:tcPr>
-            <w:tcW w:type="dxa" w:w="5046"/>
-            <w:shd w:val="clear" w:color="auto" w:fill="D9E2F3"/>
-          </w:tcPr>
-          <w:p>
-            <w:pPr>
-              <w:jc w:val="center"/>
-            </w:pPr>
-            <w:r/>
-            <w:r>
-              <w:rPr>
-                <w:rFonts w:ascii="Arial" w:hAnsi="Arial"/>
-                <w:b/>
-                <w:sz w:val="16"/>
-              </w:rPr>
-              <w:t>Code Figure</w:t>
-            </w:r>
-          </w:p>
-        </w:tc>
-        <w:tc>
-          <w:tcPr>
-            <w:tcW w:type="dxa" w:w="5046"/>
-            <w:shd w:val="clear" w:color="auto" w:fill="D9E2F3"/>
-          </w:tcPr>
-          <w:p>
-            <w:pPr>
-              <w:jc w:val="center"/>
-            </w:pPr>
-            <w:r/>
-            <w:r>
-              <w:rPr>
-                <w:rFonts w:ascii="Arial" w:hAnsi="Arial"/>
-                <w:b/>
-                <w:sz w:val="16"/>
-              </w:rPr>
-              <w:t>Entry Name</w:t>
-            </w:r>
-          </w:p>
-        </w:tc>
-        <w:tc>
-          <w:tcPr>
-            <w:tcW w:type="dxa" w:w="5046"/>
-            <w:shd w:val="clear" w:color="auto" w:fill="D9E2F3"/>
-          </w:tcPr>
-          <w:p>
-            <w:pPr>
-              <w:jc w:val="center"/>
-            </w:pPr>
-            <w:r/>
-            <w:r>
-              <w:rPr>
-                <w:rFonts w:ascii="Arial" w:hAnsi="Arial"/>
-                <w:b/>
-                <w:sz w:val="16"/>
-              </w:rPr>
-              <w:t>Note</w:t>
+            <w:tcW w:type="dxa" w:w="1134"/>
+            <w:shd w:val="clear" w:color="auto" w:fill="D9D9D9"/>
+          </w:tcPr>
+          <w:p>
+            <w:r/>
+            <w:r>
+              <w:rPr>
+                <w:rFonts w:ascii="Verdana" w:hAnsi="Verdana"/>
+                <w:b w:val="0"/>
+                <w:sz w:val="16"/>
+              </w:rPr>
+              <w:t>CHIFFRE DU CODE</w:t>
+            </w:r>
+          </w:p>
+        </w:tc>
+        <w:tc>
+          <w:tcPr>
+            <w:tcW w:type="dxa" w:w="5046"/>
+            <w:shd w:val="clear" w:color="auto" w:fill="D9D9D9"/>
+          </w:tcPr>
+          <w:p>
+            <w:r/>
+            <w:r>
+              <w:rPr>
+                <w:rFonts w:ascii="Verdana" w:hAnsi="Verdana"/>
+                <w:b w:val="0"/>
+                <w:sz w:val="16"/>
+              </w:rPr>
+              <w:t>SIGNIFICATION</w:t>
+            </w:r>
+          </w:p>
+        </w:tc>
+        <w:tc>
+          <w:tcPr>
+            <w:tcW w:type="dxa" w:w="5046"/>
+            <w:shd w:val="clear" w:color="auto" w:fill="D9D9D9"/>
+          </w:tcPr>
+          <w:p>
+            <w:r/>
+            <w:r>
+              <w:rPr>
+                <w:rFonts w:ascii="Verdana" w:hAnsi="Verdana"/>
+                <w:b w:val="0"/>
+                <w:sz w:val="16"/>
+              </w:rPr>
+              <w:t>NOTE</w:t>
             </w:r>
           </w:p>
         </w:tc>
@@ -6347,7 +6407,7 @@
             <w:r/>
             <w:r>
               <w:rPr>
-                <w:rFonts w:ascii="Arial" w:hAnsi="Arial"/>
+                <w:rFonts w:ascii="Verdana" w:hAnsi="Verdana"/>
                 <w:b w:val="0"/>
                 <w:sz w:val="16"/>
               </w:rPr>
@@ -6363,7 +6423,7 @@
             <w:r/>
             <w:r>
               <w:rPr>
-                <w:rFonts w:ascii="Arial" w:hAnsi="Arial"/>
+                <w:rFonts w:ascii="Verdana" w:hAnsi="Verdana"/>
                 <w:b w:val="0"/>
                 <w:sz w:val="16"/>
               </w:rPr>
@@ -6379,7 +6439,7 @@
             <w:r/>
             <w:r>
               <w:rPr>
-                <w:rFonts w:ascii="Arial" w:hAnsi="Arial"/>
+                <w:rFonts w:ascii="Verdana" w:hAnsi="Verdana"/>
                 <w:b w:val="0"/>
                 <w:sz w:val="16"/>
               </w:rPr>
@@ -6396,7 +6456,7 @@
             <w:r/>
             <w:r>
               <w:rPr>
-                <w:rFonts w:ascii="Arial" w:hAnsi="Arial"/>
+                <w:rFonts w:ascii="Verdana" w:hAnsi="Verdana"/>
                 <w:b w:val="0"/>
                 <w:sz w:val="16"/>
               </w:rPr>
@@ -6412,7 +6472,7 @@
             <w:r/>
             <w:r>
               <w:rPr>
-                <w:rFonts w:ascii="Arial" w:hAnsi="Arial"/>
+                <w:rFonts w:ascii="Verdana" w:hAnsi="Verdana"/>
                 <w:b w:val="0"/>
                 <w:sz w:val="16"/>
               </w:rPr>
@@ -6428,7 +6488,7 @@
             <w:r/>
             <w:r>
               <w:rPr>
-                <w:rFonts w:ascii="Arial" w:hAnsi="Arial"/>
+                <w:rFonts w:ascii="Verdana" w:hAnsi="Verdana"/>
                 <w:b w:val="0"/>
                 <w:sz w:val="16"/>
               </w:rPr>
@@ -6445,7 +6505,7 @@
             <w:r/>
             <w:r>
               <w:rPr>
-                <w:rFonts w:ascii="Arial" w:hAnsi="Arial"/>
+                <w:rFonts w:ascii="Verdana" w:hAnsi="Verdana"/>
                 <w:b w:val="0"/>
                 <w:sz w:val="16"/>
               </w:rPr>
@@ -6461,7 +6521,7 @@
             <w:r/>
             <w:r>
               <w:rPr>
-                <w:rFonts w:ascii="Arial" w:hAnsi="Arial"/>
+                <w:rFonts w:ascii="Verdana" w:hAnsi="Verdana"/>
                 <w:b w:val="0"/>
                 <w:sz w:val="16"/>
               </w:rPr>
@@ -6477,7 +6537,7 @@
             <w:r/>
             <w:r>
               <w:rPr>
-                <w:rFonts w:ascii="Arial" w:hAnsi="Arial"/>
+                <w:rFonts w:ascii="Verdana" w:hAnsi="Verdana"/>
                 <w:b w:val="0"/>
                 <w:sz w:val="16"/>
               </w:rPr>
@@ -6494,7 +6554,7 @@
             <w:r/>
             <w:r>
               <w:rPr>
-                <w:rFonts w:ascii="Arial" w:hAnsi="Arial"/>
+                <w:rFonts w:ascii="Verdana" w:hAnsi="Verdana"/>
                 <w:b w:val="0"/>
                 <w:sz w:val="16"/>
               </w:rPr>
@@ -6510,7 +6570,7 @@
             <w:r/>
             <w:r>
               <w:rPr>
-                <w:rFonts w:ascii="Arial" w:hAnsi="Arial"/>
+                <w:rFonts w:ascii="Verdana" w:hAnsi="Verdana"/>
                 <w:b w:val="0"/>
                 <w:sz w:val="16"/>
               </w:rPr>
@@ -6526,7 +6586,7 @@
             <w:r/>
             <w:r>
               <w:rPr>
-                <w:rFonts w:ascii="Arial" w:hAnsi="Arial"/>
+                <w:rFonts w:ascii="Verdana" w:hAnsi="Verdana"/>
                 <w:b w:val="0"/>
                 <w:sz w:val="16"/>
               </w:rPr>
@@ -6543,7 +6603,7 @@
             <w:r/>
             <w:r>
               <w:rPr>
-                <w:rFonts w:ascii="Arial" w:hAnsi="Arial"/>
+                <w:rFonts w:ascii="Verdana" w:hAnsi="Verdana"/>
                 <w:b w:val="0"/>
                 <w:sz w:val="16"/>
               </w:rPr>
@@ -6559,7 +6619,7 @@
             <w:r/>
             <w:r>
               <w:rPr>
-                <w:rFonts w:ascii="Arial" w:hAnsi="Arial"/>
+                <w:rFonts w:ascii="Verdana" w:hAnsi="Verdana"/>
                 <w:b w:val="0"/>
                 <w:sz w:val="16"/>
               </w:rPr>
@@ -6575,7 +6635,7 @@
             <w:r/>
             <w:r>
               <w:rPr>
-                <w:rFonts w:ascii="Arial" w:hAnsi="Arial"/>
+                <w:rFonts w:ascii="Verdana" w:hAnsi="Verdana"/>
                 <w:b w:val="0"/>
                 <w:sz w:val="16"/>
               </w:rPr>
@@ -6592,7 +6652,7 @@
             <w:r/>
             <w:r>
               <w:rPr>
-                <w:rFonts w:ascii="Arial" w:hAnsi="Arial"/>
+                <w:rFonts w:ascii="Verdana" w:hAnsi="Verdana"/>
                 <w:b w:val="0"/>
                 <w:sz w:val="16"/>
               </w:rPr>
@@ -6608,7 +6668,7 @@
             <w:r/>
             <w:r>
               <w:rPr>
-                <w:rFonts w:ascii="Arial" w:hAnsi="Arial"/>
+                <w:rFonts w:ascii="Verdana" w:hAnsi="Verdana"/>
                 <w:b w:val="0"/>
                 <w:sz w:val="16"/>
               </w:rPr>
@@ -6624,7 +6684,7 @@
             <w:r/>
             <w:r>
               <w:rPr>
-                <w:rFonts w:ascii="Arial" w:hAnsi="Arial"/>
+                <w:rFonts w:ascii="Verdana" w:hAnsi="Verdana"/>
                 <w:b w:val="0"/>
                 <w:sz w:val="16"/>
               </w:rPr>
@@ -6637,7 +6697,7 @@
     <w:p>
       <w:r>
         <w:rPr>
-          <w:rFonts w:ascii="Arial" w:hAnsi="Arial"/>
+          <w:rFonts w:ascii="Verdana" w:hAnsi="Verdana"/>
           <w:b/>
           <w:sz w:val="18"/>
         </w:rPr>
@@ -6650,6 +6710,20 @@
         <w:tblW w:type="auto" w:w="0"/>
         <w:jc w:val="center"/>
         <w:tblLook w:firstColumn="1" w:firstRow="1" w:lastColumn="0" w:lastRow="0" w:noHBand="0" w:noVBand="1" w:val="04A0"/>
+        <w:tblBorders>
+          <w:top w:val="single" w:sz="4" w:space="0" w:color="595959"/>
+          <w:left w:val="single" w:sz="4" w:space="0" w:color="595959"/>
+          <w:bottom w:val="single" w:sz="4" w:space="0" w:color="595959"/>
+          <w:right w:val="single" w:sz="4" w:space="0" w:color="595959"/>
+          <w:insideH w:val="single" w:sz="4" w:space="0" w:color="595959"/>
+          <w:insideV w:val="single" w:sz="4" w:space="0" w:color="595959"/>
+        </w:tblBorders>
+        <w:tblCellMar>
+          <w:top w:w="85" w:type="dxa"/>
+          <w:left w:w="85" w:type="dxa"/>
+          <w:bottom w:w="85" w:type="dxa"/>
+          <w:right w:w="85" w:type="dxa"/>
+        </w:tblCellMar>
       </w:tblPr>
       <w:tblGrid>
         <w:gridCol w:w="5046"/>
@@ -6659,61 +6733,52 @@
       <w:tr>
         <w:tc>
           <w:tcPr>
-            <w:tcW w:type="dxa" w:w="5046"/>
-            <w:shd w:val="clear" w:color="auto" w:fill="D9E2F3"/>
-          </w:tcPr>
-          <w:p>
-            <w:pPr>
-              <w:jc w:val="center"/>
-            </w:pPr>
-            <w:r/>
-            <w:r>
-              <w:rPr>
-                <w:rFonts w:ascii="Arial" w:hAnsi="Arial"/>
-                <w:b/>
-                <w:sz w:val="16"/>
-              </w:rPr>
-              <w:t>Code Figure</w:t>
-            </w:r>
-          </w:p>
-        </w:tc>
-        <w:tc>
-          <w:tcPr>
-            <w:tcW w:type="dxa" w:w="5046"/>
-            <w:shd w:val="clear" w:color="auto" w:fill="D9E2F3"/>
-          </w:tcPr>
-          <w:p>
-            <w:pPr>
-              <w:jc w:val="center"/>
-            </w:pPr>
-            <w:r/>
-            <w:r>
-              <w:rPr>
-                <w:rFonts w:ascii="Arial" w:hAnsi="Arial"/>
-                <w:b/>
-                <w:sz w:val="16"/>
-              </w:rPr>
-              <w:t>Entry Name</w:t>
-            </w:r>
-          </w:p>
-        </w:tc>
-        <w:tc>
-          <w:tcPr>
-            <w:tcW w:type="dxa" w:w="5046"/>
-            <w:shd w:val="clear" w:color="auto" w:fill="D9E2F3"/>
-          </w:tcPr>
-          <w:p>
-            <w:pPr>
-              <w:jc w:val="center"/>
-            </w:pPr>
-            <w:r/>
-            <w:r>
-              <w:rPr>
-                <w:rFonts w:ascii="Arial" w:hAnsi="Arial"/>
-                <w:b/>
-                <w:sz w:val="16"/>
-              </w:rPr>
-              <w:t>Note</w:t>
+            <w:tcW w:type="dxa" w:w="1134"/>
+            <w:shd w:val="clear" w:color="auto" w:fill="D9D9D9"/>
+          </w:tcPr>
+          <w:p>
+            <w:r/>
+            <w:r>
+              <w:rPr>
+                <w:rFonts w:ascii="Verdana" w:hAnsi="Verdana"/>
+                <w:b w:val="0"/>
+                <w:sz w:val="16"/>
+              </w:rPr>
+              <w:t>CHIFFRE DU CODE</w:t>
+            </w:r>
+          </w:p>
+        </w:tc>
+        <w:tc>
+          <w:tcPr>
+            <w:tcW w:type="dxa" w:w="5046"/>
+            <w:shd w:val="clear" w:color="auto" w:fill="D9D9D9"/>
+          </w:tcPr>
+          <w:p>
+            <w:r/>
+            <w:r>
+              <w:rPr>
+                <w:rFonts w:ascii="Verdana" w:hAnsi="Verdana"/>
+                <w:b w:val="0"/>
+                <w:sz w:val="16"/>
+              </w:rPr>
+              <w:t>SIGNIFICATION</w:t>
+            </w:r>
+          </w:p>
+        </w:tc>
+        <w:tc>
+          <w:tcPr>
+            <w:tcW w:type="dxa" w:w="5046"/>
+            <w:shd w:val="clear" w:color="auto" w:fill="D9D9D9"/>
+          </w:tcPr>
+          <w:p>
+            <w:r/>
+            <w:r>
+              <w:rPr>
+                <w:rFonts w:ascii="Verdana" w:hAnsi="Verdana"/>
+                <w:b w:val="0"/>
+                <w:sz w:val="16"/>
+              </w:rPr>
+              <w:t>NOTE</w:t>
             </w:r>
           </w:p>
         </w:tc>
@@ -6727,7 +6792,7 @@
             <w:r/>
             <w:r>
               <w:rPr>
-                <w:rFonts w:ascii="Arial" w:hAnsi="Arial"/>
+                <w:rFonts w:ascii="Verdana" w:hAnsi="Verdana"/>
                 <w:b w:val="0"/>
                 <w:sz w:val="16"/>
               </w:rPr>
@@ -6743,7 +6808,7 @@
             <w:r/>
             <w:r>
               <w:rPr>
-                <w:rFonts w:ascii="Arial" w:hAnsi="Arial"/>
+                <w:rFonts w:ascii="Verdana" w:hAnsi="Verdana"/>
                 <w:b w:val="0"/>
                 <w:sz w:val="16"/>
               </w:rPr>
@@ -6759,7 +6824,7 @@
             <w:r/>
             <w:r>
               <w:rPr>
-                <w:rFonts w:ascii="Arial" w:hAnsi="Arial"/>
+                <w:rFonts w:ascii="Verdana" w:hAnsi="Verdana"/>
                 <w:b w:val="0"/>
                 <w:sz w:val="16"/>
               </w:rPr>
@@ -6776,7 +6841,7 @@
             <w:r/>
             <w:r>
               <w:rPr>
-                <w:rFonts w:ascii="Arial" w:hAnsi="Arial"/>
+                <w:rFonts w:ascii="Verdana" w:hAnsi="Verdana"/>
                 <w:b w:val="0"/>
                 <w:sz w:val="16"/>
               </w:rPr>
@@ -6792,7 +6857,7 @@
             <w:r/>
             <w:r>
               <w:rPr>
-                <w:rFonts w:ascii="Arial" w:hAnsi="Arial"/>
+                <w:rFonts w:ascii="Verdana" w:hAnsi="Verdana"/>
                 <w:b w:val="0"/>
                 <w:sz w:val="16"/>
               </w:rPr>
@@ -6808,7 +6873,7 @@
             <w:r/>
             <w:r>
               <w:rPr>
-                <w:rFonts w:ascii="Arial" w:hAnsi="Arial"/>
+                <w:rFonts w:ascii="Verdana" w:hAnsi="Verdana"/>
                 <w:b w:val="0"/>
                 <w:sz w:val="16"/>
               </w:rPr>
@@ -6825,7 +6890,7 @@
             <w:r/>
             <w:r>
               <w:rPr>
-                <w:rFonts w:ascii="Arial" w:hAnsi="Arial"/>
+                <w:rFonts w:ascii="Verdana" w:hAnsi="Verdana"/>
                 <w:b w:val="0"/>
                 <w:sz w:val="16"/>
               </w:rPr>
@@ -6841,7 +6906,7 @@
             <w:r/>
             <w:r>
               <w:rPr>
-                <w:rFonts w:ascii="Arial" w:hAnsi="Arial"/>
+                <w:rFonts w:ascii="Verdana" w:hAnsi="Verdana"/>
                 <w:b w:val="0"/>
                 <w:sz w:val="16"/>
               </w:rPr>
@@ -6857,7 +6922,7 @@
             <w:r/>
             <w:r>
               <w:rPr>
-                <w:rFonts w:ascii="Arial" w:hAnsi="Arial"/>
+                <w:rFonts w:ascii="Verdana" w:hAnsi="Verdana"/>
                 <w:b w:val="0"/>
                 <w:sz w:val="16"/>
               </w:rPr>
@@ -6874,7 +6939,7 @@
             <w:r/>
             <w:r>
               <w:rPr>
-                <w:rFonts w:ascii="Arial" w:hAnsi="Arial"/>
+                <w:rFonts w:ascii="Verdana" w:hAnsi="Verdana"/>
                 <w:b w:val="0"/>
                 <w:sz w:val="16"/>
               </w:rPr>
@@ -6890,7 +6955,7 @@
             <w:r/>
             <w:r>
               <w:rPr>
-                <w:rFonts w:ascii="Arial" w:hAnsi="Arial"/>
+                <w:rFonts w:ascii="Verdana" w:hAnsi="Verdana"/>
                 <w:b w:val="0"/>
                 <w:sz w:val="16"/>
               </w:rPr>
@@ -6906,7 +6971,7 @@
             <w:r/>
             <w:r>
               <w:rPr>
-                <w:rFonts w:ascii="Arial" w:hAnsi="Arial"/>
+                <w:rFonts w:ascii="Verdana" w:hAnsi="Verdana"/>
                 <w:b w:val="0"/>
                 <w:sz w:val="16"/>
               </w:rPr>
@@ -6919,7 +6984,7 @@
     <w:p>
       <w:r>
         <w:rPr>
-          <w:rFonts w:ascii="Arial" w:hAnsi="Arial"/>
+          <w:rFonts w:ascii="Verdana" w:hAnsi="Verdana"/>
           <w:b/>
           <w:sz w:val="18"/>
         </w:rPr>
@@ -6932,6 +6997,20 @@
         <w:tblW w:type="auto" w:w="0"/>
         <w:jc w:val="center"/>
         <w:tblLook w:firstColumn="1" w:firstRow="1" w:lastColumn="0" w:lastRow="0" w:noHBand="0" w:noVBand="1" w:val="04A0"/>
+        <w:tblBorders>
+          <w:top w:val="single" w:sz="4" w:space="0" w:color="595959"/>
+          <w:left w:val="single" w:sz="4" w:space="0" w:color="595959"/>
+          <w:bottom w:val="single" w:sz="4" w:space="0" w:color="595959"/>
+          <w:right w:val="single" w:sz="4" w:space="0" w:color="595959"/>
+          <w:insideH w:val="single" w:sz="4" w:space="0" w:color="595959"/>
+          <w:insideV w:val="single" w:sz="4" w:space="0" w:color="595959"/>
+        </w:tblBorders>
+        <w:tblCellMar>
+          <w:top w:w="85" w:type="dxa"/>
+          <w:left w:w="85" w:type="dxa"/>
+          <w:bottom w:w="85" w:type="dxa"/>
+          <w:right w:w="85" w:type="dxa"/>
+        </w:tblCellMar>
       </w:tblPr>
       <w:tblGrid>
         <w:gridCol w:w="5046"/>
@@ -6941,61 +7020,52 @@
       <w:tr>
         <w:tc>
           <w:tcPr>
-            <w:tcW w:type="dxa" w:w="5046"/>
-            <w:shd w:val="clear" w:color="auto" w:fill="D9E2F3"/>
-          </w:tcPr>
-          <w:p>
-            <w:pPr>
-              <w:jc w:val="center"/>
-            </w:pPr>
-            <w:r/>
-            <w:r>
-              <w:rPr>
-                <w:rFonts w:ascii="Arial" w:hAnsi="Arial"/>
-                <w:b/>
-                <w:sz w:val="16"/>
-              </w:rPr>
-              <w:t>Code Figure</w:t>
-            </w:r>
-          </w:p>
-        </w:tc>
-        <w:tc>
-          <w:tcPr>
-            <w:tcW w:type="dxa" w:w="5046"/>
-            <w:shd w:val="clear" w:color="auto" w:fill="D9E2F3"/>
-          </w:tcPr>
-          <w:p>
-            <w:pPr>
-              <w:jc w:val="center"/>
-            </w:pPr>
-            <w:r/>
-            <w:r>
-              <w:rPr>
-                <w:rFonts w:ascii="Arial" w:hAnsi="Arial"/>
-                <w:b/>
-                <w:sz w:val="16"/>
-              </w:rPr>
-              <w:t>Entry Name</w:t>
-            </w:r>
-          </w:p>
-        </w:tc>
-        <w:tc>
-          <w:tcPr>
-            <w:tcW w:type="dxa" w:w="5046"/>
-            <w:shd w:val="clear" w:color="auto" w:fill="D9E2F3"/>
-          </w:tcPr>
-          <w:p>
-            <w:pPr>
-              <w:jc w:val="center"/>
-            </w:pPr>
-            <w:r/>
-            <w:r>
-              <w:rPr>
-                <w:rFonts w:ascii="Arial" w:hAnsi="Arial"/>
-                <w:b/>
-                <w:sz w:val="16"/>
-              </w:rPr>
-              <w:t>Note</w:t>
+            <w:tcW w:type="dxa" w:w="1134"/>
+            <w:shd w:val="clear" w:color="auto" w:fill="D9D9D9"/>
+          </w:tcPr>
+          <w:p>
+            <w:r/>
+            <w:r>
+              <w:rPr>
+                <w:rFonts w:ascii="Verdana" w:hAnsi="Verdana"/>
+                <w:b w:val="0"/>
+                <w:sz w:val="16"/>
+              </w:rPr>
+              <w:t>CHIFFRE DU CODE</w:t>
+            </w:r>
+          </w:p>
+        </w:tc>
+        <w:tc>
+          <w:tcPr>
+            <w:tcW w:type="dxa" w:w="5046"/>
+            <w:shd w:val="clear" w:color="auto" w:fill="D9D9D9"/>
+          </w:tcPr>
+          <w:p>
+            <w:r/>
+            <w:r>
+              <w:rPr>
+                <w:rFonts w:ascii="Verdana" w:hAnsi="Verdana"/>
+                <w:b w:val="0"/>
+                <w:sz w:val="16"/>
+              </w:rPr>
+              <w:t>SIGNIFICATION</w:t>
+            </w:r>
+          </w:p>
+        </w:tc>
+        <w:tc>
+          <w:tcPr>
+            <w:tcW w:type="dxa" w:w="5046"/>
+            <w:shd w:val="clear" w:color="auto" w:fill="D9D9D9"/>
+          </w:tcPr>
+          <w:p>
+            <w:r/>
+            <w:r>
+              <w:rPr>
+                <w:rFonts w:ascii="Verdana" w:hAnsi="Verdana"/>
+                <w:b w:val="0"/>
+                <w:sz w:val="16"/>
+              </w:rPr>
+              <w:t>NOTE</w:t>
             </w:r>
           </w:p>
         </w:tc>
@@ -7009,7 +7079,7 @@
             <w:r/>
             <w:r>
               <w:rPr>
-                <w:rFonts w:ascii="Arial" w:hAnsi="Arial"/>
+                <w:rFonts w:ascii="Verdana" w:hAnsi="Verdana"/>
                 <w:b w:val="0"/>
                 <w:sz w:val="16"/>
               </w:rPr>
@@ -7025,7 +7095,7 @@
             <w:r/>
             <w:r>
               <w:rPr>
-                <w:rFonts w:ascii="Arial" w:hAnsi="Arial"/>
+                <w:rFonts w:ascii="Verdana" w:hAnsi="Verdana"/>
                 <w:b w:val="0"/>
                 <w:sz w:val="16"/>
               </w:rPr>
@@ -7041,7 +7111,7 @@
             <w:r/>
             <w:r>
               <w:rPr>
-                <w:rFonts w:ascii="Arial" w:hAnsi="Arial"/>
+                <w:rFonts w:ascii="Verdana" w:hAnsi="Verdana"/>
                 <w:b w:val="0"/>
                 <w:sz w:val="16"/>
               </w:rPr>
@@ -7058,7 +7128,7 @@
             <w:r/>
             <w:r>
               <w:rPr>
-                <w:rFonts w:ascii="Arial" w:hAnsi="Arial"/>
+                <w:rFonts w:ascii="Verdana" w:hAnsi="Verdana"/>
                 <w:b w:val="0"/>
                 <w:sz w:val="16"/>
               </w:rPr>
@@ -7074,7 +7144,7 @@
             <w:r/>
             <w:r>
               <w:rPr>
-                <w:rFonts w:ascii="Arial" w:hAnsi="Arial"/>
+                <w:rFonts w:ascii="Verdana" w:hAnsi="Verdana"/>
                 <w:b w:val="0"/>
                 <w:sz w:val="16"/>
               </w:rPr>
@@ -7090,7 +7160,7 @@
             <w:r/>
             <w:r>
               <w:rPr>
-                <w:rFonts w:ascii="Arial" w:hAnsi="Arial"/>
+                <w:rFonts w:ascii="Verdana" w:hAnsi="Verdana"/>
                 <w:b w:val="0"/>
                 <w:sz w:val="16"/>
               </w:rPr>
@@ -7107,7 +7177,7 @@
             <w:r/>
             <w:r>
               <w:rPr>
-                <w:rFonts w:ascii="Arial" w:hAnsi="Arial"/>
+                <w:rFonts w:ascii="Verdana" w:hAnsi="Verdana"/>
                 <w:b w:val="0"/>
                 <w:sz w:val="16"/>
               </w:rPr>
@@ -7123,7 +7193,7 @@
             <w:r/>
             <w:r>
               <w:rPr>
-                <w:rFonts w:ascii="Arial" w:hAnsi="Arial"/>
+                <w:rFonts w:ascii="Verdana" w:hAnsi="Verdana"/>
                 <w:b w:val="0"/>
                 <w:sz w:val="16"/>
               </w:rPr>
@@ -7139,7 +7209,7 @@
             <w:r/>
             <w:r>
               <w:rPr>
-                <w:rFonts w:ascii="Arial" w:hAnsi="Arial"/>
+                <w:rFonts w:ascii="Verdana" w:hAnsi="Verdana"/>
                 <w:b w:val="0"/>
                 <w:sz w:val="16"/>
               </w:rPr>
@@ -7156,7 +7226,7 @@
             <w:r/>
             <w:r>
               <w:rPr>
-                <w:rFonts w:ascii="Arial" w:hAnsi="Arial"/>
+                <w:rFonts w:ascii="Verdana" w:hAnsi="Verdana"/>
                 <w:b w:val="0"/>
                 <w:sz w:val="16"/>
               </w:rPr>
@@ -7172,7 +7242,7 @@
             <w:r/>
             <w:r>
               <w:rPr>
-                <w:rFonts w:ascii="Arial" w:hAnsi="Arial"/>
+                <w:rFonts w:ascii="Verdana" w:hAnsi="Verdana"/>
                 <w:b w:val="0"/>
                 <w:sz w:val="16"/>
               </w:rPr>
@@ -7188,7 +7258,7 @@
             <w:r/>
             <w:r>
               <w:rPr>
-                <w:rFonts w:ascii="Arial" w:hAnsi="Arial"/>
+                <w:rFonts w:ascii="Verdana" w:hAnsi="Verdana"/>
                 <w:b w:val="0"/>
                 <w:sz w:val="16"/>
               </w:rPr>
@@ -7205,7 +7275,7 @@
             <w:r/>
             <w:r>
               <w:rPr>
-                <w:rFonts w:ascii="Arial" w:hAnsi="Arial"/>
+                <w:rFonts w:ascii="Verdana" w:hAnsi="Verdana"/>
                 <w:b w:val="0"/>
                 <w:sz w:val="16"/>
               </w:rPr>
@@ -7221,7 +7291,7 @@
             <w:r/>
             <w:r>
               <w:rPr>
-                <w:rFonts w:ascii="Arial" w:hAnsi="Arial"/>
+                <w:rFonts w:ascii="Verdana" w:hAnsi="Verdana"/>
                 <w:b w:val="0"/>
                 <w:sz w:val="16"/>
               </w:rPr>
@@ -7237,7 +7307,7 @@
             <w:r/>
             <w:r>
               <w:rPr>
-                <w:rFonts w:ascii="Arial" w:hAnsi="Arial"/>
+                <w:rFonts w:ascii="Verdana" w:hAnsi="Verdana"/>
                 <w:b w:val="0"/>
                 <w:sz w:val="16"/>
               </w:rPr>
@@ -7250,7 +7320,7 @@
     <w:p>
       <w:r>
         <w:rPr>
-          <w:rFonts w:ascii="Arial" w:hAnsi="Arial"/>
+          <w:rFonts w:ascii="Verdana" w:hAnsi="Verdana"/>
           <w:b/>
           <w:sz w:val="18"/>
         </w:rPr>
@@ -7263,6 +7333,20 @@
         <w:tblW w:type="auto" w:w="0"/>
         <w:jc w:val="center"/>
         <w:tblLook w:firstColumn="1" w:firstRow="1" w:lastColumn="0" w:lastRow="0" w:noHBand="0" w:noVBand="1" w:val="04A0"/>
+        <w:tblBorders>
+          <w:top w:val="single" w:sz="4" w:space="0" w:color="595959"/>
+          <w:left w:val="single" w:sz="4" w:space="0" w:color="595959"/>
+          <w:bottom w:val="single" w:sz="4" w:space="0" w:color="595959"/>
+          <w:right w:val="single" w:sz="4" w:space="0" w:color="595959"/>
+          <w:insideH w:val="single" w:sz="4" w:space="0" w:color="595959"/>
+          <w:insideV w:val="single" w:sz="4" w:space="0" w:color="595959"/>
+        </w:tblBorders>
+        <w:tblCellMar>
+          <w:top w:w="85" w:type="dxa"/>
+          <w:left w:w="85" w:type="dxa"/>
+          <w:bottom w:w="85" w:type="dxa"/>
+          <w:right w:w="85" w:type="dxa"/>
+        </w:tblCellMar>
       </w:tblPr>
       <w:tblGrid>
         <w:gridCol w:w="5046"/>
@@ -7272,61 +7356,52 @@
       <w:tr>
         <w:tc>
           <w:tcPr>
-            <w:tcW w:type="dxa" w:w="5046"/>
-            <w:shd w:val="clear" w:color="auto" w:fill="D9E2F3"/>
-          </w:tcPr>
-          <w:p>
-            <w:pPr>
-              <w:jc w:val="center"/>
-            </w:pPr>
-            <w:r/>
-            <w:r>
-              <w:rPr>
-                <w:rFonts w:ascii="Arial" w:hAnsi="Arial"/>
-                <w:b/>
-                <w:sz w:val="16"/>
-              </w:rPr>
-              <w:t>Code Figure</w:t>
-            </w:r>
-          </w:p>
-        </w:tc>
-        <w:tc>
-          <w:tcPr>
-            <w:tcW w:type="dxa" w:w="5046"/>
-            <w:shd w:val="clear" w:color="auto" w:fill="D9E2F3"/>
-          </w:tcPr>
-          <w:p>
-            <w:pPr>
-              <w:jc w:val="center"/>
-            </w:pPr>
-            <w:r/>
-            <w:r>
-              <w:rPr>
-                <w:rFonts w:ascii="Arial" w:hAnsi="Arial"/>
-                <w:b/>
-                <w:sz w:val="16"/>
-              </w:rPr>
-              <w:t>Entry Name</w:t>
-            </w:r>
-          </w:p>
-        </w:tc>
-        <w:tc>
-          <w:tcPr>
-            <w:tcW w:type="dxa" w:w="5046"/>
-            <w:shd w:val="clear" w:color="auto" w:fill="D9E2F3"/>
-          </w:tcPr>
-          <w:p>
-            <w:pPr>
-              <w:jc w:val="center"/>
-            </w:pPr>
-            <w:r/>
-            <w:r>
-              <w:rPr>
-                <w:rFonts w:ascii="Arial" w:hAnsi="Arial"/>
-                <w:b/>
-                <w:sz w:val="16"/>
-              </w:rPr>
-              <w:t>Note</w:t>
+            <w:tcW w:type="dxa" w:w="1134"/>
+            <w:shd w:val="clear" w:color="auto" w:fill="D9D9D9"/>
+          </w:tcPr>
+          <w:p>
+            <w:r/>
+            <w:r>
+              <w:rPr>
+                <w:rFonts w:ascii="Verdana" w:hAnsi="Verdana"/>
+                <w:b w:val="0"/>
+                <w:sz w:val="16"/>
+              </w:rPr>
+              <w:t>CHIFFRE DU CODE</w:t>
+            </w:r>
+          </w:p>
+        </w:tc>
+        <w:tc>
+          <w:tcPr>
+            <w:tcW w:type="dxa" w:w="5046"/>
+            <w:shd w:val="clear" w:color="auto" w:fill="D9D9D9"/>
+          </w:tcPr>
+          <w:p>
+            <w:r/>
+            <w:r>
+              <w:rPr>
+                <w:rFonts w:ascii="Verdana" w:hAnsi="Verdana"/>
+                <w:b w:val="0"/>
+                <w:sz w:val="16"/>
+              </w:rPr>
+              <w:t>SIGNIFICATION</w:t>
+            </w:r>
+          </w:p>
+        </w:tc>
+        <w:tc>
+          <w:tcPr>
+            <w:tcW w:type="dxa" w:w="5046"/>
+            <w:shd w:val="clear" w:color="auto" w:fill="D9D9D9"/>
+          </w:tcPr>
+          <w:p>
+            <w:r/>
+            <w:r>
+              <w:rPr>
+                <w:rFonts w:ascii="Verdana" w:hAnsi="Verdana"/>
+                <w:b w:val="0"/>
+                <w:sz w:val="16"/>
+              </w:rPr>
+              <w:t>NOTE</w:t>
             </w:r>
           </w:p>
         </w:tc>
@@ -7340,7 +7415,7 @@
             <w:r/>
             <w:r>
               <w:rPr>
-                <w:rFonts w:ascii="Arial" w:hAnsi="Arial"/>
+                <w:rFonts w:ascii="Verdana" w:hAnsi="Verdana"/>
                 <w:b w:val="0"/>
                 <w:sz w:val="16"/>
               </w:rPr>
@@ -7356,7 +7431,7 @@
             <w:r/>
             <w:r>
               <w:rPr>
-                <w:rFonts w:ascii="Arial" w:hAnsi="Arial"/>
+                <w:rFonts w:ascii="Verdana" w:hAnsi="Verdana"/>
                 <w:b w:val="0"/>
                 <w:sz w:val="16"/>
               </w:rPr>
@@ -7372,7 +7447,7 @@
             <w:r/>
             <w:r>
               <w:rPr>
-                <w:rFonts w:ascii="Arial" w:hAnsi="Arial"/>
+                <w:rFonts w:ascii="Verdana" w:hAnsi="Verdana"/>
                 <w:b w:val="0"/>
                 <w:sz w:val="16"/>
               </w:rPr>
@@ -7389,7 +7464,7 @@
             <w:r/>
             <w:r>
               <w:rPr>
-                <w:rFonts w:ascii="Arial" w:hAnsi="Arial"/>
+                <w:rFonts w:ascii="Verdana" w:hAnsi="Verdana"/>
                 <w:b w:val="0"/>
                 <w:sz w:val="16"/>
               </w:rPr>
@@ -7405,7 +7480,7 @@
             <w:r/>
             <w:r>
               <w:rPr>
-                <w:rFonts w:ascii="Arial" w:hAnsi="Arial"/>
+                <w:rFonts w:ascii="Verdana" w:hAnsi="Verdana"/>
                 <w:b w:val="0"/>
                 <w:sz w:val="16"/>
               </w:rPr>
@@ -7421,7 +7496,7 @@
             <w:r/>
             <w:r>
               <w:rPr>
-                <w:rFonts w:ascii="Arial" w:hAnsi="Arial"/>
+                <w:rFonts w:ascii="Verdana" w:hAnsi="Verdana"/>
                 <w:b w:val="0"/>
                 <w:sz w:val="16"/>
               </w:rPr>
@@ -7438,7 +7513,7 @@
             <w:r/>
             <w:r>
               <w:rPr>
-                <w:rFonts w:ascii="Arial" w:hAnsi="Arial"/>
+                <w:rFonts w:ascii="Verdana" w:hAnsi="Verdana"/>
                 <w:b w:val="0"/>
                 <w:sz w:val="16"/>
               </w:rPr>
@@ -7454,7 +7529,7 @@
             <w:r/>
             <w:r>
               <w:rPr>
-                <w:rFonts w:ascii="Arial" w:hAnsi="Arial"/>
+                <w:rFonts w:ascii="Verdana" w:hAnsi="Verdana"/>
                 <w:b w:val="0"/>
                 <w:sz w:val="16"/>
               </w:rPr>
@@ -7470,7 +7545,7 @@
             <w:r/>
             <w:r>
               <w:rPr>
-                <w:rFonts w:ascii="Arial" w:hAnsi="Arial"/>
+                <w:rFonts w:ascii="Verdana" w:hAnsi="Verdana"/>
                 <w:b w:val="0"/>
                 <w:sz w:val="16"/>
               </w:rPr>
@@ -7487,7 +7562,7 @@
             <w:r/>
             <w:r>
               <w:rPr>
-                <w:rFonts w:ascii="Arial" w:hAnsi="Arial"/>
+                <w:rFonts w:ascii="Verdana" w:hAnsi="Verdana"/>
                 <w:b w:val="0"/>
                 <w:sz w:val="16"/>
               </w:rPr>
@@ -7503,7 +7578,7 @@
             <w:r/>
             <w:r>
               <w:rPr>
-                <w:rFonts w:ascii="Arial" w:hAnsi="Arial"/>
+                <w:rFonts w:ascii="Verdana" w:hAnsi="Verdana"/>
                 <w:b w:val="0"/>
                 <w:sz w:val="16"/>
               </w:rPr>
@@ -7519,7 +7594,7 @@
             <w:r/>
             <w:r>
               <w:rPr>
-                <w:rFonts w:ascii="Arial" w:hAnsi="Arial"/>
+                <w:rFonts w:ascii="Verdana" w:hAnsi="Verdana"/>
                 <w:b w:val="0"/>
                 <w:sz w:val="16"/>
               </w:rPr>
@@ -7536,7 +7611,7 @@
             <w:r/>
             <w:r>
               <w:rPr>
-                <w:rFonts w:ascii="Arial" w:hAnsi="Arial"/>
+                <w:rFonts w:ascii="Verdana" w:hAnsi="Verdana"/>
                 <w:b w:val="0"/>
                 <w:sz w:val="16"/>
               </w:rPr>
@@ -7552,7 +7627,7 @@
             <w:r/>
             <w:r>
               <w:rPr>
-                <w:rFonts w:ascii="Arial" w:hAnsi="Arial"/>
+                <w:rFonts w:ascii="Verdana" w:hAnsi="Verdana"/>
                 <w:b w:val="0"/>
                 <w:sz w:val="16"/>
               </w:rPr>
@@ -7568,7 +7643,7 @@
             <w:r/>
             <w:r>
               <w:rPr>
-                <w:rFonts w:ascii="Arial" w:hAnsi="Arial"/>
+                <w:rFonts w:ascii="Verdana" w:hAnsi="Verdana"/>
                 <w:b w:val="0"/>
                 <w:sz w:val="16"/>
               </w:rPr>
@@ -7585,7 +7660,7 @@
             <w:r/>
             <w:r>
               <w:rPr>
-                <w:rFonts w:ascii="Arial" w:hAnsi="Arial"/>
+                <w:rFonts w:ascii="Verdana" w:hAnsi="Verdana"/>
                 <w:b w:val="0"/>
                 <w:sz w:val="16"/>
               </w:rPr>
@@ -7601,7 +7676,7 @@
             <w:r/>
             <w:r>
               <w:rPr>
-                <w:rFonts w:ascii="Arial" w:hAnsi="Arial"/>
+                <w:rFonts w:ascii="Verdana" w:hAnsi="Verdana"/>
                 <w:b w:val="0"/>
                 <w:sz w:val="16"/>
               </w:rPr>
@@ -7617,7 +7692,7 @@
             <w:r/>
             <w:r>
               <w:rPr>
-                <w:rFonts w:ascii="Arial" w:hAnsi="Arial"/>
+                <w:rFonts w:ascii="Verdana" w:hAnsi="Verdana"/>
                 <w:b w:val="0"/>
                 <w:sz w:val="16"/>
               </w:rPr>
@@ -7634,7 +7709,7 @@
             <w:r/>
             <w:r>
               <w:rPr>
-                <w:rFonts w:ascii="Arial" w:hAnsi="Arial"/>
+                <w:rFonts w:ascii="Verdana" w:hAnsi="Verdana"/>
                 <w:b w:val="0"/>
                 <w:sz w:val="16"/>
               </w:rPr>
@@ -7650,7 +7725,7 @@
             <w:r/>
             <w:r>
               <w:rPr>
-                <w:rFonts w:ascii="Arial" w:hAnsi="Arial"/>
+                <w:rFonts w:ascii="Verdana" w:hAnsi="Verdana"/>
                 <w:b w:val="0"/>
                 <w:sz w:val="16"/>
               </w:rPr>
@@ -7666,7 +7741,7 @@
             <w:r/>
             <w:r>
               <w:rPr>
-                <w:rFonts w:ascii="Arial" w:hAnsi="Arial"/>
+                <w:rFonts w:ascii="Verdana" w:hAnsi="Verdana"/>
                 <w:b w:val="0"/>
                 <w:sz w:val="16"/>
               </w:rPr>
@@ -7683,7 +7758,7 @@
             <w:r/>
             <w:r>
               <w:rPr>
-                <w:rFonts w:ascii="Arial" w:hAnsi="Arial"/>
+                <w:rFonts w:ascii="Verdana" w:hAnsi="Verdana"/>
                 <w:b w:val="0"/>
                 <w:sz w:val="16"/>
               </w:rPr>
@@ -7699,7 +7774,7 @@
             <w:r/>
             <w:r>
               <w:rPr>
-                <w:rFonts w:ascii="Arial" w:hAnsi="Arial"/>
+                <w:rFonts w:ascii="Verdana" w:hAnsi="Verdana"/>
                 <w:b w:val="0"/>
                 <w:sz w:val="16"/>
               </w:rPr>
@@ -7715,7 +7790,7 @@
             <w:r/>
             <w:r>
               <w:rPr>
-                <w:rFonts w:ascii="Arial" w:hAnsi="Arial"/>
+                <w:rFonts w:ascii="Verdana" w:hAnsi="Verdana"/>
                 <w:b w:val="0"/>
                 <w:sz w:val="16"/>
               </w:rPr>
@@ -7728,7 +7803,7 @@
     <w:p>
       <w:r>
         <w:rPr>
-          <w:rFonts w:ascii="Arial" w:hAnsi="Arial"/>
+          <w:rFonts w:ascii="Verdana" w:hAnsi="Verdana"/>
           <w:b/>
           <w:sz w:val="18"/>
         </w:rPr>
@@ -7741,6 +7816,20 @@
         <w:tblW w:type="auto" w:w="0"/>
         <w:jc w:val="center"/>
         <w:tblLook w:firstColumn="1" w:firstRow="1" w:lastColumn="0" w:lastRow="0" w:noHBand="0" w:noVBand="1" w:val="04A0"/>
+        <w:tblBorders>
+          <w:top w:val="single" w:sz="4" w:space="0" w:color="595959"/>
+          <w:left w:val="single" w:sz="4" w:space="0" w:color="595959"/>
+          <w:bottom w:val="single" w:sz="4" w:space="0" w:color="595959"/>
+          <w:right w:val="single" w:sz="4" w:space="0" w:color="595959"/>
+          <w:insideH w:val="single" w:sz="4" w:space="0" w:color="595959"/>
+          <w:insideV w:val="single" w:sz="4" w:space="0" w:color="595959"/>
+        </w:tblBorders>
+        <w:tblCellMar>
+          <w:top w:w="85" w:type="dxa"/>
+          <w:left w:w="85" w:type="dxa"/>
+          <w:bottom w:w="85" w:type="dxa"/>
+          <w:right w:w="85" w:type="dxa"/>
+        </w:tblCellMar>
       </w:tblPr>
       <w:tblGrid>
         <w:gridCol w:w="5046"/>
@@ -7750,61 +7839,52 @@
       <w:tr>
         <w:tc>
           <w:tcPr>
-            <w:tcW w:type="dxa" w:w="5046"/>
-            <w:shd w:val="clear" w:color="auto" w:fill="D9E2F3"/>
-          </w:tcPr>
-          <w:p>
-            <w:pPr>
-              <w:jc w:val="center"/>
-            </w:pPr>
-            <w:r/>
-            <w:r>
-              <w:rPr>
-                <w:rFonts w:ascii="Arial" w:hAnsi="Arial"/>
-                <w:b/>
-                <w:sz w:val="16"/>
-              </w:rPr>
-              <w:t>Code Figure</w:t>
-            </w:r>
-          </w:p>
-        </w:tc>
-        <w:tc>
-          <w:tcPr>
-            <w:tcW w:type="dxa" w:w="5046"/>
-            <w:shd w:val="clear" w:color="auto" w:fill="D9E2F3"/>
-          </w:tcPr>
-          <w:p>
-            <w:pPr>
-              <w:jc w:val="center"/>
-            </w:pPr>
-            <w:r/>
-            <w:r>
-              <w:rPr>
-                <w:rFonts w:ascii="Arial" w:hAnsi="Arial"/>
-                <w:b/>
-                <w:sz w:val="16"/>
-              </w:rPr>
-              <w:t>Entry Name</w:t>
-            </w:r>
-          </w:p>
-        </w:tc>
-        <w:tc>
-          <w:tcPr>
-            <w:tcW w:type="dxa" w:w="5046"/>
-            <w:shd w:val="clear" w:color="auto" w:fill="D9E2F3"/>
-          </w:tcPr>
-          <w:p>
-            <w:pPr>
-              <w:jc w:val="center"/>
-            </w:pPr>
-            <w:r/>
-            <w:r>
-              <w:rPr>
-                <w:rFonts w:ascii="Arial" w:hAnsi="Arial"/>
-                <w:b/>
-                <w:sz w:val="16"/>
-              </w:rPr>
-              <w:t>Note</w:t>
+            <w:tcW w:type="dxa" w:w="1134"/>
+            <w:shd w:val="clear" w:color="auto" w:fill="D9D9D9"/>
+          </w:tcPr>
+          <w:p>
+            <w:r/>
+            <w:r>
+              <w:rPr>
+                <w:rFonts w:ascii="Verdana" w:hAnsi="Verdana"/>
+                <w:b w:val="0"/>
+                <w:sz w:val="16"/>
+              </w:rPr>
+              <w:t>CHIFFRE DU CODE</w:t>
+            </w:r>
+          </w:p>
+        </w:tc>
+        <w:tc>
+          <w:tcPr>
+            <w:tcW w:type="dxa" w:w="5046"/>
+            <w:shd w:val="clear" w:color="auto" w:fill="D9D9D9"/>
+          </w:tcPr>
+          <w:p>
+            <w:r/>
+            <w:r>
+              <w:rPr>
+                <w:rFonts w:ascii="Verdana" w:hAnsi="Verdana"/>
+                <w:b w:val="0"/>
+                <w:sz w:val="16"/>
+              </w:rPr>
+              <w:t>SIGNIFICATION</w:t>
+            </w:r>
+          </w:p>
+        </w:tc>
+        <w:tc>
+          <w:tcPr>
+            <w:tcW w:type="dxa" w:w="5046"/>
+            <w:shd w:val="clear" w:color="auto" w:fill="D9D9D9"/>
+          </w:tcPr>
+          <w:p>
+            <w:r/>
+            <w:r>
+              <w:rPr>
+                <w:rFonts w:ascii="Verdana" w:hAnsi="Verdana"/>
+                <w:b w:val="0"/>
+                <w:sz w:val="16"/>
+              </w:rPr>
+              <w:t>NOTE</w:t>
             </w:r>
           </w:p>
         </w:tc>
@@ -7818,7 +7898,7 @@
             <w:r/>
             <w:r>
               <w:rPr>
-                <w:rFonts w:ascii="Arial" w:hAnsi="Arial"/>
+                <w:rFonts w:ascii="Verdana" w:hAnsi="Verdana"/>
                 <w:b w:val="0"/>
                 <w:sz w:val="16"/>
               </w:rPr>
@@ -7834,7 +7914,7 @@
             <w:r/>
             <w:r>
               <w:rPr>
-                <w:rFonts w:ascii="Arial" w:hAnsi="Arial"/>
+                <w:rFonts w:ascii="Verdana" w:hAnsi="Verdana"/>
                 <w:b w:val="0"/>
                 <w:sz w:val="16"/>
               </w:rPr>
@@ -7850,7 +7930,7 @@
             <w:r/>
             <w:r>
               <w:rPr>
-                <w:rFonts w:ascii="Arial" w:hAnsi="Arial"/>
+                <w:rFonts w:ascii="Verdana" w:hAnsi="Verdana"/>
                 <w:b w:val="0"/>
                 <w:sz w:val="16"/>
               </w:rPr>
@@ -7867,7 +7947,7 @@
             <w:r/>
             <w:r>
               <w:rPr>
-                <w:rFonts w:ascii="Arial" w:hAnsi="Arial"/>
+                <w:rFonts w:ascii="Verdana" w:hAnsi="Verdana"/>
                 <w:b w:val="0"/>
                 <w:sz w:val="16"/>
               </w:rPr>
@@ -7883,7 +7963,7 @@
             <w:r/>
             <w:r>
               <w:rPr>
-                <w:rFonts w:ascii="Arial" w:hAnsi="Arial"/>
+                <w:rFonts w:ascii="Verdana" w:hAnsi="Verdana"/>
                 <w:b w:val="0"/>
                 <w:sz w:val="16"/>
               </w:rPr>
@@ -7899,7 +7979,7 @@
             <w:r/>
             <w:r>
               <w:rPr>
-                <w:rFonts w:ascii="Arial" w:hAnsi="Arial"/>
+                <w:rFonts w:ascii="Verdana" w:hAnsi="Verdana"/>
                 <w:b w:val="0"/>
                 <w:sz w:val="16"/>
               </w:rPr>
@@ -7916,7 +7996,7 @@
             <w:r/>
             <w:r>
               <w:rPr>
-                <w:rFonts w:ascii="Arial" w:hAnsi="Arial"/>
+                <w:rFonts w:ascii="Verdana" w:hAnsi="Verdana"/>
                 <w:b w:val="0"/>
                 <w:sz w:val="16"/>
               </w:rPr>
@@ -7932,7 +8012,7 @@
             <w:r/>
             <w:r>
               <w:rPr>
-                <w:rFonts w:ascii="Arial" w:hAnsi="Arial"/>
+                <w:rFonts w:ascii="Verdana" w:hAnsi="Verdana"/>
                 <w:b w:val="0"/>
                 <w:sz w:val="16"/>
               </w:rPr>
@@ -7948,7 +8028,7 @@
             <w:r/>
             <w:r>
               <w:rPr>
-                <w:rFonts w:ascii="Arial" w:hAnsi="Arial"/>
+                <w:rFonts w:ascii="Verdana" w:hAnsi="Verdana"/>
                 <w:b w:val="0"/>
                 <w:sz w:val="16"/>
               </w:rPr>
@@ -7965,7 +8045,7 @@
             <w:r/>
             <w:r>
               <w:rPr>
-                <w:rFonts w:ascii="Arial" w:hAnsi="Arial"/>
+                <w:rFonts w:ascii="Verdana" w:hAnsi="Verdana"/>
                 <w:b w:val="0"/>
                 <w:sz w:val="16"/>
               </w:rPr>
@@ -7981,7 +8061,7 @@
             <w:r/>
             <w:r>
               <w:rPr>
-                <w:rFonts w:ascii="Arial" w:hAnsi="Arial"/>
+                <w:rFonts w:ascii="Verdana" w:hAnsi="Verdana"/>
                 <w:b w:val="0"/>
                 <w:sz w:val="16"/>
               </w:rPr>
@@ -7997,7 +8077,7 @@
             <w:r/>
             <w:r>
               <w:rPr>
-                <w:rFonts w:ascii="Arial" w:hAnsi="Arial"/>
+                <w:rFonts w:ascii="Verdana" w:hAnsi="Verdana"/>
                 <w:b w:val="0"/>
                 <w:sz w:val="16"/>
               </w:rPr>
@@ -8014,7 +8094,7 @@
             <w:r/>
             <w:r>
               <w:rPr>
-                <w:rFonts w:ascii="Arial" w:hAnsi="Arial"/>
+                <w:rFonts w:ascii="Verdana" w:hAnsi="Verdana"/>
                 <w:b w:val="0"/>
                 <w:sz w:val="16"/>
               </w:rPr>
@@ -8030,7 +8110,7 @@
             <w:r/>
             <w:r>
               <w:rPr>
-                <w:rFonts w:ascii="Arial" w:hAnsi="Arial"/>
+                <w:rFonts w:ascii="Verdana" w:hAnsi="Verdana"/>
                 <w:b w:val="0"/>
                 <w:sz w:val="16"/>
               </w:rPr>
@@ -8046,7 +8126,7 @@
             <w:r/>
             <w:r>
               <w:rPr>
-                <w:rFonts w:ascii="Arial" w:hAnsi="Arial"/>
+                <w:rFonts w:ascii="Verdana" w:hAnsi="Verdana"/>
                 <w:b w:val="0"/>
                 <w:sz w:val="16"/>
               </w:rPr>
@@ -8063,7 +8143,7 @@
             <w:r/>
             <w:r>
               <w:rPr>
-                <w:rFonts w:ascii="Arial" w:hAnsi="Arial"/>
+                <w:rFonts w:ascii="Verdana" w:hAnsi="Verdana"/>
                 <w:b w:val="0"/>
                 <w:sz w:val="16"/>
               </w:rPr>
@@ -8079,7 +8159,7 @@
             <w:r/>
             <w:r>
               <w:rPr>
-                <w:rFonts w:ascii="Arial" w:hAnsi="Arial"/>
+                <w:rFonts w:ascii="Verdana" w:hAnsi="Verdana"/>
                 <w:b w:val="0"/>
                 <w:sz w:val="16"/>
               </w:rPr>
@@ -8095,7 +8175,7 @@
             <w:r/>
             <w:r>
               <w:rPr>
-                <w:rFonts w:ascii="Arial" w:hAnsi="Arial"/>
+                <w:rFonts w:ascii="Verdana" w:hAnsi="Verdana"/>
                 <w:b w:val="0"/>
                 <w:sz w:val="16"/>
               </w:rPr>
@@ -8112,7 +8192,7 @@
             <w:r/>
             <w:r>
               <w:rPr>
-                <w:rFonts w:ascii="Arial" w:hAnsi="Arial"/>
+                <w:rFonts w:ascii="Verdana" w:hAnsi="Verdana"/>
                 <w:b w:val="0"/>
                 <w:sz w:val="16"/>
               </w:rPr>
@@ -8128,7 +8208,7 @@
             <w:r/>
             <w:r>
               <w:rPr>
-                <w:rFonts w:ascii="Arial" w:hAnsi="Arial"/>
+                <w:rFonts w:ascii="Verdana" w:hAnsi="Verdana"/>
                 <w:b w:val="0"/>
                 <w:sz w:val="16"/>
               </w:rPr>
@@ -8144,7 +8224,7 @@
             <w:r/>
             <w:r>
               <w:rPr>
-                <w:rFonts w:ascii="Arial" w:hAnsi="Arial"/>
+                <w:rFonts w:ascii="Verdana" w:hAnsi="Verdana"/>
                 <w:b w:val="0"/>
                 <w:sz w:val="16"/>
               </w:rPr>
@@ -8161,7 +8241,7 @@
             <w:r/>
             <w:r>
               <w:rPr>
-                <w:rFonts w:ascii="Arial" w:hAnsi="Arial"/>
+                <w:rFonts w:ascii="Verdana" w:hAnsi="Verdana"/>
                 <w:b w:val="0"/>
                 <w:sz w:val="16"/>
               </w:rPr>
@@ -8177,7 +8257,7 @@
             <w:r/>
             <w:r>
               <w:rPr>
-                <w:rFonts w:ascii="Arial" w:hAnsi="Arial"/>
+                <w:rFonts w:ascii="Verdana" w:hAnsi="Verdana"/>
                 <w:b w:val="0"/>
                 <w:sz w:val="16"/>
               </w:rPr>
@@ -8193,7 +8273,7 @@
             <w:r/>
             <w:r>
               <w:rPr>
-                <w:rFonts w:ascii="Arial" w:hAnsi="Arial"/>
+                <w:rFonts w:ascii="Verdana" w:hAnsi="Verdana"/>
                 <w:b w:val="0"/>
                 <w:sz w:val="16"/>
               </w:rPr>
@@ -8210,7 +8290,7 @@
             <w:r/>
             <w:r>
               <w:rPr>
-                <w:rFonts w:ascii="Arial" w:hAnsi="Arial"/>
+                <w:rFonts w:ascii="Verdana" w:hAnsi="Verdana"/>
                 <w:b w:val="0"/>
                 <w:sz w:val="16"/>
               </w:rPr>
@@ -8226,7 +8306,7 @@
             <w:r/>
             <w:r>
               <w:rPr>
-                <w:rFonts w:ascii="Arial" w:hAnsi="Arial"/>
+                <w:rFonts w:ascii="Verdana" w:hAnsi="Verdana"/>
                 <w:b w:val="0"/>
                 <w:sz w:val="16"/>
               </w:rPr>
@@ -8242,7 +8322,7 @@
             <w:r/>
             <w:r>
               <w:rPr>
-                <w:rFonts w:ascii="Arial" w:hAnsi="Arial"/>
+                <w:rFonts w:ascii="Verdana" w:hAnsi="Verdana"/>
                 <w:b w:val="0"/>
                 <w:sz w:val="16"/>
               </w:rPr>
@@ -8255,7 +8335,7 @@
     <w:p>
       <w:r>
         <w:rPr>
-          <w:rFonts w:ascii="Arial" w:hAnsi="Arial"/>
+          <w:rFonts w:ascii="Verdana" w:hAnsi="Verdana"/>
           <w:b/>
           <w:sz w:val="18"/>
         </w:rPr>
@@ -8268,6 +8348,20 @@
         <w:tblW w:type="auto" w:w="0"/>
         <w:jc w:val="center"/>
         <w:tblLook w:firstColumn="1" w:firstRow="1" w:lastColumn="0" w:lastRow="0" w:noHBand="0" w:noVBand="1" w:val="04A0"/>
+        <w:tblBorders>
+          <w:top w:val="single" w:sz="4" w:space="0" w:color="595959"/>
+          <w:left w:val="single" w:sz="4" w:space="0" w:color="595959"/>
+          <w:bottom w:val="single" w:sz="4" w:space="0" w:color="595959"/>
+          <w:right w:val="single" w:sz="4" w:space="0" w:color="595959"/>
+          <w:insideH w:val="single" w:sz="4" w:space="0" w:color="595959"/>
+          <w:insideV w:val="single" w:sz="4" w:space="0" w:color="595959"/>
+        </w:tblBorders>
+        <w:tblCellMar>
+          <w:top w:w="85" w:type="dxa"/>
+          <w:left w:w="85" w:type="dxa"/>
+          <w:bottom w:w="85" w:type="dxa"/>
+          <w:right w:w="85" w:type="dxa"/>
+        </w:tblCellMar>
       </w:tblPr>
       <w:tblGrid>
         <w:gridCol w:w="5046"/>
@@ -8277,61 +8371,52 @@
       <w:tr>
         <w:tc>
           <w:tcPr>
-            <w:tcW w:type="dxa" w:w="5046"/>
-            <w:shd w:val="clear" w:color="auto" w:fill="D9E2F3"/>
-          </w:tcPr>
-          <w:p>
-            <w:pPr>
-              <w:jc w:val="center"/>
-            </w:pPr>
-            <w:r/>
-            <w:r>
-              <w:rPr>
-                <w:rFonts w:ascii="Arial" w:hAnsi="Arial"/>
-                <w:b/>
-                <w:sz w:val="16"/>
-              </w:rPr>
-              <w:t>Code Figure</w:t>
-            </w:r>
-          </w:p>
-        </w:tc>
-        <w:tc>
-          <w:tcPr>
-            <w:tcW w:type="dxa" w:w="5046"/>
-            <w:shd w:val="clear" w:color="auto" w:fill="D9E2F3"/>
-          </w:tcPr>
-          <w:p>
-            <w:pPr>
-              <w:jc w:val="center"/>
-            </w:pPr>
-            <w:r/>
-            <w:r>
-              <w:rPr>
-                <w:rFonts w:ascii="Arial" w:hAnsi="Arial"/>
-                <w:b/>
-                <w:sz w:val="16"/>
-              </w:rPr>
-              <w:t>Entry Name</w:t>
-            </w:r>
-          </w:p>
-        </w:tc>
-        <w:tc>
-          <w:tcPr>
-            <w:tcW w:type="dxa" w:w="5046"/>
-            <w:shd w:val="clear" w:color="auto" w:fill="D9E2F3"/>
-          </w:tcPr>
-          <w:p>
-            <w:pPr>
-              <w:jc w:val="center"/>
-            </w:pPr>
-            <w:r/>
-            <w:r>
-              <w:rPr>
-                <w:rFonts w:ascii="Arial" w:hAnsi="Arial"/>
-                <w:b/>
-                <w:sz w:val="16"/>
-              </w:rPr>
-              <w:t>Note</w:t>
+            <w:tcW w:type="dxa" w:w="1134"/>
+            <w:shd w:val="clear" w:color="auto" w:fill="D9D9D9"/>
+          </w:tcPr>
+          <w:p>
+            <w:r/>
+            <w:r>
+              <w:rPr>
+                <w:rFonts w:ascii="Verdana" w:hAnsi="Verdana"/>
+                <w:b w:val="0"/>
+                <w:sz w:val="16"/>
+              </w:rPr>
+              <w:t>CHIFFRE DU CODE</w:t>
+            </w:r>
+          </w:p>
+        </w:tc>
+        <w:tc>
+          <w:tcPr>
+            <w:tcW w:type="dxa" w:w="5046"/>
+            <w:shd w:val="clear" w:color="auto" w:fill="D9D9D9"/>
+          </w:tcPr>
+          <w:p>
+            <w:r/>
+            <w:r>
+              <w:rPr>
+                <w:rFonts w:ascii="Verdana" w:hAnsi="Verdana"/>
+                <w:b w:val="0"/>
+                <w:sz w:val="16"/>
+              </w:rPr>
+              <w:t>SIGNIFICATION</w:t>
+            </w:r>
+          </w:p>
+        </w:tc>
+        <w:tc>
+          <w:tcPr>
+            <w:tcW w:type="dxa" w:w="5046"/>
+            <w:shd w:val="clear" w:color="auto" w:fill="D9D9D9"/>
+          </w:tcPr>
+          <w:p>
+            <w:r/>
+            <w:r>
+              <w:rPr>
+                <w:rFonts w:ascii="Verdana" w:hAnsi="Verdana"/>
+                <w:b w:val="0"/>
+                <w:sz w:val="16"/>
+              </w:rPr>
+              <w:t>NOTE</w:t>
             </w:r>
           </w:p>
         </w:tc>
@@ -8345,7 +8430,7 @@
             <w:r/>
             <w:r>
               <w:rPr>
-                <w:rFonts w:ascii="Arial" w:hAnsi="Arial"/>
+                <w:rFonts w:ascii="Verdana" w:hAnsi="Verdana"/>
                 <w:b w:val="0"/>
                 <w:sz w:val="16"/>
               </w:rPr>
@@ -8361,7 +8446,7 @@
             <w:r/>
             <w:r>
               <w:rPr>
-                <w:rFonts w:ascii="Arial" w:hAnsi="Arial"/>
+                <w:rFonts w:ascii="Verdana" w:hAnsi="Verdana"/>
                 <w:b w:val="0"/>
                 <w:sz w:val="16"/>
               </w:rPr>
@@ -8377,7 +8462,7 @@
             <w:r/>
             <w:r>
               <w:rPr>
-                <w:rFonts w:ascii="Arial" w:hAnsi="Arial"/>
+                <w:rFonts w:ascii="Verdana" w:hAnsi="Verdana"/>
                 <w:b w:val="0"/>
                 <w:sz w:val="16"/>
               </w:rPr>
@@ -8394,7 +8479,7 @@
             <w:r/>
             <w:r>
               <w:rPr>
-                <w:rFonts w:ascii="Arial" w:hAnsi="Arial"/>
+                <w:rFonts w:ascii="Verdana" w:hAnsi="Verdana"/>
                 <w:b w:val="0"/>
                 <w:sz w:val="16"/>
               </w:rPr>
@@ -8410,7 +8495,7 @@
             <w:r/>
             <w:r>
               <w:rPr>
-                <w:rFonts w:ascii="Arial" w:hAnsi="Arial"/>
+                <w:rFonts w:ascii="Verdana" w:hAnsi="Verdana"/>
                 <w:b w:val="0"/>
                 <w:sz w:val="16"/>
               </w:rPr>
@@ -8426,7 +8511,7 @@
             <w:r/>
             <w:r>
               <w:rPr>
-                <w:rFonts w:ascii="Arial" w:hAnsi="Arial"/>
+                <w:rFonts w:ascii="Verdana" w:hAnsi="Verdana"/>
                 <w:b w:val="0"/>
                 <w:sz w:val="16"/>
               </w:rPr>
@@ -8443,7 +8528,7 @@
             <w:r/>
             <w:r>
               <w:rPr>
-                <w:rFonts w:ascii="Arial" w:hAnsi="Arial"/>
+                <w:rFonts w:ascii="Verdana" w:hAnsi="Verdana"/>
                 <w:b w:val="0"/>
                 <w:sz w:val="16"/>
               </w:rPr>
@@ -8459,7 +8544,7 @@
             <w:r/>
             <w:r>
               <w:rPr>
-                <w:rFonts w:ascii="Arial" w:hAnsi="Arial"/>
+                <w:rFonts w:ascii="Verdana" w:hAnsi="Verdana"/>
                 <w:b w:val="0"/>
                 <w:sz w:val="16"/>
               </w:rPr>
@@ -8475,7 +8560,7 @@
             <w:r/>
             <w:r>
               <w:rPr>
-                <w:rFonts w:ascii="Arial" w:hAnsi="Arial"/>
+                <w:rFonts w:ascii="Verdana" w:hAnsi="Verdana"/>
                 <w:b w:val="0"/>
                 <w:sz w:val="16"/>
               </w:rPr>
@@ -8492,7 +8577,7 @@
             <w:r/>
             <w:r>
               <w:rPr>
-                <w:rFonts w:ascii="Arial" w:hAnsi="Arial"/>
+                <w:rFonts w:ascii="Verdana" w:hAnsi="Verdana"/>
                 <w:b w:val="0"/>
                 <w:sz w:val="16"/>
               </w:rPr>
@@ -8508,7 +8593,7 @@
             <w:r/>
             <w:r>
               <w:rPr>
-                <w:rFonts w:ascii="Arial" w:hAnsi="Arial"/>
+                <w:rFonts w:ascii="Verdana" w:hAnsi="Verdana"/>
                 <w:b w:val="0"/>
                 <w:sz w:val="16"/>
               </w:rPr>
@@ -8524,7 +8609,7 @@
             <w:r/>
             <w:r>
               <w:rPr>
-                <w:rFonts w:ascii="Arial" w:hAnsi="Arial"/>
+                <w:rFonts w:ascii="Verdana" w:hAnsi="Verdana"/>
                 <w:b w:val="0"/>
                 <w:sz w:val="16"/>
               </w:rPr>
@@ -8541,7 +8626,7 @@
             <w:r/>
             <w:r>
               <w:rPr>
-                <w:rFonts w:ascii="Arial" w:hAnsi="Arial"/>
+                <w:rFonts w:ascii="Verdana" w:hAnsi="Verdana"/>
                 <w:b w:val="0"/>
                 <w:sz w:val="16"/>
               </w:rPr>
@@ -8557,7 +8642,7 @@
             <w:r/>
             <w:r>
               <w:rPr>
-                <w:rFonts w:ascii="Arial" w:hAnsi="Arial"/>
+                <w:rFonts w:ascii="Verdana" w:hAnsi="Verdana"/>
                 <w:b w:val="0"/>
                 <w:sz w:val="16"/>
               </w:rPr>
@@ -8573,7 +8658,7 @@
             <w:r/>
             <w:r>
               <w:rPr>
-                <w:rFonts w:ascii="Arial" w:hAnsi="Arial"/>
+                <w:rFonts w:ascii="Verdana" w:hAnsi="Verdana"/>
                 <w:b w:val="0"/>
                 <w:sz w:val="16"/>
               </w:rPr>
@@ -8590,7 +8675,7 @@
             <w:r/>
             <w:r>
               <w:rPr>
-                <w:rFonts w:ascii="Arial" w:hAnsi="Arial"/>
+                <w:rFonts w:ascii="Verdana" w:hAnsi="Verdana"/>
                 <w:b w:val="0"/>
                 <w:sz w:val="16"/>
               </w:rPr>
@@ -8606,7 +8691,7 @@
             <w:r/>
             <w:r>
               <w:rPr>
-                <w:rFonts w:ascii="Arial" w:hAnsi="Arial"/>
+                <w:rFonts w:ascii="Verdana" w:hAnsi="Verdana"/>
                 <w:b w:val="0"/>
                 <w:sz w:val="16"/>
               </w:rPr>
@@ -8622,7 +8707,7 @@
             <w:r/>
             <w:r>
               <w:rPr>
-                <w:rFonts w:ascii="Arial" w:hAnsi="Arial"/>
+                <w:rFonts w:ascii="Verdana" w:hAnsi="Verdana"/>
                 <w:b w:val="0"/>
                 <w:sz w:val="16"/>
               </w:rPr>
@@ -8639,7 +8724,7 @@
             <w:r/>
             <w:r>
               <w:rPr>
-                <w:rFonts w:ascii="Arial" w:hAnsi="Arial"/>
+                <w:rFonts w:ascii="Verdana" w:hAnsi="Verdana"/>
                 <w:b w:val="0"/>
                 <w:sz w:val="16"/>
               </w:rPr>
@@ -8655,7 +8740,7 @@
             <w:r/>
             <w:r>
               <w:rPr>
-                <w:rFonts w:ascii="Arial" w:hAnsi="Arial"/>
+                <w:rFonts w:ascii="Verdana" w:hAnsi="Verdana"/>
                 <w:b w:val="0"/>
                 <w:sz w:val="16"/>
               </w:rPr>
@@ -8671,7 +8756,7 @@
             <w:r/>
             <w:r>
               <w:rPr>
-                <w:rFonts w:ascii="Arial" w:hAnsi="Arial"/>
+                <w:rFonts w:ascii="Verdana" w:hAnsi="Verdana"/>
                 <w:b w:val="0"/>
                 <w:sz w:val="16"/>
               </w:rPr>
@@ -8688,7 +8773,7 @@
             <w:r/>
             <w:r>
               <w:rPr>
-                <w:rFonts w:ascii="Arial" w:hAnsi="Arial"/>
+                <w:rFonts w:ascii="Verdana" w:hAnsi="Verdana"/>
                 <w:b w:val="0"/>
                 <w:sz w:val="16"/>
               </w:rPr>
@@ -8704,7 +8789,7 @@
             <w:r/>
             <w:r>
               <w:rPr>
-                <w:rFonts w:ascii="Arial" w:hAnsi="Arial"/>
+                <w:rFonts w:ascii="Verdana" w:hAnsi="Verdana"/>
                 <w:b w:val="0"/>
                 <w:sz w:val="16"/>
               </w:rPr>
@@ -8720,7 +8805,7 @@
             <w:r/>
             <w:r>
               <w:rPr>
-                <w:rFonts w:ascii="Arial" w:hAnsi="Arial"/>
+                <w:rFonts w:ascii="Verdana" w:hAnsi="Verdana"/>
                 <w:b w:val="0"/>
                 <w:sz w:val="16"/>
               </w:rPr>
@@ -8737,7 +8822,7 @@
             <w:r/>
             <w:r>
               <w:rPr>
-                <w:rFonts w:ascii="Arial" w:hAnsi="Arial"/>
+                <w:rFonts w:ascii="Verdana" w:hAnsi="Verdana"/>
                 <w:b w:val="0"/>
                 <w:sz w:val="16"/>
               </w:rPr>
@@ -8753,7 +8838,7 @@
             <w:r/>
             <w:r>
               <w:rPr>
-                <w:rFonts w:ascii="Arial" w:hAnsi="Arial"/>
+                <w:rFonts w:ascii="Verdana" w:hAnsi="Verdana"/>
                 <w:b w:val="0"/>
                 <w:sz w:val="16"/>
               </w:rPr>
@@ -8769,7 +8854,7 @@
             <w:r/>
             <w:r>
               <w:rPr>
-                <w:rFonts w:ascii="Arial" w:hAnsi="Arial"/>
+                <w:rFonts w:ascii="Verdana" w:hAnsi="Verdana"/>
                 <w:b w:val="0"/>
                 <w:sz w:val="16"/>
               </w:rPr>

--- a/docx/fr/BUFRCREX_CodeFlag_fr_03.docx
+++ b/docx/fr/BUFRCREX_CodeFlag_fr_03.docx
@@ -22,7 +22,7 @@
           <w:b/>
           <w:sz w:val="18"/>
         </w:rPr>
-        <w:t>003001  Type de station d'observation en surface</w:t>
+        <w:t>0 03 001  Type de station d'observation en surface</w:t>
       </w:r>
     </w:p>
     <w:tbl>
@@ -701,7 +701,7 @@
           <w:b/>
           <w:sz w:val="18"/>
         </w:rPr>
-        <w:t>003003  Boîtier du thermomètre/de l'hygromètre</w:t>
+        <w:t>0 03 003  Boîtier du thermomètre/de l'hygromètre</w:t>
       </w:r>
     </w:p>
     <w:tbl>
@@ -1233,7 +1233,7 @@
           <w:b/>
           <w:sz w:val="18"/>
         </w:rPr>
-        <w:t>003004  Type d'abri/de protection contre le rayonnement</w:t>
+        <w:t>0 03 004  Type d'abri/de protection contre le rayonnement</w:t>
       </w:r>
     </w:p>
     <w:tbl>
@@ -1912,7 +1912,7 @@
           <w:b/>
           <w:sz w:val="18"/>
         </w:rPr>
-        <w:t>003008  Abri ou protection avec ventilation artificielle</w:t>
+        <w:t>0 03 008  Abri ou protection avec ventilation artificielle</w:t>
       </w:r>
     </w:p>
     <w:tbl>
@@ -2248,7 +2248,7 @@
           <w:b/>
           <w:sz w:val="18"/>
         </w:rPr>
-        <w:t>003010  Méthode de mesure du courant en mer et dans d'autres masses d'eau</w:t>
+        <w:t>0 03 010  Méthode de mesure du courant en mer et dans d'autres masses d'eau</w:t>
       </w:r>
     </w:p>
     <w:tbl>
@@ -2977,7 +2977,7 @@
           <w:b/>
           <w:sz w:val="18"/>
         </w:rPr>
-        <w:t>003011  Méthode de calcul de la profondeur</w:t>
+        <w:t>0 03 011  Méthode de calcul de la profondeur</w:t>
       </w:r>
     </w:p>
     <w:tbl>
@@ -3264,7 +3264,7 @@
           <w:b/>
           <w:sz w:val="18"/>
         </w:rPr>
-        <w:t>003012  Type d'instrument/capteur de mesure de l'oxygène dissous</w:t>
+        <w:t>0 03 012  Type d'instrument/capteur de mesure de l'oxygène dissous</w:t>
       </w:r>
     </w:p>
     <w:tbl>
@@ -3551,7 +3551,7 @@
           <w:b/>
           <w:sz w:val="18"/>
         </w:rPr>
-        <w:t>003016  Position des capteurs routiers</w:t>
+        <w:t>0 03 016  Position des capteurs routiers</w:t>
       </w:r>
     </w:p>
     <w:tbl>
@@ -4132,7 +4132,7 @@
           <w:b/>
           <w:sz w:val="18"/>
         </w:rPr>
-        <w:t>003017  Précisions sur le type de station</w:t>
+        <w:t>0 03 017  Précisions sur le type de station</w:t>
       </w:r>
     </w:p>
     <w:tbl>
@@ -4517,7 +4517,7 @@
           <w:b/>
           <w:sz w:val="18"/>
         </w:rPr>
-        <w:t>003018  Type de route</w:t>
+        <w:t>0 03 018  Type de route</w:t>
       </w:r>
     </w:p>
     <w:tbl>
@@ -5784,7 +5784,7 @@
           <w:b/>
           <w:sz w:val="18"/>
         </w:rPr>
-        <w:t>003019  Type de construction</w:t>
+        <w:t>0 03 019  Type de construction</w:t>
       </w:r>
     </w:p>
     <w:tbl>
@@ -6316,7 +6316,7 @@
           <w:b/>
           <w:sz w:val="18"/>
         </w:rPr>
-        <w:t>003020  Matériau du boîtier du thermomètre/de l'hygromètre</w:t>
+        <w:t>0 03 020  Matériau du boîtier du thermomètre/de l'hygromètre</w:t>
       </w:r>
     </w:p>
     <w:tbl>
@@ -6701,7 +6701,7 @@
           <w:b/>
           <w:sz w:val="18"/>
         </w:rPr>
-        <w:t>003021  Chauffage de l'hygromètre</w:t>
+        <w:t>0 03 021  Chauffage de l'hygromètre</w:t>
       </w:r>
     </w:p>
     <w:tbl>
@@ -6988,7 +6988,7 @@
           <w:b/>
           <w:sz w:val="18"/>
         </w:rPr>
-        <w:t>003022  Propriétaire de l'instrument</w:t>
+        <w:t>0 03 022  Propriétaire de l'instrument</w:t>
       </w:r>
     </w:p>
     <w:tbl>
@@ -7324,7 +7324,7 @@
           <w:b/>
           <w:sz w:val="18"/>
         </w:rPr>
-        <w:t>003023  Configuration des persiennes de l'abri pour thermomètre/hygromètre</w:t>
+        <w:t>0 03 023  Configuration des persiennes de l'abri pour thermomètre/hygromètre</w:t>
       </w:r>
     </w:p>
     <w:tbl>
@@ -7807,7 +7807,7 @@
           <w:b/>
           <w:sz w:val="18"/>
         </w:rPr>
-        <w:t>003027  Type de suspension</w:t>
+        <w:t>0 03 027  Type de suspension</w:t>
       </w:r>
     </w:p>
     <w:tbl>
@@ -8339,7 +8339,7 @@
           <w:b/>
           <w:sz w:val="18"/>
         </w:rPr>
-        <w:t>003028  Technique de mesure de l'équivalent en eau de la neige</w:t>
+        <w:t>0 03 028  Technique de mesure de l'équivalent en eau de la neige</w:t>
       </w:r>
     </w:p>
     <w:tbl>

--- a/docx/fr/BUFRCREX_CodeFlag_fr_03.docx
+++ b/docx/fr/BUFRCREX_CodeFlag_fr_03.docx
@@ -13,6 +13,566 @@
           <w:sz w:val="22"/>
         </w:rPr>
         <w:t>Classe 03</w:t>
+      </w:r>
+    </w:p>
+    <w:p>
+      <w:r>
+        <w:rPr>
+          <w:rFonts w:ascii="Verdana" w:hAnsi="Verdana"/>
+          <w:i/>
+          <w:sz w:val="14"/>
+        </w:rPr>
+        <w:t>Note 2: (voir Note 1) 1) Pour l’emploi du chiffre du code 15, voir la règle 12.1.4. 2) «Clair» et «couvert» portent les chiffres 0 et 8 respectivement.</w:t>
+      </w:r>
+    </w:p>
+    <w:p>
+      <w:r>
+        <w:rPr>
+          <w:rFonts w:ascii="Verdana" w:hAnsi="Verdana"/>
+          <w:i/>
+          <w:sz w:val="14"/>
+        </w:rPr>
+        <w:t>Note 5: (0 = bonne; 1 = mauvaise)</w:t>
+      </w:r>
+    </w:p>
+    <w:p>
+      <w:r>
+        <w:rPr>
+          <w:rFonts w:ascii="Verdana" w:hAnsi="Verdana"/>
+          <w:i/>
+          <w:sz w:val="14"/>
+        </w:rPr>
+        <w:t>Note 6: (Voir la table de code commune C-1 dans la Partie C/c.)</w:t>
+      </w:r>
+    </w:p>
+    <w:p>
+      <w:r>
+        <w:rPr>
+          <w:rFonts w:ascii="Verdana" w:hAnsi="Verdana"/>
+          <w:i/>
+          <w:sz w:val="14"/>
+        </w:rPr>
+        <w:t>Note 7: (Voir la table de code commune C-2 dans la Partie C/c.)</w:t>
+      </w:r>
+    </w:p>
+    <w:p>
+      <w:r>
+        <w:rPr>
+          <w:rFonts w:ascii="Verdana" w:hAnsi="Verdana"/>
+          <w:i/>
+          <w:sz w:val="14"/>
+        </w:rPr>
+        <w:t>Note 8: (Voir la table de code commune C-3)</w:t>
+      </w:r>
+    </w:p>
+    <w:p>
+      <w:r>
+        <w:rPr>
+          <w:rFonts w:ascii="Verdana" w:hAnsi="Verdana"/>
+          <w:i/>
+          <w:sz w:val="14"/>
+        </w:rPr>
+        <w:t>Note 9: (Voir la table de code commune C-4)</w:t>
+      </w:r>
+    </w:p>
+    <w:p>
+      <w:r>
+        <w:rPr>
+          <w:rFonts w:ascii="Verdana" w:hAnsi="Verdana"/>
+          <w:i/>
+          <w:sz w:val="14"/>
+        </w:rPr>
+        <w:t>Note 10: (Voir la table de code commune C-5 dans la Partie C/c.)</w:t>
+      </w:r>
+    </w:p>
+    <w:p>
+      <w:r>
+        <w:rPr>
+          <w:rFonts w:ascii="Verdana" w:hAnsi="Verdana"/>
+          <w:i/>
+          <w:sz w:val="14"/>
+        </w:rPr>
+        <w:t>Note 11: (Voir la table de code commune C-7 dans la Partie C/c.)</w:t>
+      </w:r>
+    </w:p>
+    <w:p>
+      <w:r>
+        <w:rPr>
+          <w:rFonts w:ascii="Verdana" w:hAnsi="Verdana"/>
+          <w:i/>
+          <w:sz w:val="14"/>
+        </w:rPr>
+        <w:t>Note 12: (Voir la table de code commune C-8 dans la Partie C/c.)</w:t>
+      </w:r>
+    </w:p>
+    <w:p>
+      <w:r>
+        <w:rPr>
+          <w:rFonts w:ascii="Verdana" w:hAnsi="Verdana"/>
+          <w:i/>
+          <w:sz w:val="14"/>
+        </w:rPr>
+        <w:t>Note 13: (See Common Code table C-14 Part C/c.)</w:t>
+      </w:r>
+    </w:p>
+    <w:p>
+      <w:r>
+        <w:rPr>
+          <w:rFonts w:ascii="Verdana" w:hAnsi="Verdana"/>
+          <w:i/>
+          <w:sz w:val="14"/>
+        </w:rPr>
+        <w:t>Note 14: (A definir par les centres proprement dits - Voir la table de code commune C-12 dans la Partie C/c.)</w:t>
+      </w:r>
+    </w:p>
+    <w:p>
+      <w:r>
+        <w:rPr>
+          <w:rFonts w:ascii="Verdana" w:hAnsi="Verdana"/>
+          <w:i/>
+          <w:sz w:val="14"/>
+        </w:rPr>
+        <w:t>Note 15: (A etablir)</w:t>
+      </w:r>
+    </w:p>
+    <w:p>
+      <w:r>
+        <w:rPr>
+          <w:rFonts w:ascii="Verdana" w:hAnsi="Verdana"/>
+          <w:i/>
+          <w:sz w:val="14"/>
+        </w:rPr>
+        <w:t>Note 16: Une séquence d’au moins deux paires de coordonnées de position, telles que latitude et longitude, définit une ligne ou un polygone. Les points sont reliés dans l’ordre indiqué dans le message. Toute zone décrite se situera à gauche de la ligne dessinée dans le sens indiqué. Cette définition s’applique à des polygones simples, non intersectants et sans trou.</w:t>
+      </w:r>
+    </w:p>
+    <w:p>
+      <w:r>
+        <w:rPr>
+          <w:rFonts w:ascii="Verdana" w:hAnsi="Verdana"/>
+          <w:i/>
+          <w:sz w:val="14"/>
+        </w:rPr>
+        <w:t>Note 17: Si tous les bits sont mis à 0, cela signifie que l’étalonnage est correct.</w:t>
+      </w:r>
+    </w:p>
+    <w:p>
+      <w:r>
+        <w:rPr>
+          <w:rFonts w:ascii="Verdana" w:hAnsi="Verdana"/>
+          <w:i/>
+          <w:sz w:val="14"/>
+        </w:rPr>
+        <w:t>Note 18: Toutes les statistiques de premier ordre sont exprimees dans les unites definies par les descripteurs de donnees d'origine.</w:t>
+      </w:r>
+    </w:p>
+    <w:p>
+      <w:r>
+        <w:rPr>
+          <w:rFonts w:ascii="Verdana" w:hAnsi="Verdana"/>
+          <w:i/>
+          <w:sz w:val="14"/>
+        </w:rPr>
+        <w:t>Note 19: 1) La signification du champ associé correspond, au début, à la qualité des données observées. 2) Le chiffre du code 21 peut être utilisé dans des messages corrigés où les valeurs substituées/corrigées sont déterminées. 3) D’autres applications peuvent être prévues.</w:t>
+      </w:r>
+    </w:p>
+    <w:p>
+      <w:r>
+        <w:rPr>
+          <w:rFonts w:ascii="Verdana" w:hAnsi="Verdana"/>
+          <w:i/>
+          <w:sz w:val="14"/>
+        </w:rPr>
+        <w:t>Note 21: En commençant par la position du premier bit (bit de plus fort poids), si le bit est mis à 1, le canal est utilisé. Si le bit est mis à zéro, le canal n’est pas utilisé.</w:t>
+      </w:r>
+    </w:p>
+    <w:p>
+      <w:r>
+        <w:rPr>
+          <w:rFonts w:ascii="Verdana" w:hAnsi="Verdana"/>
+          <w:i/>
+          <w:sz w:val="14"/>
+        </w:rPr>
+        <w:t>Note 22: L'expression 'mesure ciel couvert' indique que les valeurs de sondage sont obtenues uniquement a partir de donnees HIRS stratospheriques, de donnees MSU et de donnees SSU. Le ciel etant couvert, on n'a pas utilise de donnees HIRS tropospheriques.</w:t>
+      </w:r>
+    </w:p>
+    <w:p>
+      <w:r>
+        <w:rPr>
+          <w:rFonts w:ascii="Verdana" w:hAnsi="Verdana"/>
+          <w:i/>
+          <w:sz w:val="14"/>
+        </w:rPr>
+        <w:t>Note 23: HIRS* signifie: canaux HIRS 1 (669 cm–1) 2 (679 cm–1) 3 (690 cm–1) 4 (2358 cm–1)</w:t>
+      </w:r>
+    </w:p>
+    <w:p>
+      <w:r>
+        <w:rPr>
+          <w:rFonts w:ascii="Verdana" w:hAnsi="Verdana"/>
+          <w:i/>
+          <w:sz w:val="14"/>
+        </w:rPr>
+        <w:t>Note 24: Bits 1 a 4: INDICATIF DE DEFAUT DE L'HEURE. Lorsque tous les bits sont mis a 0, cela signifie que l'heure de balayage correspond a l'heure prevue.</w:t>
+      </w:r>
+    </w:p>
+    <w:p>
+      <w:r>
+        <w:rPr>
+          <w:rFonts w:ascii="Verdana" w:hAnsi="Verdana"/>
+          <w:i/>
+          <w:sz w:val="14"/>
+        </w:rPr>
+        <w:t>Note 25: Bits 11 a 17: INDICATIF DE DEFAUT DE LOCALISATION GEOGRAPHIQUE. Lorsque tous les bits sont mis a 0, cela signifie que la localisation geographique est normale.</w:t>
+      </w:r>
+    </w:p>
+    <w:p>
+      <w:r>
+        <w:rPr>
+          <w:rFonts w:ascii="Verdana" w:hAnsi="Verdana"/>
+          <w:i/>
+          <w:sz w:val="14"/>
+        </w:rPr>
+        <w:t>Note 27: Bits 5 a 10: INDICATIF DE DEFAUT D'ETALONNAGE. Lorsque tous les bits sont mis a 0, cela signifie que l'etalonnage est normal. Lorsque l'un ou l'autre des bits 5, 7 et 10 est mis a 1, cela signifie que des coefficients secondaires d'etalonnage ont ete utilises.</w:t>
+      </w:r>
+    </w:p>
+    <w:p>
+      <w:r>
+        <w:rPr>
+          <w:rFonts w:ascii="Verdana" w:hAnsi="Verdana"/>
+          <w:i/>
+          <w:sz w:val="14"/>
+        </w:rPr>
+        <w:t>Note 32: 1) Chiffres du code 1 à 9:  durée et heure de la mesure du courant (méthode vectorielle ou méthode Doppler d’établissement du profil du courant). 2) Chiffres du code 11 à 19:  période de la mesure du courant (méthode de la dérive). 3) H = heure d’observation.</w:t>
+      </w:r>
+    </w:p>
+    <w:p>
+      <w:r>
+        <w:rPr>
+          <w:rFonts w:ascii="Verdana" w:hAnsi="Verdana"/>
+          <w:i/>
+          <w:sz w:val="14"/>
+        </w:rPr>
+        <w:t>Note 33: 1) Chiffres du code 1 à 9:  durée et heure de la mesure du courant (méthode vectorielle ou méthode Doppler d’établissement du profil du courant). 2) Chiffres du code 11 à 19:  période de la mesure du courant (méthode de la dérive). 3) H = heure d’observation.</w:t>
+      </w:r>
+    </w:p>
+    <w:p>
+      <w:r>
+        <w:rPr>
+          <w:rFonts w:ascii="Verdana" w:hAnsi="Verdana"/>
+          <w:i/>
+          <w:sz w:val="14"/>
+        </w:rPr>
+        <w:t>Note 34: 1) Entre les chiffres du code 100–199, la présente table de code comprend des termes à plusieurs niveaux afin de servir aux stations simples et aux stations automatiques devenant de plus en plus complexes. 2) Les termes génériques se rapportant au temps (par exemple brouillard, bruine) sont destinés à être utilisés dans des stations automatiques pouvant déterminer les types de temps sans pouvoir fournir d'autres informations.  Les termes génériques figurent tous dans la table de code en lettres majuscules. 3) Les chiffres du code pour les catégories de précipitations (chiffres du code 140 à 148) sont disposés par ordre de complexité croissante.  Par exemple, une station très simple qui ne peut déceler que la présence ou l'absence de précipitations utilise le chiffre du code 140 (précipitations).  Au niveau suivant, une station automatique pouvant déceler le volume, mais pas le type, utilise le chiffre du code 141 ou 142.  Une station automatique qui peut déceler le type général (liquide, solide, se congelant) et le volume général utilise les chiffres du code 143 à 148.  Une station automatique qui peut signaler les types réels de précipitations (par exemple bruine ou pluie), mais non leur volume, utilise le nombre entier de la dizaine correspondante (par exemple 150 pour la catégorie bruine; 160 pour la catégorie pluie).</w:t>
+      </w:r>
+    </w:p>
+    <w:p>
+      <w:r>
+        <w:rPr>
+          <w:rFonts w:ascii="Verdana" w:hAnsi="Verdana"/>
+          <w:i/>
+          <w:sz w:val="14"/>
+        </w:rPr>
+        <w:t>Note 35: Le descripteur 0 25 009 est caduc; le remplacer par le descripteur 0 25 029.</w:t>
+      </w:r>
+    </w:p>
+    <w:p>
+      <w:r>
+        <w:rPr>
+          <w:rFonts w:ascii="Verdana" w:hAnsi="Verdana"/>
+          <w:i/>
+          <w:sz w:val="14"/>
+        </w:rPr>
+        <w:t>Note 36: Les statistiques sur les differences sont des valeurs differentielles ayant des dimensions similaires a celles des valeurs observees correspondantes en ce qui concerne les unites, mais dont les limites sont centrees sur le zero.</w:t>
+      </w:r>
+    </w:p>
+    <w:p>
+      <w:r>
+        <w:rPr>
+          <w:rFonts w:ascii="Verdana" w:hAnsi="Verdana"/>
+          <w:i/>
+          <w:sz w:val="14"/>
+        </w:rPr>
+        <w:t>Note 39: 1) L’EPSG est un jeu de données sur les systèmes de coordonnées et les transformations qu’ils subissent, constitué et tenu à jour à l’origine par l’ European Petroleum Survey Group l’Association internationale des producteurs de pétrole et de gaz qui s’en occupe, par le biais du sous-comité à la géodésie relevant de son Comité de géomatique. 2) Lorsque le chiffre du code 4 est utilisé pour préciser un système de coordonnées de référence, la donnée ellipsoïdale est alors un ellipsoïde de révolution aplati, dont le grand axe s’oriente dans le même plan que le plan équatorial et le petit axe coupe le méridien d’origine près du pôle d’origine. Le Nord correspond à la direction de l’équateur au pôle d’origine. L’Est correspond au sens inverse des aiguilles d’une montre à partir du méridien d’origine vu depuis le pôle Nord. Dans ce cas, il faut préciser le demi-grand axe et le demi-petit axe (en se servant par exemple des descripteurs 0 01 152 et 0 01 153).</w:t>
+      </w:r>
+    </w:p>
+    <w:p>
+      <w:r>
+        <w:rPr>
+          <w:rFonts w:ascii="Verdana" w:hAnsi="Verdana"/>
+          <w:i/>
+          <w:sz w:val="14"/>
+        </w:rPr>
+        <w:t>Note 42: 1) La signification du champ associé correspond, au début, à la qualité des données observées. 2) Le chiffre du code 21 peut être utilisé dans des messages corrigés où les valeurs substituées/corrigées sont déterminées. 3) D’autres applications peuvent être prévues.</w:t>
+      </w:r>
+    </w:p>
+    <w:p>
+      <w:r>
+        <w:rPr>
+          <w:rFonts w:ascii="Verdana" w:hAnsi="Verdana"/>
+          <w:i/>
+          <w:sz w:val="14"/>
+        </w:rPr>
+        <w:t>Note 43: 1) Entre les chiffres du code 100–199, la présente table de code comprend des termes à plusieurs niveaux afin de servir aux stations simples et aux stations automatiques devenant de plus en plus complexes. 2) Les termes génériques se rapportant au temps (par exemple brouillard, bruine) sont destinés à être utilisés dans des stations automatiques pouvant déterminer les types de temps sans pouvoir fournir d'autres informations.  Les termes génériques figurent tous dans la table de code en lettres majuscules. 3) Les chiffres du code pour les catégories de précipitations (chiffres du code 140 à 148) sont disposés par ordre de complexité croissante.  Par exemple, une station très simple qui ne peut déceler que la présence ou l'absence de précipitations utilise le chiffre du code 140 (précipitations).  Au niveau suivant, une station automatique pouvant déceler le volume, mais pas le type, utilise le chiffre du code 141 ou 142.  Une station automatique qui peut déceler le type général (liquide, solide, se congelant) et le volume général utilise les chiffres du code 143 à 148.  Une station automatique qui peut signaler les types réels de précipitations (par exemple bruine ou pluie), mais non leur volume, utilise le nombre entier de la dizaine correspondante (par exemple 150 pour la catégorie bruine; 160 pour la catégorie pluie).</w:t>
+      </w:r>
+    </w:p>
+    <w:p>
+      <w:r>
+        <w:rPr>
+          <w:rFonts w:ascii="Verdana" w:hAnsi="Verdana"/>
+          <w:i/>
+          <w:sz w:val="14"/>
+        </w:rPr>
+        <w:t>Note 45: 1) Chiffres du code 1 à 9:  durée et heure de la mesure du courant (méthode vectorielle ou méthode Doppler d’établissement du profil du courant). 2) Chiffres du code 11 à 19:  période de la mesure du courant (méthode de la dérive). 3) H = heure d’observation.</w:t>
+      </w:r>
+    </w:p>
+    <w:p>
+      <w:r>
+        <w:rPr>
+          <w:rFonts w:ascii="Verdana" w:hAnsi="Verdana"/>
+          <w:i/>
+          <w:sz w:val="14"/>
+        </w:rPr>
+        <w:t>Note 49: Si le bit est mis à 1, l’indication est valable.</w:t>
+      </w:r>
+    </w:p>
+    <w:p>
+      <w:r>
+        <w:rPr>
+          <w:rFonts w:ascii="Verdana" w:hAnsi="Verdana"/>
+          <w:i/>
+          <w:sz w:val="14"/>
+        </w:rPr>
+        <w:t>Note 50: 1) Les définitions données pour les chiffres du code 0 à 2 et 4 s’appliquent à une superficie représentative de sol nu, et les chiffres 3, 5 à 9 et 10 à 19 à une zone dégagée représentative. 2) En toutes circonstances, on choisit le chiffre du code le plus élevé qui puisse s’appliquer. 3) Dans la table de code ci-dessus, toute référence à de la glace comprend aussi les précipitations solides autres que la neige.</w:t>
+      </w:r>
+    </w:p>
+    <w:p>
+      <w:r>
+        <w:rPr>
+          <w:rFonts w:ascii="Verdana" w:hAnsi="Verdana"/>
+          <w:i/>
+          <w:sz w:val="14"/>
+        </w:rPr>
+        <w:t>Note 52: 1) Dans les messages d'observation en provenance de stations météorologiques automatiques, on utilise le chiffre du code 2 si la tendance est à la hausse, 7 si la tendance est à la baisse, et 4 si la pression atmosphérique est la même que trois heures auparavant. 2) Dans les messages provenant de stations tropicales qui communiquent des données concernant les changements de pression sur 24 heures, le chiffre du code 2 indique que la tendance est positive, le chiffre 7 qu'elle est négative, et le chiffre 4 que la pression est la même que 24 heures auparavant.</w:t>
+      </w:r>
+    </w:p>
+    <w:p>
+      <w:r>
+        <w:rPr>
+          <w:rFonts w:ascii="Verdana" w:hAnsi="Verdana"/>
+          <w:i/>
+          <w:sz w:val="14"/>
+        </w:rPr>
+        <w:t>Note 53: 1) Dans les messages d'observation en provenance de stations météorologiques automatiques, on utilise le chiffre du code 2 si la tendance est à la hausse, 7 si la tendance est à la baisse, et 4 si la pression atmosphérique est la même que trois heures auparavant. 2) Dans les messages provenant de stations tropicales qui communiquent des données concernant les changements de pression sur 24 heures, le chiffre du code 2 indique que la tendance est positive, le chiffre 7 qu'elle est négative, et le chiffre 4 que la pression est la même que 24 heures auparavant.</w:t>
+      </w:r>
+    </w:p>
+    <w:p>
+      <w:r>
+        <w:rPr>
+          <w:rFonts w:ascii="Verdana" w:hAnsi="Verdana"/>
+          <w:i/>
+          <w:sz w:val="14"/>
+        </w:rPr>
+        <w:t>Note 54: 1) Les définitions données pour les chiffres du code 0 à 2 et 4 s’appliquent à une superficie représentative de sol nu, et les chiffres 3, 5 à 9 et 10 à 19 à une zone dégagée représentative. 2) En toutes circonstances, on choisit le chiffre du code le plus élevé qui puisse s’appliquer. 3) Dans la table de code ci-dessus, toute référence à de la glace comprend aussi les précipitations solides autres que la neige.</w:t>
+      </w:r>
+    </w:p>
+    <w:p>
+      <w:r>
+        <w:rPr>
+          <w:rFonts w:ascii="Verdana" w:hAnsi="Verdana"/>
+          <w:i/>
+          <w:sz w:val="14"/>
+        </w:rPr>
+        <w:t>Note 57: Le mélange de précipitation est indiqué en mettant à 1 les bits de tous les types de précipitation observés.</w:t>
+      </w:r>
+    </w:p>
+    <w:p>
+      <w:r>
+        <w:rPr>
+          <w:rFonts w:ascii="Verdana" w:hAnsi="Verdana"/>
+          <w:i/>
+          <w:sz w:val="14"/>
+        </w:rPr>
+        <w:t>Note 59: D’autres appellations locales utilisées pour des orages de diverses intensités sont ajoutées selon les besoins.</w:t>
+      </w:r>
+    </w:p>
+    <w:p>
+      <w:r>
+        <w:rPr>
+          <w:rFonts w:ascii="Verdana" w:hAnsi="Verdana"/>
+          <w:i/>
+          <w:sz w:val="14"/>
+        </w:rPr>
+        <w:t>Note 60: Aucun des chiffres du code n’exclut la possibilité, laissée à la discrétion du centre de production, d’ajouter des niveaux obtenus par interpolation.</w:t>
+      </w:r>
+    </w:p>
+    <w:p>
+      <w:r>
+        <w:rPr>
+          <w:rFonts w:ascii="Verdana" w:hAnsi="Verdana"/>
+          <w:i/>
+          <w:sz w:val="14"/>
+        </w:rPr>
+        <w:t>Note 63: Dans cette table d'indicateurs, 'phenomene' signifie tout phenomene, y compris les precipitations et l'obscurcissement.</w:t>
+      </w:r>
+    </w:p>
+    <w:p>
+      <w:r>
+        <w:rPr>
+          <w:rFonts w:ascii="Verdana" w:hAnsi="Verdana"/>
+          <w:i/>
+          <w:sz w:val="14"/>
+        </w:rPr>
+        <w:t>Note 75: 1) Les définitions données pour les chiffres du code 0 à 2 et 4 s’appliquent à une superficie représentative de sol nu, et les chiffres 3, 5 à 9 et 10 à 19 à une zone dégagée représentative. 2) En toutes circonstances, on choisit le chiffre du code le plus élevé qui puisse s’appliquer. 3) Dans la table de code ci-dessus, toute référence à de la glace comprend aussi les précipitations solides autres que la neige.</w:t>
+      </w:r>
+    </w:p>
+    <w:p>
+      <w:r>
+        <w:rPr>
+          <w:rFonts w:ascii="Verdana" w:hAnsi="Verdana"/>
+          <w:i/>
+          <w:sz w:val="14"/>
+        </w:rPr>
+        <w:t>Note 76: 1) Ces valeurs se réfèrent à des vagues de vent bien formées en haute mer. dée aux termes descriptifs, ces valeurs relatives à la hauteur peuvent être utilisées à titre d’indication par l’observateur lorsqu’il chiffre l’état total d’agitation de la mer résultant de divers facteurs tels que le vent, la houle, les courants, l’angle entre la houle et le vent, etc. 2) Pour chiffrer une hauteur correspondant à la limite entre deux chiffres du code, prendre le chiffre du code le moins élevé; par exemple, une hauteur de 4 m est signalée à l’aide du chiffre du code 5.</w:t>
+      </w:r>
+    </w:p>
+    <w:p>
+      <w:r>
+        <w:rPr>
+          <w:rFonts w:ascii="Verdana" w:hAnsi="Verdana"/>
+          <w:i/>
+          <w:sz w:val="14"/>
+        </w:rPr>
+        <w:t>Note 78: Les trois premiers chiffres representent le code ISO du pays.</w:t>
+      </w:r>
+    </w:p>
+    <w:p>
+      <w:r>
+        <w:rPr>
+          <w:rFonts w:ascii="Verdana" w:hAnsi="Verdana"/>
+          <w:i/>
+          <w:sz w:val="14"/>
+        </w:rPr>
+        <w:t>Note 79: La derniere colonne de la table indique le numero d’enregistrement correspondant emis par le Chemical Abstracts Service (CAS) de l’American Chemical Society.</w:t>
+      </w:r>
+    </w:p>
+    <w:p>
+      <w:r>
+        <w:rPr>
+          <w:rFonts w:ascii="Verdana" w:hAnsi="Verdana"/>
+          <w:i/>
+          <w:sz w:val="14"/>
+        </w:rPr>
+        <w:t>Note 80: 1) Entre les chiffres du code 100–199, la présente table de code comprend des termes à plusieurs niveaux afin de servir aux stations simples et aux stations automatiques devenant de plus en plus complexes. 2) Les termes génériques se rapportant au temps (par exemple brouillard, bruine) sont destinés à être utilisés dans des stations automatiques pouvant déterminer les types de temps sans pouvoir fournir d'autres informations.  Les termes génériques figurent tous dans la table de code en lettres majuscules. 3) Les chiffres du code pour les catégories de précipitations (chiffres du code 140 à 148) sont disposés par ordre de complexité croissante.  Par exemple, une station très simple qui ne peut déceler que la présence ou l'absence de précipitations utilise le chiffre du code 140 (précipitations).  Au niveau suivant, une station automatique pouvant déceler le volume, mais pas le type, utilise le chiffre du code 141 ou 142.  Une station automatique qui peut déceler le type général (liquide, solide, se congelant) et le volume général utilise les chiffres du code 143 à 148.  Une station automatique qui peut signaler les types réels de précipitations (par exemple bruine ou pluie), mais non leur volume, utilise le nombre entier de la dizaine correspondante (par exemple 150 pour la catégorie bruine; 160 pour la catégorie pluie).</w:t>
+      </w:r>
+    </w:p>
+    <w:p>
+      <w:r>
+        <w:rPr>
+          <w:rFonts w:ascii="Verdana" w:hAnsi="Verdana"/>
+          <w:i/>
+          <w:sz w:val="14"/>
+        </w:rPr>
+        <w:t>Note 81: L’échelle des valeurs nominales de l’humidité du sol en surface est comprise entre 0 et 100 %. Dans des cas extrêmes, il est possible néanmoins que la valeur extrapolée à partir de la rétrodiffusion suivant un angle d’incidence de 40 degrés soit inférieure à la valeur minimale de référence de 0 % (conditions sèches) ou supérieure à la valeur maximale de référence de 100 % (conditions humides).</w:t>
+      </w:r>
+    </w:p>
+    <w:p>
+      <w:r>
+        <w:rPr>
+          <w:rFonts w:ascii="Verdana" w:hAnsi="Verdana"/>
+          <w:i/>
+          <w:sz w:val="14"/>
+        </w:rPr>
+        <w:t>Note 84: 1) Ces valeurs se réfèrent à des vagues de vent bien formées en haute mer. dée aux termes descriptifs, ces valeurs relatives à la hauteur peuvent être utilisées à titre d’indication par l’observateur lorsqu’il chiffre l’état total d’agitation de la mer résultant de divers facteurs tels que le vent, la houle, les courants, l’angle entre la houle et le vent, etc. 2) Pour chiffrer une hauteur correspondant à la limite entre deux chiffres du code, prendre le chiffre du code le moins élevé; par exemple, une hauteur de 4 m est signalée à l’aide du chiffre du code 5.</w:t>
+      </w:r>
+    </w:p>
+    <w:p>
+      <w:r>
+        <w:rPr>
+          <w:rFonts w:ascii="Verdana" w:hAnsi="Verdana"/>
+          <w:i/>
+          <w:sz w:val="14"/>
+        </w:rPr>
+        <w:t>Note 85: Ce descripteur sera associé à des données relatives à la visibilité ou à la hauteur des nuages pour préciser si la valeur est bornée. Si la donnée transmise est la valeur vraie, le chiffre du code est 0. Toutefois, la mesure peut atteindre la limite de capacité de mesure de l’instrument. Si la valeur transmise est supérieure à la valeur vraie, le chiffre du code est 1; si la valeur transmise est inférieure à la valeur vraie, le chiffre du code est 2.</w:t>
+      </w:r>
+    </w:p>
+    <w:p>
+      <w:r>
+        <w:rPr>
+          <w:rFonts w:ascii="Verdana" w:hAnsi="Verdana"/>
+          <w:i/>
+          <w:sz w:val="14"/>
+        </w:rPr>
+        <w:t>Note 88: 1) L’expression «moyenne sur une certaine période» indique qu’il est établi en permanence une moyenne des valeurs sur une période donnée. 2) L’expression «moyenne d’ensemble» indique que l’on prend la moyenne d’un certain nombre de valeurs distinctes correspondant à une série de situations dans le temps. 3) Il faut préciser les périodes auxquelles correspondent les caractéristiques temporelles.</w:t>
+      </w:r>
+    </w:p>
+    <w:p>
+      <w:r>
+        <w:rPr>
+          <w:rFonts w:ascii="Verdana" w:hAnsi="Verdana"/>
+          <w:i/>
+          <w:sz w:val="14"/>
+        </w:rPr>
+        <w:t>Note 90: Type d'instrument et unites initiales pour la mesure du vent (en m s-1 sauf indication contraire).</w:t>
+      </w:r>
+    </w:p>
+    <w:p>
+      <w:r>
+        <w:rPr>
+          <w:rFonts w:ascii="Verdana" w:hAnsi="Verdana"/>
+          <w:i/>
+          <w:sz w:val="14"/>
+        </w:rPr>
+        <w:t>Note 94: Si la méthode de transmission d’origine est celle indiquée par le chiffre 1 du code, il est conseillé de faire appel à la table de conversion suivante pour obtenir une valeur correcte des données correspondant au descripteur 0 01 012: Valeur indiquée Valeur des données 0 0 1 45 2 90 3 135 4 180 5 225 6 270 7 315 8 360 9 511</w:t>
+      </w:r>
+    </w:p>
+    <w:p>
+      <w:r>
+        <w:rPr>
+          <w:rFonts w:ascii="Verdana" w:hAnsi="Verdana"/>
+          <w:i/>
+          <w:sz w:val="14"/>
+        </w:rPr>
+        <w:t>Note 95: Si la méthode de transmission d’origine est celle indiquée par le chiffre 1 du code, il est conseillé de faire appel à la table de conversion suivante pour obtenir une valeur correcte des données correspondant au descripteur 0 01 013: Valeur indiquée Valeur des données 0 0 1 1 2 4 3 7 4 9 5 12 6 14 7 17 8 19 9 21 / 1023</w:t>
+      </w:r>
+    </w:p>
+    <w:p>
+      <w:r>
+        <w:rPr>
+          <w:rFonts w:ascii="Verdana" w:hAnsi="Verdana"/>
+          <w:i/>
+          <w:sz w:val="14"/>
+        </w:rPr>
+        <w:t>Note 98: Code figures 1 - 24 are siting classifications and measurement quality classifications according to the Guide to Instruments and Methods of Observation (WMO-No. 8), Volume I, Chapter 1, Annex 1.D and Annex 1.G.</w:t>
+      </w:r>
+    </w:p>
+    <w:p>
+      <w:r>
+        <w:rPr>
+          <w:rFonts w:ascii="Verdana" w:hAnsi="Verdana"/>
+          <w:i/>
+          <w:sz w:val="14"/>
+        </w:rPr>
+        <w:t>Note 99: Code figures 26 - 30 are siting classifications according to the Guide to Instruments and Methods of Observation (WMO-No. 8), Volume I, Chapter 1, Annex 1.D.</w:t>
+      </w:r>
+    </w:p>
+    <w:p>
+      <w:r>
+        <w:rPr>
+          <w:rFonts w:ascii="Verdana" w:hAnsi="Verdana"/>
+          <w:i/>
+          <w:sz w:val="14"/>
+        </w:rPr>
+        <w:t>Note 100: Code figures 31 - 34 are measurement quality classifications according to the Guide to Instruments and Methods of Observation (WMO-No. 8), Volume I, Chapter 1, Annex 1.G.</w:t>
+      </w:r>
+    </w:p>
+    <w:p>
+      <w:r>
+        <w:rPr>
+          <w:rFonts w:ascii="Verdana" w:hAnsi="Verdana"/>
+          <w:i/>
+          <w:sz w:val="14"/>
+        </w:rPr>
+        <w:t>Note 101: Annex 1.G is a new annex that will be part of an updated version of WMO-No. 8 to be published in mid-2022.</w:t>
       </w:r>
     </w:p>
     <w:p>
@@ -58,6 +618,9 @@
             <w:shd w:val="clear" w:color="auto" w:fill="D9D9D9"/>
           </w:tcPr>
           <w:p>
+            <w:pPr>
+              <w:spacing w:before="20" w:after="20"/>
+            </w:pPr>
             <w:r/>
             <w:r>
               <w:rPr>
@@ -75,6 +638,9 @@
             <w:shd w:val="clear" w:color="auto" w:fill="D9D9D9"/>
           </w:tcPr>
           <w:p>
+            <w:pPr>
+              <w:spacing w:before="20" w:after="20"/>
+            </w:pPr>
             <w:r/>
             <w:r>
               <w:rPr>
@@ -92,6 +658,9 @@
             <w:shd w:val="clear" w:color="auto" w:fill="D9D9D9"/>
           </w:tcPr>
           <w:p>
+            <w:pPr>
+              <w:spacing w:before="20" w:after="20"/>
+            </w:pPr>
             <w:r/>
             <w:r>
               <w:rPr>
@@ -105,11 +674,17 @@
         </w:tc>
       </w:tr>
       <w:tr>
-        <w:tc>
-          <w:tcPr>
-            <w:tcW w:type="dxa" w:w="5046"/>
-          </w:tcPr>
-          <w:p>
+        <w:trPr>
+          <w:cantSplit/>
+        </w:trPr>
+        <w:tc>
+          <w:tcPr>
+            <w:tcW w:type="dxa" w:w="5046"/>
+          </w:tcPr>
+          <w:p>
+            <w:pPr>
+              <w:spacing w:before="20" w:after="20"/>
+            </w:pPr>
             <w:r/>
             <w:r>
               <w:rPr>
@@ -126,6 +701,9 @@
             <w:tcW w:type="dxa" w:w="5046"/>
           </w:tcPr>
           <w:p>
+            <w:pPr>
+              <w:spacing w:before="20" w:after="20"/>
+            </w:pPr>
             <w:r/>
             <w:r>
               <w:rPr>
@@ -142,6 +720,9 @@
             <w:tcW w:type="dxa" w:w="5046"/>
           </w:tcPr>
           <w:p>
+            <w:pPr>
+              <w:spacing w:before="20" w:after="20"/>
+            </w:pPr>
             <w:r/>
             <w:r>
               <w:rPr>
@@ -154,11 +735,17 @@
         </w:tc>
       </w:tr>
       <w:tr>
-        <w:tc>
-          <w:tcPr>
-            <w:tcW w:type="dxa" w:w="5046"/>
-          </w:tcPr>
-          <w:p>
+        <w:trPr>
+          <w:cantSplit/>
+        </w:trPr>
+        <w:tc>
+          <w:tcPr>
+            <w:tcW w:type="dxa" w:w="5046"/>
+          </w:tcPr>
+          <w:p>
+            <w:pPr>
+              <w:spacing w:before="20" w:after="20"/>
+            </w:pPr>
             <w:r/>
             <w:r>
               <w:rPr>
@@ -175,6 +762,9 @@
             <w:tcW w:type="dxa" w:w="5046"/>
           </w:tcPr>
           <w:p>
+            <w:pPr>
+              <w:spacing w:before="20" w:after="20"/>
+            </w:pPr>
             <w:r/>
             <w:r>
               <w:rPr>
@@ -191,6 +781,9 @@
             <w:tcW w:type="dxa" w:w="5046"/>
           </w:tcPr>
           <w:p>
+            <w:pPr>
+              <w:spacing w:before="20" w:after="20"/>
+            </w:pPr>
             <w:r/>
             <w:r>
               <w:rPr>
@@ -203,11 +796,17 @@
         </w:tc>
       </w:tr>
       <w:tr>
-        <w:tc>
-          <w:tcPr>
-            <w:tcW w:type="dxa" w:w="5046"/>
-          </w:tcPr>
-          <w:p>
+        <w:trPr>
+          <w:cantSplit/>
+        </w:trPr>
+        <w:tc>
+          <w:tcPr>
+            <w:tcW w:type="dxa" w:w="5046"/>
+          </w:tcPr>
+          <w:p>
+            <w:pPr>
+              <w:spacing w:before="20" w:after="20"/>
+            </w:pPr>
             <w:r/>
             <w:r>
               <w:rPr>
@@ -224,6 +823,9 @@
             <w:tcW w:type="dxa" w:w="5046"/>
           </w:tcPr>
           <w:p>
+            <w:pPr>
+              <w:spacing w:before="20" w:after="20"/>
+            </w:pPr>
             <w:r/>
             <w:r>
               <w:rPr>
@@ -240,6 +842,9 @@
             <w:tcW w:type="dxa" w:w="5046"/>
           </w:tcPr>
           <w:p>
+            <w:pPr>
+              <w:spacing w:before="20" w:after="20"/>
+            </w:pPr>
             <w:r/>
             <w:r>
               <w:rPr>
@@ -252,11 +857,17 @@
         </w:tc>
       </w:tr>
       <w:tr>
-        <w:tc>
-          <w:tcPr>
-            <w:tcW w:type="dxa" w:w="5046"/>
-          </w:tcPr>
-          <w:p>
+        <w:trPr>
+          <w:cantSplit/>
+        </w:trPr>
+        <w:tc>
+          <w:tcPr>
+            <w:tcW w:type="dxa" w:w="5046"/>
+          </w:tcPr>
+          <w:p>
+            <w:pPr>
+              <w:spacing w:before="20" w:after="20"/>
+            </w:pPr>
             <w:r/>
             <w:r>
               <w:rPr>
@@ -273,6 +884,9 @@
             <w:tcW w:type="dxa" w:w="5046"/>
           </w:tcPr>
           <w:p>
+            <w:pPr>
+              <w:spacing w:before="20" w:after="20"/>
+            </w:pPr>
             <w:r/>
             <w:r>
               <w:rPr>
@@ -289,6 +903,9 @@
             <w:tcW w:type="dxa" w:w="5046"/>
           </w:tcPr>
           <w:p>
+            <w:pPr>
+              <w:spacing w:before="20" w:after="20"/>
+            </w:pPr>
             <w:r/>
             <w:r>
               <w:rPr>
@@ -301,11 +918,17 @@
         </w:tc>
       </w:tr>
       <w:tr>
-        <w:tc>
-          <w:tcPr>
-            <w:tcW w:type="dxa" w:w="5046"/>
-          </w:tcPr>
-          <w:p>
+        <w:trPr>
+          <w:cantSplit/>
+        </w:trPr>
+        <w:tc>
+          <w:tcPr>
+            <w:tcW w:type="dxa" w:w="5046"/>
+          </w:tcPr>
+          <w:p>
+            <w:pPr>
+              <w:spacing w:before="20" w:after="20"/>
+            </w:pPr>
             <w:r/>
             <w:r>
               <w:rPr>
@@ -322,6 +945,9 @@
             <w:tcW w:type="dxa" w:w="5046"/>
           </w:tcPr>
           <w:p>
+            <w:pPr>
+              <w:spacing w:before="20" w:after="20"/>
+            </w:pPr>
             <w:r/>
             <w:r>
               <w:rPr>
@@ -338,6 +964,9 @@
             <w:tcW w:type="dxa" w:w="5046"/>
           </w:tcPr>
           <w:p>
+            <w:pPr>
+              <w:spacing w:before="20" w:after="20"/>
+            </w:pPr>
             <w:r/>
             <w:r>
               <w:rPr>
@@ -350,11 +979,17 @@
         </w:tc>
       </w:tr>
       <w:tr>
-        <w:tc>
-          <w:tcPr>
-            <w:tcW w:type="dxa" w:w="5046"/>
-          </w:tcPr>
-          <w:p>
+        <w:trPr>
+          <w:cantSplit/>
+        </w:trPr>
+        <w:tc>
+          <w:tcPr>
+            <w:tcW w:type="dxa" w:w="5046"/>
+          </w:tcPr>
+          <w:p>
+            <w:pPr>
+              <w:spacing w:before="20" w:after="20"/>
+            </w:pPr>
             <w:r/>
             <w:r>
               <w:rPr>
@@ -371,6 +1006,9 @@
             <w:tcW w:type="dxa" w:w="5046"/>
           </w:tcPr>
           <w:p>
+            <w:pPr>
+              <w:spacing w:before="20" w:after="20"/>
+            </w:pPr>
             <w:r/>
             <w:r>
               <w:rPr>
@@ -387,6 +1025,9 @@
             <w:tcW w:type="dxa" w:w="5046"/>
           </w:tcPr>
           <w:p>
+            <w:pPr>
+              <w:spacing w:before="20" w:after="20"/>
+            </w:pPr>
             <w:r/>
             <w:r>
               <w:rPr>
@@ -399,11 +1040,17 @@
         </w:tc>
       </w:tr>
       <w:tr>
-        <w:tc>
-          <w:tcPr>
-            <w:tcW w:type="dxa" w:w="5046"/>
-          </w:tcPr>
-          <w:p>
+        <w:trPr>
+          <w:cantSplit/>
+        </w:trPr>
+        <w:tc>
+          <w:tcPr>
+            <w:tcW w:type="dxa" w:w="5046"/>
+          </w:tcPr>
+          <w:p>
+            <w:pPr>
+              <w:spacing w:before="20" w:after="20"/>
+            </w:pPr>
             <w:r/>
             <w:r>
               <w:rPr>
@@ -420,6 +1067,9 @@
             <w:tcW w:type="dxa" w:w="5046"/>
           </w:tcPr>
           <w:p>
+            <w:pPr>
+              <w:spacing w:before="20" w:after="20"/>
+            </w:pPr>
             <w:r/>
             <w:r>
               <w:rPr>
@@ -436,6 +1086,9 @@
             <w:tcW w:type="dxa" w:w="5046"/>
           </w:tcPr>
           <w:p>
+            <w:pPr>
+              <w:spacing w:before="20" w:after="20"/>
+            </w:pPr>
             <w:r/>
             <w:r>
               <w:rPr>
@@ -448,11 +1101,17 @@
         </w:tc>
       </w:tr>
       <w:tr>
-        <w:tc>
-          <w:tcPr>
-            <w:tcW w:type="dxa" w:w="5046"/>
-          </w:tcPr>
-          <w:p>
+        <w:trPr>
+          <w:cantSplit/>
+        </w:trPr>
+        <w:tc>
+          <w:tcPr>
+            <w:tcW w:type="dxa" w:w="5046"/>
+          </w:tcPr>
+          <w:p>
+            <w:pPr>
+              <w:spacing w:before="20" w:after="20"/>
+            </w:pPr>
             <w:r/>
             <w:r>
               <w:rPr>
@@ -469,6 +1128,9 @@
             <w:tcW w:type="dxa" w:w="5046"/>
           </w:tcPr>
           <w:p>
+            <w:pPr>
+              <w:spacing w:before="20" w:after="20"/>
+            </w:pPr>
             <w:r/>
             <w:r>
               <w:rPr>
@@ -485,6 +1147,9 @@
             <w:tcW w:type="dxa" w:w="5046"/>
           </w:tcPr>
           <w:p>
+            <w:pPr>
+              <w:spacing w:before="20" w:after="20"/>
+            </w:pPr>
             <w:r/>
             <w:r>
               <w:rPr>
@@ -497,11 +1162,17 @@
         </w:tc>
       </w:tr>
       <w:tr>
-        <w:tc>
-          <w:tcPr>
-            <w:tcW w:type="dxa" w:w="5046"/>
-          </w:tcPr>
-          <w:p>
+        <w:trPr>
+          <w:cantSplit/>
+        </w:trPr>
+        <w:tc>
+          <w:tcPr>
+            <w:tcW w:type="dxa" w:w="5046"/>
+          </w:tcPr>
+          <w:p>
+            <w:pPr>
+              <w:spacing w:before="20" w:after="20"/>
+            </w:pPr>
             <w:r/>
             <w:r>
               <w:rPr>
@@ -518,6 +1189,9 @@
             <w:tcW w:type="dxa" w:w="5046"/>
           </w:tcPr>
           <w:p>
+            <w:pPr>
+              <w:spacing w:before="20" w:after="20"/>
+            </w:pPr>
             <w:r/>
             <w:r>
               <w:rPr>
@@ -534,6 +1208,9 @@
             <w:tcW w:type="dxa" w:w="5046"/>
           </w:tcPr>
           <w:p>
+            <w:pPr>
+              <w:spacing w:before="20" w:after="20"/>
+            </w:pPr>
             <w:r/>
             <w:r>
               <w:rPr>
@@ -546,11 +1223,17 @@
         </w:tc>
       </w:tr>
       <w:tr>
-        <w:tc>
-          <w:tcPr>
-            <w:tcW w:type="dxa" w:w="5046"/>
-          </w:tcPr>
-          <w:p>
+        <w:trPr>
+          <w:cantSplit/>
+        </w:trPr>
+        <w:tc>
+          <w:tcPr>
+            <w:tcW w:type="dxa" w:w="5046"/>
+          </w:tcPr>
+          <w:p>
+            <w:pPr>
+              <w:spacing w:before="20" w:after="20"/>
+            </w:pPr>
             <w:r/>
             <w:r>
               <w:rPr>
@@ -567,6 +1250,9 @@
             <w:tcW w:type="dxa" w:w="5046"/>
           </w:tcPr>
           <w:p>
+            <w:pPr>
+              <w:spacing w:before="20" w:after="20"/>
+            </w:pPr>
             <w:r/>
             <w:r>
               <w:rPr>
@@ -583,6 +1269,9 @@
             <w:tcW w:type="dxa" w:w="5046"/>
           </w:tcPr>
           <w:p>
+            <w:pPr>
+              <w:spacing w:before="20" w:after="20"/>
+            </w:pPr>
             <w:r/>
             <w:r>
               <w:rPr>
@@ -595,11 +1284,17 @@
         </w:tc>
       </w:tr>
       <w:tr>
-        <w:tc>
-          <w:tcPr>
-            <w:tcW w:type="dxa" w:w="5046"/>
-          </w:tcPr>
-          <w:p>
+        <w:trPr>
+          <w:cantSplit/>
+        </w:trPr>
+        <w:tc>
+          <w:tcPr>
+            <w:tcW w:type="dxa" w:w="5046"/>
+          </w:tcPr>
+          <w:p>
+            <w:pPr>
+              <w:spacing w:before="20" w:after="20"/>
+            </w:pPr>
             <w:r/>
             <w:r>
               <w:rPr>
@@ -616,6 +1311,9 @@
             <w:tcW w:type="dxa" w:w="5046"/>
           </w:tcPr>
           <w:p>
+            <w:pPr>
+              <w:spacing w:before="20" w:after="20"/>
+            </w:pPr>
             <w:r/>
             <w:r>
               <w:rPr>
@@ -632,6 +1330,9 @@
             <w:tcW w:type="dxa" w:w="5046"/>
           </w:tcPr>
           <w:p>
+            <w:pPr>
+              <w:spacing w:before="20" w:after="20"/>
+            </w:pPr>
             <w:r/>
             <w:r>
               <w:rPr>
@@ -644,11 +1345,17 @@
         </w:tc>
       </w:tr>
       <w:tr>
-        <w:tc>
-          <w:tcPr>
-            <w:tcW w:type="dxa" w:w="5046"/>
-          </w:tcPr>
-          <w:p>
+        <w:trPr>
+          <w:cantSplit/>
+        </w:trPr>
+        <w:tc>
+          <w:tcPr>
+            <w:tcW w:type="dxa" w:w="5046"/>
+          </w:tcPr>
+          <w:p>
+            <w:pPr>
+              <w:spacing w:before="20" w:after="20"/>
+            </w:pPr>
             <w:r/>
             <w:r>
               <w:rPr>
@@ -665,6 +1372,9 @@
             <w:tcW w:type="dxa" w:w="5046"/>
           </w:tcPr>
           <w:p>
+            <w:pPr>
+              <w:spacing w:before="20" w:after="20"/>
+            </w:pPr>
             <w:r/>
             <w:r>
               <w:rPr>
@@ -681,6 +1391,9 @@
             <w:tcW w:type="dxa" w:w="5046"/>
           </w:tcPr>
           <w:p>
+            <w:pPr>
+              <w:spacing w:before="20" w:after="20"/>
+            </w:pPr>
             <w:r/>
             <w:r>
               <w:rPr>
@@ -737,6 +1450,9 @@
             <w:shd w:val="clear" w:color="auto" w:fill="D9D9D9"/>
           </w:tcPr>
           <w:p>
+            <w:pPr>
+              <w:spacing w:before="20" w:after="20"/>
+            </w:pPr>
             <w:r/>
             <w:r>
               <w:rPr>
@@ -754,6 +1470,9 @@
             <w:shd w:val="clear" w:color="auto" w:fill="D9D9D9"/>
           </w:tcPr>
           <w:p>
+            <w:pPr>
+              <w:spacing w:before="20" w:after="20"/>
+            </w:pPr>
             <w:r/>
             <w:r>
               <w:rPr>
@@ -771,6 +1490,9 @@
             <w:shd w:val="clear" w:color="auto" w:fill="D9D9D9"/>
           </w:tcPr>
           <w:p>
+            <w:pPr>
+              <w:spacing w:before="20" w:after="20"/>
+            </w:pPr>
             <w:r/>
             <w:r>
               <w:rPr>
@@ -784,11 +1506,17 @@
         </w:tc>
       </w:tr>
       <w:tr>
-        <w:tc>
-          <w:tcPr>
-            <w:tcW w:type="dxa" w:w="5046"/>
-          </w:tcPr>
-          <w:p>
+        <w:trPr>
+          <w:cantSplit/>
+        </w:trPr>
+        <w:tc>
+          <w:tcPr>
+            <w:tcW w:type="dxa" w:w="5046"/>
+          </w:tcPr>
+          <w:p>
+            <w:pPr>
+              <w:spacing w:before="20" w:after="20"/>
+            </w:pPr>
             <w:r/>
             <w:r>
               <w:rPr>
@@ -805,6 +1533,9 @@
             <w:tcW w:type="dxa" w:w="5046"/>
           </w:tcPr>
           <w:p>
+            <w:pPr>
+              <w:spacing w:before="20" w:after="20"/>
+            </w:pPr>
             <w:r/>
             <w:r>
               <w:rPr>
@@ -821,6 +1552,9 @@
             <w:tcW w:type="dxa" w:w="5046"/>
           </w:tcPr>
           <w:p>
+            <w:pPr>
+              <w:spacing w:before="20" w:after="20"/>
+            </w:pPr>
             <w:r/>
             <w:r>
               <w:rPr>
@@ -833,11 +1567,17 @@
         </w:tc>
       </w:tr>
       <w:tr>
-        <w:tc>
-          <w:tcPr>
-            <w:tcW w:type="dxa" w:w="5046"/>
-          </w:tcPr>
-          <w:p>
+        <w:trPr>
+          <w:cantSplit/>
+        </w:trPr>
+        <w:tc>
+          <w:tcPr>
+            <w:tcW w:type="dxa" w:w="5046"/>
+          </w:tcPr>
+          <w:p>
+            <w:pPr>
+              <w:spacing w:before="20" w:after="20"/>
+            </w:pPr>
             <w:r/>
             <w:r>
               <w:rPr>
@@ -854,6 +1594,9 @@
             <w:tcW w:type="dxa" w:w="5046"/>
           </w:tcPr>
           <w:p>
+            <w:pPr>
+              <w:spacing w:before="20" w:after="20"/>
+            </w:pPr>
             <w:r/>
             <w:r>
               <w:rPr>
@@ -870,6 +1613,9 @@
             <w:tcW w:type="dxa" w:w="5046"/>
           </w:tcPr>
           <w:p>
+            <w:pPr>
+              <w:spacing w:before="20" w:after="20"/>
+            </w:pPr>
             <w:r/>
             <w:r>
               <w:rPr>
@@ -882,11 +1628,17 @@
         </w:tc>
       </w:tr>
       <w:tr>
-        <w:tc>
-          <w:tcPr>
-            <w:tcW w:type="dxa" w:w="5046"/>
-          </w:tcPr>
-          <w:p>
+        <w:trPr>
+          <w:cantSplit/>
+        </w:trPr>
+        <w:tc>
+          <w:tcPr>
+            <w:tcW w:type="dxa" w:w="5046"/>
+          </w:tcPr>
+          <w:p>
+            <w:pPr>
+              <w:spacing w:before="20" w:after="20"/>
+            </w:pPr>
             <w:r/>
             <w:r>
               <w:rPr>
@@ -903,6 +1655,9 @@
             <w:tcW w:type="dxa" w:w="5046"/>
           </w:tcPr>
           <w:p>
+            <w:pPr>
+              <w:spacing w:before="20" w:after="20"/>
+            </w:pPr>
             <w:r/>
             <w:r>
               <w:rPr>
@@ -919,6 +1674,9 @@
             <w:tcW w:type="dxa" w:w="5046"/>
           </w:tcPr>
           <w:p>
+            <w:pPr>
+              <w:spacing w:before="20" w:after="20"/>
+            </w:pPr>
             <w:r/>
             <w:r>
               <w:rPr>
@@ -931,11 +1689,17 @@
         </w:tc>
       </w:tr>
       <w:tr>
-        <w:tc>
-          <w:tcPr>
-            <w:tcW w:type="dxa" w:w="5046"/>
-          </w:tcPr>
-          <w:p>
+        <w:trPr>
+          <w:cantSplit/>
+        </w:trPr>
+        <w:tc>
+          <w:tcPr>
+            <w:tcW w:type="dxa" w:w="5046"/>
+          </w:tcPr>
+          <w:p>
+            <w:pPr>
+              <w:spacing w:before="20" w:after="20"/>
+            </w:pPr>
             <w:r/>
             <w:r>
               <w:rPr>
@@ -952,6 +1716,9 @@
             <w:tcW w:type="dxa" w:w="5046"/>
           </w:tcPr>
           <w:p>
+            <w:pPr>
+              <w:spacing w:before="20" w:after="20"/>
+            </w:pPr>
             <w:r/>
             <w:r>
               <w:rPr>
@@ -968,6 +1735,9 @@
             <w:tcW w:type="dxa" w:w="5046"/>
           </w:tcPr>
           <w:p>
+            <w:pPr>
+              <w:spacing w:before="20" w:after="20"/>
+            </w:pPr>
             <w:r/>
             <w:r>
               <w:rPr>
@@ -980,11 +1750,17 @@
         </w:tc>
       </w:tr>
       <w:tr>
-        <w:tc>
-          <w:tcPr>
-            <w:tcW w:type="dxa" w:w="5046"/>
-          </w:tcPr>
-          <w:p>
+        <w:trPr>
+          <w:cantSplit/>
+        </w:trPr>
+        <w:tc>
+          <w:tcPr>
+            <w:tcW w:type="dxa" w:w="5046"/>
+          </w:tcPr>
+          <w:p>
+            <w:pPr>
+              <w:spacing w:before="20" w:after="20"/>
+            </w:pPr>
             <w:r/>
             <w:r>
               <w:rPr>
@@ -1001,6 +1777,9 @@
             <w:tcW w:type="dxa" w:w="5046"/>
           </w:tcPr>
           <w:p>
+            <w:pPr>
+              <w:spacing w:before="20" w:after="20"/>
+            </w:pPr>
             <w:r/>
             <w:r>
               <w:rPr>
@@ -1017,6 +1796,9 @@
             <w:tcW w:type="dxa" w:w="5046"/>
           </w:tcPr>
           <w:p>
+            <w:pPr>
+              <w:spacing w:before="20" w:after="20"/>
+            </w:pPr>
             <w:r/>
             <w:r>
               <w:rPr>
@@ -1029,11 +1811,17 @@
         </w:tc>
       </w:tr>
       <w:tr>
-        <w:tc>
-          <w:tcPr>
-            <w:tcW w:type="dxa" w:w="5046"/>
-          </w:tcPr>
-          <w:p>
+        <w:trPr>
+          <w:cantSplit/>
+        </w:trPr>
+        <w:tc>
+          <w:tcPr>
+            <w:tcW w:type="dxa" w:w="5046"/>
+          </w:tcPr>
+          <w:p>
+            <w:pPr>
+              <w:spacing w:before="20" w:after="20"/>
+            </w:pPr>
             <w:r/>
             <w:r>
               <w:rPr>
@@ -1050,6 +1838,9 @@
             <w:tcW w:type="dxa" w:w="5046"/>
           </w:tcPr>
           <w:p>
+            <w:pPr>
+              <w:spacing w:before="20" w:after="20"/>
+            </w:pPr>
             <w:r/>
             <w:r>
               <w:rPr>
@@ -1066,6 +1857,9 @@
             <w:tcW w:type="dxa" w:w="5046"/>
           </w:tcPr>
           <w:p>
+            <w:pPr>
+              <w:spacing w:before="20" w:after="20"/>
+            </w:pPr>
             <w:r/>
             <w:r>
               <w:rPr>
@@ -1078,11 +1872,17 @@
         </w:tc>
       </w:tr>
       <w:tr>
-        <w:tc>
-          <w:tcPr>
-            <w:tcW w:type="dxa" w:w="5046"/>
-          </w:tcPr>
-          <w:p>
+        <w:trPr>
+          <w:cantSplit/>
+        </w:trPr>
+        <w:tc>
+          <w:tcPr>
+            <w:tcW w:type="dxa" w:w="5046"/>
+          </w:tcPr>
+          <w:p>
+            <w:pPr>
+              <w:spacing w:before="20" w:after="20"/>
+            </w:pPr>
             <w:r/>
             <w:r>
               <w:rPr>
@@ -1099,6 +1899,9 @@
             <w:tcW w:type="dxa" w:w="5046"/>
           </w:tcPr>
           <w:p>
+            <w:pPr>
+              <w:spacing w:before="20" w:after="20"/>
+            </w:pPr>
             <w:r/>
             <w:r>
               <w:rPr>
@@ -1115,6 +1918,9 @@
             <w:tcW w:type="dxa" w:w="5046"/>
           </w:tcPr>
           <w:p>
+            <w:pPr>
+              <w:spacing w:before="20" w:after="20"/>
+            </w:pPr>
             <w:r/>
             <w:r>
               <w:rPr>
@@ -1127,11 +1933,17 @@
         </w:tc>
       </w:tr>
       <w:tr>
-        <w:tc>
-          <w:tcPr>
-            <w:tcW w:type="dxa" w:w="5046"/>
-          </w:tcPr>
-          <w:p>
+        <w:trPr>
+          <w:cantSplit/>
+        </w:trPr>
+        <w:tc>
+          <w:tcPr>
+            <w:tcW w:type="dxa" w:w="5046"/>
+          </w:tcPr>
+          <w:p>
+            <w:pPr>
+              <w:spacing w:before="20" w:after="20"/>
+            </w:pPr>
             <w:r/>
             <w:r>
               <w:rPr>
@@ -1148,6 +1960,9 @@
             <w:tcW w:type="dxa" w:w="5046"/>
           </w:tcPr>
           <w:p>
+            <w:pPr>
+              <w:spacing w:before="20" w:after="20"/>
+            </w:pPr>
             <w:r/>
             <w:r>
               <w:rPr>
@@ -1164,6 +1979,9 @@
             <w:tcW w:type="dxa" w:w="5046"/>
           </w:tcPr>
           <w:p>
+            <w:pPr>
+              <w:spacing w:before="20" w:after="20"/>
+            </w:pPr>
             <w:r/>
             <w:r>
               <w:rPr>
@@ -1176,11 +1994,17 @@
         </w:tc>
       </w:tr>
       <w:tr>
-        <w:tc>
-          <w:tcPr>
-            <w:tcW w:type="dxa" w:w="5046"/>
-          </w:tcPr>
-          <w:p>
+        <w:trPr>
+          <w:cantSplit/>
+        </w:trPr>
+        <w:tc>
+          <w:tcPr>
+            <w:tcW w:type="dxa" w:w="5046"/>
+          </w:tcPr>
+          <w:p>
+            <w:pPr>
+              <w:spacing w:before="20" w:after="20"/>
+            </w:pPr>
             <w:r/>
             <w:r>
               <w:rPr>
@@ -1197,6 +2021,9 @@
             <w:tcW w:type="dxa" w:w="5046"/>
           </w:tcPr>
           <w:p>
+            <w:pPr>
+              <w:spacing w:before="20" w:after="20"/>
+            </w:pPr>
             <w:r/>
             <w:r>
               <w:rPr>
@@ -1213,6 +2040,9 @@
             <w:tcW w:type="dxa" w:w="5046"/>
           </w:tcPr>
           <w:p>
+            <w:pPr>
+              <w:spacing w:before="20" w:after="20"/>
+            </w:pPr>
             <w:r/>
             <w:r>
               <w:rPr>
@@ -1269,6 +2099,9 @@
             <w:shd w:val="clear" w:color="auto" w:fill="D9D9D9"/>
           </w:tcPr>
           <w:p>
+            <w:pPr>
+              <w:spacing w:before="20" w:after="20"/>
+            </w:pPr>
             <w:r/>
             <w:r>
               <w:rPr>
@@ -1286,6 +2119,9 @@
             <w:shd w:val="clear" w:color="auto" w:fill="D9D9D9"/>
           </w:tcPr>
           <w:p>
+            <w:pPr>
+              <w:spacing w:before="20" w:after="20"/>
+            </w:pPr>
             <w:r/>
             <w:r>
               <w:rPr>
@@ -1303,6 +2139,9 @@
             <w:shd w:val="clear" w:color="auto" w:fill="D9D9D9"/>
           </w:tcPr>
           <w:p>
+            <w:pPr>
+              <w:spacing w:before="20" w:after="20"/>
+            </w:pPr>
             <w:r/>
             <w:r>
               <w:rPr>
@@ -1316,11 +2155,17 @@
         </w:tc>
       </w:tr>
       <w:tr>
-        <w:tc>
-          <w:tcPr>
-            <w:tcW w:type="dxa" w:w="5046"/>
-          </w:tcPr>
-          <w:p>
+        <w:trPr>
+          <w:cantSplit/>
+        </w:trPr>
+        <w:tc>
+          <w:tcPr>
+            <w:tcW w:type="dxa" w:w="5046"/>
+          </w:tcPr>
+          <w:p>
+            <w:pPr>
+              <w:spacing w:before="20" w:after="20"/>
+            </w:pPr>
             <w:r/>
             <w:r>
               <w:rPr>
@@ -1337,6 +2182,9 @@
             <w:tcW w:type="dxa" w:w="5046"/>
           </w:tcPr>
           <w:p>
+            <w:pPr>
+              <w:spacing w:before="20" w:after="20"/>
+            </w:pPr>
             <w:r/>
             <w:r>
               <w:rPr>
@@ -1353,6 +2201,9 @@
             <w:tcW w:type="dxa" w:w="5046"/>
           </w:tcPr>
           <w:p>
+            <w:pPr>
+              <w:spacing w:before="20" w:after="20"/>
+            </w:pPr>
             <w:r/>
             <w:r>
               <w:rPr>
@@ -1365,11 +2216,17 @@
         </w:tc>
       </w:tr>
       <w:tr>
-        <w:tc>
-          <w:tcPr>
-            <w:tcW w:type="dxa" w:w="5046"/>
-          </w:tcPr>
-          <w:p>
+        <w:trPr>
+          <w:cantSplit/>
+        </w:trPr>
+        <w:tc>
+          <w:tcPr>
+            <w:tcW w:type="dxa" w:w="5046"/>
+          </w:tcPr>
+          <w:p>
+            <w:pPr>
+              <w:spacing w:before="20" w:after="20"/>
+            </w:pPr>
             <w:r/>
             <w:r>
               <w:rPr>
@@ -1386,6 +2243,9 @@
             <w:tcW w:type="dxa" w:w="5046"/>
           </w:tcPr>
           <w:p>
+            <w:pPr>
+              <w:spacing w:before="20" w:after="20"/>
+            </w:pPr>
             <w:r/>
             <w:r>
               <w:rPr>
@@ -1402,6 +2262,9 @@
             <w:tcW w:type="dxa" w:w="5046"/>
           </w:tcPr>
           <w:p>
+            <w:pPr>
+              <w:spacing w:before="20" w:after="20"/>
+            </w:pPr>
             <w:r/>
             <w:r>
               <w:rPr>
@@ -1414,11 +2277,17 @@
         </w:tc>
       </w:tr>
       <w:tr>
-        <w:tc>
-          <w:tcPr>
-            <w:tcW w:type="dxa" w:w="5046"/>
-          </w:tcPr>
-          <w:p>
+        <w:trPr>
+          <w:cantSplit/>
+        </w:trPr>
+        <w:tc>
+          <w:tcPr>
+            <w:tcW w:type="dxa" w:w="5046"/>
+          </w:tcPr>
+          <w:p>
+            <w:pPr>
+              <w:spacing w:before="20" w:after="20"/>
+            </w:pPr>
             <w:r/>
             <w:r>
               <w:rPr>
@@ -1435,6 +2304,9 @@
             <w:tcW w:type="dxa" w:w="5046"/>
           </w:tcPr>
           <w:p>
+            <w:pPr>
+              <w:spacing w:before="20" w:after="20"/>
+            </w:pPr>
             <w:r/>
             <w:r>
               <w:rPr>
@@ -1451,6 +2323,9 @@
             <w:tcW w:type="dxa" w:w="5046"/>
           </w:tcPr>
           <w:p>
+            <w:pPr>
+              <w:spacing w:before="20" w:after="20"/>
+            </w:pPr>
             <w:r/>
             <w:r>
               <w:rPr>
@@ -1463,11 +2338,17 @@
         </w:tc>
       </w:tr>
       <w:tr>
-        <w:tc>
-          <w:tcPr>
-            <w:tcW w:type="dxa" w:w="5046"/>
-          </w:tcPr>
-          <w:p>
+        <w:trPr>
+          <w:cantSplit/>
+        </w:trPr>
+        <w:tc>
+          <w:tcPr>
+            <w:tcW w:type="dxa" w:w="5046"/>
+          </w:tcPr>
+          <w:p>
+            <w:pPr>
+              <w:spacing w:before="20" w:after="20"/>
+            </w:pPr>
             <w:r/>
             <w:r>
               <w:rPr>
@@ -1484,6 +2365,9 @@
             <w:tcW w:type="dxa" w:w="5046"/>
           </w:tcPr>
           <w:p>
+            <w:pPr>
+              <w:spacing w:before="20" w:after="20"/>
+            </w:pPr>
             <w:r/>
             <w:r>
               <w:rPr>
@@ -1500,6 +2384,9 @@
             <w:tcW w:type="dxa" w:w="5046"/>
           </w:tcPr>
           <w:p>
+            <w:pPr>
+              <w:spacing w:before="20" w:after="20"/>
+            </w:pPr>
             <w:r/>
             <w:r>
               <w:rPr>
@@ -1512,11 +2399,17 @@
         </w:tc>
       </w:tr>
       <w:tr>
-        <w:tc>
-          <w:tcPr>
-            <w:tcW w:type="dxa" w:w="5046"/>
-          </w:tcPr>
-          <w:p>
+        <w:trPr>
+          <w:cantSplit/>
+        </w:trPr>
+        <w:tc>
+          <w:tcPr>
+            <w:tcW w:type="dxa" w:w="5046"/>
+          </w:tcPr>
+          <w:p>
+            <w:pPr>
+              <w:spacing w:before="20" w:after="20"/>
+            </w:pPr>
             <w:r/>
             <w:r>
               <w:rPr>
@@ -1533,6 +2426,9 @@
             <w:tcW w:type="dxa" w:w="5046"/>
           </w:tcPr>
           <w:p>
+            <w:pPr>
+              <w:spacing w:before="20" w:after="20"/>
+            </w:pPr>
             <w:r/>
             <w:r>
               <w:rPr>
@@ -1549,6 +2445,9 @@
             <w:tcW w:type="dxa" w:w="5046"/>
           </w:tcPr>
           <w:p>
+            <w:pPr>
+              <w:spacing w:before="20" w:after="20"/>
+            </w:pPr>
             <w:r/>
             <w:r>
               <w:rPr>
@@ -1561,11 +2460,17 @@
         </w:tc>
       </w:tr>
       <w:tr>
-        <w:tc>
-          <w:tcPr>
-            <w:tcW w:type="dxa" w:w="5046"/>
-          </w:tcPr>
-          <w:p>
+        <w:trPr>
+          <w:cantSplit/>
+        </w:trPr>
+        <w:tc>
+          <w:tcPr>
+            <w:tcW w:type="dxa" w:w="5046"/>
+          </w:tcPr>
+          <w:p>
+            <w:pPr>
+              <w:spacing w:before="20" w:after="20"/>
+            </w:pPr>
             <w:r/>
             <w:r>
               <w:rPr>
@@ -1582,6 +2487,9 @@
             <w:tcW w:type="dxa" w:w="5046"/>
           </w:tcPr>
           <w:p>
+            <w:pPr>
+              <w:spacing w:before="20" w:after="20"/>
+            </w:pPr>
             <w:r/>
             <w:r>
               <w:rPr>
@@ -1598,6 +2506,9 @@
             <w:tcW w:type="dxa" w:w="5046"/>
           </w:tcPr>
           <w:p>
+            <w:pPr>
+              <w:spacing w:before="20" w:after="20"/>
+            </w:pPr>
             <w:r/>
             <w:r>
               <w:rPr>
@@ -1610,11 +2521,17 @@
         </w:tc>
       </w:tr>
       <w:tr>
-        <w:tc>
-          <w:tcPr>
-            <w:tcW w:type="dxa" w:w="5046"/>
-          </w:tcPr>
-          <w:p>
+        <w:trPr>
+          <w:cantSplit/>
+        </w:trPr>
+        <w:tc>
+          <w:tcPr>
+            <w:tcW w:type="dxa" w:w="5046"/>
+          </w:tcPr>
+          <w:p>
+            <w:pPr>
+              <w:spacing w:before="20" w:after="20"/>
+            </w:pPr>
             <w:r/>
             <w:r>
               <w:rPr>
@@ -1631,6 +2548,9 @@
             <w:tcW w:type="dxa" w:w="5046"/>
           </w:tcPr>
           <w:p>
+            <w:pPr>
+              <w:spacing w:before="20" w:after="20"/>
+            </w:pPr>
             <w:r/>
             <w:r>
               <w:rPr>
@@ -1647,6 +2567,9 @@
             <w:tcW w:type="dxa" w:w="5046"/>
           </w:tcPr>
           <w:p>
+            <w:pPr>
+              <w:spacing w:before="20" w:after="20"/>
+            </w:pPr>
             <w:r/>
             <w:r>
               <w:rPr>
@@ -1659,11 +2582,17 @@
         </w:tc>
       </w:tr>
       <w:tr>
-        <w:tc>
-          <w:tcPr>
-            <w:tcW w:type="dxa" w:w="5046"/>
-          </w:tcPr>
-          <w:p>
+        <w:trPr>
+          <w:cantSplit/>
+        </w:trPr>
+        <w:tc>
+          <w:tcPr>
+            <w:tcW w:type="dxa" w:w="5046"/>
+          </w:tcPr>
+          <w:p>
+            <w:pPr>
+              <w:spacing w:before="20" w:after="20"/>
+            </w:pPr>
             <w:r/>
             <w:r>
               <w:rPr>
@@ -1680,6 +2609,9 @@
             <w:tcW w:type="dxa" w:w="5046"/>
           </w:tcPr>
           <w:p>
+            <w:pPr>
+              <w:spacing w:before="20" w:after="20"/>
+            </w:pPr>
             <w:r/>
             <w:r>
               <w:rPr>
@@ -1696,6 +2628,9 @@
             <w:tcW w:type="dxa" w:w="5046"/>
           </w:tcPr>
           <w:p>
+            <w:pPr>
+              <w:spacing w:before="20" w:after="20"/>
+            </w:pPr>
             <w:r/>
             <w:r>
               <w:rPr>
@@ -1708,11 +2643,17 @@
         </w:tc>
       </w:tr>
       <w:tr>
-        <w:tc>
-          <w:tcPr>
-            <w:tcW w:type="dxa" w:w="5046"/>
-          </w:tcPr>
-          <w:p>
+        <w:trPr>
+          <w:cantSplit/>
+        </w:trPr>
+        <w:tc>
+          <w:tcPr>
+            <w:tcW w:type="dxa" w:w="5046"/>
+          </w:tcPr>
+          <w:p>
+            <w:pPr>
+              <w:spacing w:before="20" w:after="20"/>
+            </w:pPr>
             <w:r/>
             <w:r>
               <w:rPr>
@@ -1729,6 +2670,9 @@
             <w:tcW w:type="dxa" w:w="5046"/>
           </w:tcPr>
           <w:p>
+            <w:pPr>
+              <w:spacing w:before="20" w:after="20"/>
+            </w:pPr>
             <w:r/>
             <w:r>
               <w:rPr>
@@ -1745,6 +2689,9 @@
             <w:tcW w:type="dxa" w:w="5046"/>
           </w:tcPr>
           <w:p>
+            <w:pPr>
+              <w:spacing w:before="20" w:after="20"/>
+            </w:pPr>
             <w:r/>
             <w:r>
               <w:rPr>
@@ -1757,11 +2704,17 @@
         </w:tc>
       </w:tr>
       <w:tr>
-        <w:tc>
-          <w:tcPr>
-            <w:tcW w:type="dxa" w:w="5046"/>
-          </w:tcPr>
-          <w:p>
+        <w:trPr>
+          <w:cantSplit/>
+        </w:trPr>
+        <w:tc>
+          <w:tcPr>
+            <w:tcW w:type="dxa" w:w="5046"/>
+          </w:tcPr>
+          <w:p>
+            <w:pPr>
+              <w:spacing w:before="20" w:after="20"/>
+            </w:pPr>
             <w:r/>
             <w:r>
               <w:rPr>
@@ -1778,6 +2731,9 @@
             <w:tcW w:type="dxa" w:w="5046"/>
           </w:tcPr>
           <w:p>
+            <w:pPr>
+              <w:spacing w:before="20" w:after="20"/>
+            </w:pPr>
             <w:r/>
             <w:r>
               <w:rPr>
@@ -1794,6 +2750,9 @@
             <w:tcW w:type="dxa" w:w="5046"/>
           </w:tcPr>
           <w:p>
+            <w:pPr>
+              <w:spacing w:before="20" w:after="20"/>
+            </w:pPr>
             <w:r/>
             <w:r>
               <w:rPr>
@@ -1806,11 +2765,17 @@
         </w:tc>
       </w:tr>
       <w:tr>
-        <w:tc>
-          <w:tcPr>
-            <w:tcW w:type="dxa" w:w="5046"/>
-          </w:tcPr>
-          <w:p>
+        <w:trPr>
+          <w:cantSplit/>
+        </w:trPr>
+        <w:tc>
+          <w:tcPr>
+            <w:tcW w:type="dxa" w:w="5046"/>
+          </w:tcPr>
+          <w:p>
+            <w:pPr>
+              <w:spacing w:before="20" w:after="20"/>
+            </w:pPr>
             <w:r/>
             <w:r>
               <w:rPr>
@@ -1827,6 +2792,9 @@
             <w:tcW w:type="dxa" w:w="5046"/>
           </w:tcPr>
           <w:p>
+            <w:pPr>
+              <w:spacing w:before="20" w:after="20"/>
+            </w:pPr>
             <w:r/>
             <w:r>
               <w:rPr>
@@ -1843,6 +2811,9 @@
             <w:tcW w:type="dxa" w:w="5046"/>
           </w:tcPr>
           <w:p>
+            <w:pPr>
+              <w:spacing w:before="20" w:after="20"/>
+            </w:pPr>
             <w:r/>
             <w:r>
               <w:rPr>
@@ -1855,11 +2826,17 @@
         </w:tc>
       </w:tr>
       <w:tr>
-        <w:tc>
-          <w:tcPr>
-            <w:tcW w:type="dxa" w:w="5046"/>
-          </w:tcPr>
-          <w:p>
+        <w:trPr>
+          <w:cantSplit/>
+        </w:trPr>
+        <w:tc>
+          <w:tcPr>
+            <w:tcW w:type="dxa" w:w="5046"/>
+          </w:tcPr>
+          <w:p>
+            <w:pPr>
+              <w:spacing w:before="20" w:after="20"/>
+            </w:pPr>
             <w:r/>
             <w:r>
               <w:rPr>
@@ -1876,6 +2853,9 @@
             <w:tcW w:type="dxa" w:w="5046"/>
           </w:tcPr>
           <w:p>
+            <w:pPr>
+              <w:spacing w:before="20" w:after="20"/>
+            </w:pPr>
             <w:r/>
             <w:r>
               <w:rPr>
@@ -1892,6 +2872,9 @@
             <w:tcW w:type="dxa" w:w="5046"/>
           </w:tcPr>
           <w:p>
+            <w:pPr>
+              <w:spacing w:before="20" w:after="20"/>
+            </w:pPr>
             <w:r/>
             <w:r>
               <w:rPr>
@@ -1948,6 +2931,9 @@
             <w:shd w:val="clear" w:color="auto" w:fill="D9D9D9"/>
           </w:tcPr>
           <w:p>
+            <w:pPr>
+              <w:spacing w:before="20" w:after="20"/>
+            </w:pPr>
             <w:r/>
             <w:r>
               <w:rPr>
@@ -1965,6 +2951,9 @@
             <w:shd w:val="clear" w:color="auto" w:fill="D9D9D9"/>
           </w:tcPr>
           <w:p>
+            <w:pPr>
+              <w:spacing w:before="20" w:after="20"/>
+            </w:pPr>
             <w:r/>
             <w:r>
               <w:rPr>
@@ -1982,6 +2971,9 @@
             <w:shd w:val="clear" w:color="auto" w:fill="D9D9D9"/>
           </w:tcPr>
           <w:p>
+            <w:pPr>
+              <w:spacing w:before="20" w:after="20"/>
+            </w:pPr>
             <w:r/>
             <w:r>
               <w:rPr>
@@ -1995,11 +2987,17 @@
         </w:tc>
       </w:tr>
       <w:tr>
-        <w:tc>
-          <w:tcPr>
-            <w:tcW w:type="dxa" w:w="5046"/>
-          </w:tcPr>
-          <w:p>
+        <w:trPr>
+          <w:cantSplit/>
+        </w:trPr>
+        <w:tc>
+          <w:tcPr>
+            <w:tcW w:type="dxa" w:w="5046"/>
+          </w:tcPr>
+          <w:p>
+            <w:pPr>
+              <w:spacing w:before="20" w:after="20"/>
+            </w:pPr>
             <w:r/>
             <w:r>
               <w:rPr>
@@ -2016,6 +3014,9 @@
             <w:tcW w:type="dxa" w:w="5046"/>
           </w:tcPr>
           <w:p>
+            <w:pPr>
+              <w:spacing w:before="20" w:after="20"/>
+            </w:pPr>
             <w:r/>
             <w:r>
               <w:rPr>
@@ -2032,6 +3033,9 @@
             <w:tcW w:type="dxa" w:w="5046"/>
           </w:tcPr>
           <w:p>
+            <w:pPr>
+              <w:spacing w:before="20" w:after="20"/>
+            </w:pPr>
             <w:r/>
             <w:r>
               <w:rPr>
@@ -2044,11 +3048,17 @@
         </w:tc>
       </w:tr>
       <w:tr>
-        <w:tc>
-          <w:tcPr>
-            <w:tcW w:type="dxa" w:w="5046"/>
-          </w:tcPr>
-          <w:p>
+        <w:trPr>
+          <w:cantSplit/>
+        </w:trPr>
+        <w:tc>
+          <w:tcPr>
+            <w:tcW w:type="dxa" w:w="5046"/>
+          </w:tcPr>
+          <w:p>
+            <w:pPr>
+              <w:spacing w:before="20" w:after="20"/>
+            </w:pPr>
             <w:r/>
             <w:r>
               <w:rPr>
@@ -2065,6 +3075,9 @@
             <w:tcW w:type="dxa" w:w="5046"/>
           </w:tcPr>
           <w:p>
+            <w:pPr>
+              <w:spacing w:before="20" w:after="20"/>
+            </w:pPr>
             <w:r/>
             <w:r>
               <w:rPr>
@@ -2081,6 +3094,9 @@
             <w:tcW w:type="dxa" w:w="5046"/>
           </w:tcPr>
           <w:p>
+            <w:pPr>
+              <w:spacing w:before="20" w:after="20"/>
+            </w:pPr>
             <w:r/>
             <w:r>
               <w:rPr>
@@ -2093,11 +3109,17 @@
         </w:tc>
       </w:tr>
       <w:tr>
-        <w:tc>
-          <w:tcPr>
-            <w:tcW w:type="dxa" w:w="5046"/>
-          </w:tcPr>
-          <w:p>
+        <w:trPr>
+          <w:cantSplit/>
+        </w:trPr>
+        <w:tc>
+          <w:tcPr>
+            <w:tcW w:type="dxa" w:w="5046"/>
+          </w:tcPr>
+          <w:p>
+            <w:pPr>
+              <w:spacing w:before="20" w:after="20"/>
+            </w:pPr>
             <w:r/>
             <w:r>
               <w:rPr>
@@ -2114,6 +3136,9 @@
             <w:tcW w:type="dxa" w:w="5046"/>
           </w:tcPr>
           <w:p>
+            <w:pPr>
+              <w:spacing w:before="20" w:after="20"/>
+            </w:pPr>
             <w:r/>
             <w:r>
               <w:rPr>
@@ -2130,6 +3155,9 @@
             <w:tcW w:type="dxa" w:w="5046"/>
           </w:tcPr>
           <w:p>
+            <w:pPr>
+              <w:spacing w:before="20" w:after="20"/>
+            </w:pPr>
             <w:r/>
             <w:r>
               <w:rPr>
@@ -2142,11 +3170,17 @@
         </w:tc>
       </w:tr>
       <w:tr>
-        <w:tc>
-          <w:tcPr>
-            <w:tcW w:type="dxa" w:w="5046"/>
-          </w:tcPr>
-          <w:p>
+        <w:trPr>
+          <w:cantSplit/>
+        </w:trPr>
+        <w:tc>
+          <w:tcPr>
+            <w:tcW w:type="dxa" w:w="5046"/>
+          </w:tcPr>
+          <w:p>
+            <w:pPr>
+              <w:spacing w:before="20" w:after="20"/>
+            </w:pPr>
             <w:r/>
             <w:r>
               <w:rPr>
@@ -2163,6 +3197,9 @@
             <w:tcW w:type="dxa" w:w="5046"/>
           </w:tcPr>
           <w:p>
+            <w:pPr>
+              <w:spacing w:before="20" w:after="20"/>
+            </w:pPr>
             <w:r/>
             <w:r>
               <w:rPr>
@@ -2179,6 +3216,9 @@
             <w:tcW w:type="dxa" w:w="5046"/>
           </w:tcPr>
           <w:p>
+            <w:pPr>
+              <w:spacing w:before="20" w:after="20"/>
+            </w:pPr>
             <w:r/>
             <w:r>
               <w:rPr>
@@ -2191,11 +3231,17 @@
         </w:tc>
       </w:tr>
       <w:tr>
-        <w:tc>
-          <w:tcPr>
-            <w:tcW w:type="dxa" w:w="5046"/>
-          </w:tcPr>
-          <w:p>
+        <w:trPr>
+          <w:cantSplit/>
+        </w:trPr>
+        <w:tc>
+          <w:tcPr>
+            <w:tcW w:type="dxa" w:w="5046"/>
+          </w:tcPr>
+          <w:p>
+            <w:pPr>
+              <w:spacing w:before="20" w:after="20"/>
+            </w:pPr>
             <w:r/>
             <w:r>
               <w:rPr>
@@ -2212,6 +3258,9 @@
             <w:tcW w:type="dxa" w:w="5046"/>
           </w:tcPr>
           <w:p>
+            <w:pPr>
+              <w:spacing w:before="20" w:after="20"/>
+            </w:pPr>
             <w:r/>
             <w:r>
               <w:rPr>
@@ -2228,6 +3277,9 @@
             <w:tcW w:type="dxa" w:w="5046"/>
           </w:tcPr>
           <w:p>
+            <w:pPr>
+              <w:spacing w:before="20" w:after="20"/>
+            </w:pPr>
             <w:r/>
             <w:r>
               <w:rPr>
@@ -2284,6 +3336,9 @@
             <w:shd w:val="clear" w:color="auto" w:fill="D9D9D9"/>
           </w:tcPr>
           <w:p>
+            <w:pPr>
+              <w:spacing w:before="20" w:after="20"/>
+            </w:pPr>
             <w:r/>
             <w:r>
               <w:rPr>
@@ -2301,6 +3356,9 @@
             <w:shd w:val="clear" w:color="auto" w:fill="D9D9D9"/>
           </w:tcPr>
           <w:p>
+            <w:pPr>
+              <w:spacing w:before="20" w:after="20"/>
+            </w:pPr>
             <w:r/>
             <w:r>
               <w:rPr>
@@ -2318,6 +3376,9 @@
             <w:shd w:val="clear" w:color="auto" w:fill="D9D9D9"/>
           </w:tcPr>
           <w:p>
+            <w:pPr>
+              <w:spacing w:before="20" w:after="20"/>
+            </w:pPr>
             <w:r/>
             <w:r>
               <w:rPr>
@@ -2331,11 +3392,17 @@
         </w:tc>
       </w:tr>
       <w:tr>
-        <w:tc>
-          <w:tcPr>
-            <w:tcW w:type="dxa" w:w="5046"/>
-          </w:tcPr>
-          <w:p>
+        <w:trPr>
+          <w:cantSplit/>
+        </w:trPr>
+        <w:tc>
+          <w:tcPr>
+            <w:tcW w:type="dxa" w:w="5046"/>
+          </w:tcPr>
+          <w:p>
+            <w:pPr>
+              <w:spacing w:before="20" w:after="20"/>
+            </w:pPr>
             <w:r/>
             <w:r>
               <w:rPr>
@@ -2352,6 +3419,9 @@
             <w:tcW w:type="dxa" w:w="5046"/>
           </w:tcPr>
           <w:p>
+            <w:pPr>
+              <w:spacing w:before="20" w:after="20"/>
+            </w:pPr>
             <w:r/>
             <w:r>
               <w:rPr>
@@ -2368,6 +3438,9 @@
             <w:tcW w:type="dxa" w:w="5046"/>
           </w:tcPr>
           <w:p>
+            <w:pPr>
+              <w:spacing w:before="20" w:after="20"/>
+            </w:pPr>
             <w:r/>
             <w:r>
               <w:rPr>
@@ -2380,11 +3453,17 @@
         </w:tc>
       </w:tr>
       <w:tr>
-        <w:tc>
-          <w:tcPr>
-            <w:tcW w:type="dxa" w:w="5046"/>
-          </w:tcPr>
-          <w:p>
+        <w:trPr>
+          <w:cantSplit/>
+        </w:trPr>
+        <w:tc>
+          <w:tcPr>
+            <w:tcW w:type="dxa" w:w="5046"/>
+          </w:tcPr>
+          <w:p>
+            <w:pPr>
+              <w:spacing w:before="20" w:after="20"/>
+            </w:pPr>
             <w:r/>
             <w:r>
               <w:rPr>
@@ -2401,6 +3480,9 @@
             <w:tcW w:type="dxa" w:w="5046"/>
           </w:tcPr>
           <w:p>
+            <w:pPr>
+              <w:spacing w:before="20" w:after="20"/>
+            </w:pPr>
             <w:r/>
             <w:r>
               <w:rPr>
@@ -2417,24 +3499,33 @@
             <w:tcW w:type="dxa" w:w="5046"/>
           </w:tcPr>
           <w:p>
-            <w:r/>
-            <w:r>
-              <w:rPr>
-                <w:rFonts w:ascii="Verdana" w:hAnsi="Verdana"/>
-                <w:b w:val="0"/>
-                <w:sz w:val="16"/>
-              </w:rPr>
-              <w:t>Note 91: Valeur caduque; le chiffre du code 6 devrait etre utilise.</w:t>
+            <w:pPr>
+              <w:spacing w:before="20" w:after="20"/>
+            </w:pPr>
+            <w:r/>
+            <w:r>
+              <w:rPr>
+                <w:rFonts w:ascii="Verdana" w:hAnsi="Verdana"/>
+                <w:b w:val="0"/>
+                <w:sz w:val="16"/>
+              </w:rPr>
+              <w:t>Note 91: Dans le descripteur 0 02 142: le numéro de série/identification de l’instrument de mesure de l’ozone est d’une longueur de quatre caractères. Pour les instruments Dobson japonais, tronquer le(s) premier(s) chiffre(s).</w:t>
             </w:r>
           </w:p>
         </w:tc>
       </w:tr>
       <w:tr>
-        <w:tc>
-          <w:tcPr>
-            <w:tcW w:type="dxa" w:w="5046"/>
-          </w:tcPr>
-          <w:p>
+        <w:trPr>
+          <w:cantSplit/>
+        </w:trPr>
+        <w:tc>
+          <w:tcPr>
+            <w:tcW w:type="dxa" w:w="5046"/>
+          </w:tcPr>
+          <w:p>
+            <w:pPr>
+              <w:spacing w:before="20" w:after="20"/>
+            </w:pPr>
             <w:r/>
             <w:r>
               <w:rPr>
@@ -2451,6 +3542,9 @@
             <w:tcW w:type="dxa" w:w="5046"/>
           </w:tcPr>
           <w:p>
+            <w:pPr>
+              <w:spacing w:before="20" w:after="20"/>
+            </w:pPr>
             <w:r/>
             <w:r>
               <w:rPr>
@@ -2467,6 +3561,9 @@
             <w:tcW w:type="dxa" w:w="5046"/>
           </w:tcPr>
           <w:p>
+            <w:pPr>
+              <w:spacing w:before="20" w:after="20"/>
+            </w:pPr>
             <w:r/>
             <w:r>
               <w:rPr>
@@ -2479,11 +3576,17 @@
         </w:tc>
       </w:tr>
       <w:tr>
-        <w:tc>
-          <w:tcPr>
-            <w:tcW w:type="dxa" w:w="5046"/>
-          </w:tcPr>
-          <w:p>
+        <w:trPr>
+          <w:cantSplit/>
+        </w:trPr>
+        <w:tc>
+          <w:tcPr>
+            <w:tcW w:type="dxa" w:w="5046"/>
+          </w:tcPr>
+          <w:p>
+            <w:pPr>
+              <w:spacing w:before="20" w:after="20"/>
+            </w:pPr>
             <w:r/>
             <w:r>
               <w:rPr>
@@ -2500,6 +3603,9 @@
             <w:tcW w:type="dxa" w:w="5046"/>
           </w:tcPr>
           <w:p>
+            <w:pPr>
+              <w:spacing w:before="20" w:after="20"/>
+            </w:pPr>
             <w:r/>
             <w:r>
               <w:rPr>
@@ -2516,6 +3622,9 @@
             <w:tcW w:type="dxa" w:w="5046"/>
           </w:tcPr>
           <w:p>
+            <w:pPr>
+              <w:spacing w:before="20" w:after="20"/>
+            </w:pPr>
             <w:r/>
             <w:r>
               <w:rPr>
@@ -2528,11 +3637,17 @@
         </w:tc>
       </w:tr>
       <w:tr>
-        <w:tc>
-          <w:tcPr>
-            <w:tcW w:type="dxa" w:w="5046"/>
-          </w:tcPr>
-          <w:p>
+        <w:trPr>
+          <w:cantSplit/>
+        </w:trPr>
+        <w:tc>
+          <w:tcPr>
+            <w:tcW w:type="dxa" w:w="5046"/>
+          </w:tcPr>
+          <w:p>
+            <w:pPr>
+              <w:spacing w:before="20" w:after="20"/>
+            </w:pPr>
             <w:r/>
             <w:r>
               <w:rPr>
@@ -2549,6 +3664,9 @@
             <w:tcW w:type="dxa" w:w="5046"/>
           </w:tcPr>
           <w:p>
+            <w:pPr>
+              <w:spacing w:before="20" w:after="20"/>
+            </w:pPr>
             <w:r/>
             <w:r>
               <w:rPr>
@@ -2565,6 +3683,9 @@
             <w:tcW w:type="dxa" w:w="5046"/>
           </w:tcPr>
           <w:p>
+            <w:pPr>
+              <w:spacing w:before="20" w:after="20"/>
+            </w:pPr>
             <w:r/>
             <w:r>
               <w:rPr>
@@ -2577,11 +3698,17 @@
         </w:tc>
       </w:tr>
       <w:tr>
-        <w:tc>
-          <w:tcPr>
-            <w:tcW w:type="dxa" w:w="5046"/>
-          </w:tcPr>
-          <w:p>
+        <w:trPr>
+          <w:cantSplit/>
+        </w:trPr>
+        <w:tc>
+          <w:tcPr>
+            <w:tcW w:type="dxa" w:w="5046"/>
+          </w:tcPr>
+          <w:p>
+            <w:pPr>
+              <w:spacing w:before="20" w:after="20"/>
+            </w:pPr>
             <w:r/>
             <w:r>
               <w:rPr>
@@ -2598,6 +3725,9 @@
             <w:tcW w:type="dxa" w:w="5046"/>
           </w:tcPr>
           <w:p>
+            <w:pPr>
+              <w:spacing w:before="20" w:after="20"/>
+            </w:pPr>
             <w:r/>
             <w:r>
               <w:rPr>
@@ -2614,6 +3744,9 @@
             <w:tcW w:type="dxa" w:w="5046"/>
           </w:tcPr>
           <w:p>
+            <w:pPr>
+              <w:spacing w:before="20" w:after="20"/>
+            </w:pPr>
             <w:r/>
             <w:r>
               <w:rPr>
@@ -2626,11 +3759,17 @@
         </w:tc>
       </w:tr>
       <w:tr>
-        <w:tc>
-          <w:tcPr>
-            <w:tcW w:type="dxa" w:w="5046"/>
-          </w:tcPr>
-          <w:p>
+        <w:trPr>
+          <w:cantSplit/>
+        </w:trPr>
+        <w:tc>
+          <w:tcPr>
+            <w:tcW w:type="dxa" w:w="5046"/>
+          </w:tcPr>
+          <w:p>
+            <w:pPr>
+              <w:spacing w:before="20" w:after="20"/>
+            </w:pPr>
             <w:r/>
             <w:r>
               <w:rPr>
@@ -2647,6 +3786,9 @@
             <w:tcW w:type="dxa" w:w="5046"/>
           </w:tcPr>
           <w:p>
+            <w:pPr>
+              <w:spacing w:before="20" w:after="20"/>
+            </w:pPr>
             <w:r/>
             <w:r>
               <w:rPr>
@@ -2663,6 +3805,9 @@
             <w:tcW w:type="dxa" w:w="5046"/>
           </w:tcPr>
           <w:p>
+            <w:pPr>
+              <w:spacing w:before="20" w:after="20"/>
+            </w:pPr>
             <w:r/>
             <w:r>
               <w:rPr>
@@ -2675,11 +3820,17 @@
         </w:tc>
       </w:tr>
       <w:tr>
-        <w:tc>
-          <w:tcPr>
-            <w:tcW w:type="dxa" w:w="5046"/>
-          </w:tcPr>
-          <w:p>
+        <w:trPr>
+          <w:cantSplit/>
+        </w:trPr>
+        <w:tc>
+          <w:tcPr>
+            <w:tcW w:type="dxa" w:w="5046"/>
+          </w:tcPr>
+          <w:p>
+            <w:pPr>
+              <w:spacing w:before="20" w:after="20"/>
+            </w:pPr>
             <w:r/>
             <w:r>
               <w:rPr>
@@ -2696,6 +3847,9 @@
             <w:tcW w:type="dxa" w:w="5046"/>
           </w:tcPr>
           <w:p>
+            <w:pPr>
+              <w:spacing w:before="20" w:after="20"/>
+            </w:pPr>
             <w:r/>
             <w:r>
               <w:rPr>
@@ -2712,6 +3866,9 @@
             <w:tcW w:type="dxa" w:w="5046"/>
           </w:tcPr>
           <w:p>
+            <w:pPr>
+              <w:spacing w:before="20" w:after="20"/>
+            </w:pPr>
             <w:r/>
             <w:r>
               <w:rPr>
@@ -2724,11 +3881,17 @@
         </w:tc>
       </w:tr>
       <w:tr>
-        <w:tc>
-          <w:tcPr>
-            <w:tcW w:type="dxa" w:w="5046"/>
-          </w:tcPr>
-          <w:p>
+        <w:trPr>
+          <w:cantSplit/>
+        </w:trPr>
+        <w:tc>
+          <w:tcPr>
+            <w:tcW w:type="dxa" w:w="5046"/>
+          </w:tcPr>
+          <w:p>
+            <w:pPr>
+              <w:spacing w:before="20" w:after="20"/>
+            </w:pPr>
             <w:r/>
             <w:r>
               <w:rPr>
@@ -2745,6 +3908,9 @@
             <w:tcW w:type="dxa" w:w="5046"/>
           </w:tcPr>
           <w:p>
+            <w:pPr>
+              <w:spacing w:before="20" w:after="20"/>
+            </w:pPr>
             <w:r/>
             <w:r>
               <w:rPr>
@@ -2761,6 +3927,9 @@
             <w:tcW w:type="dxa" w:w="5046"/>
           </w:tcPr>
           <w:p>
+            <w:pPr>
+              <w:spacing w:before="20" w:after="20"/>
+            </w:pPr>
             <w:r/>
             <w:r>
               <w:rPr>
@@ -2773,11 +3942,17 @@
         </w:tc>
       </w:tr>
       <w:tr>
-        <w:tc>
-          <w:tcPr>
-            <w:tcW w:type="dxa" w:w="5046"/>
-          </w:tcPr>
-          <w:p>
+        <w:trPr>
+          <w:cantSplit/>
+        </w:trPr>
+        <w:tc>
+          <w:tcPr>
+            <w:tcW w:type="dxa" w:w="5046"/>
+          </w:tcPr>
+          <w:p>
+            <w:pPr>
+              <w:spacing w:before="20" w:after="20"/>
+            </w:pPr>
             <w:r/>
             <w:r>
               <w:rPr>
@@ -2794,6 +3969,9 @@
             <w:tcW w:type="dxa" w:w="5046"/>
           </w:tcPr>
           <w:p>
+            <w:pPr>
+              <w:spacing w:before="20" w:after="20"/>
+            </w:pPr>
             <w:r/>
             <w:r>
               <w:rPr>
@@ -2810,6 +3988,9 @@
             <w:tcW w:type="dxa" w:w="5046"/>
           </w:tcPr>
           <w:p>
+            <w:pPr>
+              <w:spacing w:before="20" w:after="20"/>
+            </w:pPr>
             <w:r/>
             <w:r>
               <w:rPr>
@@ -2822,11 +4003,17 @@
         </w:tc>
       </w:tr>
       <w:tr>
-        <w:tc>
-          <w:tcPr>
-            <w:tcW w:type="dxa" w:w="5046"/>
-          </w:tcPr>
-          <w:p>
+        <w:trPr>
+          <w:cantSplit/>
+        </w:trPr>
+        <w:tc>
+          <w:tcPr>
+            <w:tcW w:type="dxa" w:w="5046"/>
+          </w:tcPr>
+          <w:p>
+            <w:pPr>
+              <w:spacing w:before="20" w:after="20"/>
+            </w:pPr>
             <w:r/>
             <w:r>
               <w:rPr>
@@ -2843,6 +4030,9 @@
             <w:tcW w:type="dxa" w:w="5046"/>
           </w:tcPr>
           <w:p>
+            <w:pPr>
+              <w:spacing w:before="20" w:after="20"/>
+            </w:pPr>
             <w:r/>
             <w:r>
               <w:rPr>
@@ -2859,6 +4049,9 @@
             <w:tcW w:type="dxa" w:w="5046"/>
           </w:tcPr>
           <w:p>
+            <w:pPr>
+              <w:spacing w:before="20" w:after="20"/>
+            </w:pPr>
             <w:r/>
             <w:r>
               <w:rPr>
@@ -2871,11 +4064,17 @@
         </w:tc>
       </w:tr>
       <w:tr>
-        <w:tc>
-          <w:tcPr>
-            <w:tcW w:type="dxa" w:w="5046"/>
-          </w:tcPr>
-          <w:p>
+        <w:trPr>
+          <w:cantSplit/>
+        </w:trPr>
+        <w:tc>
+          <w:tcPr>
+            <w:tcW w:type="dxa" w:w="5046"/>
+          </w:tcPr>
+          <w:p>
+            <w:pPr>
+              <w:spacing w:before="20" w:after="20"/>
+            </w:pPr>
             <w:r/>
             <w:r>
               <w:rPr>
@@ -2892,6 +4091,9 @@
             <w:tcW w:type="dxa" w:w="5046"/>
           </w:tcPr>
           <w:p>
+            <w:pPr>
+              <w:spacing w:before="20" w:after="20"/>
+            </w:pPr>
             <w:r/>
             <w:r>
               <w:rPr>
@@ -2908,6 +4110,9 @@
             <w:tcW w:type="dxa" w:w="5046"/>
           </w:tcPr>
           <w:p>
+            <w:pPr>
+              <w:spacing w:before="20" w:after="20"/>
+            </w:pPr>
             <w:r/>
             <w:r>
               <w:rPr>
@@ -2920,11 +4125,17 @@
         </w:tc>
       </w:tr>
       <w:tr>
-        <w:tc>
-          <w:tcPr>
-            <w:tcW w:type="dxa" w:w="5046"/>
-          </w:tcPr>
-          <w:p>
+        <w:trPr>
+          <w:cantSplit/>
+        </w:trPr>
+        <w:tc>
+          <w:tcPr>
+            <w:tcW w:type="dxa" w:w="5046"/>
+          </w:tcPr>
+          <w:p>
+            <w:pPr>
+              <w:spacing w:before="20" w:after="20"/>
+            </w:pPr>
             <w:r/>
             <w:r>
               <w:rPr>
@@ -2941,6 +4152,9 @@
             <w:tcW w:type="dxa" w:w="5046"/>
           </w:tcPr>
           <w:p>
+            <w:pPr>
+              <w:spacing w:before="20" w:after="20"/>
+            </w:pPr>
             <w:r/>
             <w:r>
               <w:rPr>
@@ -2957,6 +4171,9 @@
             <w:tcW w:type="dxa" w:w="5046"/>
           </w:tcPr>
           <w:p>
+            <w:pPr>
+              <w:spacing w:before="20" w:after="20"/>
+            </w:pPr>
             <w:r/>
             <w:r>
               <w:rPr>
@@ -3013,6 +4230,9 @@
             <w:shd w:val="clear" w:color="auto" w:fill="D9D9D9"/>
           </w:tcPr>
           <w:p>
+            <w:pPr>
+              <w:spacing w:before="20" w:after="20"/>
+            </w:pPr>
             <w:r/>
             <w:r>
               <w:rPr>
@@ -3030,6 +4250,9 @@
             <w:shd w:val="clear" w:color="auto" w:fill="D9D9D9"/>
           </w:tcPr>
           <w:p>
+            <w:pPr>
+              <w:spacing w:before="20" w:after="20"/>
+            </w:pPr>
             <w:r/>
             <w:r>
               <w:rPr>
@@ -3047,6 +4270,9 @@
             <w:shd w:val="clear" w:color="auto" w:fill="D9D9D9"/>
           </w:tcPr>
           <w:p>
+            <w:pPr>
+              <w:spacing w:before="20" w:after="20"/>
+            </w:pPr>
             <w:r/>
             <w:r>
               <w:rPr>
@@ -3060,11 +4286,17 @@
         </w:tc>
       </w:tr>
       <w:tr>
-        <w:tc>
-          <w:tcPr>
-            <w:tcW w:type="dxa" w:w="5046"/>
-          </w:tcPr>
-          <w:p>
+        <w:trPr>
+          <w:cantSplit/>
+        </w:trPr>
+        <w:tc>
+          <w:tcPr>
+            <w:tcW w:type="dxa" w:w="5046"/>
+          </w:tcPr>
+          <w:p>
+            <w:pPr>
+              <w:spacing w:before="20" w:after="20"/>
+            </w:pPr>
             <w:r/>
             <w:r>
               <w:rPr>
@@ -3081,6 +4313,9 @@
             <w:tcW w:type="dxa" w:w="5046"/>
           </w:tcPr>
           <w:p>
+            <w:pPr>
+              <w:spacing w:before="20" w:after="20"/>
+            </w:pPr>
             <w:r/>
             <w:r>
               <w:rPr>
@@ -3097,6 +4332,9 @@
             <w:tcW w:type="dxa" w:w="5046"/>
           </w:tcPr>
           <w:p>
+            <w:pPr>
+              <w:spacing w:before="20" w:after="20"/>
+            </w:pPr>
             <w:r/>
             <w:r>
               <w:rPr>
@@ -3109,11 +4347,17 @@
         </w:tc>
       </w:tr>
       <w:tr>
-        <w:tc>
-          <w:tcPr>
-            <w:tcW w:type="dxa" w:w="5046"/>
-          </w:tcPr>
-          <w:p>
+        <w:trPr>
+          <w:cantSplit/>
+        </w:trPr>
+        <w:tc>
+          <w:tcPr>
+            <w:tcW w:type="dxa" w:w="5046"/>
+          </w:tcPr>
+          <w:p>
+            <w:pPr>
+              <w:spacing w:before="20" w:after="20"/>
+            </w:pPr>
             <w:r/>
             <w:r>
               <w:rPr>
@@ -3130,6 +4374,9 @@
             <w:tcW w:type="dxa" w:w="5046"/>
           </w:tcPr>
           <w:p>
+            <w:pPr>
+              <w:spacing w:before="20" w:after="20"/>
+            </w:pPr>
             <w:r/>
             <w:r>
               <w:rPr>
@@ -3146,6 +4393,9 @@
             <w:tcW w:type="dxa" w:w="5046"/>
           </w:tcPr>
           <w:p>
+            <w:pPr>
+              <w:spacing w:before="20" w:after="20"/>
+            </w:pPr>
             <w:r/>
             <w:r>
               <w:rPr>
@@ -3158,11 +4408,17 @@
         </w:tc>
       </w:tr>
       <w:tr>
-        <w:tc>
-          <w:tcPr>
-            <w:tcW w:type="dxa" w:w="5046"/>
-          </w:tcPr>
-          <w:p>
+        <w:trPr>
+          <w:cantSplit/>
+        </w:trPr>
+        <w:tc>
+          <w:tcPr>
+            <w:tcW w:type="dxa" w:w="5046"/>
+          </w:tcPr>
+          <w:p>
+            <w:pPr>
+              <w:spacing w:before="20" w:after="20"/>
+            </w:pPr>
             <w:r/>
             <w:r>
               <w:rPr>
@@ -3179,6 +4435,9 @@
             <w:tcW w:type="dxa" w:w="5046"/>
           </w:tcPr>
           <w:p>
+            <w:pPr>
+              <w:spacing w:before="20" w:after="20"/>
+            </w:pPr>
             <w:r/>
             <w:r>
               <w:rPr>
@@ -3195,6 +4454,9 @@
             <w:tcW w:type="dxa" w:w="5046"/>
           </w:tcPr>
           <w:p>
+            <w:pPr>
+              <w:spacing w:before="20" w:after="20"/>
+            </w:pPr>
             <w:r/>
             <w:r>
               <w:rPr>
@@ -3207,11 +4469,17 @@
         </w:tc>
       </w:tr>
       <w:tr>
-        <w:tc>
-          <w:tcPr>
-            <w:tcW w:type="dxa" w:w="5046"/>
-          </w:tcPr>
-          <w:p>
+        <w:trPr>
+          <w:cantSplit/>
+        </w:trPr>
+        <w:tc>
+          <w:tcPr>
+            <w:tcW w:type="dxa" w:w="5046"/>
+          </w:tcPr>
+          <w:p>
+            <w:pPr>
+              <w:spacing w:before="20" w:after="20"/>
+            </w:pPr>
             <w:r/>
             <w:r>
               <w:rPr>
@@ -3228,6 +4496,9 @@
             <w:tcW w:type="dxa" w:w="5046"/>
           </w:tcPr>
           <w:p>
+            <w:pPr>
+              <w:spacing w:before="20" w:after="20"/>
+            </w:pPr>
             <w:r/>
             <w:r>
               <w:rPr>
@@ -3244,6 +4515,9 @@
             <w:tcW w:type="dxa" w:w="5046"/>
           </w:tcPr>
           <w:p>
+            <w:pPr>
+              <w:spacing w:before="20" w:after="20"/>
+            </w:pPr>
             <w:r/>
             <w:r>
               <w:rPr>
@@ -3300,6 +4574,9 @@
             <w:shd w:val="clear" w:color="auto" w:fill="D9D9D9"/>
           </w:tcPr>
           <w:p>
+            <w:pPr>
+              <w:spacing w:before="20" w:after="20"/>
+            </w:pPr>
             <w:r/>
             <w:r>
               <w:rPr>
@@ -3317,6 +4594,9 @@
             <w:shd w:val="clear" w:color="auto" w:fill="D9D9D9"/>
           </w:tcPr>
           <w:p>
+            <w:pPr>
+              <w:spacing w:before="20" w:after="20"/>
+            </w:pPr>
             <w:r/>
             <w:r>
               <w:rPr>
@@ -3334,6 +4614,9 @@
             <w:shd w:val="clear" w:color="auto" w:fill="D9D9D9"/>
           </w:tcPr>
           <w:p>
+            <w:pPr>
+              <w:spacing w:before="20" w:after="20"/>
+            </w:pPr>
             <w:r/>
             <w:r>
               <w:rPr>
@@ -3347,11 +4630,17 @@
         </w:tc>
       </w:tr>
       <w:tr>
-        <w:tc>
-          <w:tcPr>
-            <w:tcW w:type="dxa" w:w="5046"/>
-          </w:tcPr>
-          <w:p>
+        <w:trPr>
+          <w:cantSplit/>
+        </w:trPr>
+        <w:tc>
+          <w:tcPr>
+            <w:tcW w:type="dxa" w:w="5046"/>
+          </w:tcPr>
+          <w:p>
+            <w:pPr>
+              <w:spacing w:before="20" w:after="20"/>
+            </w:pPr>
             <w:r/>
             <w:r>
               <w:rPr>
@@ -3368,6 +4657,9 @@
             <w:tcW w:type="dxa" w:w="5046"/>
           </w:tcPr>
           <w:p>
+            <w:pPr>
+              <w:spacing w:before="20" w:after="20"/>
+            </w:pPr>
             <w:r/>
             <w:r>
               <w:rPr>
@@ -3384,6 +4676,9 @@
             <w:tcW w:type="dxa" w:w="5046"/>
           </w:tcPr>
           <w:p>
+            <w:pPr>
+              <w:spacing w:before="20" w:after="20"/>
+            </w:pPr>
             <w:r/>
             <w:r>
               <w:rPr>
@@ -3396,11 +4691,17 @@
         </w:tc>
       </w:tr>
       <w:tr>
-        <w:tc>
-          <w:tcPr>
-            <w:tcW w:type="dxa" w:w="5046"/>
-          </w:tcPr>
-          <w:p>
+        <w:trPr>
+          <w:cantSplit/>
+        </w:trPr>
+        <w:tc>
+          <w:tcPr>
+            <w:tcW w:type="dxa" w:w="5046"/>
+          </w:tcPr>
+          <w:p>
+            <w:pPr>
+              <w:spacing w:before="20" w:after="20"/>
+            </w:pPr>
             <w:r/>
             <w:r>
               <w:rPr>
@@ -3417,6 +4718,9 @@
             <w:tcW w:type="dxa" w:w="5046"/>
           </w:tcPr>
           <w:p>
+            <w:pPr>
+              <w:spacing w:before="20" w:after="20"/>
+            </w:pPr>
             <w:r/>
             <w:r>
               <w:rPr>
@@ -3433,6 +4737,9 @@
             <w:tcW w:type="dxa" w:w="5046"/>
           </w:tcPr>
           <w:p>
+            <w:pPr>
+              <w:spacing w:before="20" w:after="20"/>
+            </w:pPr>
             <w:r/>
             <w:r>
               <w:rPr>
@@ -3445,11 +4752,17 @@
         </w:tc>
       </w:tr>
       <w:tr>
-        <w:tc>
-          <w:tcPr>
-            <w:tcW w:type="dxa" w:w="5046"/>
-          </w:tcPr>
-          <w:p>
+        <w:trPr>
+          <w:cantSplit/>
+        </w:trPr>
+        <w:tc>
+          <w:tcPr>
+            <w:tcW w:type="dxa" w:w="5046"/>
+          </w:tcPr>
+          <w:p>
+            <w:pPr>
+              <w:spacing w:before="20" w:after="20"/>
+            </w:pPr>
             <w:r/>
             <w:r>
               <w:rPr>
@@ -3466,6 +4779,9 @@
             <w:tcW w:type="dxa" w:w="5046"/>
           </w:tcPr>
           <w:p>
+            <w:pPr>
+              <w:spacing w:before="20" w:after="20"/>
+            </w:pPr>
             <w:r/>
             <w:r>
               <w:rPr>
@@ -3482,6 +4798,9 @@
             <w:tcW w:type="dxa" w:w="5046"/>
           </w:tcPr>
           <w:p>
+            <w:pPr>
+              <w:spacing w:before="20" w:after="20"/>
+            </w:pPr>
             <w:r/>
             <w:r>
               <w:rPr>
@@ -3494,11 +4813,17 @@
         </w:tc>
       </w:tr>
       <w:tr>
-        <w:tc>
-          <w:tcPr>
-            <w:tcW w:type="dxa" w:w="5046"/>
-          </w:tcPr>
-          <w:p>
+        <w:trPr>
+          <w:cantSplit/>
+        </w:trPr>
+        <w:tc>
+          <w:tcPr>
+            <w:tcW w:type="dxa" w:w="5046"/>
+          </w:tcPr>
+          <w:p>
+            <w:pPr>
+              <w:spacing w:before="20" w:after="20"/>
+            </w:pPr>
             <w:r/>
             <w:r>
               <w:rPr>
@@ -3515,6 +4840,9 @@
             <w:tcW w:type="dxa" w:w="5046"/>
           </w:tcPr>
           <w:p>
+            <w:pPr>
+              <w:spacing w:before="20" w:after="20"/>
+            </w:pPr>
             <w:r/>
             <w:r>
               <w:rPr>
@@ -3531,6 +4859,9 @@
             <w:tcW w:type="dxa" w:w="5046"/>
           </w:tcPr>
           <w:p>
+            <w:pPr>
+              <w:spacing w:before="20" w:after="20"/>
+            </w:pPr>
             <w:r/>
             <w:r>
               <w:rPr>
@@ -3587,6 +4918,9 @@
             <w:shd w:val="clear" w:color="auto" w:fill="D9D9D9"/>
           </w:tcPr>
           <w:p>
+            <w:pPr>
+              <w:spacing w:before="20" w:after="20"/>
+            </w:pPr>
             <w:r/>
             <w:r>
               <w:rPr>
@@ -3604,6 +4938,9 @@
             <w:shd w:val="clear" w:color="auto" w:fill="D9D9D9"/>
           </w:tcPr>
           <w:p>
+            <w:pPr>
+              <w:spacing w:before="20" w:after="20"/>
+            </w:pPr>
             <w:r/>
             <w:r>
               <w:rPr>
@@ -3621,6 +4958,9 @@
             <w:shd w:val="clear" w:color="auto" w:fill="D9D9D9"/>
           </w:tcPr>
           <w:p>
+            <w:pPr>
+              <w:spacing w:before="20" w:after="20"/>
+            </w:pPr>
             <w:r/>
             <w:r>
               <w:rPr>
@@ -3634,11 +4974,17 @@
         </w:tc>
       </w:tr>
       <w:tr>
-        <w:tc>
-          <w:tcPr>
-            <w:tcW w:type="dxa" w:w="5046"/>
-          </w:tcPr>
-          <w:p>
+        <w:trPr>
+          <w:cantSplit/>
+        </w:trPr>
+        <w:tc>
+          <w:tcPr>
+            <w:tcW w:type="dxa" w:w="5046"/>
+          </w:tcPr>
+          <w:p>
+            <w:pPr>
+              <w:spacing w:before="20" w:after="20"/>
+            </w:pPr>
             <w:r/>
             <w:r>
               <w:rPr>
@@ -3655,6 +5001,9 @@
             <w:tcW w:type="dxa" w:w="5046"/>
           </w:tcPr>
           <w:p>
+            <w:pPr>
+              <w:spacing w:before="20" w:after="20"/>
+            </w:pPr>
             <w:r/>
             <w:r>
               <w:rPr>
@@ -3671,6 +5020,9 @@
             <w:tcW w:type="dxa" w:w="5046"/>
           </w:tcPr>
           <w:p>
+            <w:pPr>
+              <w:spacing w:before="20" w:after="20"/>
+            </w:pPr>
             <w:r/>
             <w:r>
               <w:rPr>
@@ -3683,11 +5035,17 @@
         </w:tc>
       </w:tr>
       <w:tr>
-        <w:tc>
-          <w:tcPr>
-            <w:tcW w:type="dxa" w:w="5046"/>
-          </w:tcPr>
-          <w:p>
+        <w:trPr>
+          <w:cantSplit/>
+        </w:trPr>
+        <w:tc>
+          <w:tcPr>
+            <w:tcW w:type="dxa" w:w="5046"/>
+          </w:tcPr>
+          <w:p>
+            <w:pPr>
+              <w:spacing w:before="20" w:after="20"/>
+            </w:pPr>
             <w:r/>
             <w:r>
               <w:rPr>
@@ -3704,6 +5062,9 @@
             <w:tcW w:type="dxa" w:w="5046"/>
           </w:tcPr>
           <w:p>
+            <w:pPr>
+              <w:spacing w:before="20" w:after="20"/>
+            </w:pPr>
             <w:r/>
             <w:r>
               <w:rPr>
@@ -3720,6 +5081,9 @@
             <w:tcW w:type="dxa" w:w="5046"/>
           </w:tcPr>
           <w:p>
+            <w:pPr>
+              <w:spacing w:before="20" w:after="20"/>
+            </w:pPr>
             <w:r/>
             <w:r>
               <w:rPr>
@@ -3732,11 +5096,17 @@
         </w:tc>
       </w:tr>
       <w:tr>
-        <w:tc>
-          <w:tcPr>
-            <w:tcW w:type="dxa" w:w="5046"/>
-          </w:tcPr>
-          <w:p>
+        <w:trPr>
+          <w:cantSplit/>
+        </w:trPr>
+        <w:tc>
+          <w:tcPr>
+            <w:tcW w:type="dxa" w:w="5046"/>
+          </w:tcPr>
+          <w:p>
+            <w:pPr>
+              <w:spacing w:before="20" w:after="20"/>
+            </w:pPr>
             <w:r/>
             <w:r>
               <w:rPr>
@@ -3753,6 +5123,9 @@
             <w:tcW w:type="dxa" w:w="5046"/>
           </w:tcPr>
           <w:p>
+            <w:pPr>
+              <w:spacing w:before="20" w:after="20"/>
+            </w:pPr>
             <w:r/>
             <w:r>
               <w:rPr>
@@ -3769,6 +5142,9 @@
             <w:tcW w:type="dxa" w:w="5046"/>
           </w:tcPr>
           <w:p>
+            <w:pPr>
+              <w:spacing w:before="20" w:after="20"/>
+            </w:pPr>
             <w:r/>
             <w:r>
               <w:rPr>
@@ -3781,11 +5157,17 @@
         </w:tc>
       </w:tr>
       <w:tr>
-        <w:tc>
-          <w:tcPr>
-            <w:tcW w:type="dxa" w:w="5046"/>
-          </w:tcPr>
-          <w:p>
+        <w:trPr>
+          <w:cantSplit/>
+        </w:trPr>
+        <w:tc>
+          <w:tcPr>
+            <w:tcW w:type="dxa" w:w="5046"/>
+          </w:tcPr>
+          <w:p>
+            <w:pPr>
+              <w:spacing w:before="20" w:after="20"/>
+            </w:pPr>
             <w:r/>
             <w:r>
               <w:rPr>
@@ -3802,6 +5184,9 @@
             <w:tcW w:type="dxa" w:w="5046"/>
           </w:tcPr>
           <w:p>
+            <w:pPr>
+              <w:spacing w:before="20" w:after="20"/>
+            </w:pPr>
             <w:r/>
             <w:r>
               <w:rPr>
@@ -3818,6 +5203,9 @@
             <w:tcW w:type="dxa" w:w="5046"/>
           </w:tcPr>
           <w:p>
+            <w:pPr>
+              <w:spacing w:before="20" w:after="20"/>
+            </w:pPr>
             <w:r/>
             <w:r>
               <w:rPr>
@@ -3830,11 +5218,17 @@
         </w:tc>
       </w:tr>
       <w:tr>
-        <w:tc>
-          <w:tcPr>
-            <w:tcW w:type="dxa" w:w="5046"/>
-          </w:tcPr>
-          <w:p>
+        <w:trPr>
+          <w:cantSplit/>
+        </w:trPr>
+        <w:tc>
+          <w:tcPr>
+            <w:tcW w:type="dxa" w:w="5046"/>
+          </w:tcPr>
+          <w:p>
+            <w:pPr>
+              <w:spacing w:before="20" w:after="20"/>
+            </w:pPr>
             <w:r/>
             <w:r>
               <w:rPr>
@@ -3851,6 +5245,9 @@
             <w:tcW w:type="dxa" w:w="5046"/>
           </w:tcPr>
           <w:p>
+            <w:pPr>
+              <w:spacing w:before="20" w:after="20"/>
+            </w:pPr>
             <w:r/>
             <w:r>
               <w:rPr>
@@ -3867,6 +5264,9 @@
             <w:tcW w:type="dxa" w:w="5046"/>
           </w:tcPr>
           <w:p>
+            <w:pPr>
+              <w:spacing w:before="20" w:after="20"/>
+            </w:pPr>
             <w:r/>
             <w:r>
               <w:rPr>
@@ -3879,11 +5279,17 @@
         </w:tc>
       </w:tr>
       <w:tr>
-        <w:tc>
-          <w:tcPr>
-            <w:tcW w:type="dxa" w:w="5046"/>
-          </w:tcPr>
-          <w:p>
+        <w:trPr>
+          <w:cantSplit/>
+        </w:trPr>
+        <w:tc>
+          <w:tcPr>
+            <w:tcW w:type="dxa" w:w="5046"/>
+          </w:tcPr>
+          <w:p>
+            <w:pPr>
+              <w:spacing w:before="20" w:after="20"/>
+            </w:pPr>
             <w:r/>
             <w:r>
               <w:rPr>
@@ -3900,6 +5306,9 @@
             <w:tcW w:type="dxa" w:w="5046"/>
           </w:tcPr>
           <w:p>
+            <w:pPr>
+              <w:spacing w:before="20" w:after="20"/>
+            </w:pPr>
             <w:r/>
             <w:r>
               <w:rPr>
@@ -3916,6 +5325,9 @@
             <w:tcW w:type="dxa" w:w="5046"/>
           </w:tcPr>
           <w:p>
+            <w:pPr>
+              <w:spacing w:before="20" w:after="20"/>
+            </w:pPr>
             <w:r/>
             <w:r>
               <w:rPr>
@@ -3928,11 +5340,17 @@
         </w:tc>
       </w:tr>
       <w:tr>
-        <w:tc>
-          <w:tcPr>
-            <w:tcW w:type="dxa" w:w="5046"/>
-          </w:tcPr>
-          <w:p>
+        <w:trPr>
+          <w:cantSplit/>
+        </w:trPr>
+        <w:tc>
+          <w:tcPr>
+            <w:tcW w:type="dxa" w:w="5046"/>
+          </w:tcPr>
+          <w:p>
+            <w:pPr>
+              <w:spacing w:before="20" w:after="20"/>
+            </w:pPr>
             <w:r/>
             <w:r>
               <w:rPr>
@@ -3949,6 +5367,9 @@
             <w:tcW w:type="dxa" w:w="5046"/>
           </w:tcPr>
           <w:p>
+            <w:pPr>
+              <w:spacing w:before="20" w:after="20"/>
+            </w:pPr>
             <w:r/>
             <w:r>
               <w:rPr>
@@ -3965,6 +5386,9 @@
             <w:tcW w:type="dxa" w:w="5046"/>
           </w:tcPr>
           <w:p>
+            <w:pPr>
+              <w:spacing w:before="20" w:after="20"/>
+            </w:pPr>
             <w:r/>
             <w:r>
               <w:rPr>
@@ -3977,11 +5401,17 @@
         </w:tc>
       </w:tr>
       <w:tr>
-        <w:tc>
-          <w:tcPr>
-            <w:tcW w:type="dxa" w:w="5046"/>
-          </w:tcPr>
-          <w:p>
+        <w:trPr>
+          <w:cantSplit/>
+        </w:trPr>
+        <w:tc>
+          <w:tcPr>
+            <w:tcW w:type="dxa" w:w="5046"/>
+          </w:tcPr>
+          <w:p>
+            <w:pPr>
+              <w:spacing w:before="20" w:after="20"/>
+            </w:pPr>
             <w:r/>
             <w:r>
               <w:rPr>
@@ -3998,6 +5428,9 @@
             <w:tcW w:type="dxa" w:w="5046"/>
           </w:tcPr>
           <w:p>
+            <w:pPr>
+              <w:spacing w:before="20" w:after="20"/>
+            </w:pPr>
             <w:r/>
             <w:r>
               <w:rPr>
@@ -4014,6 +5447,9 @@
             <w:tcW w:type="dxa" w:w="5046"/>
           </w:tcPr>
           <w:p>
+            <w:pPr>
+              <w:spacing w:before="20" w:after="20"/>
+            </w:pPr>
             <w:r/>
             <w:r>
               <w:rPr>
@@ -4026,11 +5462,17 @@
         </w:tc>
       </w:tr>
       <w:tr>
-        <w:tc>
-          <w:tcPr>
-            <w:tcW w:type="dxa" w:w="5046"/>
-          </w:tcPr>
-          <w:p>
+        <w:trPr>
+          <w:cantSplit/>
+        </w:trPr>
+        <w:tc>
+          <w:tcPr>
+            <w:tcW w:type="dxa" w:w="5046"/>
+          </w:tcPr>
+          <w:p>
+            <w:pPr>
+              <w:spacing w:before="20" w:after="20"/>
+            </w:pPr>
             <w:r/>
             <w:r>
               <w:rPr>
@@ -4047,6 +5489,9 @@
             <w:tcW w:type="dxa" w:w="5046"/>
           </w:tcPr>
           <w:p>
+            <w:pPr>
+              <w:spacing w:before="20" w:after="20"/>
+            </w:pPr>
             <w:r/>
             <w:r>
               <w:rPr>
@@ -4063,6 +5508,9 @@
             <w:tcW w:type="dxa" w:w="5046"/>
           </w:tcPr>
           <w:p>
+            <w:pPr>
+              <w:spacing w:before="20" w:after="20"/>
+            </w:pPr>
             <w:r/>
             <w:r>
               <w:rPr>
@@ -4075,11 +5523,17 @@
         </w:tc>
       </w:tr>
       <w:tr>
-        <w:tc>
-          <w:tcPr>
-            <w:tcW w:type="dxa" w:w="5046"/>
-          </w:tcPr>
-          <w:p>
+        <w:trPr>
+          <w:cantSplit/>
+        </w:trPr>
+        <w:tc>
+          <w:tcPr>
+            <w:tcW w:type="dxa" w:w="5046"/>
+          </w:tcPr>
+          <w:p>
+            <w:pPr>
+              <w:spacing w:before="20" w:after="20"/>
+            </w:pPr>
             <w:r/>
             <w:r>
               <w:rPr>
@@ -4096,6 +5550,9 @@
             <w:tcW w:type="dxa" w:w="5046"/>
           </w:tcPr>
           <w:p>
+            <w:pPr>
+              <w:spacing w:before="20" w:after="20"/>
+            </w:pPr>
             <w:r/>
             <w:r>
               <w:rPr>
@@ -4112,6 +5569,9 @@
             <w:tcW w:type="dxa" w:w="5046"/>
           </w:tcPr>
           <w:p>
+            <w:pPr>
+              <w:spacing w:before="20" w:after="20"/>
+            </w:pPr>
             <w:r/>
             <w:r>
               <w:rPr>
@@ -4168,6 +5628,9 @@
             <w:shd w:val="clear" w:color="auto" w:fill="D9D9D9"/>
           </w:tcPr>
           <w:p>
+            <w:pPr>
+              <w:spacing w:before="20" w:after="20"/>
+            </w:pPr>
             <w:r/>
             <w:r>
               <w:rPr>
@@ -4185,6 +5648,9 @@
             <w:shd w:val="clear" w:color="auto" w:fill="D9D9D9"/>
           </w:tcPr>
           <w:p>
+            <w:pPr>
+              <w:spacing w:before="20" w:after="20"/>
+            </w:pPr>
             <w:r/>
             <w:r>
               <w:rPr>
@@ -4202,6 +5668,9 @@
             <w:shd w:val="clear" w:color="auto" w:fill="D9D9D9"/>
           </w:tcPr>
           <w:p>
+            <w:pPr>
+              <w:spacing w:before="20" w:after="20"/>
+            </w:pPr>
             <w:r/>
             <w:r>
               <w:rPr>
@@ -4215,11 +5684,17 @@
         </w:tc>
       </w:tr>
       <w:tr>
-        <w:tc>
-          <w:tcPr>
-            <w:tcW w:type="dxa" w:w="5046"/>
-          </w:tcPr>
-          <w:p>
+        <w:trPr>
+          <w:cantSplit/>
+        </w:trPr>
+        <w:tc>
+          <w:tcPr>
+            <w:tcW w:type="dxa" w:w="5046"/>
+          </w:tcPr>
+          <w:p>
+            <w:pPr>
+              <w:spacing w:before="20" w:after="20"/>
+            </w:pPr>
             <w:r/>
             <w:r>
               <w:rPr>
@@ -4236,6 +5711,9 @@
             <w:tcW w:type="dxa" w:w="5046"/>
           </w:tcPr>
           <w:p>
+            <w:pPr>
+              <w:spacing w:before="20" w:after="20"/>
+            </w:pPr>
             <w:r/>
             <w:r>
               <w:rPr>
@@ -4252,6 +5730,9 @@
             <w:tcW w:type="dxa" w:w="5046"/>
           </w:tcPr>
           <w:p>
+            <w:pPr>
+              <w:spacing w:before="20" w:after="20"/>
+            </w:pPr>
             <w:r/>
             <w:r>
               <w:rPr>
@@ -4264,11 +5745,17 @@
         </w:tc>
       </w:tr>
       <w:tr>
-        <w:tc>
-          <w:tcPr>
-            <w:tcW w:type="dxa" w:w="5046"/>
-          </w:tcPr>
-          <w:p>
+        <w:trPr>
+          <w:cantSplit/>
+        </w:trPr>
+        <w:tc>
+          <w:tcPr>
+            <w:tcW w:type="dxa" w:w="5046"/>
+          </w:tcPr>
+          <w:p>
+            <w:pPr>
+              <w:spacing w:before="20" w:after="20"/>
+            </w:pPr>
             <w:r/>
             <w:r>
               <w:rPr>
@@ -4285,6 +5772,9 @@
             <w:tcW w:type="dxa" w:w="5046"/>
           </w:tcPr>
           <w:p>
+            <w:pPr>
+              <w:spacing w:before="20" w:after="20"/>
+            </w:pPr>
             <w:r/>
             <w:r>
               <w:rPr>
@@ -4301,6 +5791,9 @@
             <w:tcW w:type="dxa" w:w="5046"/>
           </w:tcPr>
           <w:p>
+            <w:pPr>
+              <w:spacing w:before="20" w:after="20"/>
+            </w:pPr>
             <w:r/>
             <w:r>
               <w:rPr>
@@ -4313,11 +5806,17 @@
         </w:tc>
       </w:tr>
       <w:tr>
-        <w:tc>
-          <w:tcPr>
-            <w:tcW w:type="dxa" w:w="5046"/>
-          </w:tcPr>
-          <w:p>
+        <w:trPr>
+          <w:cantSplit/>
+        </w:trPr>
+        <w:tc>
+          <w:tcPr>
+            <w:tcW w:type="dxa" w:w="5046"/>
+          </w:tcPr>
+          <w:p>
+            <w:pPr>
+              <w:spacing w:before="20" w:after="20"/>
+            </w:pPr>
             <w:r/>
             <w:r>
               <w:rPr>
@@ -4334,6 +5833,9 @@
             <w:tcW w:type="dxa" w:w="5046"/>
           </w:tcPr>
           <w:p>
+            <w:pPr>
+              <w:spacing w:before="20" w:after="20"/>
+            </w:pPr>
             <w:r/>
             <w:r>
               <w:rPr>
@@ -4350,6 +5852,9 @@
             <w:tcW w:type="dxa" w:w="5046"/>
           </w:tcPr>
           <w:p>
+            <w:pPr>
+              <w:spacing w:before="20" w:after="20"/>
+            </w:pPr>
             <w:r/>
             <w:r>
               <w:rPr>
@@ -4362,11 +5867,17 @@
         </w:tc>
       </w:tr>
       <w:tr>
-        <w:tc>
-          <w:tcPr>
-            <w:tcW w:type="dxa" w:w="5046"/>
-          </w:tcPr>
-          <w:p>
+        <w:trPr>
+          <w:cantSplit/>
+        </w:trPr>
+        <w:tc>
+          <w:tcPr>
+            <w:tcW w:type="dxa" w:w="5046"/>
+          </w:tcPr>
+          <w:p>
+            <w:pPr>
+              <w:spacing w:before="20" w:after="20"/>
+            </w:pPr>
             <w:r/>
             <w:r>
               <w:rPr>
@@ -4383,6 +5894,9 @@
             <w:tcW w:type="dxa" w:w="5046"/>
           </w:tcPr>
           <w:p>
+            <w:pPr>
+              <w:spacing w:before="20" w:after="20"/>
+            </w:pPr>
             <w:r/>
             <w:r>
               <w:rPr>
@@ -4399,6 +5913,9 @@
             <w:tcW w:type="dxa" w:w="5046"/>
           </w:tcPr>
           <w:p>
+            <w:pPr>
+              <w:spacing w:before="20" w:after="20"/>
+            </w:pPr>
             <w:r/>
             <w:r>
               <w:rPr>
@@ -4411,11 +5928,17 @@
         </w:tc>
       </w:tr>
       <w:tr>
-        <w:tc>
-          <w:tcPr>
-            <w:tcW w:type="dxa" w:w="5046"/>
-          </w:tcPr>
-          <w:p>
+        <w:trPr>
+          <w:cantSplit/>
+        </w:trPr>
+        <w:tc>
+          <w:tcPr>
+            <w:tcW w:type="dxa" w:w="5046"/>
+          </w:tcPr>
+          <w:p>
+            <w:pPr>
+              <w:spacing w:before="20" w:after="20"/>
+            </w:pPr>
             <w:r/>
             <w:r>
               <w:rPr>
@@ -4432,6 +5955,9 @@
             <w:tcW w:type="dxa" w:w="5046"/>
           </w:tcPr>
           <w:p>
+            <w:pPr>
+              <w:spacing w:before="20" w:after="20"/>
+            </w:pPr>
             <w:r/>
             <w:r>
               <w:rPr>
@@ -4448,6 +5974,9 @@
             <w:tcW w:type="dxa" w:w="5046"/>
           </w:tcPr>
           <w:p>
+            <w:pPr>
+              <w:spacing w:before="20" w:after="20"/>
+            </w:pPr>
             <w:r/>
             <w:r>
               <w:rPr>
@@ -4460,11 +5989,17 @@
         </w:tc>
       </w:tr>
       <w:tr>
-        <w:tc>
-          <w:tcPr>
-            <w:tcW w:type="dxa" w:w="5046"/>
-          </w:tcPr>
-          <w:p>
+        <w:trPr>
+          <w:cantSplit/>
+        </w:trPr>
+        <w:tc>
+          <w:tcPr>
+            <w:tcW w:type="dxa" w:w="5046"/>
+          </w:tcPr>
+          <w:p>
+            <w:pPr>
+              <w:spacing w:before="20" w:after="20"/>
+            </w:pPr>
             <w:r/>
             <w:r>
               <w:rPr>
@@ -4481,6 +6016,9 @@
             <w:tcW w:type="dxa" w:w="5046"/>
           </w:tcPr>
           <w:p>
+            <w:pPr>
+              <w:spacing w:before="20" w:after="20"/>
+            </w:pPr>
             <w:r/>
             <w:r>
               <w:rPr>
@@ -4497,6 +6035,9 @@
             <w:tcW w:type="dxa" w:w="5046"/>
           </w:tcPr>
           <w:p>
+            <w:pPr>
+              <w:spacing w:before="20" w:after="20"/>
+            </w:pPr>
             <w:r/>
             <w:r>
               <w:rPr>
@@ -4553,6 +6094,9 @@
             <w:shd w:val="clear" w:color="auto" w:fill="D9D9D9"/>
           </w:tcPr>
           <w:p>
+            <w:pPr>
+              <w:spacing w:before="20" w:after="20"/>
+            </w:pPr>
             <w:r/>
             <w:r>
               <w:rPr>
@@ -4570,6 +6114,9 @@
             <w:shd w:val="clear" w:color="auto" w:fill="D9D9D9"/>
           </w:tcPr>
           <w:p>
+            <w:pPr>
+              <w:spacing w:before="20" w:after="20"/>
+            </w:pPr>
             <w:r/>
             <w:r>
               <w:rPr>
@@ -4587,6 +6134,9 @@
             <w:shd w:val="clear" w:color="auto" w:fill="D9D9D9"/>
           </w:tcPr>
           <w:p>
+            <w:pPr>
+              <w:spacing w:before="20" w:after="20"/>
+            </w:pPr>
             <w:r/>
             <w:r>
               <w:rPr>
@@ -4600,11 +6150,17 @@
         </w:tc>
       </w:tr>
       <w:tr>
-        <w:tc>
-          <w:tcPr>
-            <w:tcW w:type="dxa" w:w="5046"/>
-          </w:tcPr>
-          <w:p>
+        <w:trPr>
+          <w:cantSplit/>
+        </w:trPr>
+        <w:tc>
+          <w:tcPr>
+            <w:tcW w:type="dxa" w:w="5046"/>
+          </w:tcPr>
+          <w:p>
+            <w:pPr>
+              <w:spacing w:before="20" w:after="20"/>
+            </w:pPr>
             <w:r/>
             <w:r>
               <w:rPr>
@@ -4621,6 +6177,9 @@
             <w:tcW w:type="dxa" w:w="5046"/>
           </w:tcPr>
           <w:p>
+            <w:pPr>
+              <w:spacing w:before="20" w:after="20"/>
+            </w:pPr>
             <w:r/>
             <w:r>
               <w:rPr>
@@ -4637,6 +6196,9 @@
             <w:tcW w:type="dxa" w:w="5046"/>
           </w:tcPr>
           <w:p>
+            <w:pPr>
+              <w:spacing w:before="20" w:after="20"/>
+            </w:pPr>
             <w:r/>
             <w:r>
               <w:rPr>
@@ -4649,11 +6211,17 @@
         </w:tc>
       </w:tr>
       <w:tr>
-        <w:tc>
-          <w:tcPr>
-            <w:tcW w:type="dxa" w:w="5046"/>
-          </w:tcPr>
-          <w:p>
+        <w:trPr>
+          <w:cantSplit/>
+        </w:trPr>
+        <w:tc>
+          <w:tcPr>
+            <w:tcW w:type="dxa" w:w="5046"/>
+          </w:tcPr>
+          <w:p>
+            <w:pPr>
+              <w:spacing w:before="20" w:after="20"/>
+            </w:pPr>
             <w:r/>
             <w:r>
               <w:rPr>
@@ -4670,6 +6238,9 @@
             <w:tcW w:type="dxa" w:w="5046"/>
           </w:tcPr>
           <w:p>
+            <w:pPr>
+              <w:spacing w:before="20" w:after="20"/>
+            </w:pPr>
             <w:r/>
             <w:r>
               <w:rPr>
@@ -4686,6 +6257,9 @@
             <w:tcW w:type="dxa" w:w="5046"/>
           </w:tcPr>
           <w:p>
+            <w:pPr>
+              <w:spacing w:before="20" w:after="20"/>
+            </w:pPr>
             <w:r/>
             <w:r>
               <w:rPr>
@@ -4698,11 +6272,17 @@
         </w:tc>
       </w:tr>
       <w:tr>
-        <w:tc>
-          <w:tcPr>
-            <w:tcW w:type="dxa" w:w="5046"/>
-          </w:tcPr>
-          <w:p>
+        <w:trPr>
+          <w:cantSplit/>
+        </w:trPr>
+        <w:tc>
+          <w:tcPr>
+            <w:tcW w:type="dxa" w:w="5046"/>
+          </w:tcPr>
+          <w:p>
+            <w:pPr>
+              <w:spacing w:before="20" w:after="20"/>
+            </w:pPr>
             <w:r/>
             <w:r>
               <w:rPr>
@@ -4719,6 +6299,9 @@
             <w:tcW w:type="dxa" w:w="5046"/>
           </w:tcPr>
           <w:p>
+            <w:pPr>
+              <w:spacing w:before="20" w:after="20"/>
+            </w:pPr>
             <w:r/>
             <w:r>
               <w:rPr>
@@ -4735,6 +6318,9 @@
             <w:tcW w:type="dxa" w:w="5046"/>
           </w:tcPr>
           <w:p>
+            <w:pPr>
+              <w:spacing w:before="20" w:after="20"/>
+            </w:pPr>
             <w:r/>
             <w:r>
               <w:rPr>
@@ -4747,11 +6333,17 @@
         </w:tc>
       </w:tr>
       <w:tr>
-        <w:tc>
-          <w:tcPr>
-            <w:tcW w:type="dxa" w:w="5046"/>
-          </w:tcPr>
-          <w:p>
+        <w:trPr>
+          <w:cantSplit/>
+        </w:trPr>
+        <w:tc>
+          <w:tcPr>
+            <w:tcW w:type="dxa" w:w="5046"/>
+          </w:tcPr>
+          <w:p>
+            <w:pPr>
+              <w:spacing w:before="20" w:after="20"/>
+            </w:pPr>
             <w:r/>
             <w:r>
               <w:rPr>
@@ -4768,6 +6360,9 @@
             <w:tcW w:type="dxa" w:w="5046"/>
           </w:tcPr>
           <w:p>
+            <w:pPr>
+              <w:spacing w:before="20" w:after="20"/>
+            </w:pPr>
             <w:r/>
             <w:r>
               <w:rPr>
@@ -4784,6 +6379,9 @@
             <w:tcW w:type="dxa" w:w="5046"/>
           </w:tcPr>
           <w:p>
+            <w:pPr>
+              <w:spacing w:before="20" w:after="20"/>
+            </w:pPr>
             <w:r/>
             <w:r>
               <w:rPr>
@@ -4796,11 +6394,17 @@
         </w:tc>
       </w:tr>
       <w:tr>
-        <w:tc>
-          <w:tcPr>
-            <w:tcW w:type="dxa" w:w="5046"/>
-          </w:tcPr>
-          <w:p>
+        <w:trPr>
+          <w:cantSplit/>
+        </w:trPr>
+        <w:tc>
+          <w:tcPr>
+            <w:tcW w:type="dxa" w:w="5046"/>
+          </w:tcPr>
+          <w:p>
+            <w:pPr>
+              <w:spacing w:before="20" w:after="20"/>
+            </w:pPr>
             <w:r/>
             <w:r>
               <w:rPr>
@@ -4817,6 +6421,9 @@
             <w:tcW w:type="dxa" w:w="5046"/>
           </w:tcPr>
           <w:p>
+            <w:pPr>
+              <w:spacing w:before="20" w:after="20"/>
+            </w:pPr>
             <w:r/>
             <w:r>
               <w:rPr>
@@ -4833,6 +6440,9 @@
             <w:tcW w:type="dxa" w:w="5046"/>
           </w:tcPr>
           <w:p>
+            <w:pPr>
+              <w:spacing w:before="20" w:after="20"/>
+            </w:pPr>
             <w:r/>
             <w:r>
               <w:rPr>
@@ -4845,11 +6455,17 @@
         </w:tc>
       </w:tr>
       <w:tr>
-        <w:tc>
-          <w:tcPr>
-            <w:tcW w:type="dxa" w:w="5046"/>
-          </w:tcPr>
-          <w:p>
+        <w:trPr>
+          <w:cantSplit/>
+        </w:trPr>
+        <w:tc>
+          <w:tcPr>
+            <w:tcW w:type="dxa" w:w="5046"/>
+          </w:tcPr>
+          <w:p>
+            <w:pPr>
+              <w:spacing w:before="20" w:after="20"/>
+            </w:pPr>
             <w:r/>
             <w:r>
               <w:rPr>
@@ -4866,6 +6482,9 @@
             <w:tcW w:type="dxa" w:w="5046"/>
           </w:tcPr>
           <w:p>
+            <w:pPr>
+              <w:spacing w:before="20" w:after="20"/>
+            </w:pPr>
             <w:r/>
             <w:r>
               <w:rPr>
@@ -4882,6 +6501,9 @@
             <w:tcW w:type="dxa" w:w="5046"/>
           </w:tcPr>
           <w:p>
+            <w:pPr>
+              <w:spacing w:before="20" w:after="20"/>
+            </w:pPr>
             <w:r/>
             <w:r>
               <w:rPr>
@@ -4894,11 +6516,17 @@
         </w:tc>
       </w:tr>
       <w:tr>
-        <w:tc>
-          <w:tcPr>
-            <w:tcW w:type="dxa" w:w="5046"/>
-          </w:tcPr>
-          <w:p>
+        <w:trPr>
+          <w:cantSplit/>
+        </w:trPr>
+        <w:tc>
+          <w:tcPr>
+            <w:tcW w:type="dxa" w:w="5046"/>
+          </w:tcPr>
+          <w:p>
+            <w:pPr>
+              <w:spacing w:before="20" w:after="20"/>
+            </w:pPr>
             <w:r/>
             <w:r>
               <w:rPr>
@@ -4915,6 +6543,9 @@
             <w:tcW w:type="dxa" w:w="5046"/>
           </w:tcPr>
           <w:p>
+            <w:pPr>
+              <w:spacing w:before="20" w:after="20"/>
+            </w:pPr>
             <w:r/>
             <w:r>
               <w:rPr>
@@ -4931,6 +6562,9 @@
             <w:tcW w:type="dxa" w:w="5046"/>
           </w:tcPr>
           <w:p>
+            <w:pPr>
+              <w:spacing w:before="20" w:after="20"/>
+            </w:pPr>
             <w:r/>
             <w:r>
               <w:rPr>
@@ -4943,11 +6577,17 @@
         </w:tc>
       </w:tr>
       <w:tr>
-        <w:tc>
-          <w:tcPr>
-            <w:tcW w:type="dxa" w:w="5046"/>
-          </w:tcPr>
-          <w:p>
+        <w:trPr>
+          <w:cantSplit/>
+        </w:trPr>
+        <w:tc>
+          <w:tcPr>
+            <w:tcW w:type="dxa" w:w="5046"/>
+          </w:tcPr>
+          <w:p>
+            <w:pPr>
+              <w:spacing w:before="20" w:after="20"/>
+            </w:pPr>
             <w:r/>
             <w:r>
               <w:rPr>
@@ -4964,6 +6604,9 @@
             <w:tcW w:type="dxa" w:w="5046"/>
           </w:tcPr>
           <w:p>
+            <w:pPr>
+              <w:spacing w:before="20" w:after="20"/>
+            </w:pPr>
             <w:r/>
             <w:r>
               <w:rPr>
@@ -4980,6 +6623,9 @@
             <w:tcW w:type="dxa" w:w="5046"/>
           </w:tcPr>
           <w:p>
+            <w:pPr>
+              <w:spacing w:before="20" w:after="20"/>
+            </w:pPr>
             <w:r/>
             <w:r>
               <w:rPr>
@@ -4992,11 +6638,17 @@
         </w:tc>
       </w:tr>
       <w:tr>
-        <w:tc>
-          <w:tcPr>
-            <w:tcW w:type="dxa" w:w="5046"/>
-          </w:tcPr>
-          <w:p>
+        <w:trPr>
+          <w:cantSplit/>
+        </w:trPr>
+        <w:tc>
+          <w:tcPr>
+            <w:tcW w:type="dxa" w:w="5046"/>
+          </w:tcPr>
+          <w:p>
+            <w:pPr>
+              <w:spacing w:before="20" w:after="20"/>
+            </w:pPr>
             <w:r/>
             <w:r>
               <w:rPr>
@@ -5013,6 +6665,9 @@
             <w:tcW w:type="dxa" w:w="5046"/>
           </w:tcPr>
           <w:p>
+            <w:pPr>
+              <w:spacing w:before="20" w:after="20"/>
+            </w:pPr>
             <w:r/>
             <w:r>
               <w:rPr>
@@ -5029,6 +6684,9 @@
             <w:tcW w:type="dxa" w:w="5046"/>
           </w:tcPr>
           <w:p>
+            <w:pPr>
+              <w:spacing w:before="20" w:after="20"/>
+            </w:pPr>
             <w:r/>
             <w:r>
               <w:rPr>
@@ -5041,11 +6699,17 @@
         </w:tc>
       </w:tr>
       <w:tr>
-        <w:tc>
-          <w:tcPr>
-            <w:tcW w:type="dxa" w:w="5046"/>
-          </w:tcPr>
-          <w:p>
+        <w:trPr>
+          <w:cantSplit/>
+        </w:trPr>
+        <w:tc>
+          <w:tcPr>
+            <w:tcW w:type="dxa" w:w="5046"/>
+          </w:tcPr>
+          <w:p>
+            <w:pPr>
+              <w:spacing w:before="20" w:after="20"/>
+            </w:pPr>
             <w:r/>
             <w:r>
               <w:rPr>
@@ -5062,6 +6726,9 @@
             <w:tcW w:type="dxa" w:w="5046"/>
           </w:tcPr>
           <w:p>
+            <w:pPr>
+              <w:spacing w:before="20" w:after="20"/>
+            </w:pPr>
             <w:r/>
             <w:r>
               <w:rPr>
@@ -5078,6 +6745,9 @@
             <w:tcW w:type="dxa" w:w="5046"/>
           </w:tcPr>
           <w:p>
+            <w:pPr>
+              <w:spacing w:before="20" w:after="20"/>
+            </w:pPr>
             <w:r/>
             <w:r>
               <w:rPr>
@@ -5090,11 +6760,17 @@
         </w:tc>
       </w:tr>
       <w:tr>
-        <w:tc>
-          <w:tcPr>
-            <w:tcW w:type="dxa" w:w="5046"/>
-          </w:tcPr>
-          <w:p>
+        <w:trPr>
+          <w:cantSplit/>
+        </w:trPr>
+        <w:tc>
+          <w:tcPr>
+            <w:tcW w:type="dxa" w:w="5046"/>
+          </w:tcPr>
+          <w:p>
+            <w:pPr>
+              <w:spacing w:before="20" w:after="20"/>
+            </w:pPr>
             <w:r/>
             <w:r>
               <w:rPr>
@@ -5111,6 +6787,9 @@
             <w:tcW w:type="dxa" w:w="5046"/>
           </w:tcPr>
           <w:p>
+            <w:pPr>
+              <w:spacing w:before="20" w:after="20"/>
+            </w:pPr>
             <w:r/>
             <w:r>
               <w:rPr>
@@ -5127,6 +6806,9 @@
             <w:tcW w:type="dxa" w:w="5046"/>
           </w:tcPr>
           <w:p>
+            <w:pPr>
+              <w:spacing w:before="20" w:after="20"/>
+            </w:pPr>
             <w:r/>
             <w:r>
               <w:rPr>
@@ -5139,11 +6821,17 @@
         </w:tc>
       </w:tr>
       <w:tr>
-        <w:tc>
-          <w:tcPr>
-            <w:tcW w:type="dxa" w:w="5046"/>
-          </w:tcPr>
-          <w:p>
+        <w:trPr>
+          <w:cantSplit/>
+        </w:trPr>
+        <w:tc>
+          <w:tcPr>
+            <w:tcW w:type="dxa" w:w="5046"/>
+          </w:tcPr>
+          <w:p>
+            <w:pPr>
+              <w:spacing w:before="20" w:after="20"/>
+            </w:pPr>
             <w:r/>
             <w:r>
               <w:rPr>
@@ -5160,6 +6848,9 @@
             <w:tcW w:type="dxa" w:w="5046"/>
           </w:tcPr>
           <w:p>
+            <w:pPr>
+              <w:spacing w:before="20" w:after="20"/>
+            </w:pPr>
             <w:r/>
             <w:r>
               <w:rPr>
@@ -5176,6 +6867,9 @@
             <w:tcW w:type="dxa" w:w="5046"/>
           </w:tcPr>
           <w:p>
+            <w:pPr>
+              <w:spacing w:before="20" w:after="20"/>
+            </w:pPr>
             <w:r/>
             <w:r>
               <w:rPr>
@@ -5188,11 +6882,17 @@
         </w:tc>
       </w:tr>
       <w:tr>
-        <w:tc>
-          <w:tcPr>
-            <w:tcW w:type="dxa" w:w="5046"/>
-          </w:tcPr>
-          <w:p>
+        <w:trPr>
+          <w:cantSplit/>
+        </w:trPr>
+        <w:tc>
+          <w:tcPr>
+            <w:tcW w:type="dxa" w:w="5046"/>
+          </w:tcPr>
+          <w:p>
+            <w:pPr>
+              <w:spacing w:before="20" w:after="20"/>
+            </w:pPr>
             <w:r/>
             <w:r>
               <w:rPr>
@@ -5209,6 +6909,9 @@
             <w:tcW w:type="dxa" w:w="5046"/>
           </w:tcPr>
           <w:p>
+            <w:pPr>
+              <w:spacing w:before="20" w:after="20"/>
+            </w:pPr>
             <w:r/>
             <w:r>
               <w:rPr>
@@ -5225,6 +6928,9 @@
             <w:tcW w:type="dxa" w:w="5046"/>
           </w:tcPr>
           <w:p>
+            <w:pPr>
+              <w:spacing w:before="20" w:after="20"/>
+            </w:pPr>
             <w:r/>
             <w:r>
               <w:rPr>
@@ -5237,11 +6943,17 @@
         </w:tc>
       </w:tr>
       <w:tr>
-        <w:tc>
-          <w:tcPr>
-            <w:tcW w:type="dxa" w:w="5046"/>
-          </w:tcPr>
-          <w:p>
+        <w:trPr>
+          <w:cantSplit/>
+        </w:trPr>
+        <w:tc>
+          <w:tcPr>
+            <w:tcW w:type="dxa" w:w="5046"/>
+          </w:tcPr>
+          <w:p>
+            <w:pPr>
+              <w:spacing w:before="20" w:after="20"/>
+            </w:pPr>
             <w:r/>
             <w:r>
               <w:rPr>
@@ -5258,6 +6970,9 @@
             <w:tcW w:type="dxa" w:w="5046"/>
           </w:tcPr>
           <w:p>
+            <w:pPr>
+              <w:spacing w:before="20" w:after="20"/>
+            </w:pPr>
             <w:r/>
             <w:r>
               <w:rPr>
@@ -5274,6 +6989,9 @@
             <w:tcW w:type="dxa" w:w="5046"/>
           </w:tcPr>
           <w:p>
+            <w:pPr>
+              <w:spacing w:before="20" w:after="20"/>
+            </w:pPr>
             <w:r/>
             <w:r>
               <w:rPr>
@@ -5286,11 +7004,17 @@
         </w:tc>
       </w:tr>
       <w:tr>
-        <w:tc>
-          <w:tcPr>
-            <w:tcW w:type="dxa" w:w="5046"/>
-          </w:tcPr>
-          <w:p>
+        <w:trPr>
+          <w:cantSplit/>
+        </w:trPr>
+        <w:tc>
+          <w:tcPr>
+            <w:tcW w:type="dxa" w:w="5046"/>
+          </w:tcPr>
+          <w:p>
+            <w:pPr>
+              <w:spacing w:before="20" w:after="20"/>
+            </w:pPr>
             <w:r/>
             <w:r>
               <w:rPr>
@@ -5307,6 +7031,9 @@
             <w:tcW w:type="dxa" w:w="5046"/>
           </w:tcPr>
           <w:p>
+            <w:pPr>
+              <w:spacing w:before="20" w:after="20"/>
+            </w:pPr>
             <w:r/>
             <w:r>
               <w:rPr>
@@ -5323,6 +7050,9 @@
             <w:tcW w:type="dxa" w:w="5046"/>
           </w:tcPr>
           <w:p>
+            <w:pPr>
+              <w:spacing w:before="20" w:after="20"/>
+            </w:pPr>
             <w:r/>
             <w:r>
               <w:rPr>
@@ -5335,11 +7065,17 @@
         </w:tc>
       </w:tr>
       <w:tr>
-        <w:tc>
-          <w:tcPr>
-            <w:tcW w:type="dxa" w:w="5046"/>
-          </w:tcPr>
-          <w:p>
+        <w:trPr>
+          <w:cantSplit/>
+        </w:trPr>
+        <w:tc>
+          <w:tcPr>
+            <w:tcW w:type="dxa" w:w="5046"/>
+          </w:tcPr>
+          <w:p>
+            <w:pPr>
+              <w:spacing w:before="20" w:after="20"/>
+            </w:pPr>
             <w:r/>
             <w:r>
               <w:rPr>
@@ -5356,6 +7092,9 @@
             <w:tcW w:type="dxa" w:w="5046"/>
           </w:tcPr>
           <w:p>
+            <w:pPr>
+              <w:spacing w:before="20" w:after="20"/>
+            </w:pPr>
             <w:r/>
             <w:r>
               <w:rPr>
@@ -5372,6 +7111,9 @@
             <w:tcW w:type="dxa" w:w="5046"/>
           </w:tcPr>
           <w:p>
+            <w:pPr>
+              <w:spacing w:before="20" w:after="20"/>
+            </w:pPr>
             <w:r/>
             <w:r>
               <w:rPr>
@@ -5384,11 +7126,17 @@
         </w:tc>
       </w:tr>
       <w:tr>
-        <w:tc>
-          <w:tcPr>
-            <w:tcW w:type="dxa" w:w="5046"/>
-          </w:tcPr>
-          <w:p>
+        <w:trPr>
+          <w:cantSplit/>
+        </w:trPr>
+        <w:tc>
+          <w:tcPr>
+            <w:tcW w:type="dxa" w:w="5046"/>
+          </w:tcPr>
+          <w:p>
+            <w:pPr>
+              <w:spacing w:before="20" w:after="20"/>
+            </w:pPr>
             <w:r/>
             <w:r>
               <w:rPr>
@@ -5405,6 +7153,9 @@
             <w:tcW w:type="dxa" w:w="5046"/>
           </w:tcPr>
           <w:p>
+            <w:pPr>
+              <w:spacing w:before="20" w:after="20"/>
+            </w:pPr>
             <w:r/>
             <w:r>
               <w:rPr>
@@ -5421,6 +7172,9 @@
             <w:tcW w:type="dxa" w:w="5046"/>
           </w:tcPr>
           <w:p>
+            <w:pPr>
+              <w:spacing w:before="20" w:after="20"/>
+            </w:pPr>
             <w:r/>
             <w:r>
               <w:rPr>
@@ -5433,11 +7187,17 @@
         </w:tc>
       </w:tr>
       <w:tr>
-        <w:tc>
-          <w:tcPr>
-            <w:tcW w:type="dxa" w:w="5046"/>
-          </w:tcPr>
-          <w:p>
+        <w:trPr>
+          <w:cantSplit/>
+        </w:trPr>
+        <w:tc>
+          <w:tcPr>
+            <w:tcW w:type="dxa" w:w="5046"/>
+          </w:tcPr>
+          <w:p>
+            <w:pPr>
+              <w:spacing w:before="20" w:after="20"/>
+            </w:pPr>
             <w:r/>
             <w:r>
               <w:rPr>
@@ -5454,6 +7214,9 @@
             <w:tcW w:type="dxa" w:w="5046"/>
           </w:tcPr>
           <w:p>
+            <w:pPr>
+              <w:spacing w:before="20" w:after="20"/>
+            </w:pPr>
             <w:r/>
             <w:r>
               <w:rPr>
@@ -5470,6 +7233,9 @@
             <w:tcW w:type="dxa" w:w="5046"/>
           </w:tcPr>
           <w:p>
+            <w:pPr>
+              <w:spacing w:before="20" w:after="20"/>
+            </w:pPr>
             <w:r/>
             <w:r>
               <w:rPr>
@@ -5482,11 +7248,17 @@
         </w:tc>
       </w:tr>
       <w:tr>
-        <w:tc>
-          <w:tcPr>
-            <w:tcW w:type="dxa" w:w="5046"/>
-          </w:tcPr>
-          <w:p>
+        <w:trPr>
+          <w:cantSplit/>
+        </w:trPr>
+        <w:tc>
+          <w:tcPr>
+            <w:tcW w:type="dxa" w:w="5046"/>
+          </w:tcPr>
+          <w:p>
+            <w:pPr>
+              <w:spacing w:before="20" w:after="20"/>
+            </w:pPr>
             <w:r/>
             <w:r>
               <w:rPr>
@@ -5503,6 +7275,9 @@
             <w:tcW w:type="dxa" w:w="5046"/>
           </w:tcPr>
           <w:p>
+            <w:pPr>
+              <w:spacing w:before="20" w:after="20"/>
+            </w:pPr>
             <w:r/>
             <w:r>
               <w:rPr>
@@ -5519,6 +7294,9 @@
             <w:tcW w:type="dxa" w:w="5046"/>
           </w:tcPr>
           <w:p>
+            <w:pPr>
+              <w:spacing w:before="20" w:after="20"/>
+            </w:pPr>
             <w:r/>
             <w:r>
               <w:rPr>
@@ -5531,11 +7309,17 @@
         </w:tc>
       </w:tr>
       <w:tr>
-        <w:tc>
-          <w:tcPr>
-            <w:tcW w:type="dxa" w:w="5046"/>
-          </w:tcPr>
-          <w:p>
+        <w:trPr>
+          <w:cantSplit/>
+        </w:trPr>
+        <w:tc>
+          <w:tcPr>
+            <w:tcW w:type="dxa" w:w="5046"/>
+          </w:tcPr>
+          <w:p>
+            <w:pPr>
+              <w:spacing w:before="20" w:after="20"/>
+            </w:pPr>
             <w:r/>
             <w:r>
               <w:rPr>
@@ -5552,6 +7336,9 @@
             <w:tcW w:type="dxa" w:w="5046"/>
           </w:tcPr>
           <w:p>
+            <w:pPr>
+              <w:spacing w:before="20" w:after="20"/>
+            </w:pPr>
             <w:r/>
             <w:r>
               <w:rPr>
@@ -5568,6 +7355,9 @@
             <w:tcW w:type="dxa" w:w="5046"/>
           </w:tcPr>
           <w:p>
+            <w:pPr>
+              <w:spacing w:before="20" w:after="20"/>
+            </w:pPr>
             <w:r/>
             <w:r>
               <w:rPr>
@@ -5580,11 +7370,17 @@
         </w:tc>
       </w:tr>
       <w:tr>
-        <w:tc>
-          <w:tcPr>
-            <w:tcW w:type="dxa" w:w="5046"/>
-          </w:tcPr>
-          <w:p>
+        <w:trPr>
+          <w:cantSplit/>
+        </w:trPr>
+        <w:tc>
+          <w:tcPr>
+            <w:tcW w:type="dxa" w:w="5046"/>
+          </w:tcPr>
+          <w:p>
+            <w:pPr>
+              <w:spacing w:before="20" w:after="20"/>
+            </w:pPr>
             <w:r/>
             <w:r>
               <w:rPr>
@@ -5601,6 +7397,9 @@
             <w:tcW w:type="dxa" w:w="5046"/>
           </w:tcPr>
           <w:p>
+            <w:pPr>
+              <w:spacing w:before="20" w:after="20"/>
+            </w:pPr>
             <w:r/>
             <w:r>
               <w:rPr>
@@ -5617,6 +7416,9 @@
             <w:tcW w:type="dxa" w:w="5046"/>
           </w:tcPr>
           <w:p>
+            <w:pPr>
+              <w:spacing w:before="20" w:after="20"/>
+            </w:pPr>
             <w:r/>
             <w:r>
               <w:rPr>
@@ -5629,11 +7431,17 @@
         </w:tc>
       </w:tr>
       <w:tr>
-        <w:tc>
-          <w:tcPr>
-            <w:tcW w:type="dxa" w:w="5046"/>
-          </w:tcPr>
-          <w:p>
+        <w:trPr>
+          <w:cantSplit/>
+        </w:trPr>
+        <w:tc>
+          <w:tcPr>
+            <w:tcW w:type="dxa" w:w="5046"/>
+          </w:tcPr>
+          <w:p>
+            <w:pPr>
+              <w:spacing w:before="20" w:after="20"/>
+            </w:pPr>
             <w:r/>
             <w:r>
               <w:rPr>
@@ -5650,6 +7458,9 @@
             <w:tcW w:type="dxa" w:w="5046"/>
           </w:tcPr>
           <w:p>
+            <w:pPr>
+              <w:spacing w:before="20" w:after="20"/>
+            </w:pPr>
             <w:r/>
             <w:r>
               <w:rPr>
@@ -5666,6 +7477,9 @@
             <w:tcW w:type="dxa" w:w="5046"/>
           </w:tcPr>
           <w:p>
+            <w:pPr>
+              <w:spacing w:before="20" w:after="20"/>
+            </w:pPr>
             <w:r/>
             <w:r>
               <w:rPr>
@@ -5678,11 +7492,17 @@
         </w:tc>
       </w:tr>
       <w:tr>
-        <w:tc>
-          <w:tcPr>
-            <w:tcW w:type="dxa" w:w="5046"/>
-          </w:tcPr>
-          <w:p>
+        <w:trPr>
+          <w:cantSplit/>
+        </w:trPr>
+        <w:tc>
+          <w:tcPr>
+            <w:tcW w:type="dxa" w:w="5046"/>
+          </w:tcPr>
+          <w:p>
+            <w:pPr>
+              <w:spacing w:before="20" w:after="20"/>
+            </w:pPr>
             <w:r/>
             <w:r>
               <w:rPr>
@@ -5699,6 +7519,9 @@
             <w:tcW w:type="dxa" w:w="5046"/>
           </w:tcPr>
           <w:p>
+            <w:pPr>
+              <w:spacing w:before="20" w:after="20"/>
+            </w:pPr>
             <w:r/>
             <w:r>
               <w:rPr>
@@ -5715,6 +7538,9 @@
             <w:tcW w:type="dxa" w:w="5046"/>
           </w:tcPr>
           <w:p>
+            <w:pPr>
+              <w:spacing w:before="20" w:after="20"/>
+            </w:pPr>
             <w:r/>
             <w:r>
               <w:rPr>
@@ -5727,11 +7553,17 @@
         </w:tc>
       </w:tr>
       <w:tr>
-        <w:tc>
-          <w:tcPr>
-            <w:tcW w:type="dxa" w:w="5046"/>
-          </w:tcPr>
-          <w:p>
+        <w:trPr>
+          <w:cantSplit/>
+        </w:trPr>
+        <w:tc>
+          <w:tcPr>
+            <w:tcW w:type="dxa" w:w="5046"/>
+          </w:tcPr>
+          <w:p>
+            <w:pPr>
+              <w:spacing w:before="20" w:after="20"/>
+            </w:pPr>
             <w:r/>
             <w:r>
               <w:rPr>
@@ -5748,6 +7580,9 @@
             <w:tcW w:type="dxa" w:w="5046"/>
           </w:tcPr>
           <w:p>
+            <w:pPr>
+              <w:spacing w:before="20" w:after="20"/>
+            </w:pPr>
             <w:r/>
             <w:r>
               <w:rPr>
@@ -5764,6 +7599,9 @@
             <w:tcW w:type="dxa" w:w="5046"/>
           </w:tcPr>
           <w:p>
+            <w:pPr>
+              <w:spacing w:before="20" w:after="20"/>
+            </w:pPr>
             <w:r/>
             <w:r>
               <w:rPr>
@@ -5820,6 +7658,9 @@
             <w:shd w:val="clear" w:color="auto" w:fill="D9D9D9"/>
           </w:tcPr>
           <w:p>
+            <w:pPr>
+              <w:spacing w:before="20" w:after="20"/>
+            </w:pPr>
             <w:r/>
             <w:r>
               <w:rPr>
@@ -5837,6 +7678,9 @@
             <w:shd w:val="clear" w:color="auto" w:fill="D9D9D9"/>
           </w:tcPr>
           <w:p>
+            <w:pPr>
+              <w:spacing w:before="20" w:after="20"/>
+            </w:pPr>
             <w:r/>
             <w:r>
               <w:rPr>
@@ -5854,6 +7698,9 @@
             <w:shd w:val="clear" w:color="auto" w:fill="D9D9D9"/>
           </w:tcPr>
           <w:p>
+            <w:pPr>
+              <w:spacing w:before="20" w:after="20"/>
+            </w:pPr>
             <w:r/>
             <w:r>
               <w:rPr>
@@ -5867,11 +7714,17 @@
         </w:tc>
       </w:tr>
       <w:tr>
-        <w:tc>
-          <w:tcPr>
-            <w:tcW w:type="dxa" w:w="5046"/>
-          </w:tcPr>
-          <w:p>
+        <w:trPr>
+          <w:cantSplit/>
+        </w:trPr>
+        <w:tc>
+          <w:tcPr>
+            <w:tcW w:type="dxa" w:w="5046"/>
+          </w:tcPr>
+          <w:p>
+            <w:pPr>
+              <w:spacing w:before="20" w:after="20"/>
+            </w:pPr>
             <w:r/>
             <w:r>
               <w:rPr>
@@ -5888,6 +7741,9 @@
             <w:tcW w:type="dxa" w:w="5046"/>
           </w:tcPr>
           <w:p>
+            <w:pPr>
+              <w:spacing w:before="20" w:after="20"/>
+            </w:pPr>
             <w:r/>
             <w:r>
               <w:rPr>
@@ -5904,6 +7760,9 @@
             <w:tcW w:type="dxa" w:w="5046"/>
           </w:tcPr>
           <w:p>
+            <w:pPr>
+              <w:spacing w:before="20" w:after="20"/>
+            </w:pPr>
             <w:r/>
             <w:r>
               <w:rPr>
@@ -5916,11 +7775,17 @@
         </w:tc>
       </w:tr>
       <w:tr>
-        <w:tc>
-          <w:tcPr>
-            <w:tcW w:type="dxa" w:w="5046"/>
-          </w:tcPr>
-          <w:p>
+        <w:trPr>
+          <w:cantSplit/>
+        </w:trPr>
+        <w:tc>
+          <w:tcPr>
+            <w:tcW w:type="dxa" w:w="5046"/>
+          </w:tcPr>
+          <w:p>
+            <w:pPr>
+              <w:spacing w:before="20" w:after="20"/>
+            </w:pPr>
             <w:r/>
             <w:r>
               <w:rPr>
@@ -5937,6 +7802,9 @@
             <w:tcW w:type="dxa" w:w="5046"/>
           </w:tcPr>
           <w:p>
+            <w:pPr>
+              <w:spacing w:before="20" w:after="20"/>
+            </w:pPr>
             <w:r/>
             <w:r>
               <w:rPr>
@@ -5953,6 +7821,9 @@
             <w:tcW w:type="dxa" w:w="5046"/>
           </w:tcPr>
           <w:p>
+            <w:pPr>
+              <w:spacing w:before="20" w:after="20"/>
+            </w:pPr>
             <w:r/>
             <w:r>
               <w:rPr>
@@ -5965,11 +7836,17 @@
         </w:tc>
       </w:tr>
       <w:tr>
-        <w:tc>
-          <w:tcPr>
-            <w:tcW w:type="dxa" w:w="5046"/>
-          </w:tcPr>
-          <w:p>
+        <w:trPr>
+          <w:cantSplit/>
+        </w:trPr>
+        <w:tc>
+          <w:tcPr>
+            <w:tcW w:type="dxa" w:w="5046"/>
+          </w:tcPr>
+          <w:p>
+            <w:pPr>
+              <w:spacing w:before="20" w:after="20"/>
+            </w:pPr>
             <w:r/>
             <w:r>
               <w:rPr>
@@ -5986,6 +7863,9 @@
             <w:tcW w:type="dxa" w:w="5046"/>
           </w:tcPr>
           <w:p>
+            <w:pPr>
+              <w:spacing w:before="20" w:after="20"/>
+            </w:pPr>
             <w:r/>
             <w:r>
               <w:rPr>
@@ -6002,6 +7882,9 @@
             <w:tcW w:type="dxa" w:w="5046"/>
           </w:tcPr>
           <w:p>
+            <w:pPr>
+              <w:spacing w:before="20" w:after="20"/>
+            </w:pPr>
             <w:r/>
             <w:r>
               <w:rPr>
@@ -6014,11 +7897,17 @@
         </w:tc>
       </w:tr>
       <w:tr>
-        <w:tc>
-          <w:tcPr>
-            <w:tcW w:type="dxa" w:w="5046"/>
-          </w:tcPr>
-          <w:p>
+        <w:trPr>
+          <w:cantSplit/>
+        </w:trPr>
+        <w:tc>
+          <w:tcPr>
+            <w:tcW w:type="dxa" w:w="5046"/>
+          </w:tcPr>
+          <w:p>
+            <w:pPr>
+              <w:spacing w:before="20" w:after="20"/>
+            </w:pPr>
             <w:r/>
             <w:r>
               <w:rPr>
@@ -6035,6 +7924,9 @@
             <w:tcW w:type="dxa" w:w="5046"/>
           </w:tcPr>
           <w:p>
+            <w:pPr>
+              <w:spacing w:before="20" w:after="20"/>
+            </w:pPr>
             <w:r/>
             <w:r>
               <w:rPr>
@@ -6051,6 +7943,9 @@
             <w:tcW w:type="dxa" w:w="5046"/>
           </w:tcPr>
           <w:p>
+            <w:pPr>
+              <w:spacing w:before="20" w:after="20"/>
+            </w:pPr>
             <w:r/>
             <w:r>
               <w:rPr>
@@ -6063,11 +7958,17 @@
         </w:tc>
       </w:tr>
       <w:tr>
-        <w:tc>
-          <w:tcPr>
-            <w:tcW w:type="dxa" w:w="5046"/>
-          </w:tcPr>
-          <w:p>
+        <w:trPr>
+          <w:cantSplit/>
+        </w:trPr>
+        <w:tc>
+          <w:tcPr>
+            <w:tcW w:type="dxa" w:w="5046"/>
+          </w:tcPr>
+          <w:p>
+            <w:pPr>
+              <w:spacing w:before="20" w:after="20"/>
+            </w:pPr>
             <w:r/>
             <w:r>
               <w:rPr>
@@ -6084,6 +7985,9 @@
             <w:tcW w:type="dxa" w:w="5046"/>
           </w:tcPr>
           <w:p>
+            <w:pPr>
+              <w:spacing w:before="20" w:after="20"/>
+            </w:pPr>
             <w:r/>
             <w:r>
               <w:rPr>
@@ -6100,6 +8004,9 @@
             <w:tcW w:type="dxa" w:w="5046"/>
           </w:tcPr>
           <w:p>
+            <w:pPr>
+              <w:spacing w:before="20" w:after="20"/>
+            </w:pPr>
             <w:r/>
             <w:r>
               <w:rPr>
@@ -6112,11 +8019,17 @@
         </w:tc>
       </w:tr>
       <w:tr>
-        <w:tc>
-          <w:tcPr>
-            <w:tcW w:type="dxa" w:w="5046"/>
-          </w:tcPr>
-          <w:p>
+        <w:trPr>
+          <w:cantSplit/>
+        </w:trPr>
+        <w:tc>
+          <w:tcPr>
+            <w:tcW w:type="dxa" w:w="5046"/>
+          </w:tcPr>
+          <w:p>
+            <w:pPr>
+              <w:spacing w:before="20" w:after="20"/>
+            </w:pPr>
             <w:r/>
             <w:r>
               <w:rPr>
@@ -6133,6 +8046,9 @@
             <w:tcW w:type="dxa" w:w="5046"/>
           </w:tcPr>
           <w:p>
+            <w:pPr>
+              <w:spacing w:before="20" w:after="20"/>
+            </w:pPr>
             <w:r/>
             <w:r>
               <w:rPr>
@@ -6149,6 +8065,9 @@
             <w:tcW w:type="dxa" w:w="5046"/>
           </w:tcPr>
           <w:p>
+            <w:pPr>
+              <w:spacing w:before="20" w:after="20"/>
+            </w:pPr>
             <w:r/>
             <w:r>
               <w:rPr>
@@ -6161,11 +8080,17 @@
         </w:tc>
       </w:tr>
       <w:tr>
-        <w:tc>
-          <w:tcPr>
-            <w:tcW w:type="dxa" w:w="5046"/>
-          </w:tcPr>
-          <w:p>
+        <w:trPr>
+          <w:cantSplit/>
+        </w:trPr>
+        <w:tc>
+          <w:tcPr>
+            <w:tcW w:type="dxa" w:w="5046"/>
+          </w:tcPr>
+          <w:p>
+            <w:pPr>
+              <w:spacing w:before="20" w:after="20"/>
+            </w:pPr>
             <w:r/>
             <w:r>
               <w:rPr>
@@ -6182,6 +8107,9 @@
             <w:tcW w:type="dxa" w:w="5046"/>
           </w:tcPr>
           <w:p>
+            <w:pPr>
+              <w:spacing w:before="20" w:after="20"/>
+            </w:pPr>
             <w:r/>
             <w:r>
               <w:rPr>
@@ -6198,6 +8126,9 @@
             <w:tcW w:type="dxa" w:w="5046"/>
           </w:tcPr>
           <w:p>
+            <w:pPr>
+              <w:spacing w:before="20" w:after="20"/>
+            </w:pPr>
             <w:r/>
             <w:r>
               <w:rPr>
@@ -6210,11 +8141,17 @@
         </w:tc>
       </w:tr>
       <w:tr>
-        <w:tc>
-          <w:tcPr>
-            <w:tcW w:type="dxa" w:w="5046"/>
-          </w:tcPr>
-          <w:p>
+        <w:trPr>
+          <w:cantSplit/>
+        </w:trPr>
+        <w:tc>
+          <w:tcPr>
+            <w:tcW w:type="dxa" w:w="5046"/>
+          </w:tcPr>
+          <w:p>
+            <w:pPr>
+              <w:spacing w:before="20" w:after="20"/>
+            </w:pPr>
             <w:r/>
             <w:r>
               <w:rPr>
@@ -6231,6 +8168,9 @@
             <w:tcW w:type="dxa" w:w="5046"/>
           </w:tcPr>
           <w:p>
+            <w:pPr>
+              <w:spacing w:before="20" w:after="20"/>
+            </w:pPr>
             <w:r/>
             <w:r>
               <w:rPr>
@@ -6247,6 +8187,9 @@
             <w:tcW w:type="dxa" w:w="5046"/>
           </w:tcPr>
           <w:p>
+            <w:pPr>
+              <w:spacing w:before="20" w:after="20"/>
+            </w:pPr>
             <w:r/>
             <w:r>
               <w:rPr>
@@ -6259,11 +8202,17 @@
         </w:tc>
       </w:tr>
       <w:tr>
-        <w:tc>
-          <w:tcPr>
-            <w:tcW w:type="dxa" w:w="5046"/>
-          </w:tcPr>
-          <w:p>
+        <w:trPr>
+          <w:cantSplit/>
+        </w:trPr>
+        <w:tc>
+          <w:tcPr>
+            <w:tcW w:type="dxa" w:w="5046"/>
+          </w:tcPr>
+          <w:p>
+            <w:pPr>
+              <w:spacing w:before="20" w:after="20"/>
+            </w:pPr>
             <w:r/>
             <w:r>
               <w:rPr>
@@ -6280,6 +8229,9 @@
             <w:tcW w:type="dxa" w:w="5046"/>
           </w:tcPr>
           <w:p>
+            <w:pPr>
+              <w:spacing w:before="20" w:after="20"/>
+            </w:pPr>
             <w:r/>
             <w:r>
               <w:rPr>
@@ -6296,6 +8248,9 @@
             <w:tcW w:type="dxa" w:w="5046"/>
           </w:tcPr>
           <w:p>
+            <w:pPr>
+              <w:spacing w:before="20" w:after="20"/>
+            </w:pPr>
             <w:r/>
             <w:r>
               <w:rPr>
@@ -6352,6 +8307,9 @@
             <w:shd w:val="clear" w:color="auto" w:fill="D9D9D9"/>
           </w:tcPr>
           <w:p>
+            <w:pPr>
+              <w:spacing w:before="20" w:after="20"/>
+            </w:pPr>
             <w:r/>
             <w:r>
               <w:rPr>
@@ -6369,6 +8327,9 @@
             <w:shd w:val="clear" w:color="auto" w:fill="D9D9D9"/>
           </w:tcPr>
           <w:p>
+            <w:pPr>
+              <w:spacing w:before="20" w:after="20"/>
+            </w:pPr>
             <w:r/>
             <w:r>
               <w:rPr>
@@ -6386,6 +8347,9 @@
             <w:shd w:val="clear" w:color="auto" w:fill="D9D9D9"/>
           </w:tcPr>
           <w:p>
+            <w:pPr>
+              <w:spacing w:before="20" w:after="20"/>
+            </w:pPr>
             <w:r/>
             <w:r>
               <w:rPr>
@@ -6399,11 +8363,17 @@
         </w:tc>
       </w:tr>
       <w:tr>
-        <w:tc>
-          <w:tcPr>
-            <w:tcW w:type="dxa" w:w="5046"/>
-          </w:tcPr>
-          <w:p>
+        <w:trPr>
+          <w:cantSplit/>
+        </w:trPr>
+        <w:tc>
+          <w:tcPr>
+            <w:tcW w:type="dxa" w:w="5046"/>
+          </w:tcPr>
+          <w:p>
+            <w:pPr>
+              <w:spacing w:before="20" w:after="20"/>
+            </w:pPr>
             <w:r/>
             <w:r>
               <w:rPr>
@@ -6420,6 +8390,9 @@
             <w:tcW w:type="dxa" w:w="5046"/>
           </w:tcPr>
           <w:p>
+            <w:pPr>
+              <w:spacing w:before="20" w:after="20"/>
+            </w:pPr>
             <w:r/>
             <w:r>
               <w:rPr>
@@ -6436,6 +8409,9 @@
             <w:tcW w:type="dxa" w:w="5046"/>
           </w:tcPr>
           <w:p>
+            <w:pPr>
+              <w:spacing w:before="20" w:after="20"/>
+            </w:pPr>
             <w:r/>
             <w:r>
               <w:rPr>
@@ -6448,11 +8424,17 @@
         </w:tc>
       </w:tr>
       <w:tr>
-        <w:tc>
-          <w:tcPr>
-            <w:tcW w:type="dxa" w:w="5046"/>
-          </w:tcPr>
-          <w:p>
+        <w:trPr>
+          <w:cantSplit/>
+        </w:trPr>
+        <w:tc>
+          <w:tcPr>
+            <w:tcW w:type="dxa" w:w="5046"/>
+          </w:tcPr>
+          <w:p>
+            <w:pPr>
+              <w:spacing w:before="20" w:after="20"/>
+            </w:pPr>
             <w:r/>
             <w:r>
               <w:rPr>
@@ -6469,6 +8451,9 @@
             <w:tcW w:type="dxa" w:w="5046"/>
           </w:tcPr>
           <w:p>
+            <w:pPr>
+              <w:spacing w:before="20" w:after="20"/>
+            </w:pPr>
             <w:r/>
             <w:r>
               <w:rPr>
@@ -6485,6 +8470,9 @@
             <w:tcW w:type="dxa" w:w="5046"/>
           </w:tcPr>
           <w:p>
+            <w:pPr>
+              <w:spacing w:before="20" w:after="20"/>
+            </w:pPr>
             <w:r/>
             <w:r>
               <w:rPr>
@@ -6497,11 +8485,17 @@
         </w:tc>
       </w:tr>
       <w:tr>
-        <w:tc>
-          <w:tcPr>
-            <w:tcW w:type="dxa" w:w="5046"/>
-          </w:tcPr>
-          <w:p>
+        <w:trPr>
+          <w:cantSplit/>
+        </w:trPr>
+        <w:tc>
+          <w:tcPr>
+            <w:tcW w:type="dxa" w:w="5046"/>
+          </w:tcPr>
+          <w:p>
+            <w:pPr>
+              <w:spacing w:before="20" w:after="20"/>
+            </w:pPr>
             <w:r/>
             <w:r>
               <w:rPr>
@@ -6518,6 +8512,9 @@
             <w:tcW w:type="dxa" w:w="5046"/>
           </w:tcPr>
           <w:p>
+            <w:pPr>
+              <w:spacing w:before="20" w:after="20"/>
+            </w:pPr>
             <w:r/>
             <w:r>
               <w:rPr>
@@ -6534,6 +8531,9 @@
             <w:tcW w:type="dxa" w:w="5046"/>
           </w:tcPr>
           <w:p>
+            <w:pPr>
+              <w:spacing w:before="20" w:after="20"/>
+            </w:pPr>
             <w:r/>
             <w:r>
               <w:rPr>
@@ -6546,11 +8546,17 @@
         </w:tc>
       </w:tr>
       <w:tr>
-        <w:tc>
-          <w:tcPr>
-            <w:tcW w:type="dxa" w:w="5046"/>
-          </w:tcPr>
-          <w:p>
+        <w:trPr>
+          <w:cantSplit/>
+        </w:trPr>
+        <w:tc>
+          <w:tcPr>
+            <w:tcW w:type="dxa" w:w="5046"/>
+          </w:tcPr>
+          <w:p>
+            <w:pPr>
+              <w:spacing w:before="20" w:after="20"/>
+            </w:pPr>
             <w:r/>
             <w:r>
               <w:rPr>
@@ -6567,6 +8573,9 @@
             <w:tcW w:type="dxa" w:w="5046"/>
           </w:tcPr>
           <w:p>
+            <w:pPr>
+              <w:spacing w:before="20" w:after="20"/>
+            </w:pPr>
             <w:r/>
             <w:r>
               <w:rPr>
@@ -6583,6 +8592,9 @@
             <w:tcW w:type="dxa" w:w="5046"/>
           </w:tcPr>
           <w:p>
+            <w:pPr>
+              <w:spacing w:before="20" w:after="20"/>
+            </w:pPr>
             <w:r/>
             <w:r>
               <w:rPr>
@@ -6595,11 +8607,17 @@
         </w:tc>
       </w:tr>
       <w:tr>
-        <w:tc>
-          <w:tcPr>
-            <w:tcW w:type="dxa" w:w="5046"/>
-          </w:tcPr>
-          <w:p>
+        <w:trPr>
+          <w:cantSplit/>
+        </w:trPr>
+        <w:tc>
+          <w:tcPr>
+            <w:tcW w:type="dxa" w:w="5046"/>
+          </w:tcPr>
+          <w:p>
+            <w:pPr>
+              <w:spacing w:before="20" w:after="20"/>
+            </w:pPr>
             <w:r/>
             <w:r>
               <w:rPr>
@@ -6616,6 +8634,9 @@
             <w:tcW w:type="dxa" w:w="5046"/>
           </w:tcPr>
           <w:p>
+            <w:pPr>
+              <w:spacing w:before="20" w:after="20"/>
+            </w:pPr>
             <w:r/>
             <w:r>
               <w:rPr>
@@ -6632,6 +8653,9 @@
             <w:tcW w:type="dxa" w:w="5046"/>
           </w:tcPr>
           <w:p>
+            <w:pPr>
+              <w:spacing w:before="20" w:after="20"/>
+            </w:pPr>
             <w:r/>
             <w:r>
               <w:rPr>
@@ -6644,11 +8668,17 @@
         </w:tc>
       </w:tr>
       <w:tr>
-        <w:tc>
-          <w:tcPr>
-            <w:tcW w:type="dxa" w:w="5046"/>
-          </w:tcPr>
-          <w:p>
+        <w:trPr>
+          <w:cantSplit/>
+        </w:trPr>
+        <w:tc>
+          <w:tcPr>
+            <w:tcW w:type="dxa" w:w="5046"/>
+          </w:tcPr>
+          <w:p>
+            <w:pPr>
+              <w:spacing w:before="20" w:after="20"/>
+            </w:pPr>
             <w:r/>
             <w:r>
               <w:rPr>
@@ -6665,6 +8695,9 @@
             <w:tcW w:type="dxa" w:w="5046"/>
           </w:tcPr>
           <w:p>
+            <w:pPr>
+              <w:spacing w:before="20" w:after="20"/>
+            </w:pPr>
             <w:r/>
             <w:r>
               <w:rPr>
@@ -6681,6 +8714,9 @@
             <w:tcW w:type="dxa" w:w="5046"/>
           </w:tcPr>
           <w:p>
+            <w:pPr>
+              <w:spacing w:before="20" w:after="20"/>
+            </w:pPr>
             <w:r/>
             <w:r>
               <w:rPr>
@@ -6737,6 +8773,9 @@
             <w:shd w:val="clear" w:color="auto" w:fill="D9D9D9"/>
           </w:tcPr>
           <w:p>
+            <w:pPr>
+              <w:spacing w:before="20" w:after="20"/>
+            </w:pPr>
             <w:r/>
             <w:r>
               <w:rPr>
@@ -6754,6 +8793,9 @@
             <w:shd w:val="clear" w:color="auto" w:fill="D9D9D9"/>
           </w:tcPr>
           <w:p>
+            <w:pPr>
+              <w:spacing w:before="20" w:after="20"/>
+            </w:pPr>
             <w:r/>
             <w:r>
               <w:rPr>
@@ -6771,6 +8813,9 @@
             <w:shd w:val="clear" w:color="auto" w:fill="D9D9D9"/>
           </w:tcPr>
           <w:p>
+            <w:pPr>
+              <w:spacing w:before="20" w:after="20"/>
+            </w:pPr>
             <w:r/>
             <w:r>
               <w:rPr>
@@ -6784,11 +8829,17 @@
         </w:tc>
       </w:tr>
       <w:tr>
-        <w:tc>
-          <w:tcPr>
-            <w:tcW w:type="dxa" w:w="5046"/>
-          </w:tcPr>
-          <w:p>
+        <w:trPr>
+          <w:cantSplit/>
+        </w:trPr>
+        <w:tc>
+          <w:tcPr>
+            <w:tcW w:type="dxa" w:w="5046"/>
+          </w:tcPr>
+          <w:p>
+            <w:pPr>
+              <w:spacing w:before="20" w:after="20"/>
+            </w:pPr>
             <w:r/>
             <w:r>
               <w:rPr>
@@ -6805,6 +8856,9 @@
             <w:tcW w:type="dxa" w:w="5046"/>
           </w:tcPr>
           <w:p>
+            <w:pPr>
+              <w:spacing w:before="20" w:after="20"/>
+            </w:pPr>
             <w:r/>
             <w:r>
               <w:rPr>
@@ -6821,6 +8875,9 @@
             <w:tcW w:type="dxa" w:w="5046"/>
           </w:tcPr>
           <w:p>
+            <w:pPr>
+              <w:spacing w:before="20" w:after="20"/>
+            </w:pPr>
             <w:r/>
             <w:r>
               <w:rPr>
@@ -6833,11 +8890,17 @@
         </w:tc>
       </w:tr>
       <w:tr>
-        <w:tc>
-          <w:tcPr>
-            <w:tcW w:type="dxa" w:w="5046"/>
-          </w:tcPr>
-          <w:p>
+        <w:trPr>
+          <w:cantSplit/>
+        </w:trPr>
+        <w:tc>
+          <w:tcPr>
+            <w:tcW w:type="dxa" w:w="5046"/>
+          </w:tcPr>
+          <w:p>
+            <w:pPr>
+              <w:spacing w:before="20" w:after="20"/>
+            </w:pPr>
             <w:r/>
             <w:r>
               <w:rPr>
@@ -6854,6 +8917,9 @@
             <w:tcW w:type="dxa" w:w="5046"/>
           </w:tcPr>
           <w:p>
+            <w:pPr>
+              <w:spacing w:before="20" w:after="20"/>
+            </w:pPr>
             <w:r/>
             <w:r>
               <w:rPr>
@@ -6870,6 +8936,9 @@
             <w:tcW w:type="dxa" w:w="5046"/>
           </w:tcPr>
           <w:p>
+            <w:pPr>
+              <w:spacing w:before="20" w:after="20"/>
+            </w:pPr>
             <w:r/>
             <w:r>
               <w:rPr>
@@ -6882,11 +8951,17 @@
         </w:tc>
       </w:tr>
       <w:tr>
-        <w:tc>
-          <w:tcPr>
-            <w:tcW w:type="dxa" w:w="5046"/>
-          </w:tcPr>
-          <w:p>
+        <w:trPr>
+          <w:cantSplit/>
+        </w:trPr>
+        <w:tc>
+          <w:tcPr>
+            <w:tcW w:type="dxa" w:w="5046"/>
+          </w:tcPr>
+          <w:p>
+            <w:pPr>
+              <w:spacing w:before="20" w:after="20"/>
+            </w:pPr>
             <w:r/>
             <w:r>
               <w:rPr>
@@ -6903,6 +8978,9 @@
             <w:tcW w:type="dxa" w:w="5046"/>
           </w:tcPr>
           <w:p>
+            <w:pPr>
+              <w:spacing w:before="20" w:after="20"/>
+            </w:pPr>
             <w:r/>
             <w:r>
               <w:rPr>
@@ -6919,6 +8997,9 @@
             <w:tcW w:type="dxa" w:w="5046"/>
           </w:tcPr>
           <w:p>
+            <w:pPr>
+              <w:spacing w:before="20" w:after="20"/>
+            </w:pPr>
             <w:r/>
             <w:r>
               <w:rPr>
@@ -6931,11 +9012,17 @@
         </w:tc>
       </w:tr>
       <w:tr>
-        <w:tc>
-          <w:tcPr>
-            <w:tcW w:type="dxa" w:w="5046"/>
-          </w:tcPr>
-          <w:p>
+        <w:trPr>
+          <w:cantSplit/>
+        </w:trPr>
+        <w:tc>
+          <w:tcPr>
+            <w:tcW w:type="dxa" w:w="5046"/>
+          </w:tcPr>
+          <w:p>
+            <w:pPr>
+              <w:spacing w:before="20" w:after="20"/>
+            </w:pPr>
             <w:r/>
             <w:r>
               <w:rPr>
@@ -6952,6 +9039,9 @@
             <w:tcW w:type="dxa" w:w="5046"/>
           </w:tcPr>
           <w:p>
+            <w:pPr>
+              <w:spacing w:before="20" w:after="20"/>
+            </w:pPr>
             <w:r/>
             <w:r>
               <w:rPr>
@@ -6968,6 +9058,9 @@
             <w:tcW w:type="dxa" w:w="5046"/>
           </w:tcPr>
           <w:p>
+            <w:pPr>
+              <w:spacing w:before="20" w:after="20"/>
+            </w:pPr>
             <w:r/>
             <w:r>
               <w:rPr>
@@ -7024,6 +9117,9 @@
             <w:shd w:val="clear" w:color="auto" w:fill="D9D9D9"/>
           </w:tcPr>
           <w:p>
+            <w:pPr>
+              <w:spacing w:before="20" w:after="20"/>
+            </w:pPr>
             <w:r/>
             <w:r>
               <w:rPr>
@@ -7041,6 +9137,9 @@
             <w:shd w:val="clear" w:color="auto" w:fill="D9D9D9"/>
           </w:tcPr>
           <w:p>
+            <w:pPr>
+              <w:spacing w:before="20" w:after="20"/>
+            </w:pPr>
             <w:r/>
             <w:r>
               <w:rPr>
@@ -7058,6 +9157,9 @@
             <w:shd w:val="clear" w:color="auto" w:fill="D9D9D9"/>
           </w:tcPr>
           <w:p>
+            <w:pPr>
+              <w:spacing w:before="20" w:after="20"/>
+            </w:pPr>
             <w:r/>
             <w:r>
               <w:rPr>
@@ -7071,11 +9173,17 @@
         </w:tc>
       </w:tr>
       <w:tr>
-        <w:tc>
-          <w:tcPr>
-            <w:tcW w:type="dxa" w:w="5046"/>
-          </w:tcPr>
-          <w:p>
+        <w:trPr>
+          <w:cantSplit/>
+        </w:trPr>
+        <w:tc>
+          <w:tcPr>
+            <w:tcW w:type="dxa" w:w="5046"/>
+          </w:tcPr>
+          <w:p>
+            <w:pPr>
+              <w:spacing w:before="20" w:after="20"/>
+            </w:pPr>
             <w:r/>
             <w:r>
               <w:rPr>
@@ -7092,6 +9200,9 @@
             <w:tcW w:type="dxa" w:w="5046"/>
           </w:tcPr>
           <w:p>
+            <w:pPr>
+              <w:spacing w:before="20" w:after="20"/>
+            </w:pPr>
             <w:r/>
             <w:r>
               <w:rPr>
@@ -7108,6 +9219,9 @@
             <w:tcW w:type="dxa" w:w="5046"/>
           </w:tcPr>
           <w:p>
+            <w:pPr>
+              <w:spacing w:before="20" w:after="20"/>
+            </w:pPr>
             <w:r/>
             <w:r>
               <w:rPr>
@@ -7120,11 +9234,17 @@
         </w:tc>
       </w:tr>
       <w:tr>
-        <w:tc>
-          <w:tcPr>
-            <w:tcW w:type="dxa" w:w="5046"/>
-          </w:tcPr>
-          <w:p>
+        <w:trPr>
+          <w:cantSplit/>
+        </w:trPr>
+        <w:tc>
+          <w:tcPr>
+            <w:tcW w:type="dxa" w:w="5046"/>
+          </w:tcPr>
+          <w:p>
+            <w:pPr>
+              <w:spacing w:before="20" w:after="20"/>
+            </w:pPr>
             <w:r/>
             <w:r>
               <w:rPr>
@@ -7141,6 +9261,9 @@
             <w:tcW w:type="dxa" w:w="5046"/>
           </w:tcPr>
           <w:p>
+            <w:pPr>
+              <w:spacing w:before="20" w:after="20"/>
+            </w:pPr>
             <w:r/>
             <w:r>
               <w:rPr>
@@ -7157,6 +9280,9 @@
             <w:tcW w:type="dxa" w:w="5046"/>
           </w:tcPr>
           <w:p>
+            <w:pPr>
+              <w:spacing w:before="20" w:after="20"/>
+            </w:pPr>
             <w:r/>
             <w:r>
               <w:rPr>
@@ -7169,11 +9295,17 @@
         </w:tc>
       </w:tr>
       <w:tr>
-        <w:tc>
-          <w:tcPr>
-            <w:tcW w:type="dxa" w:w="5046"/>
-          </w:tcPr>
-          <w:p>
+        <w:trPr>
+          <w:cantSplit/>
+        </w:trPr>
+        <w:tc>
+          <w:tcPr>
+            <w:tcW w:type="dxa" w:w="5046"/>
+          </w:tcPr>
+          <w:p>
+            <w:pPr>
+              <w:spacing w:before="20" w:after="20"/>
+            </w:pPr>
             <w:r/>
             <w:r>
               <w:rPr>
@@ -7190,6 +9322,9 @@
             <w:tcW w:type="dxa" w:w="5046"/>
           </w:tcPr>
           <w:p>
+            <w:pPr>
+              <w:spacing w:before="20" w:after="20"/>
+            </w:pPr>
             <w:r/>
             <w:r>
               <w:rPr>
@@ -7206,6 +9341,9 @@
             <w:tcW w:type="dxa" w:w="5046"/>
           </w:tcPr>
           <w:p>
+            <w:pPr>
+              <w:spacing w:before="20" w:after="20"/>
+            </w:pPr>
             <w:r/>
             <w:r>
               <w:rPr>
@@ -7218,11 +9356,17 @@
         </w:tc>
       </w:tr>
       <w:tr>
-        <w:tc>
-          <w:tcPr>
-            <w:tcW w:type="dxa" w:w="5046"/>
-          </w:tcPr>
-          <w:p>
+        <w:trPr>
+          <w:cantSplit/>
+        </w:trPr>
+        <w:tc>
+          <w:tcPr>
+            <w:tcW w:type="dxa" w:w="5046"/>
+          </w:tcPr>
+          <w:p>
+            <w:pPr>
+              <w:spacing w:before="20" w:after="20"/>
+            </w:pPr>
             <w:r/>
             <w:r>
               <w:rPr>
@@ -7239,6 +9383,9 @@
             <w:tcW w:type="dxa" w:w="5046"/>
           </w:tcPr>
           <w:p>
+            <w:pPr>
+              <w:spacing w:before="20" w:after="20"/>
+            </w:pPr>
             <w:r/>
             <w:r>
               <w:rPr>
@@ -7255,6 +9402,9 @@
             <w:tcW w:type="dxa" w:w="5046"/>
           </w:tcPr>
           <w:p>
+            <w:pPr>
+              <w:spacing w:before="20" w:after="20"/>
+            </w:pPr>
             <w:r/>
             <w:r>
               <w:rPr>
@@ -7267,11 +9417,17 @@
         </w:tc>
       </w:tr>
       <w:tr>
-        <w:tc>
-          <w:tcPr>
-            <w:tcW w:type="dxa" w:w="5046"/>
-          </w:tcPr>
-          <w:p>
+        <w:trPr>
+          <w:cantSplit/>
+        </w:trPr>
+        <w:tc>
+          <w:tcPr>
+            <w:tcW w:type="dxa" w:w="5046"/>
+          </w:tcPr>
+          <w:p>
+            <w:pPr>
+              <w:spacing w:before="20" w:after="20"/>
+            </w:pPr>
             <w:r/>
             <w:r>
               <w:rPr>
@@ -7288,6 +9444,9 @@
             <w:tcW w:type="dxa" w:w="5046"/>
           </w:tcPr>
           <w:p>
+            <w:pPr>
+              <w:spacing w:before="20" w:after="20"/>
+            </w:pPr>
             <w:r/>
             <w:r>
               <w:rPr>
@@ -7304,6 +9463,9 @@
             <w:tcW w:type="dxa" w:w="5046"/>
           </w:tcPr>
           <w:p>
+            <w:pPr>
+              <w:spacing w:before="20" w:after="20"/>
+            </w:pPr>
             <w:r/>
             <w:r>
               <w:rPr>
@@ -7360,6 +9522,9 @@
             <w:shd w:val="clear" w:color="auto" w:fill="D9D9D9"/>
           </w:tcPr>
           <w:p>
+            <w:pPr>
+              <w:spacing w:before="20" w:after="20"/>
+            </w:pPr>
             <w:r/>
             <w:r>
               <w:rPr>
@@ -7377,6 +9542,9 @@
             <w:shd w:val="clear" w:color="auto" w:fill="D9D9D9"/>
           </w:tcPr>
           <w:p>
+            <w:pPr>
+              <w:spacing w:before="20" w:after="20"/>
+            </w:pPr>
             <w:r/>
             <w:r>
               <w:rPr>
@@ -7394,6 +9562,9 @@
             <w:shd w:val="clear" w:color="auto" w:fill="D9D9D9"/>
           </w:tcPr>
           <w:p>
+            <w:pPr>
+              <w:spacing w:before="20" w:after="20"/>
+            </w:pPr>
             <w:r/>
             <w:r>
               <w:rPr>
@@ -7407,11 +9578,17 @@
         </w:tc>
       </w:tr>
       <w:tr>
-        <w:tc>
-          <w:tcPr>
-            <w:tcW w:type="dxa" w:w="5046"/>
-          </w:tcPr>
-          <w:p>
+        <w:trPr>
+          <w:cantSplit/>
+        </w:trPr>
+        <w:tc>
+          <w:tcPr>
+            <w:tcW w:type="dxa" w:w="5046"/>
+          </w:tcPr>
+          <w:p>
+            <w:pPr>
+              <w:spacing w:before="20" w:after="20"/>
+            </w:pPr>
             <w:r/>
             <w:r>
               <w:rPr>
@@ -7428,6 +9605,9 @@
             <w:tcW w:type="dxa" w:w="5046"/>
           </w:tcPr>
           <w:p>
+            <w:pPr>
+              <w:spacing w:before="20" w:after="20"/>
+            </w:pPr>
             <w:r/>
             <w:r>
               <w:rPr>
@@ -7444,6 +9624,9 @@
             <w:tcW w:type="dxa" w:w="5046"/>
           </w:tcPr>
           <w:p>
+            <w:pPr>
+              <w:spacing w:before="20" w:after="20"/>
+            </w:pPr>
             <w:r/>
             <w:r>
               <w:rPr>
@@ -7456,11 +9639,17 @@
         </w:tc>
       </w:tr>
       <w:tr>
-        <w:tc>
-          <w:tcPr>
-            <w:tcW w:type="dxa" w:w="5046"/>
-          </w:tcPr>
-          <w:p>
+        <w:trPr>
+          <w:cantSplit/>
+        </w:trPr>
+        <w:tc>
+          <w:tcPr>
+            <w:tcW w:type="dxa" w:w="5046"/>
+          </w:tcPr>
+          <w:p>
+            <w:pPr>
+              <w:spacing w:before="20" w:after="20"/>
+            </w:pPr>
             <w:r/>
             <w:r>
               <w:rPr>
@@ -7477,6 +9666,9 @@
             <w:tcW w:type="dxa" w:w="5046"/>
           </w:tcPr>
           <w:p>
+            <w:pPr>
+              <w:spacing w:before="20" w:after="20"/>
+            </w:pPr>
             <w:r/>
             <w:r>
               <w:rPr>
@@ -7493,6 +9685,9 @@
             <w:tcW w:type="dxa" w:w="5046"/>
           </w:tcPr>
           <w:p>
+            <w:pPr>
+              <w:spacing w:before="20" w:after="20"/>
+            </w:pPr>
             <w:r/>
             <w:r>
               <w:rPr>
@@ -7505,11 +9700,17 @@
         </w:tc>
       </w:tr>
       <w:tr>
-        <w:tc>
-          <w:tcPr>
-            <w:tcW w:type="dxa" w:w="5046"/>
-          </w:tcPr>
-          <w:p>
+        <w:trPr>
+          <w:cantSplit/>
+        </w:trPr>
+        <w:tc>
+          <w:tcPr>
+            <w:tcW w:type="dxa" w:w="5046"/>
+          </w:tcPr>
+          <w:p>
+            <w:pPr>
+              <w:spacing w:before="20" w:after="20"/>
+            </w:pPr>
             <w:r/>
             <w:r>
               <w:rPr>
@@ -7526,6 +9727,9 @@
             <w:tcW w:type="dxa" w:w="5046"/>
           </w:tcPr>
           <w:p>
+            <w:pPr>
+              <w:spacing w:before="20" w:after="20"/>
+            </w:pPr>
             <w:r/>
             <w:r>
               <w:rPr>
@@ -7542,6 +9746,9 @@
             <w:tcW w:type="dxa" w:w="5046"/>
           </w:tcPr>
           <w:p>
+            <w:pPr>
+              <w:spacing w:before="20" w:after="20"/>
+            </w:pPr>
             <w:r/>
             <w:r>
               <w:rPr>
@@ -7554,11 +9761,17 @@
         </w:tc>
       </w:tr>
       <w:tr>
-        <w:tc>
-          <w:tcPr>
-            <w:tcW w:type="dxa" w:w="5046"/>
-          </w:tcPr>
-          <w:p>
+        <w:trPr>
+          <w:cantSplit/>
+        </w:trPr>
+        <w:tc>
+          <w:tcPr>
+            <w:tcW w:type="dxa" w:w="5046"/>
+          </w:tcPr>
+          <w:p>
+            <w:pPr>
+              <w:spacing w:before="20" w:after="20"/>
+            </w:pPr>
             <w:r/>
             <w:r>
               <w:rPr>
@@ -7575,6 +9788,9 @@
             <w:tcW w:type="dxa" w:w="5046"/>
           </w:tcPr>
           <w:p>
+            <w:pPr>
+              <w:spacing w:before="20" w:after="20"/>
+            </w:pPr>
             <w:r/>
             <w:r>
               <w:rPr>
@@ -7591,6 +9807,9 @@
             <w:tcW w:type="dxa" w:w="5046"/>
           </w:tcPr>
           <w:p>
+            <w:pPr>
+              <w:spacing w:before="20" w:after="20"/>
+            </w:pPr>
             <w:r/>
             <w:r>
               <w:rPr>
@@ -7603,11 +9822,17 @@
         </w:tc>
       </w:tr>
       <w:tr>
-        <w:tc>
-          <w:tcPr>
-            <w:tcW w:type="dxa" w:w="5046"/>
-          </w:tcPr>
-          <w:p>
+        <w:trPr>
+          <w:cantSplit/>
+        </w:trPr>
+        <w:tc>
+          <w:tcPr>
+            <w:tcW w:type="dxa" w:w="5046"/>
+          </w:tcPr>
+          <w:p>
+            <w:pPr>
+              <w:spacing w:before="20" w:after="20"/>
+            </w:pPr>
             <w:r/>
             <w:r>
               <w:rPr>
@@ -7624,6 +9849,9 @@
             <w:tcW w:type="dxa" w:w="5046"/>
           </w:tcPr>
           <w:p>
+            <w:pPr>
+              <w:spacing w:before="20" w:after="20"/>
+            </w:pPr>
             <w:r/>
             <w:r>
               <w:rPr>
@@ -7640,6 +9868,9 @@
             <w:tcW w:type="dxa" w:w="5046"/>
           </w:tcPr>
           <w:p>
+            <w:pPr>
+              <w:spacing w:before="20" w:after="20"/>
+            </w:pPr>
             <w:r/>
             <w:r>
               <w:rPr>
@@ -7652,11 +9883,17 @@
         </w:tc>
       </w:tr>
       <w:tr>
-        <w:tc>
-          <w:tcPr>
-            <w:tcW w:type="dxa" w:w="5046"/>
-          </w:tcPr>
-          <w:p>
+        <w:trPr>
+          <w:cantSplit/>
+        </w:trPr>
+        <w:tc>
+          <w:tcPr>
+            <w:tcW w:type="dxa" w:w="5046"/>
+          </w:tcPr>
+          <w:p>
+            <w:pPr>
+              <w:spacing w:before="20" w:after="20"/>
+            </w:pPr>
             <w:r/>
             <w:r>
               <w:rPr>
@@ -7673,6 +9910,9 @@
             <w:tcW w:type="dxa" w:w="5046"/>
           </w:tcPr>
           <w:p>
+            <w:pPr>
+              <w:spacing w:before="20" w:after="20"/>
+            </w:pPr>
             <w:r/>
             <w:r>
               <w:rPr>
@@ -7689,6 +9929,9 @@
             <w:tcW w:type="dxa" w:w="5046"/>
           </w:tcPr>
           <w:p>
+            <w:pPr>
+              <w:spacing w:before="20" w:after="20"/>
+            </w:pPr>
             <w:r/>
             <w:r>
               <w:rPr>
@@ -7701,11 +9944,17 @@
         </w:tc>
       </w:tr>
       <w:tr>
-        <w:tc>
-          <w:tcPr>
-            <w:tcW w:type="dxa" w:w="5046"/>
-          </w:tcPr>
-          <w:p>
+        <w:trPr>
+          <w:cantSplit/>
+        </w:trPr>
+        <w:tc>
+          <w:tcPr>
+            <w:tcW w:type="dxa" w:w="5046"/>
+          </w:tcPr>
+          <w:p>
+            <w:pPr>
+              <w:spacing w:before="20" w:after="20"/>
+            </w:pPr>
             <w:r/>
             <w:r>
               <w:rPr>
@@ -7722,6 +9971,9 @@
             <w:tcW w:type="dxa" w:w="5046"/>
           </w:tcPr>
           <w:p>
+            <w:pPr>
+              <w:spacing w:before="20" w:after="20"/>
+            </w:pPr>
             <w:r/>
             <w:r>
               <w:rPr>
@@ -7738,6 +9990,9 @@
             <w:tcW w:type="dxa" w:w="5046"/>
           </w:tcPr>
           <w:p>
+            <w:pPr>
+              <w:spacing w:before="20" w:after="20"/>
+            </w:pPr>
             <w:r/>
             <w:r>
               <w:rPr>
@@ -7750,11 +10005,17 @@
         </w:tc>
       </w:tr>
       <w:tr>
-        <w:tc>
-          <w:tcPr>
-            <w:tcW w:type="dxa" w:w="5046"/>
-          </w:tcPr>
-          <w:p>
+        <w:trPr>
+          <w:cantSplit/>
+        </w:trPr>
+        <w:tc>
+          <w:tcPr>
+            <w:tcW w:type="dxa" w:w="5046"/>
+          </w:tcPr>
+          <w:p>
+            <w:pPr>
+              <w:spacing w:before="20" w:after="20"/>
+            </w:pPr>
             <w:r/>
             <w:r>
               <w:rPr>
@@ -7771,6 +10032,9 @@
             <w:tcW w:type="dxa" w:w="5046"/>
           </w:tcPr>
           <w:p>
+            <w:pPr>
+              <w:spacing w:before="20" w:after="20"/>
+            </w:pPr>
             <w:r/>
             <w:r>
               <w:rPr>
@@ -7787,6 +10051,9 @@
             <w:tcW w:type="dxa" w:w="5046"/>
           </w:tcPr>
           <w:p>
+            <w:pPr>
+              <w:spacing w:before="20" w:after="20"/>
+            </w:pPr>
             <w:r/>
             <w:r>
               <w:rPr>
@@ -7843,6 +10110,9 @@
             <w:shd w:val="clear" w:color="auto" w:fill="D9D9D9"/>
           </w:tcPr>
           <w:p>
+            <w:pPr>
+              <w:spacing w:before="20" w:after="20"/>
+            </w:pPr>
             <w:r/>
             <w:r>
               <w:rPr>
@@ -7860,6 +10130,9 @@
             <w:shd w:val="clear" w:color="auto" w:fill="D9D9D9"/>
           </w:tcPr>
           <w:p>
+            <w:pPr>
+              <w:spacing w:before="20" w:after="20"/>
+            </w:pPr>
             <w:r/>
             <w:r>
               <w:rPr>
@@ -7877,6 +10150,9 @@
             <w:shd w:val="clear" w:color="auto" w:fill="D9D9D9"/>
           </w:tcPr>
           <w:p>
+            <w:pPr>
+              <w:spacing w:before="20" w:after="20"/>
+            </w:pPr>
             <w:r/>
             <w:r>
               <w:rPr>
@@ -7890,11 +10166,17 @@
         </w:tc>
       </w:tr>
       <w:tr>
-        <w:tc>
-          <w:tcPr>
-            <w:tcW w:type="dxa" w:w="5046"/>
-          </w:tcPr>
-          <w:p>
+        <w:trPr>
+          <w:cantSplit/>
+        </w:trPr>
+        <w:tc>
+          <w:tcPr>
+            <w:tcW w:type="dxa" w:w="5046"/>
+          </w:tcPr>
+          <w:p>
+            <w:pPr>
+              <w:spacing w:before="20" w:after="20"/>
+            </w:pPr>
             <w:r/>
             <w:r>
               <w:rPr>
@@ -7911,6 +10193,9 @@
             <w:tcW w:type="dxa" w:w="5046"/>
           </w:tcPr>
           <w:p>
+            <w:pPr>
+              <w:spacing w:before="20" w:after="20"/>
+            </w:pPr>
             <w:r/>
             <w:r>
               <w:rPr>
@@ -7927,6 +10212,9 @@
             <w:tcW w:type="dxa" w:w="5046"/>
           </w:tcPr>
           <w:p>
+            <w:pPr>
+              <w:spacing w:before="20" w:after="20"/>
+            </w:pPr>
             <w:r/>
             <w:r>
               <w:rPr>
@@ -7939,11 +10227,17 @@
         </w:tc>
       </w:tr>
       <w:tr>
-        <w:tc>
-          <w:tcPr>
-            <w:tcW w:type="dxa" w:w="5046"/>
-          </w:tcPr>
-          <w:p>
+        <w:trPr>
+          <w:cantSplit/>
+        </w:trPr>
+        <w:tc>
+          <w:tcPr>
+            <w:tcW w:type="dxa" w:w="5046"/>
+          </w:tcPr>
+          <w:p>
+            <w:pPr>
+              <w:spacing w:before="20" w:after="20"/>
+            </w:pPr>
             <w:r/>
             <w:r>
               <w:rPr>
@@ -7960,6 +10254,9 @@
             <w:tcW w:type="dxa" w:w="5046"/>
           </w:tcPr>
           <w:p>
+            <w:pPr>
+              <w:spacing w:before="20" w:after="20"/>
+            </w:pPr>
             <w:r/>
             <w:r>
               <w:rPr>
@@ -7976,6 +10273,9 @@
             <w:tcW w:type="dxa" w:w="5046"/>
           </w:tcPr>
           <w:p>
+            <w:pPr>
+              <w:spacing w:before="20" w:after="20"/>
+            </w:pPr>
             <w:r/>
             <w:r>
               <w:rPr>
@@ -7988,11 +10288,17 @@
         </w:tc>
       </w:tr>
       <w:tr>
-        <w:tc>
-          <w:tcPr>
-            <w:tcW w:type="dxa" w:w="5046"/>
-          </w:tcPr>
-          <w:p>
+        <w:trPr>
+          <w:cantSplit/>
+        </w:trPr>
+        <w:tc>
+          <w:tcPr>
+            <w:tcW w:type="dxa" w:w="5046"/>
+          </w:tcPr>
+          <w:p>
+            <w:pPr>
+              <w:spacing w:before="20" w:after="20"/>
+            </w:pPr>
             <w:r/>
             <w:r>
               <w:rPr>
@@ -8009,6 +10315,9 @@
             <w:tcW w:type="dxa" w:w="5046"/>
           </w:tcPr>
           <w:p>
+            <w:pPr>
+              <w:spacing w:before="20" w:after="20"/>
+            </w:pPr>
             <w:r/>
             <w:r>
               <w:rPr>
@@ -8025,6 +10334,9 @@
             <w:tcW w:type="dxa" w:w="5046"/>
           </w:tcPr>
           <w:p>
+            <w:pPr>
+              <w:spacing w:before="20" w:after="20"/>
+            </w:pPr>
             <w:r/>
             <w:r>
               <w:rPr>
@@ -8037,11 +10349,17 @@
         </w:tc>
       </w:tr>
       <w:tr>
-        <w:tc>
-          <w:tcPr>
-            <w:tcW w:type="dxa" w:w="5046"/>
-          </w:tcPr>
-          <w:p>
+        <w:trPr>
+          <w:cantSplit/>
+        </w:trPr>
+        <w:tc>
+          <w:tcPr>
+            <w:tcW w:type="dxa" w:w="5046"/>
+          </w:tcPr>
+          <w:p>
+            <w:pPr>
+              <w:spacing w:before="20" w:after="20"/>
+            </w:pPr>
             <w:r/>
             <w:r>
               <w:rPr>
@@ -8058,6 +10376,9 @@
             <w:tcW w:type="dxa" w:w="5046"/>
           </w:tcPr>
           <w:p>
+            <w:pPr>
+              <w:spacing w:before="20" w:after="20"/>
+            </w:pPr>
             <w:r/>
             <w:r>
               <w:rPr>
@@ -8074,6 +10395,9 @@
             <w:tcW w:type="dxa" w:w="5046"/>
           </w:tcPr>
           <w:p>
+            <w:pPr>
+              <w:spacing w:before="20" w:after="20"/>
+            </w:pPr>
             <w:r/>
             <w:r>
               <w:rPr>
@@ -8086,11 +10410,17 @@
         </w:tc>
       </w:tr>
       <w:tr>
-        <w:tc>
-          <w:tcPr>
-            <w:tcW w:type="dxa" w:w="5046"/>
-          </w:tcPr>
-          <w:p>
+        <w:trPr>
+          <w:cantSplit/>
+        </w:trPr>
+        <w:tc>
+          <w:tcPr>
+            <w:tcW w:type="dxa" w:w="5046"/>
+          </w:tcPr>
+          <w:p>
+            <w:pPr>
+              <w:spacing w:before="20" w:after="20"/>
+            </w:pPr>
             <w:r/>
             <w:r>
               <w:rPr>
@@ -8107,6 +10437,9 @@
             <w:tcW w:type="dxa" w:w="5046"/>
           </w:tcPr>
           <w:p>
+            <w:pPr>
+              <w:spacing w:before="20" w:after="20"/>
+            </w:pPr>
             <w:r/>
             <w:r>
               <w:rPr>
@@ -8123,6 +10456,9 @@
             <w:tcW w:type="dxa" w:w="5046"/>
           </w:tcPr>
           <w:p>
+            <w:pPr>
+              <w:spacing w:before="20" w:after="20"/>
+            </w:pPr>
             <w:r/>
             <w:r>
               <w:rPr>
@@ -8135,11 +10471,17 @@
         </w:tc>
       </w:tr>
       <w:tr>
-        <w:tc>
-          <w:tcPr>
-            <w:tcW w:type="dxa" w:w="5046"/>
-          </w:tcPr>
-          <w:p>
+        <w:trPr>
+          <w:cantSplit/>
+        </w:trPr>
+        <w:tc>
+          <w:tcPr>
+            <w:tcW w:type="dxa" w:w="5046"/>
+          </w:tcPr>
+          <w:p>
+            <w:pPr>
+              <w:spacing w:before="20" w:after="20"/>
+            </w:pPr>
             <w:r/>
             <w:r>
               <w:rPr>
@@ -8156,6 +10498,9 @@
             <w:tcW w:type="dxa" w:w="5046"/>
           </w:tcPr>
           <w:p>
+            <w:pPr>
+              <w:spacing w:before="20" w:after="20"/>
+            </w:pPr>
             <w:r/>
             <w:r>
               <w:rPr>
@@ -8172,6 +10517,9 @@
             <w:tcW w:type="dxa" w:w="5046"/>
           </w:tcPr>
           <w:p>
+            <w:pPr>
+              <w:spacing w:before="20" w:after="20"/>
+            </w:pPr>
             <w:r/>
             <w:r>
               <w:rPr>
@@ -8184,11 +10532,17 @@
         </w:tc>
       </w:tr>
       <w:tr>
-        <w:tc>
-          <w:tcPr>
-            <w:tcW w:type="dxa" w:w="5046"/>
-          </w:tcPr>
-          <w:p>
+        <w:trPr>
+          <w:cantSplit/>
+        </w:trPr>
+        <w:tc>
+          <w:tcPr>
+            <w:tcW w:type="dxa" w:w="5046"/>
+          </w:tcPr>
+          <w:p>
+            <w:pPr>
+              <w:spacing w:before="20" w:after="20"/>
+            </w:pPr>
             <w:r/>
             <w:r>
               <w:rPr>
@@ -8205,6 +10559,9 @@
             <w:tcW w:type="dxa" w:w="5046"/>
           </w:tcPr>
           <w:p>
+            <w:pPr>
+              <w:spacing w:before="20" w:after="20"/>
+            </w:pPr>
             <w:r/>
             <w:r>
               <w:rPr>
@@ -8221,6 +10578,9 @@
             <w:tcW w:type="dxa" w:w="5046"/>
           </w:tcPr>
           <w:p>
+            <w:pPr>
+              <w:spacing w:before="20" w:after="20"/>
+            </w:pPr>
             <w:r/>
             <w:r>
               <w:rPr>
@@ -8233,11 +10593,17 @@
         </w:tc>
       </w:tr>
       <w:tr>
-        <w:tc>
-          <w:tcPr>
-            <w:tcW w:type="dxa" w:w="5046"/>
-          </w:tcPr>
-          <w:p>
+        <w:trPr>
+          <w:cantSplit/>
+        </w:trPr>
+        <w:tc>
+          <w:tcPr>
+            <w:tcW w:type="dxa" w:w="5046"/>
+          </w:tcPr>
+          <w:p>
+            <w:pPr>
+              <w:spacing w:before="20" w:after="20"/>
+            </w:pPr>
             <w:r/>
             <w:r>
               <w:rPr>
@@ -8254,6 +10620,9 @@
             <w:tcW w:type="dxa" w:w="5046"/>
           </w:tcPr>
           <w:p>
+            <w:pPr>
+              <w:spacing w:before="20" w:after="20"/>
+            </w:pPr>
             <w:r/>
             <w:r>
               <w:rPr>
@@ -8270,6 +10639,9 @@
             <w:tcW w:type="dxa" w:w="5046"/>
           </w:tcPr>
           <w:p>
+            <w:pPr>
+              <w:spacing w:before="20" w:after="20"/>
+            </w:pPr>
             <w:r/>
             <w:r>
               <w:rPr>
@@ -8282,11 +10654,17 @@
         </w:tc>
       </w:tr>
       <w:tr>
-        <w:tc>
-          <w:tcPr>
-            <w:tcW w:type="dxa" w:w="5046"/>
-          </w:tcPr>
-          <w:p>
+        <w:trPr>
+          <w:cantSplit/>
+        </w:trPr>
+        <w:tc>
+          <w:tcPr>
+            <w:tcW w:type="dxa" w:w="5046"/>
+          </w:tcPr>
+          <w:p>
+            <w:pPr>
+              <w:spacing w:before="20" w:after="20"/>
+            </w:pPr>
             <w:r/>
             <w:r>
               <w:rPr>
@@ -8303,6 +10681,9 @@
             <w:tcW w:type="dxa" w:w="5046"/>
           </w:tcPr>
           <w:p>
+            <w:pPr>
+              <w:spacing w:before="20" w:after="20"/>
+            </w:pPr>
             <w:r/>
             <w:r>
               <w:rPr>
@@ -8319,6 +10700,9 @@
             <w:tcW w:type="dxa" w:w="5046"/>
           </w:tcPr>
           <w:p>
+            <w:pPr>
+              <w:spacing w:before="20" w:after="20"/>
+            </w:pPr>
             <w:r/>
             <w:r>
               <w:rPr>
@@ -8375,6 +10759,9 @@
             <w:shd w:val="clear" w:color="auto" w:fill="D9D9D9"/>
           </w:tcPr>
           <w:p>
+            <w:pPr>
+              <w:spacing w:before="20" w:after="20"/>
+            </w:pPr>
             <w:r/>
             <w:r>
               <w:rPr>
@@ -8392,6 +10779,9 @@
             <w:shd w:val="clear" w:color="auto" w:fill="D9D9D9"/>
           </w:tcPr>
           <w:p>
+            <w:pPr>
+              <w:spacing w:before="20" w:after="20"/>
+            </w:pPr>
             <w:r/>
             <w:r>
               <w:rPr>
@@ -8409,6 +10799,9 @@
             <w:shd w:val="clear" w:color="auto" w:fill="D9D9D9"/>
           </w:tcPr>
           <w:p>
+            <w:pPr>
+              <w:spacing w:before="20" w:after="20"/>
+            </w:pPr>
             <w:r/>
             <w:r>
               <w:rPr>
@@ -8422,11 +10815,17 @@
         </w:tc>
       </w:tr>
       <w:tr>
-        <w:tc>
-          <w:tcPr>
-            <w:tcW w:type="dxa" w:w="5046"/>
-          </w:tcPr>
-          <w:p>
+        <w:trPr>
+          <w:cantSplit/>
+        </w:trPr>
+        <w:tc>
+          <w:tcPr>
+            <w:tcW w:type="dxa" w:w="5046"/>
+          </w:tcPr>
+          <w:p>
+            <w:pPr>
+              <w:spacing w:before="20" w:after="20"/>
+            </w:pPr>
             <w:r/>
             <w:r>
               <w:rPr>
@@ -8443,6 +10842,9 @@
             <w:tcW w:type="dxa" w:w="5046"/>
           </w:tcPr>
           <w:p>
+            <w:pPr>
+              <w:spacing w:before="20" w:after="20"/>
+            </w:pPr>
             <w:r/>
             <w:r>
               <w:rPr>
@@ -8459,6 +10861,9 @@
             <w:tcW w:type="dxa" w:w="5046"/>
           </w:tcPr>
           <w:p>
+            <w:pPr>
+              <w:spacing w:before="20" w:after="20"/>
+            </w:pPr>
             <w:r/>
             <w:r>
               <w:rPr>
@@ -8471,11 +10876,17 @@
         </w:tc>
       </w:tr>
       <w:tr>
-        <w:tc>
-          <w:tcPr>
-            <w:tcW w:type="dxa" w:w="5046"/>
-          </w:tcPr>
-          <w:p>
+        <w:trPr>
+          <w:cantSplit/>
+        </w:trPr>
+        <w:tc>
+          <w:tcPr>
+            <w:tcW w:type="dxa" w:w="5046"/>
+          </w:tcPr>
+          <w:p>
+            <w:pPr>
+              <w:spacing w:before="20" w:after="20"/>
+            </w:pPr>
             <w:r/>
             <w:r>
               <w:rPr>
@@ -8492,6 +10903,9 @@
             <w:tcW w:type="dxa" w:w="5046"/>
           </w:tcPr>
           <w:p>
+            <w:pPr>
+              <w:spacing w:before="20" w:after="20"/>
+            </w:pPr>
             <w:r/>
             <w:r>
               <w:rPr>
@@ -8508,6 +10922,9 @@
             <w:tcW w:type="dxa" w:w="5046"/>
           </w:tcPr>
           <w:p>
+            <w:pPr>
+              <w:spacing w:before="20" w:after="20"/>
+            </w:pPr>
             <w:r/>
             <w:r>
               <w:rPr>
@@ -8520,11 +10937,17 @@
         </w:tc>
       </w:tr>
       <w:tr>
-        <w:tc>
-          <w:tcPr>
-            <w:tcW w:type="dxa" w:w="5046"/>
-          </w:tcPr>
-          <w:p>
+        <w:trPr>
+          <w:cantSplit/>
+        </w:trPr>
+        <w:tc>
+          <w:tcPr>
+            <w:tcW w:type="dxa" w:w="5046"/>
+          </w:tcPr>
+          <w:p>
+            <w:pPr>
+              <w:spacing w:before="20" w:after="20"/>
+            </w:pPr>
             <w:r/>
             <w:r>
               <w:rPr>
@@ -8541,6 +10964,9 @@
             <w:tcW w:type="dxa" w:w="5046"/>
           </w:tcPr>
           <w:p>
+            <w:pPr>
+              <w:spacing w:before="20" w:after="20"/>
+            </w:pPr>
             <w:r/>
             <w:r>
               <w:rPr>
@@ -8557,6 +10983,9 @@
             <w:tcW w:type="dxa" w:w="5046"/>
           </w:tcPr>
           <w:p>
+            <w:pPr>
+              <w:spacing w:before="20" w:after="20"/>
+            </w:pPr>
             <w:r/>
             <w:r>
               <w:rPr>
@@ -8569,11 +10998,17 @@
         </w:tc>
       </w:tr>
       <w:tr>
-        <w:tc>
-          <w:tcPr>
-            <w:tcW w:type="dxa" w:w="5046"/>
-          </w:tcPr>
-          <w:p>
+        <w:trPr>
+          <w:cantSplit/>
+        </w:trPr>
+        <w:tc>
+          <w:tcPr>
+            <w:tcW w:type="dxa" w:w="5046"/>
+          </w:tcPr>
+          <w:p>
+            <w:pPr>
+              <w:spacing w:before="20" w:after="20"/>
+            </w:pPr>
             <w:r/>
             <w:r>
               <w:rPr>
@@ -8590,6 +11025,9 @@
             <w:tcW w:type="dxa" w:w="5046"/>
           </w:tcPr>
           <w:p>
+            <w:pPr>
+              <w:spacing w:before="20" w:after="20"/>
+            </w:pPr>
             <w:r/>
             <w:r>
               <w:rPr>
@@ -8606,6 +11044,9 @@
             <w:tcW w:type="dxa" w:w="5046"/>
           </w:tcPr>
           <w:p>
+            <w:pPr>
+              <w:spacing w:before="20" w:after="20"/>
+            </w:pPr>
             <w:r/>
             <w:r>
               <w:rPr>
@@ -8618,11 +11059,17 @@
         </w:tc>
       </w:tr>
       <w:tr>
-        <w:tc>
-          <w:tcPr>
-            <w:tcW w:type="dxa" w:w="5046"/>
-          </w:tcPr>
-          <w:p>
+        <w:trPr>
+          <w:cantSplit/>
+        </w:trPr>
+        <w:tc>
+          <w:tcPr>
+            <w:tcW w:type="dxa" w:w="5046"/>
+          </w:tcPr>
+          <w:p>
+            <w:pPr>
+              <w:spacing w:before="20" w:after="20"/>
+            </w:pPr>
             <w:r/>
             <w:r>
               <w:rPr>
@@ -8639,6 +11086,9 @@
             <w:tcW w:type="dxa" w:w="5046"/>
           </w:tcPr>
           <w:p>
+            <w:pPr>
+              <w:spacing w:before="20" w:after="20"/>
+            </w:pPr>
             <w:r/>
             <w:r>
               <w:rPr>
@@ -8655,6 +11105,9 @@
             <w:tcW w:type="dxa" w:w="5046"/>
           </w:tcPr>
           <w:p>
+            <w:pPr>
+              <w:spacing w:before="20" w:after="20"/>
+            </w:pPr>
             <w:r/>
             <w:r>
               <w:rPr>
@@ -8667,11 +11120,17 @@
         </w:tc>
       </w:tr>
       <w:tr>
-        <w:tc>
-          <w:tcPr>
-            <w:tcW w:type="dxa" w:w="5046"/>
-          </w:tcPr>
-          <w:p>
+        <w:trPr>
+          <w:cantSplit/>
+        </w:trPr>
+        <w:tc>
+          <w:tcPr>
+            <w:tcW w:type="dxa" w:w="5046"/>
+          </w:tcPr>
+          <w:p>
+            <w:pPr>
+              <w:spacing w:before="20" w:after="20"/>
+            </w:pPr>
             <w:r/>
             <w:r>
               <w:rPr>
@@ -8688,6 +11147,9 @@
             <w:tcW w:type="dxa" w:w="5046"/>
           </w:tcPr>
           <w:p>
+            <w:pPr>
+              <w:spacing w:before="20" w:after="20"/>
+            </w:pPr>
             <w:r/>
             <w:r>
               <w:rPr>
@@ -8704,6 +11166,9 @@
             <w:tcW w:type="dxa" w:w="5046"/>
           </w:tcPr>
           <w:p>
+            <w:pPr>
+              <w:spacing w:before="20" w:after="20"/>
+            </w:pPr>
             <w:r/>
             <w:r>
               <w:rPr>
@@ -8716,11 +11181,17 @@
         </w:tc>
       </w:tr>
       <w:tr>
-        <w:tc>
-          <w:tcPr>
-            <w:tcW w:type="dxa" w:w="5046"/>
-          </w:tcPr>
-          <w:p>
+        <w:trPr>
+          <w:cantSplit/>
+        </w:trPr>
+        <w:tc>
+          <w:tcPr>
+            <w:tcW w:type="dxa" w:w="5046"/>
+          </w:tcPr>
+          <w:p>
+            <w:pPr>
+              <w:spacing w:before="20" w:after="20"/>
+            </w:pPr>
             <w:r/>
             <w:r>
               <w:rPr>
@@ -8737,6 +11208,9 @@
             <w:tcW w:type="dxa" w:w="5046"/>
           </w:tcPr>
           <w:p>
+            <w:pPr>
+              <w:spacing w:before="20" w:after="20"/>
+            </w:pPr>
             <w:r/>
             <w:r>
               <w:rPr>
@@ -8753,6 +11227,9 @@
             <w:tcW w:type="dxa" w:w="5046"/>
           </w:tcPr>
           <w:p>
+            <w:pPr>
+              <w:spacing w:before="20" w:after="20"/>
+            </w:pPr>
             <w:r/>
             <w:r>
               <w:rPr>
@@ -8765,11 +11242,17 @@
         </w:tc>
       </w:tr>
       <w:tr>
-        <w:tc>
-          <w:tcPr>
-            <w:tcW w:type="dxa" w:w="5046"/>
-          </w:tcPr>
-          <w:p>
+        <w:trPr>
+          <w:cantSplit/>
+        </w:trPr>
+        <w:tc>
+          <w:tcPr>
+            <w:tcW w:type="dxa" w:w="5046"/>
+          </w:tcPr>
+          <w:p>
+            <w:pPr>
+              <w:spacing w:before="20" w:after="20"/>
+            </w:pPr>
             <w:r/>
             <w:r>
               <w:rPr>
@@ -8786,6 +11269,9 @@
             <w:tcW w:type="dxa" w:w="5046"/>
           </w:tcPr>
           <w:p>
+            <w:pPr>
+              <w:spacing w:before="20" w:after="20"/>
+            </w:pPr>
             <w:r/>
             <w:r>
               <w:rPr>
@@ -8802,6 +11288,9 @@
             <w:tcW w:type="dxa" w:w="5046"/>
           </w:tcPr>
           <w:p>
+            <w:pPr>
+              <w:spacing w:before="20" w:after="20"/>
+            </w:pPr>
             <w:r/>
             <w:r>
               <w:rPr>
@@ -8814,11 +11303,17 @@
         </w:tc>
       </w:tr>
       <w:tr>
-        <w:tc>
-          <w:tcPr>
-            <w:tcW w:type="dxa" w:w="5046"/>
-          </w:tcPr>
-          <w:p>
+        <w:trPr>
+          <w:cantSplit/>
+        </w:trPr>
+        <w:tc>
+          <w:tcPr>
+            <w:tcW w:type="dxa" w:w="5046"/>
+          </w:tcPr>
+          <w:p>
+            <w:pPr>
+              <w:spacing w:before="20" w:after="20"/>
+            </w:pPr>
             <w:r/>
             <w:r>
               <w:rPr>
@@ -8835,6 +11330,9 @@
             <w:tcW w:type="dxa" w:w="5046"/>
           </w:tcPr>
           <w:p>
+            <w:pPr>
+              <w:spacing w:before="20" w:after="20"/>
+            </w:pPr>
             <w:r/>
             <w:r>
               <w:rPr>
@@ -8851,6 +11349,9 @@
             <w:tcW w:type="dxa" w:w="5046"/>
           </w:tcPr>
           <w:p>
+            <w:pPr>
+              <w:spacing w:before="20" w:after="20"/>
+            </w:pPr>
             <w:r/>
             <w:r>
               <w:rPr>

--- a/docx/fr/BUFRCREX_CodeFlag_fr_03.docx
+++ b/docx/fr/BUFRCREX_CodeFlag_fr_03.docx
@@ -10805,567 +10805,6 @@
       </w:tr>
     </w:tbl>
     <w:p/>
-    <w:p/>
-    <w:p>
-      <w:r>
-        <w:rPr>
-          <w:rFonts w:ascii="Verdana" w:hAnsi="Verdana"/>
-          <w:i/>
-          <w:sz w:val="14"/>
-        </w:rPr>
-        <w:t>Note 2: (voir Note 1) 1) Pour l’emploi du chiffre du code 15, voir la règle 12.1.4. 2) «Clair» et «couvert» portent les chiffres 0 et 8 respectivement.</w:t>
-      </w:r>
-    </w:p>
-    <w:p>
-      <w:r>
-        <w:rPr>
-          <w:rFonts w:ascii="Verdana" w:hAnsi="Verdana"/>
-          <w:i/>
-          <w:sz w:val="14"/>
-        </w:rPr>
-        <w:t>Note 5: (0 = bonne; 1 = mauvaise)</w:t>
-      </w:r>
-    </w:p>
-    <w:p>
-      <w:r>
-        <w:rPr>
-          <w:rFonts w:ascii="Verdana" w:hAnsi="Verdana"/>
-          <w:i/>
-          <w:sz w:val="14"/>
-        </w:rPr>
-        <w:t>Note 6: (Voir la table de code commune C-1 dans la Partie C/c.)</w:t>
-      </w:r>
-    </w:p>
-    <w:p>
-      <w:r>
-        <w:rPr>
-          <w:rFonts w:ascii="Verdana" w:hAnsi="Verdana"/>
-          <w:i/>
-          <w:sz w:val="14"/>
-        </w:rPr>
-        <w:t>Note 7: (Voir la table de code commune C-2 dans la Partie C/c.)</w:t>
-      </w:r>
-    </w:p>
-    <w:p>
-      <w:r>
-        <w:rPr>
-          <w:rFonts w:ascii="Verdana" w:hAnsi="Verdana"/>
-          <w:i/>
-          <w:sz w:val="14"/>
-        </w:rPr>
-        <w:t>Note 8: (Voir la table de code commune C-3)</w:t>
-      </w:r>
-    </w:p>
-    <w:p>
-      <w:r>
-        <w:rPr>
-          <w:rFonts w:ascii="Verdana" w:hAnsi="Verdana"/>
-          <w:i/>
-          <w:sz w:val="14"/>
-        </w:rPr>
-        <w:t>Note 9: (Voir la table de code commune C-4)</w:t>
-      </w:r>
-    </w:p>
-    <w:p>
-      <w:r>
-        <w:rPr>
-          <w:rFonts w:ascii="Verdana" w:hAnsi="Verdana"/>
-          <w:i/>
-          <w:sz w:val="14"/>
-        </w:rPr>
-        <w:t>Note 10: (Voir la table de code commune C-5 dans la Partie C/c.)</w:t>
-      </w:r>
-    </w:p>
-    <w:p>
-      <w:r>
-        <w:rPr>
-          <w:rFonts w:ascii="Verdana" w:hAnsi="Verdana"/>
-          <w:i/>
-          <w:sz w:val="14"/>
-        </w:rPr>
-        <w:t>Note 11: (Voir la table de code commune C-7 dans la Partie C/c.)</w:t>
-      </w:r>
-    </w:p>
-    <w:p>
-      <w:r>
-        <w:rPr>
-          <w:rFonts w:ascii="Verdana" w:hAnsi="Verdana"/>
-          <w:i/>
-          <w:sz w:val="14"/>
-        </w:rPr>
-        <w:t>Note 12: (Voir la table de code commune C-8 dans la Partie C/c.)</w:t>
-      </w:r>
-    </w:p>
-    <w:p>
-      <w:r>
-        <w:rPr>
-          <w:rFonts w:ascii="Verdana" w:hAnsi="Verdana"/>
-          <w:i/>
-          <w:sz w:val="14"/>
-        </w:rPr>
-        <w:t>Note 13: (See Common Code table C-14 Part C/c.)</w:t>
-      </w:r>
-    </w:p>
-    <w:p>
-      <w:r>
-        <w:rPr>
-          <w:rFonts w:ascii="Verdana" w:hAnsi="Verdana"/>
-          <w:i/>
-          <w:sz w:val="14"/>
-        </w:rPr>
-        <w:t>Note 14: (A definir par les centres proprement dits - Voir la table de code commune C-12 dans la Partie C/c.)</w:t>
-      </w:r>
-    </w:p>
-    <w:p>
-      <w:r>
-        <w:rPr>
-          <w:rFonts w:ascii="Verdana" w:hAnsi="Verdana"/>
-          <w:i/>
-          <w:sz w:val="14"/>
-        </w:rPr>
-        <w:t>Note 15: (A etablir)</w:t>
-      </w:r>
-    </w:p>
-    <w:p>
-      <w:r>
-        <w:rPr>
-          <w:rFonts w:ascii="Verdana" w:hAnsi="Verdana"/>
-          <w:i/>
-          <w:sz w:val="14"/>
-        </w:rPr>
-        <w:t>Note 16: Une séquence d’au moins deux paires de coordonnées de position, telles que latitude et longitude, définit une ligne ou un polygone. Les points sont reliés dans l’ordre indiqué dans le message. Toute zone décrite se situera à gauche de la ligne dessinée dans le sens indiqué. Cette définition s’applique à des polygones simples, non intersectants et sans trou.</w:t>
-      </w:r>
-    </w:p>
-    <w:p>
-      <w:r>
-        <w:rPr>
-          <w:rFonts w:ascii="Verdana" w:hAnsi="Verdana"/>
-          <w:i/>
-          <w:sz w:val="14"/>
-        </w:rPr>
-        <w:t>Note 17: Si tous les bits sont mis à 0, cela signifie que l’étalonnage est correct.</w:t>
-      </w:r>
-    </w:p>
-    <w:p>
-      <w:r>
-        <w:rPr>
-          <w:rFonts w:ascii="Verdana" w:hAnsi="Verdana"/>
-          <w:i/>
-          <w:sz w:val="14"/>
-        </w:rPr>
-        <w:t>Note 18: Toutes les statistiques de premier ordre sont exprimees dans les unites definies par les descripteurs de donnees d'origine.</w:t>
-      </w:r>
-    </w:p>
-    <w:p>
-      <w:r>
-        <w:rPr>
-          <w:rFonts w:ascii="Verdana" w:hAnsi="Verdana"/>
-          <w:i/>
-          <w:sz w:val="14"/>
-        </w:rPr>
-        <w:t>Note 19: 1) La signification du champ associé correspond, au début, à la qualité des données observées. 2) Le chiffre du code 21 peut être utilisé dans des messages corrigés où les valeurs substituées/corrigées sont déterminées. 3) D’autres applications peuvent être prévues.</w:t>
-      </w:r>
-    </w:p>
-    <w:p>
-      <w:r>
-        <w:rPr>
-          <w:rFonts w:ascii="Verdana" w:hAnsi="Verdana"/>
-          <w:i/>
-          <w:sz w:val="14"/>
-        </w:rPr>
-        <w:t>Note 21: En commençant par la position du premier bit (bit de plus fort poids), si le bit est mis à 1, le canal est utilisé. Si le bit est mis à zéro, le canal n’est pas utilisé.</w:t>
-      </w:r>
-    </w:p>
-    <w:p>
-      <w:r>
-        <w:rPr>
-          <w:rFonts w:ascii="Verdana" w:hAnsi="Verdana"/>
-          <w:i/>
-          <w:sz w:val="14"/>
-        </w:rPr>
-        <w:t>Note 22: L'expression 'mesure ciel couvert' indique que les valeurs de sondage sont obtenues uniquement a partir de donnees HIRS stratospheriques, de donnees MSU et de donnees SSU. Le ciel etant couvert, on n'a pas utilise de donnees HIRS tropospheriques.</w:t>
-      </w:r>
-    </w:p>
-    <w:p>
-      <w:r>
-        <w:rPr>
-          <w:rFonts w:ascii="Verdana" w:hAnsi="Verdana"/>
-          <w:i/>
-          <w:sz w:val="14"/>
-        </w:rPr>
-        <w:t>Note 23: HIRS* signifie: canaux HIRS 1 (669 cm–1) 2 (679 cm–1) 3 (690 cm–1) 4 (2358 cm–1)</w:t>
-      </w:r>
-    </w:p>
-    <w:p>
-      <w:r>
-        <w:rPr>
-          <w:rFonts w:ascii="Verdana" w:hAnsi="Verdana"/>
-          <w:i/>
-          <w:sz w:val="14"/>
-        </w:rPr>
-        <w:t>Note 24: Bits 1 a 4: INDICATIF DE DEFAUT DE L'HEURE. Lorsque tous les bits sont mis a 0, cela signifie que l'heure de balayage correspond a l'heure prevue.</w:t>
-      </w:r>
-    </w:p>
-    <w:p>
-      <w:r>
-        <w:rPr>
-          <w:rFonts w:ascii="Verdana" w:hAnsi="Verdana"/>
-          <w:i/>
-          <w:sz w:val="14"/>
-        </w:rPr>
-        <w:t>Note 25: Bits 11 a 17: INDICATIF DE DEFAUT DE LOCALISATION GEOGRAPHIQUE. Lorsque tous les bits sont mis a 0, cela signifie que la localisation geographique est normale.</w:t>
-      </w:r>
-    </w:p>
-    <w:p>
-      <w:r>
-        <w:rPr>
-          <w:rFonts w:ascii="Verdana" w:hAnsi="Verdana"/>
-          <w:i/>
-          <w:sz w:val="14"/>
-        </w:rPr>
-        <w:t>Note 27: Bits 5 a 10: INDICATIF DE DEFAUT D'ETALONNAGE. Lorsque tous les bits sont mis a 0, cela signifie que l'etalonnage est normal. Lorsque l'un ou l'autre des bits 5, 7 et 10 est mis a 1, cela signifie que des coefficients secondaires d'etalonnage ont ete utilises.</w:t>
-      </w:r>
-    </w:p>
-    <w:p>
-      <w:r>
-        <w:rPr>
-          <w:rFonts w:ascii="Verdana" w:hAnsi="Verdana"/>
-          <w:i/>
-          <w:sz w:val="14"/>
-        </w:rPr>
-        <w:t>Note 32: 1) Chiffres du code 1 à 9:  durée et heure de la mesure du courant (méthode vectorielle ou méthode Doppler d’établissement du profil du courant). 2) Chiffres du code 11 à 19:  période de la mesure du courant (méthode de la dérive). 3) H = heure d’observation.</w:t>
-      </w:r>
-    </w:p>
-    <w:p>
-      <w:r>
-        <w:rPr>
-          <w:rFonts w:ascii="Verdana" w:hAnsi="Verdana"/>
-          <w:i/>
-          <w:sz w:val="14"/>
-        </w:rPr>
-        <w:t>Note 33: 1) Chiffres du code 1 à 9:  durée et heure de la mesure du courant (méthode vectorielle ou méthode Doppler d’établissement du profil du courant). 2) Chiffres du code 11 à 19:  période de la mesure du courant (méthode de la dérive). 3) H = heure d’observation.</w:t>
-      </w:r>
-    </w:p>
-    <w:p>
-      <w:r>
-        <w:rPr>
-          <w:rFonts w:ascii="Verdana" w:hAnsi="Verdana"/>
-          <w:i/>
-          <w:sz w:val="14"/>
-        </w:rPr>
-        <w:t>Note 34: 1) Entre les chiffres du code 100–199, la présente table de code comprend des termes à plusieurs niveaux afin de servir aux stations simples et aux stations automatiques devenant de plus en plus complexes. 2) Les termes génériques se rapportant au temps (par exemple brouillard, bruine) sont destinés à être utilisés dans des stations automatiques pouvant déterminer les types de temps sans pouvoir fournir d'autres informations.  Les termes génériques figurent tous dans la table de code en lettres majuscules. 3) Les chiffres du code pour les catégories de précipitations (chiffres du code 140 à 148) sont disposés par ordre de complexité croissante.  Par exemple, une station très simple qui ne peut déceler que la présence ou l'absence de précipitations utilise le chiffre du code 140 (précipitations).  Au niveau suivant, une station automatique pouvant déceler le volume, mais pas le type, utilise le chiffre du code 141 ou 142.  Une station automatique qui peut déceler le type général (liquide, solide, se congelant) et le volume général utilise les chiffres du code 143 à 148.  Une station automatique qui peut signaler les types réels de précipitations (par exemple bruine ou pluie), mais non leur volume, utilise le nombre entier de la dizaine correspondante (par exemple 150 pour la catégorie bruine; 160 pour la catégorie pluie).</w:t>
-      </w:r>
-    </w:p>
-    <w:p>
-      <w:r>
-        <w:rPr>
-          <w:rFonts w:ascii="Verdana" w:hAnsi="Verdana"/>
-          <w:i/>
-          <w:sz w:val="14"/>
-        </w:rPr>
-        <w:t>Note 35: Le descripteur 0 25 009 est caduc; le remplacer par le descripteur 0 25 029.</w:t>
-      </w:r>
-    </w:p>
-    <w:p>
-      <w:r>
-        <w:rPr>
-          <w:rFonts w:ascii="Verdana" w:hAnsi="Verdana"/>
-          <w:i/>
-          <w:sz w:val="14"/>
-        </w:rPr>
-        <w:t>Note 36: Les statistiques sur les differences sont des valeurs differentielles ayant des dimensions similaires a celles des valeurs observees correspondantes en ce qui concerne les unites, mais dont les limites sont centrees sur le zero.</w:t>
-      </w:r>
-    </w:p>
-    <w:p>
-      <w:r>
-        <w:rPr>
-          <w:rFonts w:ascii="Verdana" w:hAnsi="Verdana"/>
-          <w:i/>
-          <w:sz w:val="14"/>
-        </w:rPr>
-        <w:t>Note 39: 1) L’EPSG est un jeu de données sur les systèmes de coordonnées et les transformations qu’ils subissent, constitué et tenu à jour à l’origine par l’ European Petroleum Survey Group l’Association internationale des producteurs de pétrole et de gaz qui s’en occupe, par le biais du sous-comité à la géodésie relevant de son Comité de géomatique. 2) Lorsque le chiffre du code 4 est utilisé pour préciser un système de coordonnées de référence, la donnée ellipsoïdale est alors un ellipsoïde de révolution aplati, dont le grand axe s’oriente dans le même plan que le plan équatorial et le petit axe coupe le méridien d’origine près du pôle d’origine. Le Nord correspond à la direction de l’équateur au pôle d’origine. L’Est correspond au sens inverse des aiguilles d’une montre à partir du méridien d’origine vu depuis le pôle Nord. Dans ce cas, il faut préciser le demi-grand axe et le demi-petit axe (en se servant par exemple des descripteurs 0 01 152 et 0 01 153).</w:t>
-      </w:r>
-    </w:p>
-    <w:p>
-      <w:r>
-        <w:rPr>
-          <w:rFonts w:ascii="Verdana" w:hAnsi="Verdana"/>
-          <w:i/>
-          <w:sz w:val="14"/>
-        </w:rPr>
-        <w:t>Note 42: 1) La signification du champ associé correspond, au début, à la qualité des données observées. 2) Le chiffre du code 21 peut être utilisé dans des messages corrigés où les valeurs substituées/corrigées sont déterminées. 3) D’autres applications peuvent être prévues.</w:t>
-      </w:r>
-    </w:p>
-    <w:p>
-      <w:r>
-        <w:rPr>
-          <w:rFonts w:ascii="Verdana" w:hAnsi="Verdana"/>
-          <w:i/>
-          <w:sz w:val="14"/>
-        </w:rPr>
-        <w:t>Note 43: 1) Entre les chiffres du code 100–199, la présente table de code comprend des termes à plusieurs niveaux afin de servir aux stations simples et aux stations automatiques devenant de plus en plus complexes. 2) Les termes génériques se rapportant au temps (par exemple brouillard, bruine) sont destinés à être utilisés dans des stations automatiques pouvant déterminer les types de temps sans pouvoir fournir d'autres informations.  Les termes génériques figurent tous dans la table de code en lettres majuscules. 3) Les chiffres du code pour les catégories de précipitations (chiffres du code 140 à 148) sont disposés par ordre de complexité croissante.  Par exemple, une station très simple qui ne peut déceler que la présence ou l'absence de précipitations utilise le chiffre du code 140 (précipitations).  Au niveau suivant, une station automatique pouvant déceler le volume, mais pas le type, utilise le chiffre du code 141 ou 142.  Une station automatique qui peut déceler le type général (liquide, solide, se congelant) et le volume général utilise les chiffres du code 143 à 148.  Une station automatique qui peut signaler les types réels de précipitations (par exemple bruine ou pluie), mais non leur volume, utilise le nombre entier de la dizaine correspondante (par exemple 150 pour la catégorie bruine; 160 pour la catégorie pluie).</w:t>
-      </w:r>
-    </w:p>
-    <w:p>
-      <w:r>
-        <w:rPr>
-          <w:rFonts w:ascii="Verdana" w:hAnsi="Verdana"/>
-          <w:i/>
-          <w:sz w:val="14"/>
-        </w:rPr>
-        <w:t>Note 45: 1) Chiffres du code 1 à 9:  durée et heure de la mesure du courant (méthode vectorielle ou méthode Doppler d’établissement du profil du courant). 2) Chiffres du code 11 à 19:  période de la mesure du courant (méthode de la dérive). 3) H = heure d’observation.</w:t>
-      </w:r>
-    </w:p>
-    <w:p>
-      <w:r>
-        <w:rPr>
-          <w:rFonts w:ascii="Verdana" w:hAnsi="Verdana"/>
-          <w:i/>
-          <w:sz w:val="14"/>
-        </w:rPr>
-        <w:t>Note 49: Si le bit est mis à 1, l’indication est valable.</w:t>
-      </w:r>
-    </w:p>
-    <w:p>
-      <w:r>
-        <w:rPr>
-          <w:rFonts w:ascii="Verdana" w:hAnsi="Verdana"/>
-          <w:i/>
-          <w:sz w:val="14"/>
-        </w:rPr>
-        <w:t>Note 50: 1) Les définitions données pour les chiffres du code 0 à 2 et 4 s’appliquent à une superficie représentative de sol nu, et les chiffres 3, 5 à 9 et 10 à 19 à une zone dégagée représentative. 2) En toutes circonstances, on choisit le chiffre du code le plus élevé qui puisse s’appliquer. 3) Dans la table de code ci-dessus, toute référence à de la glace comprend aussi les précipitations solides autres que la neige.</w:t>
-      </w:r>
-    </w:p>
-    <w:p>
-      <w:r>
-        <w:rPr>
-          <w:rFonts w:ascii="Verdana" w:hAnsi="Verdana"/>
-          <w:i/>
-          <w:sz w:val="14"/>
-        </w:rPr>
-        <w:t>Note 52: 1) Dans les messages d'observation en provenance de stations météorologiques automatiques, on utilise le chiffre du code 2 si la tendance est à la hausse, 7 si la tendance est à la baisse, et 4 si la pression atmosphérique est la même que trois heures auparavant. 2) Dans les messages provenant de stations tropicales qui communiquent des données concernant les changements de pression sur 24 heures, le chiffre du code 2 indique que la tendance est positive, le chiffre 7 qu'elle est négative, et le chiffre 4 que la pression est la même que 24 heures auparavant.</w:t>
-      </w:r>
-    </w:p>
-    <w:p>
-      <w:r>
-        <w:rPr>
-          <w:rFonts w:ascii="Verdana" w:hAnsi="Verdana"/>
-          <w:i/>
-          <w:sz w:val="14"/>
-        </w:rPr>
-        <w:t>Note 53: 1) Dans les messages d'observation en provenance de stations météorologiques automatiques, on utilise le chiffre du code 2 si la tendance est à la hausse, 7 si la tendance est à la baisse, et 4 si la pression atmosphérique est la même que trois heures auparavant. 2) Dans les messages provenant de stations tropicales qui communiquent des données concernant les changements de pression sur 24 heures, le chiffre du code 2 indique que la tendance est positive, le chiffre 7 qu'elle est négative, et le chiffre 4 que la pression est la même que 24 heures auparavant.</w:t>
-      </w:r>
-    </w:p>
-    <w:p>
-      <w:r>
-        <w:rPr>
-          <w:rFonts w:ascii="Verdana" w:hAnsi="Verdana"/>
-          <w:i/>
-          <w:sz w:val="14"/>
-        </w:rPr>
-        <w:t>Note 54: 1) Les définitions données pour les chiffres du code 0 à 2 et 4 s’appliquent à une superficie représentative de sol nu, et les chiffres 3, 5 à 9 et 10 à 19 à une zone dégagée représentative. 2) En toutes circonstances, on choisit le chiffre du code le plus élevé qui puisse s’appliquer. 3) Dans la table de code ci-dessus, toute référence à de la glace comprend aussi les précipitations solides autres que la neige.</w:t>
-      </w:r>
-    </w:p>
-    <w:p>
-      <w:r>
-        <w:rPr>
-          <w:rFonts w:ascii="Verdana" w:hAnsi="Verdana"/>
-          <w:i/>
-          <w:sz w:val="14"/>
-        </w:rPr>
-        <w:t>Note 57: Le mélange de précipitation est indiqué en mettant à 1 les bits de tous les types de précipitation observés.</w:t>
-      </w:r>
-    </w:p>
-    <w:p>
-      <w:r>
-        <w:rPr>
-          <w:rFonts w:ascii="Verdana" w:hAnsi="Verdana"/>
-          <w:i/>
-          <w:sz w:val="14"/>
-        </w:rPr>
-        <w:t>Note 59: D’autres appellations locales utilisées pour des orages de diverses intensités sont ajoutées selon les besoins.</w:t>
-      </w:r>
-    </w:p>
-    <w:p>
-      <w:r>
-        <w:rPr>
-          <w:rFonts w:ascii="Verdana" w:hAnsi="Verdana"/>
-          <w:i/>
-          <w:sz w:val="14"/>
-        </w:rPr>
-        <w:t>Note 60: Aucun des chiffres du code n’exclut la possibilité, laissée à la discrétion du centre de production, d’ajouter des niveaux obtenus par interpolation.</w:t>
-      </w:r>
-    </w:p>
-    <w:p>
-      <w:r>
-        <w:rPr>
-          <w:rFonts w:ascii="Verdana" w:hAnsi="Verdana"/>
-          <w:i/>
-          <w:sz w:val="14"/>
-        </w:rPr>
-        <w:t>Note 63: Dans cette table d'indicateurs, 'phenomene' signifie tout phenomene, y compris les precipitations et l'obscurcissement.</w:t>
-      </w:r>
-    </w:p>
-    <w:p>
-      <w:r>
-        <w:rPr>
-          <w:rFonts w:ascii="Verdana" w:hAnsi="Verdana"/>
-          <w:i/>
-          <w:sz w:val="14"/>
-        </w:rPr>
-        <w:t>Note 75: 1) Les définitions données pour les chiffres du code 0 à 2 et 4 s’appliquent à une superficie représentative de sol nu, et les chiffres 3, 5 à 9 et 10 à 19 à une zone dégagée représentative. 2) En toutes circonstances, on choisit le chiffre du code le plus élevé qui puisse s’appliquer. 3) Dans la table de code ci-dessus, toute référence à de la glace comprend aussi les précipitations solides autres que la neige.</w:t>
-      </w:r>
-    </w:p>
-    <w:p>
-      <w:r>
-        <w:rPr>
-          <w:rFonts w:ascii="Verdana" w:hAnsi="Verdana"/>
-          <w:i/>
-          <w:sz w:val="14"/>
-        </w:rPr>
-        <w:t>Note 76: 1) Ces valeurs se réfèrent à des vagues de vent bien formées en haute mer. dée aux termes descriptifs, ces valeurs relatives à la hauteur peuvent être utilisées à titre d’indication par l’observateur lorsqu’il chiffre l’état total d’agitation de la mer résultant de divers facteurs tels que le vent, la houle, les courants, l’angle entre la houle et le vent, etc. 2) Pour chiffrer une hauteur correspondant à la limite entre deux chiffres du code, prendre le chiffre du code le moins élevé; par exemple, une hauteur de 4 m est signalée à l’aide du chiffre du code 5.</w:t>
-      </w:r>
-    </w:p>
-    <w:p>
-      <w:r>
-        <w:rPr>
-          <w:rFonts w:ascii="Verdana" w:hAnsi="Verdana"/>
-          <w:i/>
-          <w:sz w:val="14"/>
-        </w:rPr>
-        <w:t>Note 78: Les trois premiers chiffres representent le code ISO du pays.</w:t>
-      </w:r>
-    </w:p>
-    <w:p>
-      <w:r>
-        <w:rPr>
-          <w:rFonts w:ascii="Verdana" w:hAnsi="Verdana"/>
-          <w:i/>
-          <w:sz w:val="14"/>
-        </w:rPr>
-        <w:t>Note 79: La derniere colonne de la table indique le numero d’enregistrement correspondant emis par le Chemical Abstracts Service (CAS) de l’American Chemical Society.</w:t>
-      </w:r>
-    </w:p>
-    <w:p>
-      <w:r>
-        <w:rPr>
-          <w:rFonts w:ascii="Verdana" w:hAnsi="Verdana"/>
-          <w:i/>
-          <w:sz w:val="14"/>
-        </w:rPr>
-        <w:t>Note 80: 1) Entre les chiffres du code 100–199, la présente table de code comprend des termes à plusieurs niveaux afin de servir aux stations simples et aux stations automatiques devenant de plus en plus complexes. 2) Les termes génériques se rapportant au temps (par exemple brouillard, bruine) sont destinés à être utilisés dans des stations automatiques pouvant déterminer les types de temps sans pouvoir fournir d'autres informations.  Les termes génériques figurent tous dans la table de code en lettres majuscules. 3) Les chiffres du code pour les catégories de précipitations (chiffres du code 140 à 148) sont disposés par ordre de complexité croissante.  Par exemple, une station très simple qui ne peut déceler que la présence ou l'absence de précipitations utilise le chiffre du code 140 (précipitations).  Au niveau suivant, une station automatique pouvant déceler le volume, mais pas le type, utilise le chiffre du code 141 ou 142.  Une station automatique qui peut déceler le type général (liquide, solide, se congelant) et le volume général utilise les chiffres du code 143 à 148.  Une station automatique qui peut signaler les types réels de précipitations (par exemple bruine ou pluie), mais non leur volume, utilise le nombre entier de la dizaine correspondante (par exemple 150 pour la catégorie bruine; 160 pour la catégorie pluie).</w:t>
-      </w:r>
-    </w:p>
-    <w:p>
-      <w:r>
-        <w:rPr>
-          <w:rFonts w:ascii="Verdana" w:hAnsi="Verdana"/>
-          <w:i/>
-          <w:sz w:val="14"/>
-        </w:rPr>
-        <w:t>Note 81: L’échelle des valeurs nominales de l’humidité du sol en surface est comprise entre 0 et 100 %. Dans des cas extrêmes, il est possible néanmoins que la valeur extrapolée à partir de la rétrodiffusion suivant un angle d’incidence de 40 degrés soit inférieure à la valeur minimale de référence de 0 % (conditions sèches) ou supérieure à la valeur maximale de référence de 100 % (conditions humides).</w:t>
-      </w:r>
-    </w:p>
-    <w:p>
-      <w:r>
-        <w:rPr>
-          <w:rFonts w:ascii="Verdana" w:hAnsi="Verdana"/>
-          <w:i/>
-          <w:sz w:val="14"/>
-        </w:rPr>
-        <w:t>Note 84: 1) Ces valeurs se réfèrent à des vagues de vent bien formées en haute mer. dée aux termes descriptifs, ces valeurs relatives à la hauteur peuvent être utilisées à titre d’indication par l’observateur lorsqu’il chiffre l’état total d’agitation de la mer résultant de divers facteurs tels que le vent, la houle, les courants, l’angle entre la houle et le vent, etc. 2) Pour chiffrer une hauteur correspondant à la limite entre deux chiffres du code, prendre le chiffre du code le moins élevé; par exemple, une hauteur de 4 m est signalée à l’aide du chiffre du code 5.</w:t>
-      </w:r>
-    </w:p>
-    <w:p>
-      <w:r>
-        <w:rPr>
-          <w:rFonts w:ascii="Verdana" w:hAnsi="Verdana"/>
-          <w:i/>
-          <w:sz w:val="14"/>
-        </w:rPr>
-        <w:t>Note 85: Ce descripteur sera associé à des données relatives à la visibilité ou à la hauteur des nuages pour préciser si la valeur est bornée. Si la donnée transmise est la valeur vraie, le chiffre du code est 0. Toutefois, la mesure peut atteindre la limite de capacité de mesure de l’instrument. Si la valeur transmise est supérieure à la valeur vraie, le chiffre du code est 1; si la valeur transmise est inférieure à la valeur vraie, le chiffre du code est 2.</w:t>
-      </w:r>
-    </w:p>
-    <w:p>
-      <w:r>
-        <w:rPr>
-          <w:rFonts w:ascii="Verdana" w:hAnsi="Verdana"/>
-          <w:i/>
-          <w:sz w:val="14"/>
-        </w:rPr>
-        <w:t>Note 88: 1) L’expression «moyenne sur une certaine période» indique qu’il est établi en permanence une moyenne des valeurs sur une période donnée. 2) L’expression «moyenne d’ensemble» indique que l’on prend la moyenne d’un certain nombre de valeurs distinctes correspondant à une série de situations dans le temps. 3) Il faut préciser les périodes auxquelles correspondent les caractéristiques temporelles.</w:t>
-      </w:r>
-    </w:p>
-    <w:p>
-      <w:r>
-        <w:rPr>
-          <w:rFonts w:ascii="Verdana" w:hAnsi="Verdana"/>
-          <w:i/>
-          <w:sz w:val="14"/>
-        </w:rPr>
-        <w:t>Note 90: Type d'instrument et unites initiales pour la mesure du vent (en m s-1 sauf indication contraire).</w:t>
-      </w:r>
-    </w:p>
-    <w:p>
-      <w:r>
-        <w:rPr>
-          <w:rFonts w:ascii="Verdana" w:hAnsi="Verdana"/>
-          <w:i/>
-          <w:sz w:val="14"/>
-        </w:rPr>
-        <w:t>Note 94: Si la méthode de transmission d’origine est celle indiquée par le chiffre 1 du code, il est conseillé de faire appel à la table de conversion suivante pour obtenir une valeur correcte des données correspondant au descripteur 0 01 012: Valeur indiquée Valeur des données 0 0 1 45 2 90 3 135 4 180 5 225 6 270 7 315 8 360 9 511</w:t>
-      </w:r>
-    </w:p>
-    <w:p>
-      <w:r>
-        <w:rPr>
-          <w:rFonts w:ascii="Verdana" w:hAnsi="Verdana"/>
-          <w:i/>
-          <w:sz w:val="14"/>
-        </w:rPr>
-        <w:t>Note 95: Si la méthode de transmission d’origine est celle indiquée par le chiffre 1 du code, il est conseillé de faire appel à la table de conversion suivante pour obtenir une valeur correcte des données correspondant au descripteur 0 01 013: Valeur indiquée Valeur des données 0 0 1 1 2 4 3 7 4 9 5 12 6 14 7 17 8 19 9 21 / 1023</w:t>
-      </w:r>
-    </w:p>
-    <w:p>
-      <w:r>
-        <w:rPr>
-          <w:rFonts w:ascii="Verdana" w:hAnsi="Verdana"/>
-          <w:i/>
-          <w:sz w:val="14"/>
-        </w:rPr>
-        <w:t>Note 98: Code figures 1 - 24 are siting classifications and measurement quality classifications according to the Guide to Instruments and Methods of Observation (WMO-No. 8), Volume I, Chapter 1, Annex 1.D and Annex 1.G.</w:t>
-      </w:r>
-    </w:p>
-    <w:p>
-      <w:r>
-        <w:rPr>
-          <w:rFonts w:ascii="Verdana" w:hAnsi="Verdana"/>
-          <w:i/>
-          <w:sz w:val="14"/>
-        </w:rPr>
-        <w:t>Note 99: Code figures 26 - 30 are siting classifications according to the Guide to Instruments and Methods of Observation (WMO-No. 8), Volume I, Chapter 1, Annex 1.D.</w:t>
-      </w:r>
-    </w:p>
-    <w:p>
-      <w:r>
-        <w:rPr>
-          <w:rFonts w:ascii="Verdana" w:hAnsi="Verdana"/>
-          <w:i/>
-          <w:sz w:val="14"/>
-        </w:rPr>
-        <w:t>Note 100: Code figures 31 - 34 are measurement quality classifications according to the Guide to Instruments and Methods of Observation (WMO-No. 8), Volume I, Chapter 1, Annex 1.G.</w:t>
-      </w:r>
-    </w:p>
-    <w:p>
-      <w:r>
-        <w:rPr>
-          <w:rFonts w:ascii="Verdana" w:hAnsi="Verdana"/>
-          <w:i/>
-          <w:sz w:val="14"/>
-        </w:rPr>
-        <w:t>Note 101: Annex 1.G is a new annex that will be part of an updated version of WMO-No. 8 to be published in mid-2022.</w:t>
-      </w:r>
-    </w:p>
     <w:sectPr>
       <w:pgSz w:w="16838" w:h="11906" w:orient="landscape"/>
       <w:pgMar w:top="850" w:right="850" w:bottom="850" w:left="850" w:header="720" w:footer="720" w:gutter="0"/>
